--- a/PRDs/CBM-Decisions-Log.docx
+++ b/PRDs/CBM-Decisions-Log.docx
@@ -46,7 +46,7 @@
           <w:sz w:val="22"/>
           <w:szCs w:val="22"/>
         </w:rPr>
-        <w:t xml:space="preserve">Version 0.1  |  Living Document  |  2025</w:t>
+        <w:t xml:space="preserve">Version 0.2  |  Living Document  |  2025</w:t>
       </w:r>
     </w:p>
     <w:p>
@@ -78,14 +78,6 @@
       </w:pPr>
       <w:r>
         <w:t xml:space="preserve">This is a living document that records every significant technology decision made by Cleveland Business Mentors. For each decision it captures: the options considered, the rationale for the choice made, and any conditions under which the decision should be revisited.</w:t>
-      </w:r>
-    </w:p>
-    <w:p>
-      <w:pPr>
-        <w:spacing w:after="120"/>
-      </w:pPr>
-      <w:r>
-        <w:t xml:space="preserve">This log exists to preserve institutional memory, support onboarding of future administrators, and ensure accountability and transparency in technology stewardship.</w:t>
       </w:r>
     </w:p>
     <w:p>
@@ -200,10 +192,10 @@
         </w:tblBorders>
       </w:tblPr>
       <w:tblGrid>
-        <w:gridCol w:w="1800"/>
-        <w:gridCol w:w="2200"/>
+        <w:gridCol w:w="800"/>
+        <w:gridCol w:w="1600"/>
         <w:gridCol w:w="2000"/>
-        <w:gridCol w:w="3360"/>
+        <w:gridCol w:w="4960"/>
       </w:tblGrid>
       <w:tr>
         <w:trPr>
@@ -211,7 +203,7 @@
         </w:trPr>
         <w:tc>
           <w:tcPr>
-            <w:tcW w:type="dxa" w:w="1800"/>
+            <w:tcW w:type="dxa" w:w="800"/>
             <w:tcBorders>
               <w:top w:val="single" w:color="CCCCCC" w:sz="1"/>
               <w:left w:val="single" w:color="CCCCCC" w:sz="1"/>
@@ -242,7 +234,7 @@
         </w:tc>
         <w:tc>
           <w:tcPr>
-            <w:tcW w:type="dxa" w:w="2200"/>
+            <w:tcW w:type="dxa" w:w="1600"/>
             <w:tcBorders>
               <w:top w:val="single" w:color="CCCCCC" w:sz="1"/>
               <w:left w:val="single" w:color="CCCCCC" w:sz="1"/>
@@ -267,7 +259,7 @@
                 <w:sz w:val="20"/>
                 <w:szCs w:val="20"/>
               </w:rPr>
-              <w:t xml:space="preserve">Decision</w:t>
+              <w:t xml:space="preserve">Domain</w:t>
             </w:r>
           </w:p>
         </w:tc>
@@ -304,7 +296,7 @@
         </w:tc>
         <w:tc>
           <w:tcPr>
-            <w:tcW w:type="dxa" w:w="3360"/>
+            <w:tcW w:type="dxa" w:w="4960"/>
             <w:tcBorders>
               <w:top w:val="single" w:color="CCCCCC" w:sz="1"/>
               <w:left w:val="single" w:color="CCCCCC" w:sz="1"/>
@@ -329,7 +321,7 @@
                 <w:sz w:val="20"/>
                 <w:szCs w:val="20"/>
               </w:rPr>
-              <w:t xml:space="preserve">Rationale / Notes</w:t>
+              <w:t xml:space="preserve">Decision &amp; Rationale</w:t>
             </w:r>
           </w:p>
         </w:tc>
@@ -337,7 +329,7 @@
       <w:tr>
         <w:tc>
           <w:tcPr>
-            <w:tcW w:type="dxa" w:w="1800"/>
+            <w:tcW w:type="dxa" w:w="800"/>
             <w:tcBorders>
               <w:top w:val="single" w:color="CCCCCC" w:sz="1"/>
               <w:left w:val="single" w:color="CCCCCC" w:sz="1"/>
@@ -365,30 +357,29 @@
         </w:tc>
         <w:tc>
           <w:tcPr>
-            <w:tcW w:type="dxa" w:w="2200"/>
-            <w:tcBorders>
-              <w:top w:val="single" w:color="CCCCCC" w:sz="1"/>
-              <w:left w:val="single" w:color="CCCCCC" w:sz="1"/>
-              <w:bottom w:val="single" w:color="CCCCCC" w:sz="1"/>
-              <w:right w:val="single" w:color="CCCCCC" w:sz="1"/>
-            </w:tcBorders>
-            <w:shd w:fill="FFFFFF" w:val="clear"/>
-            <w:tcMar>
-              <w:top w:type="dxa" w:w="80"/>
-              <w:left w:type="dxa" w:w="120"/>
-              <w:bottom w:type="dxa" w:w="80"/>
-              <w:right w:type="dxa" w:w="120"/>
-            </w:tcMar>
-          </w:tcPr>
-          <w:p>
-            <w:r>
-              <w:rPr>
-                <w:rFonts w:ascii="Arial" w:cs="Arial" w:eastAsia="Arial" w:hAnsi="Arial"/>
-                <w:sz w:val="20"/>
-                <w:szCs w:val="20"/>
-              </w:rPr>
-              <w:t xml:space="preserve">Hosting Platform
-(PROVISIONAL)</w:t>
+            <w:tcW w:type="dxa" w:w="1600"/>
+            <w:tcBorders>
+              <w:top w:val="single" w:color="CCCCCC" w:sz="1"/>
+              <w:left w:val="single" w:color="CCCCCC" w:sz="1"/>
+              <w:bottom w:val="single" w:color="CCCCCC" w:sz="1"/>
+              <w:right w:val="single" w:color="CCCCCC" w:sz="1"/>
+            </w:tcBorders>
+            <w:shd w:fill="FFFFFF" w:val="clear"/>
+            <w:tcMar>
+              <w:top w:type="dxa" w:w="80"/>
+              <w:left w:type="dxa" w:w="120"/>
+              <w:bottom w:type="dxa" w:w="80"/>
+              <w:right w:type="dxa" w:w="120"/>
+            </w:tcMar>
+          </w:tcPr>
+          <w:p>
+            <w:r>
+              <w:rPr>
+                <w:rFonts w:ascii="Arial" w:cs="Arial" w:eastAsia="Arial" w:hAnsi="Arial"/>
+                <w:sz w:val="20"/>
+                <w:szCs w:val="20"/>
+              </w:rPr>
+              <w:t xml:space="preserve">Hosting Platform</w:t>
             </w:r>
           </w:p>
         </w:tc>
@@ -416,35 +407,35 @@
                 <w:sz w:val="20"/>
                 <w:szCs w:val="20"/>
               </w:rPr>
-              <w:t xml:space="preserve">AWS, Google Cloud, Azure, DigitalOcean, self-hosted VPS</w:t>
-            </w:r>
-          </w:p>
-        </w:tc>
-        <w:tc>
-          <w:tcPr>
-            <w:tcW w:type="dxa" w:w="3360"/>
-            <w:tcBorders>
-              <w:top w:val="single" w:color="CCCCCC" w:sz="1"/>
-              <w:left w:val="single" w:color="CCCCCC" w:sz="1"/>
-              <w:bottom w:val="single" w:color="CCCCCC" w:sz="1"/>
-              <w:right w:val="single" w:color="CCCCCC" w:sz="1"/>
-            </w:tcBorders>
-            <w:shd w:fill="FFFFFF" w:val="clear"/>
-            <w:tcMar>
-              <w:top w:type="dxa" w:w="80"/>
-              <w:left w:type="dxa" w:w="120"/>
-              <w:bottom w:type="dxa" w:w="80"/>
-              <w:right w:type="dxa" w:w="120"/>
-            </w:tcMar>
-          </w:tcPr>
-          <w:p>
-            <w:r>
-              <w:rPr>
-                <w:rFonts w:ascii="Arial" w:cs="Arial" w:eastAsia="Arial" w:hAnsi="Arial"/>
-                <w:sz w:val="20"/>
-                <w:szCs w:val="20"/>
-              </w:rPr>
-              <w:t xml:space="preserve">AWS chosen for unified ecosystem (domain, hosting, CI/CD, CDN under one platform and billing). Tech admin comfortable with AWS. Cost manageable at CBM scale. Revisit if costs exceed budget threshold.</w:t>
+              <w:t xml:space="preserve">AWS, GCP, Azure, DigitalOcean, self-hosted VPS</w:t>
+            </w:r>
+          </w:p>
+        </w:tc>
+        <w:tc>
+          <w:tcPr>
+            <w:tcW w:type="dxa" w:w="4960"/>
+            <w:tcBorders>
+              <w:top w:val="single" w:color="CCCCCC" w:sz="1"/>
+              <w:left w:val="single" w:color="CCCCCC" w:sz="1"/>
+              <w:bottom w:val="single" w:color="CCCCCC" w:sz="1"/>
+              <w:right w:val="single" w:color="CCCCCC" w:sz="1"/>
+            </w:tcBorders>
+            <w:shd w:fill="FFFFFF" w:val="clear"/>
+            <w:tcMar>
+              <w:top w:type="dxa" w:w="80"/>
+              <w:left w:type="dxa" w:w="120"/>
+              <w:bottom w:type="dxa" w:w="80"/>
+              <w:right w:type="dxa" w:w="120"/>
+            </w:tcMar>
+          </w:tcPr>
+          <w:p>
+            <w:r>
+              <w:rPr>
+                <w:rFonts w:ascii="Arial" w:cs="Arial" w:eastAsia="Arial" w:hAnsi="Arial"/>
+                <w:sz w:val="20"/>
+                <w:szCs w:val="20"/>
+              </w:rPr>
+              <w:t xml:space="preserve">AWS SELECTED. Unified ecosystem (domain, hosting, CI/CD, CDN). Tech admin AWS-comfortable. Cost manageable at CBM scale. Revisit if costs exceed budget.</w:t>
             </w:r>
           </w:p>
         </w:tc>
@@ -452,7 +443,7 @@
       <w:tr>
         <w:tc>
           <w:tcPr>
-            <w:tcW w:type="dxa" w:w="1800"/>
+            <w:tcW w:type="dxa" w:w="800"/>
             <w:tcBorders>
               <w:top w:val="single" w:color="CCCCCC" w:sz="1"/>
               <w:left w:val="single" w:color="CCCCCC" w:sz="1"/>
@@ -480,7 +471,7 @@
         </w:tc>
         <w:tc>
           <w:tcPr>
-            <w:tcW w:type="dxa" w:w="2200"/>
+            <w:tcW w:type="dxa" w:w="1600"/>
             <w:tcBorders>
               <w:top w:val="single" w:color="CCCCCC" w:sz="1"/>
               <w:left w:val="single" w:color="CCCCCC" w:sz="1"/>
@@ -536,29 +527,29 @@
         </w:tc>
         <w:tc>
           <w:tcPr>
-            <w:tcW w:type="dxa" w:w="3360"/>
-            <w:tcBorders>
-              <w:top w:val="single" w:color="CCCCCC" w:sz="1"/>
-              <w:left w:val="single" w:color="CCCCCC" w:sz="1"/>
-              <w:bottom w:val="single" w:color="CCCCCC" w:sz="1"/>
-              <w:right w:val="single" w:color="CCCCCC" w:sz="1"/>
-            </w:tcBorders>
-            <w:shd w:fill="F2F2F2" w:val="clear"/>
-            <w:tcMar>
-              <w:top w:type="dxa" w:w="80"/>
-              <w:left w:type="dxa" w:w="120"/>
-              <w:bottom w:type="dxa" w:w="80"/>
-              <w:right w:type="dxa" w:w="120"/>
-            </w:tcMar>
-          </w:tcPr>
-          <w:p>
-            <w:r>
-              <w:rPr>
-                <w:rFonts w:ascii="Arial" w:cs="Arial" w:eastAsia="Arial" w:hAnsi="Arial"/>
-                <w:sz w:val="20"/>
-                <w:szCs w:val="20"/>
-              </w:rPr>
-              <w:t xml:space="preserve">AWS Route 53 chosen to stay within the AWS ecosystem. Unified access management via IAM. Integrated billing. Slightly higher cost than alternatives but justified by simplicity.</w:t>
+            <w:tcW w:type="dxa" w:w="4960"/>
+            <w:tcBorders>
+              <w:top w:val="single" w:color="CCCCCC" w:sz="1"/>
+              <w:left w:val="single" w:color="CCCCCC" w:sz="1"/>
+              <w:bottom w:val="single" w:color="CCCCCC" w:sz="1"/>
+              <w:right w:val="single" w:color="CCCCCC" w:sz="1"/>
+            </w:tcBorders>
+            <w:shd w:fill="F2F2F2" w:val="clear"/>
+            <w:tcMar>
+              <w:top w:type="dxa" w:w="80"/>
+              <w:left w:type="dxa" w:w="120"/>
+              <w:bottom w:type="dxa" w:w="80"/>
+              <w:right w:type="dxa" w:w="120"/>
+            </w:tcMar>
+          </w:tcPr>
+          <w:p>
+            <w:r>
+              <w:rPr>
+                <w:rFonts w:ascii="Arial" w:cs="Arial" w:eastAsia="Arial" w:hAnsi="Arial"/>
+                <w:sz w:val="20"/>
+                <w:szCs w:val="20"/>
+              </w:rPr>
+              <w:t xml:space="preserve">AWS Route 53 SELECTED. Stays within AWS ecosystem. Unified IAM access management. Integrated billing.</w:t>
             </w:r>
           </w:p>
         </w:tc>
@@ -566,7 +557,7 @@
       <w:tr>
         <w:tc>
           <w:tcPr>
-            <w:tcW w:type="dxa" w:w="1800"/>
+            <w:tcW w:type="dxa" w:w="800"/>
             <w:tcBorders>
               <w:top w:val="single" w:color="CCCCCC" w:sz="1"/>
               <w:left w:val="single" w:color="CCCCCC" w:sz="1"/>
@@ -594,30 +585,29 @@
         </w:tc>
         <w:tc>
           <w:tcPr>
-            <w:tcW w:type="dxa" w:w="2200"/>
-            <w:tcBorders>
-              <w:top w:val="single" w:color="CCCCCC" w:sz="1"/>
-              <w:left w:val="single" w:color="CCCCCC" w:sz="1"/>
-              <w:bottom w:val="single" w:color="CCCCCC" w:sz="1"/>
-              <w:right w:val="single" w:color="CCCCCC" w:sz="1"/>
-            </w:tcBorders>
-            <w:shd w:fill="FFFFFF" w:val="clear"/>
-            <w:tcMar>
-              <w:top w:type="dxa" w:w="80"/>
-              <w:left w:type="dxa" w:w="120"/>
-              <w:bottom w:type="dxa" w:w="80"/>
-              <w:right w:type="dxa" w:w="120"/>
-            </w:tcMar>
-          </w:tcPr>
-          <w:p>
-            <w:r>
-              <w:rPr>
-                <w:rFonts w:ascii="Arial" w:cs="Arial" w:eastAsia="Arial" w:hAnsi="Arial"/>
-                <w:sz w:val="20"/>
-                <w:szCs w:val="20"/>
-              </w:rPr>
-              <w:t xml:space="preserve">Email Platform
-(PROVISIONAL)</w:t>
+            <w:tcW w:type="dxa" w:w="1600"/>
+            <w:tcBorders>
+              <w:top w:val="single" w:color="CCCCCC" w:sz="1"/>
+              <w:left w:val="single" w:color="CCCCCC" w:sz="1"/>
+              <w:bottom w:val="single" w:color="CCCCCC" w:sz="1"/>
+              <w:right w:val="single" w:color="CCCCCC" w:sz="1"/>
+            </w:tcBorders>
+            <w:shd w:fill="FFFFFF" w:val="clear"/>
+            <w:tcMar>
+              <w:top w:type="dxa" w:w="80"/>
+              <w:left w:type="dxa" w:w="120"/>
+              <w:bottom w:type="dxa" w:w="80"/>
+              <w:right w:type="dxa" w:w="120"/>
+            </w:tcMar>
+          </w:tcPr>
+          <w:p>
+            <w:r>
+              <w:rPr>
+                <w:rFonts w:ascii="Arial" w:cs="Arial" w:eastAsia="Arial" w:hAnsi="Arial"/>
+                <w:sz w:val="20"/>
+                <w:szCs w:val="20"/>
+              </w:rPr>
+              <w:t xml:space="preserve">Email Platform (PROVISIONAL)</w:t>
             </w:r>
           </w:p>
         </w:tc>
@@ -645,35 +635,35 @@
                 <w:sz w:val="20"/>
                 <w:szCs w:val="20"/>
               </w:rPr>
-              <w:t xml:space="preserve">Google Workspace for Nonprofits, Proton Business, self-hosted (Mailcow/iRedMail)</w:t>
-            </w:r>
-          </w:p>
-        </w:tc>
-        <w:tc>
-          <w:tcPr>
-            <w:tcW w:type="dxa" w:w="3360"/>
-            <w:tcBorders>
-              <w:top w:val="single" w:color="CCCCCC" w:sz="1"/>
-              <w:left w:val="single" w:color="CCCCCC" w:sz="1"/>
-              <w:bottom w:val="single" w:color="CCCCCC" w:sz="1"/>
-              <w:right w:val="single" w:color="CCCCCC" w:sz="1"/>
-            </w:tcBorders>
-            <w:shd w:fill="FFFFFF" w:val="clear"/>
-            <w:tcMar>
-              <w:top w:type="dxa" w:w="80"/>
-              <w:left w:type="dxa" w:w="120"/>
-              <w:bottom w:type="dxa" w:w="80"/>
-              <w:right w:type="dxa" w:w="120"/>
-            </w:tcMar>
-          </w:tcPr>
-          <w:p>
-            <w:r>
-              <w:rPr>
-                <w:rFonts w:ascii="Arial" w:cs="Arial" w:eastAsia="Arial" w:hAnsi="Arial"/>
-                <w:sz w:val="20"/>
-                <w:szCs w:val="20"/>
-              </w:rPr>
-              <w:t xml:space="preserve">Google Workspace for Nonprofits chosen as provisional solution — free for 501(c)(3), familiar to most volunteers including seniors, includes Drive/Docs/Calendar. PROVISIONAL: May migrate to Proton or similar if CRM centralizes all client/mentor communication, reducing dependency on email platform.</w:t>
+              <w:t xml:space="preserve">Google Workspace for Nonprofits, Proton Business, self-hosted Mailcow/iRedMail</w:t>
+            </w:r>
+          </w:p>
+        </w:tc>
+        <w:tc>
+          <w:tcPr>
+            <w:tcW w:type="dxa" w:w="4960"/>
+            <w:tcBorders>
+              <w:top w:val="single" w:color="CCCCCC" w:sz="1"/>
+              <w:left w:val="single" w:color="CCCCCC" w:sz="1"/>
+              <w:bottom w:val="single" w:color="CCCCCC" w:sz="1"/>
+              <w:right w:val="single" w:color="CCCCCC" w:sz="1"/>
+            </w:tcBorders>
+            <w:shd w:fill="FFFFFF" w:val="clear"/>
+            <w:tcMar>
+              <w:top w:type="dxa" w:w="80"/>
+              <w:left w:type="dxa" w:w="120"/>
+              <w:bottom w:type="dxa" w:w="80"/>
+              <w:right w:type="dxa" w:w="120"/>
+            </w:tcMar>
+          </w:tcPr>
+          <w:p>
+            <w:r>
+              <w:rPr>
+                <w:rFonts w:ascii="Arial" w:cs="Arial" w:eastAsia="Arial" w:hAnsi="Arial"/>
+                <w:sz w:val="20"/>
+                <w:szCs w:val="20"/>
+              </w:rPr>
+              <w:t xml:space="preserve">Google Workspace for Nonprofits SELECTED (provisional). Free for 501(c)(3), familiar UI, includes Drive/Docs/Calendar. PROVISIONAL: May migrate to Proton if CRM centralizes all client/mentor communication, reducing email platform dependency.</w:t>
             </w:r>
           </w:p>
         </w:tc>
@@ -681,7 +671,7 @@
       <w:tr>
         <w:tc>
           <w:tcPr>
-            <w:tcW w:type="dxa" w:w="1800"/>
+            <w:tcW w:type="dxa" w:w="800"/>
             <w:tcBorders>
               <w:top w:val="single" w:color="CCCCCC" w:sz="1"/>
               <w:left w:val="single" w:color="CCCCCC" w:sz="1"/>
@@ -709,7 +699,7 @@
         </w:tc>
         <w:tc>
           <w:tcPr>
-            <w:tcW w:type="dxa" w:w="2200"/>
+            <w:tcW w:type="dxa" w:w="1600"/>
             <w:tcBorders>
               <w:top w:val="single" w:color="CCCCCC" w:sz="1"/>
               <w:left w:val="single" w:color="CCCCCC" w:sz="1"/>
@@ -759,35 +749,35 @@
                 <w:sz w:val="20"/>
                 <w:szCs w:val="20"/>
               </w:rPr>
-              <w:t xml:space="preserve">WordPress (self-hosted), Drupal, Static HTML/CSS/JS</w:t>
-            </w:r>
-          </w:p>
-        </w:tc>
-        <w:tc>
-          <w:tcPr>
-            <w:tcW w:type="dxa" w:w="3360"/>
-            <w:tcBorders>
-              <w:top w:val="single" w:color="CCCCCC" w:sz="1"/>
-              <w:left w:val="single" w:color="CCCCCC" w:sz="1"/>
-              <w:bottom w:val="single" w:color="CCCCCC" w:sz="1"/>
-              <w:right w:val="single" w:color="CCCCCC" w:sz="1"/>
-            </w:tcBorders>
-            <w:shd w:fill="F2F2F2" w:val="clear"/>
-            <w:tcMar>
-              <w:top w:type="dxa" w:w="80"/>
-              <w:left w:type="dxa" w:w="120"/>
-              <w:bottom w:type="dxa" w:w="80"/>
-              <w:right w:type="dxa" w:w="120"/>
-            </w:tcMar>
-          </w:tcPr>
-          <w:p>
-            <w:r>
-              <w:rPr>
-                <w:rFonts w:ascii="Arial" w:cs="Arial" w:eastAsia="Arial" w:hAnsi="Arial"/>
-                <w:sz w:val="20"/>
-                <w:szCs w:val="20"/>
-              </w:rPr>
-              <w:t xml:space="preserve">Static HTML/CSS/JavaScript chosen. Built with Claude Code assistance. Advantages: no CMS overhead to patch, extremely fast, cheap to host on S3, full control, no plugin conflicts. Aligns with developer capability of tech admin.</w:t>
+              <w:t xml:space="preserve">WordPress, Drupal, Static HTML/CSS/JS</w:t>
+            </w:r>
+          </w:p>
+        </w:tc>
+        <w:tc>
+          <w:tcPr>
+            <w:tcW w:type="dxa" w:w="4960"/>
+            <w:tcBorders>
+              <w:top w:val="single" w:color="CCCCCC" w:sz="1"/>
+              <w:left w:val="single" w:color="CCCCCC" w:sz="1"/>
+              <w:bottom w:val="single" w:color="CCCCCC" w:sz="1"/>
+              <w:right w:val="single" w:color="CCCCCC" w:sz="1"/>
+            </w:tcBorders>
+            <w:shd w:fill="F2F2F2" w:val="clear"/>
+            <w:tcMar>
+              <w:top w:type="dxa" w:w="80"/>
+              <w:left w:type="dxa" w:w="120"/>
+              <w:bottom w:type="dxa" w:w="80"/>
+              <w:right w:type="dxa" w:w="120"/>
+            </w:tcMar>
+          </w:tcPr>
+          <w:p>
+            <w:r>
+              <w:rPr>
+                <w:rFonts w:ascii="Arial" w:cs="Arial" w:eastAsia="Arial" w:hAnsi="Arial"/>
+                <w:sz w:val="20"/>
+                <w:szCs w:val="20"/>
+              </w:rPr>
+              <w:t xml:space="preserve">Static HTML/CSS/JS SELECTED. Built with Claude Code. No CMS overhead, fast, cheap on S3, full control. Aligns with tech admin capability.</w:t>
             </w:r>
           </w:p>
         </w:tc>
@@ -795,7 +785,7 @@
       <w:tr>
         <w:tc>
           <w:tcPr>
-            <w:tcW w:type="dxa" w:w="1800"/>
+            <w:tcW w:type="dxa" w:w="800"/>
             <w:tcBorders>
               <w:top w:val="single" w:color="CCCCCC" w:sz="1"/>
               <w:left w:val="single" w:color="CCCCCC" w:sz="1"/>
@@ -823,29 +813,29 @@
         </w:tc>
         <w:tc>
           <w:tcPr>
-            <w:tcW w:type="dxa" w:w="2200"/>
-            <w:tcBorders>
-              <w:top w:val="single" w:color="CCCCCC" w:sz="1"/>
-              <w:left w:val="single" w:color="CCCCCC" w:sz="1"/>
-              <w:bottom w:val="single" w:color="CCCCCC" w:sz="1"/>
-              <w:right w:val="single" w:color="CCCCCC" w:sz="1"/>
-            </w:tcBorders>
-            <w:shd w:fill="FFFFFF" w:val="clear"/>
-            <w:tcMar>
-              <w:top w:type="dxa" w:w="80"/>
-              <w:left w:type="dxa" w:w="120"/>
-              <w:bottom w:type="dxa" w:w="80"/>
-              <w:right w:type="dxa" w:w="120"/>
-            </w:tcMar>
-          </w:tcPr>
-          <w:p>
-            <w:r>
-              <w:rPr>
-                <w:rFonts w:ascii="Arial" w:cs="Arial" w:eastAsia="Arial" w:hAnsi="Arial"/>
-                <w:sz w:val="20"/>
-                <w:szCs w:val="20"/>
-              </w:rPr>
-              <w:t xml:space="preserve">Website Hosting Architecture</w:t>
+            <w:tcW w:type="dxa" w:w="1600"/>
+            <w:tcBorders>
+              <w:top w:val="single" w:color="CCCCCC" w:sz="1"/>
+              <w:left w:val="single" w:color="CCCCCC" w:sz="1"/>
+              <w:bottom w:val="single" w:color="CCCCCC" w:sz="1"/>
+              <w:right w:val="single" w:color="CCCCCC" w:sz="1"/>
+            </w:tcBorders>
+            <w:shd w:fill="FFFFFF" w:val="clear"/>
+            <w:tcMar>
+              <w:top w:type="dxa" w:w="80"/>
+              <w:left w:type="dxa" w:w="120"/>
+              <w:bottom w:type="dxa" w:w="80"/>
+              <w:right w:type="dxa" w:w="120"/>
+            </w:tcMar>
+          </w:tcPr>
+          <w:p>
+            <w:r>
+              <w:rPr>
+                <w:rFonts w:ascii="Arial" w:cs="Arial" w:eastAsia="Arial" w:hAnsi="Arial"/>
+                <w:sz w:val="20"/>
+                <w:szCs w:val="20"/>
+              </w:rPr>
+              <w:t xml:space="preserve">Website Hosting</w:t>
             </w:r>
           </w:p>
         </w:tc>
@@ -879,29 +869,29 @@
         </w:tc>
         <w:tc>
           <w:tcPr>
-            <w:tcW w:type="dxa" w:w="3360"/>
-            <w:tcBorders>
-              <w:top w:val="single" w:color="CCCCCC" w:sz="1"/>
-              <w:left w:val="single" w:color="CCCCCC" w:sz="1"/>
-              <w:bottom w:val="single" w:color="CCCCCC" w:sz="1"/>
-              <w:right w:val="single" w:color="CCCCCC" w:sz="1"/>
-            </w:tcBorders>
-            <w:shd w:fill="FFFFFF" w:val="clear"/>
-            <w:tcMar>
-              <w:top w:type="dxa" w:w="80"/>
-              <w:left w:type="dxa" w:w="120"/>
-              <w:bottom w:type="dxa" w:w="80"/>
-              <w:right w:type="dxa" w:w="120"/>
-            </w:tcMar>
-          </w:tcPr>
-          <w:p>
-            <w:r>
-              <w:rPr>
-                <w:rFonts w:ascii="Arial" w:cs="Arial" w:eastAsia="Arial" w:hAnsi="Arial"/>
-                <w:sz w:val="20"/>
-                <w:szCs w:val="20"/>
-              </w:rPr>
-              <w:t xml:space="preserve">AWS S3 + CloudFront chosen. Natural fit with AWS ecosystem. Negligible cost at CBM scale. CloudFront provides CDN and SSL. Consistent with overall AWS platform decision.</w:t>
+            <w:tcW w:type="dxa" w:w="4960"/>
+            <w:tcBorders>
+              <w:top w:val="single" w:color="CCCCCC" w:sz="1"/>
+              <w:left w:val="single" w:color="CCCCCC" w:sz="1"/>
+              <w:bottom w:val="single" w:color="CCCCCC" w:sz="1"/>
+              <w:right w:val="single" w:color="CCCCCC" w:sz="1"/>
+            </w:tcBorders>
+            <w:shd w:fill="FFFFFF" w:val="clear"/>
+            <w:tcMar>
+              <w:top w:type="dxa" w:w="80"/>
+              <w:left w:type="dxa" w:w="120"/>
+              <w:bottom w:type="dxa" w:w="80"/>
+              <w:right w:type="dxa" w:w="120"/>
+            </w:tcMar>
+          </w:tcPr>
+          <w:p>
+            <w:r>
+              <w:rPr>
+                <w:rFonts w:ascii="Arial" w:cs="Arial" w:eastAsia="Arial" w:hAnsi="Arial"/>
+                <w:sz w:val="20"/>
+                <w:szCs w:val="20"/>
+              </w:rPr>
+              <w:t xml:space="preserve">AWS S3 + CloudFront SELECTED. Natural AWS ecosystem fit. Negligible cost. CloudFront provides CDN and SSL.</w:t>
             </w:r>
           </w:p>
         </w:tc>
@@ -909,7 +899,7 @@
       <w:tr>
         <w:tc>
           <w:tcPr>
-            <w:tcW w:type="dxa" w:w="1800"/>
+            <w:tcW w:type="dxa" w:w="800"/>
             <w:tcBorders>
               <w:top w:val="single" w:color="CCCCCC" w:sz="1"/>
               <w:left w:val="single" w:color="CCCCCC" w:sz="1"/>
@@ -937,7 +927,7 @@
         </w:tc>
         <w:tc>
           <w:tcPr>
-            <w:tcW w:type="dxa" w:w="2200"/>
+            <w:tcW w:type="dxa" w:w="1600"/>
             <w:tcBorders>
               <w:top w:val="single" w:color="CCCCCC" w:sz="1"/>
               <w:left w:val="single" w:color="CCCCCC" w:sz="1"/>
@@ -987,35 +977,35 @@
                 <w:sz w:val="20"/>
                 <w:szCs w:val="20"/>
               </w:rPr>
-              <w:t xml:space="preserve">AWS CodePipeline + CodeCommit, GitHub Actions + GitHub, GitLab CI</w:t>
-            </w:r>
-          </w:p>
-        </w:tc>
-        <w:tc>
-          <w:tcPr>
-            <w:tcW w:type="dxa" w:w="3360"/>
-            <w:tcBorders>
-              <w:top w:val="single" w:color="CCCCCC" w:sz="1"/>
-              <w:left w:val="single" w:color="CCCCCC" w:sz="1"/>
-              <w:bottom w:val="single" w:color="CCCCCC" w:sz="1"/>
-              <w:right w:val="single" w:color="CCCCCC" w:sz="1"/>
-            </w:tcBorders>
-            <w:shd w:fill="F2F2F2" w:val="clear"/>
-            <w:tcMar>
-              <w:top w:type="dxa" w:w="80"/>
-              <w:left w:type="dxa" w:w="120"/>
-              <w:bottom w:type="dxa" w:w="80"/>
-              <w:right w:type="dxa" w:w="120"/>
-            </w:tcMar>
-          </w:tcPr>
-          <w:p>
-            <w:r>
-              <w:rPr>
-                <w:rFonts w:ascii="Arial" w:cs="Arial" w:eastAsia="Arial" w:hAnsi="Arial"/>
-                <w:sz w:val="20"/>
-                <w:szCs w:val="20"/>
-              </w:rPr>
-              <w:t xml:space="preserve">AWS CodePipeline + AWS CodeCommit chosen to stay within single AWS ecosystem. Unified IAM access control. Integrated billing. Allows future contributors to submit changes via pull requests reviewed by tech admin.</w:t>
+              <w:t xml:space="preserve">AWS CodePipeline + CodeCommit, GitHub Actions, GitLab CI</w:t>
+            </w:r>
+          </w:p>
+        </w:tc>
+        <w:tc>
+          <w:tcPr>
+            <w:tcW w:type="dxa" w:w="4960"/>
+            <w:tcBorders>
+              <w:top w:val="single" w:color="CCCCCC" w:sz="1"/>
+              <w:left w:val="single" w:color="CCCCCC" w:sz="1"/>
+              <w:bottom w:val="single" w:color="CCCCCC" w:sz="1"/>
+              <w:right w:val="single" w:color="CCCCCC" w:sz="1"/>
+            </w:tcBorders>
+            <w:shd w:fill="F2F2F2" w:val="clear"/>
+            <w:tcMar>
+              <w:top w:type="dxa" w:w="80"/>
+              <w:left w:type="dxa" w:w="120"/>
+              <w:bottom w:type="dxa" w:w="80"/>
+              <w:right w:type="dxa" w:w="120"/>
+            </w:tcMar>
+          </w:tcPr>
+          <w:p>
+            <w:r>
+              <w:rPr>
+                <w:rFonts w:ascii="Arial" w:cs="Arial" w:eastAsia="Arial" w:hAnsi="Arial"/>
+                <w:sz w:val="20"/>
+                <w:szCs w:val="20"/>
+              </w:rPr>
+              <w:t xml:space="preserve">AWS CodePipeline + CodeCommit SELECTED. Single AWS ecosystem. Unified IAM. Future contributors submit changes via pull requests reviewed by tech admin.</w:t>
             </w:r>
           </w:p>
         </w:tc>
@@ -1023,7 +1013,7 @@
       <w:tr>
         <w:tc>
           <w:tcPr>
-            <w:tcW w:type="dxa" w:w="1800"/>
+            <w:tcW w:type="dxa" w:w="800"/>
             <w:tcBorders>
               <w:top w:val="single" w:color="CCCCCC" w:sz="1"/>
               <w:left w:val="single" w:color="CCCCCC" w:sz="1"/>
@@ -1051,7 +1041,7 @@
         </w:tc>
         <w:tc>
           <w:tcPr>
-            <w:tcW w:type="dxa" w:w="2200"/>
+            <w:tcW w:type="dxa" w:w="1600"/>
             <w:tcBorders>
               <w:top w:val="single" w:color="CCCCCC" w:sz="1"/>
               <w:left w:val="single" w:color="CCCCCC" w:sz="1"/>
@@ -1101,35 +1091,35 @@
                 <w:sz w:val="20"/>
                 <w:szCs w:val="20"/>
               </w:rPr>
-              <w:t xml:space="preserve">Embedded third-party form tools, CRM-native forms, custom API</w:t>
-            </w:r>
-          </w:p>
-        </w:tc>
-        <w:tc>
-          <w:tcPr>
-            <w:tcW w:type="dxa" w:w="3360"/>
-            <w:tcBorders>
-              <w:top w:val="single" w:color="CCCCCC" w:sz="1"/>
-              <w:left w:val="single" w:color="CCCCCC" w:sz="1"/>
-              <w:bottom w:val="single" w:color="CCCCCC" w:sz="1"/>
-              <w:right w:val="single" w:color="CCCCCC" w:sz="1"/>
-            </w:tcBorders>
-            <w:shd w:fill="FFFFFF" w:val="clear"/>
-            <w:tcMar>
-              <w:top w:type="dxa" w:w="80"/>
-              <w:left w:type="dxa" w:w="120"/>
-              <w:bottom w:type="dxa" w:w="80"/>
-              <w:right w:type="dxa" w:w="120"/>
-            </w:tcMar>
-          </w:tcPr>
-          <w:p>
-            <w:r>
-              <w:rPr>
-                <w:rFonts w:ascii="Arial" w:cs="Arial" w:eastAsia="Arial" w:hAnsi="Arial"/>
-                <w:sz w:val="20"/>
-                <w:szCs w:val="20"/>
-              </w:rPr>
-              <w:t xml:space="preserve">CRM-native forms chosen. Form submissions go directly into CRM with no middleware. Client intake, volunteer signup, and workshop registration become CRM records automatically. Eliminates data leakage across disconnected systems. CRM selection must support this requirement.</w:t>
+              <w:t xml:space="preserve">Third-party form tools, CRM-native forms, custom API</w:t>
+            </w:r>
+          </w:p>
+        </w:tc>
+        <w:tc>
+          <w:tcPr>
+            <w:tcW w:type="dxa" w:w="4960"/>
+            <w:tcBorders>
+              <w:top w:val="single" w:color="CCCCCC" w:sz="1"/>
+              <w:left w:val="single" w:color="CCCCCC" w:sz="1"/>
+              <w:bottom w:val="single" w:color="CCCCCC" w:sz="1"/>
+              <w:right w:val="single" w:color="CCCCCC" w:sz="1"/>
+            </w:tcBorders>
+            <w:shd w:fill="FFFFFF" w:val="clear"/>
+            <w:tcMar>
+              <w:top w:type="dxa" w:w="80"/>
+              <w:left w:type="dxa" w:w="120"/>
+              <w:bottom w:type="dxa" w:w="80"/>
+              <w:right w:type="dxa" w:w="120"/>
+            </w:tcMar>
+          </w:tcPr>
+          <w:p>
+            <w:r>
+              <w:rPr>
+                <w:rFonts w:ascii="Arial" w:cs="Arial" w:eastAsia="Arial" w:hAnsi="Arial"/>
+                <w:sz w:val="20"/>
+                <w:szCs w:val="20"/>
+              </w:rPr>
+              <w:t xml:space="preserve">CRM-native forms SELECTED. Submissions go directly into CRM. No middleware. All intake, volunteer signup, and event registration become CRM records automatically.</w:t>
             </w:r>
           </w:p>
         </w:tc>
@@ -1137,7 +1127,7 @@
       <w:tr>
         <w:tc>
           <w:tcPr>
-            <w:tcW w:type="dxa" w:w="1800"/>
+            <w:tcW w:type="dxa" w:w="800"/>
             <w:tcBorders>
               <w:top w:val="single" w:color="CCCCCC" w:sz="1"/>
               <w:left w:val="single" w:color="CCCCCC" w:sz="1"/>
@@ -1165,7 +1155,7 @@
         </w:tc>
         <w:tc>
           <w:tcPr>
-            <w:tcW w:type="dxa" w:w="2200"/>
+            <w:tcW w:type="dxa" w:w="1600"/>
             <w:tcBorders>
               <w:top w:val="single" w:color="CCCCCC" w:sz="1"/>
               <w:left w:val="single" w:color="CCCCCC" w:sz="1"/>
@@ -1221,29 +1211,827 @@
         </w:tc>
         <w:tc>
           <w:tcPr>
-            <w:tcW w:type="dxa" w:w="3360"/>
-            <w:tcBorders>
-              <w:top w:val="single" w:color="CCCCCC" w:sz="1"/>
-              <w:left w:val="single" w:color="CCCCCC" w:sz="1"/>
-              <w:bottom w:val="single" w:color="CCCCCC" w:sz="1"/>
-              <w:right w:val="single" w:color="CCCCCC" w:sz="1"/>
-            </w:tcBorders>
-            <w:shd w:fill="F2F2F2" w:val="clear"/>
-            <w:tcMar>
-              <w:top w:type="dxa" w:w="80"/>
-              <w:left w:type="dxa" w:w="120"/>
-              <w:bottom w:type="dxa" w:w="80"/>
-              <w:right w:type="dxa" w:w="120"/>
-            </w:tcMar>
-          </w:tcPr>
-          <w:p>
-            <w:r>
-              <w:rPr>
-                <w:rFonts w:ascii="Arial" w:cs="Arial" w:eastAsia="Arial" w:hAnsi="Arial"/>
-                <w:sz w:val="20"/>
-                <w:szCs w:val="20"/>
-              </w:rPr>
-              <w:t xml:space="preserve">GitHub chosen for technology planning documents (PRDs, Decisions Log). GitHub renders documents accessibly for board members without AWS credentials. AWS CodeCommit reserved for website source code. Public repository for transparency.</w:t>
+            <w:tcW w:type="dxa" w:w="4960"/>
+            <w:tcBorders>
+              <w:top w:val="single" w:color="CCCCCC" w:sz="1"/>
+              <w:left w:val="single" w:color="CCCCCC" w:sz="1"/>
+              <w:bottom w:val="single" w:color="CCCCCC" w:sz="1"/>
+              <w:right w:val="single" w:color="CCCCCC" w:sz="1"/>
+            </w:tcBorders>
+            <w:shd w:fill="F2F2F2" w:val="clear"/>
+            <w:tcMar>
+              <w:top w:type="dxa" w:w="80"/>
+              <w:left w:type="dxa" w:w="120"/>
+              <w:bottom w:type="dxa" w:w="80"/>
+              <w:right w:type="dxa" w:w="120"/>
+            </w:tcMar>
+          </w:tcPr>
+          <w:p>
+            <w:r>
+              <w:rPr>
+                <w:rFonts w:ascii="Arial" w:cs="Arial" w:eastAsia="Arial" w:hAnsi="Arial"/>
+                <w:sz w:val="20"/>
+                <w:szCs w:val="20"/>
+              </w:rPr>
+              <w:t xml:space="preserve">GitHub SELECTED for planning documents (PRDs, Decisions Log). Accessible to board without AWS credentials. AWS CodeCommit reserved for website source code.</w:t>
+            </w:r>
+          </w:p>
+        </w:tc>
+      </w:tr>
+      <w:tr>
+        <w:tc>
+          <w:tcPr>
+            <w:tcW w:type="dxa" w:w="800"/>
+            <w:tcBorders>
+              <w:top w:val="single" w:color="CCCCCC" w:sz="1"/>
+              <w:left w:val="single" w:color="CCCCCC" w:sz="1"/>
+              <w:bottom w:val="single" w:color="CCCCCC" w:sz="1"/>
+              <w:right w:val="single" w:color="CCCCCC" w:sz="1"/>
+            </w:tcBorders>
+            <w:shd w:fill="FFFFFF" w:val="clear"/>
+            <w:tcMar>
+              <w:top w:type="dxa" w:w="80"/>
+              <w:left w:type="dxa" w:w="120"/>
+              <w:bottom w:type="dxa" w:w="80"/>
+              <w:right w:type="dxa" w:w="120"/>
+            </w:tcMar>
+          </w:tcPr>
+          <w:p>
+            <w:r>
+              <w:rPr>
+                <w:rFonts w:ascii="Arial" w:cs="Arial" w:eastAsia="Arial" w:hAnsi="Arial"/>
+                <w:sz w:val="20"/>
+                <w:szCs w:val="20"/>
+              </w:rPr>
+              <w:t xml:space="preserve">D-009</w:t>
+            </w:r>
+          </w:p>
+        </w:tc>
+        <w:tc>
+          <w:tcPr>
+            <w:tcW w:type="dxa" w:w="1600"/>
+            <w:tcBorders>
+              <w:top w:val="single" w:color="CCCCCC" w:sz="1"/>
+              <w:left w:val="single" w:color="CCCCCC" w:sz="1"/>
+              <w:bottom w:val="single" w:color="CCCCCC" w:sz="1"/>
+              <w:right w:val="single" w:color="CCCCCC" w:sz="1"/>
+            </w:tcBorders>
+            <w:shd w:fill="FFFFFF" w:val="clear"/>
+            <w:tcMar>
+              <w:top w:type="dxa" w:w="80"/>
+              <w:left w:type="dxa" w:w="120"/>
+              <w:bottom w:type="dxa" w:w="80"/>
+              <w:right w:type="dxa" w:w="120"/>
+            </w:tcMar>
+          </w:tcPr>
+          <w:p>
+            <w:r>
+              <w:rPr>
+                <w:rFonts w:ascii="Arial" w:cs="Arial" w:eastAsia="Arial" w:hAnsi="Arial"/>
+                <w:sz w:val="20"/>
+                <w:szCs w:val="20"/>
+              </w:rPr>
+              <w:t xml:space="preserve">CRM Platform</w:t>
+            </w:r>
+          </w:p>
+        </w:tc>
+        <w:tc>
+          <w:tcPr>
+            <w:tcW w:type="dxa" w:w="2000"/>
+            <w:tcBorders>
+              <w:top w:val="single" w:color="CCCCCC" w:sz="1"/>
+              <w:left w:val="single" w:color="CCCCCC" w:sz="1"/>
+              <w:bottom w:val="single" w:color="CCCCCC" w:sz="1"/>
+              <w:right w:val="single" w:color="CCCCCC" w:sz="1"/>
+            </w:tcBorders>
+            <w:shd w:fill="FFFFFF" w:val="clear"/>
+            <w:tcMar>
+              <w:top w:type="dxa" w:w="80"/>
+              <w:left w:type="dxa" w:w="120"/>
+              <w:bottom w:type="dxa" w:w="80"/>
+              <w:right w:type="dxa" w:w="120"/>
+            </w:tcMar>
+          </w:tcPr>
+          <w:p>
+            <w:r>
+              <w:rPr>
+                <w:rFonts w:ascii="Arial" w:cs="Arial" w:eastAsia="Arial" w:hAnsi="Arial"/>
+                <w:sz w:val="20"/>
+                <w:szCs w:val="20"/>
+              </w:rPr>
+              <w:t xml:space="preserve">EspoCRM, HubSpot, Attio, CiviCRM</w:t>
+            </w:r>
+          </w:p>
+        </w:tc>
+        <w:tc>
+          <w:tcPr>
+            <w:tcW w:type="dxa" w:w="4960"/>
+            <w:tcBorders>
+              <w:top w:val="single" w:color="CCCCCC" w:sz="1"/>
+              <w:left w:val="single" w:color="CCCCCC" w:sz="1"/>
+              <w:bottom w:val="single" w:color="CCCCCC" w:sz="1"/>
+              <w:right w:val="single" w:color="CCCCCC" w:sz="1"/>
+            </w:tcBorders>
+            <w:shd w:fill="FFFFFF" w:val="clear"/>
+            <w:tcMar>
+              <w:top w:type="dxa" w:w="80"/>
+              <w:left w:type="dxa" w:w="120"/>
+              <w:bottom w:type="dxa" w:w="80"/>
+              <w:right w:type="dxa" w:w="120"/>
+            </w:tcMar>
+          </w:tcPr>
+          <w:p>
+            <w:r>
+              <w:rPr>
+                <w:rFonts w:ascii="Arial" w:cs="Arial" w:eastAsia="Arial" w:hAnsi="Arial"/>
+                <w:sz w:val="20"/>
+                <w:szCs w:val="20"/>
+              </w:rPr>
+              <w:t xml:space="preserve">EspoCRM SELECTED. FOSS, self-hosted on AWS, fully customizable data model, native email threading with inbound reply capture, workflow automation, REST API, no per-seat costs, modern senior-accessible UI. HubSpot evaluated but not selected (cost, not FOSS, not self-hosted, minimal volunteer familiarity). Attio retained as future fallback.</w:t>
+            </w:r>
+          </w:p>
+        </w:tc>
+      </w:tr>
+      <w:tr>
+        <w:tc>
+          <w:tcPr>
+            <w:tcW w:type="dxa" w:w="800"/>
+            <w:tcBorders>
+              <w:top w:val="single" w:color="CCCCCC" w:sz="1"/>
+              <w:left w:val="single" w:color="CCCCCC" w:sz="1"/>
+              <w:bottom w:val="single" w:color="CCCCCC" w:sz="1"/>
+              <w:right w:val="single" w:color="CCCCCC" w:sz="1"/>
+            </w:tcBorders>
+            <w:shd w:fill="F2F2F2" w:val="clear"/>
+            <w:tcMar>
+              <w:top w:type="dxa" w:w="80"/>
+              <w:left w:type="dxa" w:w="120"/>
+              <w:bottom w:type="dxa" w:w="80"/>
+              <w:right w:type="dxa" w:w="120"/>
+            </w:tcMar>
+          </w:tcPr>
+          <w:p>
+            <w:r>
+              <w:rPr>
+                <w:rFonts w:ascii="Arial" w:cs="Arial" w:eastAsia="Arial" w:hAnsi="Arial"/>
+                <w:sz w:val="20"/>
+                <w:szCs w:val="20"/>
+              </w:rPr>
+              <w:t xml:space="preserve">D-010</w:t>
+            </w:r>
+          </w:p>
+        </w:tc>
+        <w:tc>
+          <w:tcPr>
+            <w:tcW w:type="dxa" w:w="1600"/>
+            <w:tcBorders>
+              <w:top w:val="single" w:color="CCCCCC" w:sz="1"/>
+              <w:left w:val="single" w:color="CCCCCC" w:sz="1"/>
+              <w:bottom w:val="single" w:color="CCCCCC" w:sz="1"/>
+              <w:right w:val="single" w:color="CCCCCC" w:sz="1"/>
+            </w:tcBorders>
+            <w:shd w:fill="F2F2F2" w:val="clear"/>
+            <w:tcMar>
+              <w:top w:type="dxa" w:w="80"/>
+              <w:left w:type="dxa" w:w="120"/>
+              <w:bottom w:type="dxa" w:w="80"/>
+              <w:right w:type="dxa" w:w="120"/>
+            </w:tcMar>
+          </w:tcPr>
+          <w:p>
+            <w:r>
+              <w:rPr>
+                <w:rFonts w:ascii="Arial" w:cs="Arial" w:eastAsia="Arial" w:hAnsi="Arial"/>
+                <w:sz w:val="20"/>
+                <w:szCs w:val="20"/>
+              </w:rPr>
+              <w:t xml:space="preserve">CRM Communication Strategy</w:t>
+            </w:r>
+          </w:p>
+        </w:tc>
+        <w:tc>
+          <w:tcPr>
+            <w:tcW w:type="dxa" w:w="2000"/>
+            <w:tcBorders>
+              <w:top w:val="single" w:color="CCCCCC" w:sz="1"/>
+              <w:left w:val="single" w:color="CCCCCC" w:sz="1"/>
+              <w:bottom w:val="single" w:color="CCCCCC" w:sz="1"/>
+              <w:right w:val="single" w:color="CCCCCC" w:sz="1"/>
+            </w:tcBorders>
+            <w:shd w:fill="F2F2F2" w:val="clear"/>
+            <w:tcMar>
+              <w:top w:type="dxa" w:w="80"/>
+              <w:left w:type="dxa" w:w="120"/>
+              <w:bottom w:type="dxa" w:w="80"/>
+              <w:right w:type="dxa" w:w="120"/>
+            </w:tcMar>
+          </w:tcPr>
+          <w:p>
+            <w:r>
+              <w:rPr>
+                <w:rFonts w:ascii="Arial" w:cs="Arial" w:eastAsia="Arial" w:hAnsi="Arial"/>
+                <w:sz w:val="20"/>
+                <w:szCs w:val="20"/>
+              </w:rPr>
+              <w:t xml:space="preserve">Personal email, organizational email, CRM-native</w:t>
+            </w:r>
+          </w:p>
+        </w:tc>
+        <w:tc>
+          <w:tcPr>
+            <w:tcW w:type="dxa" w:w="4960"/>
+            <w:tcBorders>
+              <w:top w:val="single" w:color="CCCCCC" w:sz="1"/>
+              <w:left w:val="single" w:color="CCCCCC" w:sz="1"/>
+              <w:bottom w:val="single" w:color="CCCCCC" w:sz="1"/>
+              <w:right w:val="single" w:color="CCCCCC" w:sz="1"/>
+            </w:tcBorders>
+            <w:shd w:fill="F2F2F2" w:val="clear"/>
+            <w:tcMar>
+              <w:top w:type="dxa" w:w="80"/>
+              <w:left w:type="dxa" w:w="120"/>
+              <w:bottom w:type="dxa" w:w="80"/>
+              <w:right w:type="dxa" w:w="120"/>
+            </w:tcMar>
+          </w:tcPr>
+          <w:p>
+            <w:r>
+              <w:rPr>
+                <w:rFonts w:ascii="Arial" w:cs="Arial" w:eastAsia="Arial" w:hAnsi="Arial"/>
+                <w:sz w:val="20"/>
+                <w:szCs w:val="20"/>
+              </w:rPr>
+              <w:t xml:space="preserve">All mentor-client communication through CRM SELECTED. Enables inactivity tracking, maintains confidentiality, provides full audit trail. Clients interact via email reply or form link — no CRM login required.</w:t>
+            </w:r>
+          </w:p>
+        </w:tc>
+      </w:tr>
+      <w:tr>
+        <w:tc>
+          <w:tcPr>
+            <w:tcW w:type="dxa" w:w="800"/>
+            <w:tcBorders>
+              <w:top w:val="single" w:color="CCCCCC" w:sz="1"/>
+              <w:left w:val="single" w:color="CCCCCC" w:sz="1"/>
+              <w:bottom w:val="single" w:color="CCCCCC" w:sz="1"/>
+              <w:right w:val="single" w:color="CCCCCC" w:sz="1"/>
+            </w:tcBorders>
+            <w:shd w:fill="FFFFFF" w:val="clear"/>
+            <w:tcMar>
+              <w:top w:type="dxa" w:w="80"/>
+              <w:left w:type="dxa" w:w="120"/>
+              <w:bottom w:type="dxa" w:w="80"/>
+              <w:right w:type="dxa" w:w="120"/>
+            </w:tcMar>
+          </w:tcPr>
+          <w:p>
+            <w:r>
+              <w:rPr>
+                <w:rFonts w:ascii="Arial" w:cs="Arial" w:eastAsia="Arial" w:hAnsi="Arial"/>
+                <w:sz w:val="20"/>
+                <w:szCs w:val="20"/>
+              </w:rPr>
+              <w:t xml:space="preserve">D-011</w:t>
+            </w:r>
+          </w:p>
+        </w:tc>
+        <w:tc>
+          <w:tcPr>
+            <w:tcW w:type="dxa" w:w="1600"/>
+            <w:tcBorders>
+              <w:top w:val="single" w:color="CCCCCC" w:sz="1"/>
+              <w:left w:val="single" w:color="CCCCCC" w:sz="1"/>
+              <w:bottom w:val="single" w:color="CCCCCC" w:sz="1"/>
+              <w:right w:val="single" w:color="CCCCCC" w:sz="1"/>
+            </w:tcBorders>
+            <w:shd w:fill="FFFFFF" w:val="clear"/>
+            <w:tcMar>
+              <w:top w:type="dxa" w:w="80"/>
+              <w:left w:type="dxa" w:w="120"/>
+              <w:bottom w:type="dxa" w:w="80"/>
+              <w:right w:type="dxa" w:w="120"/>
+            </w:tcMar>
+          </w:tcPr>
+          <w:p>
+            <w:r>
+              <w:rPr>
+                <w:rFonts w:ascii="Arial" w:cs="Arial" w:eastAsia="Arial" w:hAnsi="Arial"/>
+                <w:sz w:val="20"/>
+                <w:szCs w:val="20"/>
+              </w:rPr>
+              <w:t xml:space="preserve">Volunteer Role Model</w:t>
+            </w:r>
+          </w:p>
+        </w:tc>
+        <w:tc>
+          <w:tcPr>
+            <w:tcW w:type="dxa" w:w="2000"/>
+            <w:tcBorders>
+              <w:top w:val="single" w:color="CCCCCC" w:sz="1"/>
+              <w:left w:val="single" w:color="CCCCCC" w:sz="1"/>
+              <w:bottom w:val="single" w:color="CCCCCC" w:sz="1"/>
+              <w:right w:val="single" w:color="CCCCCC" w:sz="1"/>
+            </w:tcBorders>
+            <w:shd w:fill="FFFFFF" w:val="clear"/>
+            <w:tcMar>
+              <w:top w:type="dxa" w:w="80"/>
+              <w:left w:type="dxa" w:w="120"/>
+              <w:bottom w:type="dxa" w:w="80"/>
+              <w:right w:type="dxa" w:w="120"/>
+            </w:tcMar>
+          </w:tcPr>
+          <w:p>
+            <w:r>
+              <w:rPr>
+                <w:rFonts w:ascii="Arial" w:cs="Arial" w:eastAsia="Arial" w:hAnsi="Arial"/>
+                <w:sz w:val="20"/>
+                <w:szCs w:val="20"/>
+              </w:rPr>
+              <w:t xml:space="preserve">Single role per volunteer, multiple profiles, single profile multi-role</w:t>
+            </w:r>
+          </w:p>
+        </w:tc>
+        <w:tc>
+          <w:tcPr>
+            <w:tcW w:type="dxa" w:w="4960"/>
+            <w:tcBorders>
+              <w:top w:val="single" w:color="CCCCCC" w:sz="1"/>
+              <w:left w:val="single" w:color="CCCCCC" w:sz="1"/>
+              <w:bottom w:val="single" w:color="CCCCCC" w:sz="1"/>
+              <w:right w:val="single" w:color="CCCCCC" w:sz="1"/>
+            </w:tcBorders>
+            <w:shd w:fill="FFFFFF" w:val="clear"/>
+            <w:tcMar>
+              <w:top w:type="dxa" w:w="80"/>
+              <w:left w:type="dxa" w:w="120"/>
+              <w:bottom w:type="dxa" w:w="80"/>
+              <w:right w:type="dxa" w:w="120"/>
+            </w:tcMar>
+          </w:tcPr>
+          <w:p>
+            <w:r>
+              <w:rPr>
+                <w:rFonts w:ascii="Arial" w:cs="Arial" w:eastAsia="Arial" w:hAnsi="Arial"/>
+                <w:sz w:val="20"/>
+                <w:szCs w:val="20"/>
+              </w:rPr>
+              <w:t xml:space="preserve">Single profile with additive roles SELECTED. One profile per volunteer. Roles (mentor, co-mentor, SME) are additive. Capacity settings per role. SME availability managed separately from mentor capacity.</w:t>
+            </w:r>
+          </w:p>
+        </w:tc>
+      </w:tr>
+      <w:tr>
+        <w:tc>
+          <w:tcPr>
+            <w:tcW w:type="dxa" w:w="800"/>
+            <w:tcBorders>
+              <w:top w:val="single" w:color="CCCCCC" w:sz="1"/>
+              <w:left w:val="single" w:color="CCCCCC" w:sz="1"/>
+              <w:bottom w:val="single" w:color="CCCCCC" w:sz="1"/>
+              <w:right w:val="single" w:color="CCCCCC" w:sz="1"/>
+            </w:tcBorders>
+            <w:shd w:fill="F2F2F2" w:val="clear"/>
+            <w:tcMar>
+              <w:top w:type="dxa" w:w="80"/>
+              <w:left w:type="dxa" w:w="120"/>
+              <w:bottom w:type="dxa" w:w="80"/>
+              <w:right w:type="dxa" w:w="120"/>
+            </w:tcMar>
+          </w:tcPr>
+          <w:p>
+            <w:r>
+              <w:rPr>
+                <w:rFonts w:ascii="Arial" w:cs="Arial" w:eastAsia="Arial" w:hAnsi="Arial"/>
+                <w:sz w:val="20"/>
+                <w:szCs w:val="20"/>
+              </w:rPr>
+              <w:t xml:space="preserve">D-012</w:t>
+            </w:r>
+          </w:p>
+        </w:tc>
+        <w:tc>
+          <w:tcPr>
+            <w:tcW w:type="dxa" w:w="1600"/>
+            <w:tcBorders>
+              <w:top w:val="single" w:color="CCCCCC" w:sz="1"/>
+              <w:left w:val="single" w:color="CCCCCC" w:sz="1"/>
+              <w:bottom w:val="single" w:color="CCCCCC" w:sz="1"/>
+              <w:right w:val="single" w:color="CCCCCC" w:sz="1"/>
+            </w:tcBorders>
+            <w:shd w:fill="F2F2F2" w:val="clear"/>
+            <w:tcMar>
+              <w:top w:type="dxa" w:w="80"/>
+              <w:left w:type="dxa" w:w="120"/>
+              <w:bottom w:type="dxa" w:w="80"/>
+              <w:right w:type="dxa" w:w="120"/>
+            </w:tcMar>
+          </w:tcPr>
+          <w:p>
+            <w:r>
+              <w:rPr>
+                <w:rFonts w:ascii="Arial" w:cs="Arial" w:eastAsia="Arial" w:hAnsi="Arial"/>
+                <w:sz w:val="20"/>
+                <w:szCs w:val="20"/>
+              </w:rPr>
+              <w:t xml:space="preserve">Mentor Matching (Phase 1)</w:t>
+            </w:r>
+          </w:p>
+        </w:tc>
+        <w:tc>
+          <w:tcPr>
+            <w:tcW w:type="dxa" w:w="2000"/>
+            <w:tcBorders>
+              <w:top w:val="single" w:color="CCCCCC" w:sz="1"/>
+              <w:left w:val="single" w:color="CCCCCC" w:sz="1"/>
+              <w:bottom w:val="single" w:color="CCCCCC" w:sz="1"/>
+              <w:right w:val="single" w:color="CCCCCC" w:sz="1"/>
+            </w:tcBorders>
+            <w:shd w:fill="F2F2F2" w:val="clear"/>
+            <w:tcMar>
+              <w:top w:type="dxa" w:w="80"/>
+              <w:left w:type="dxa" w:w="120"/>
+              <w:bottom w:type="dxa" w:w="80"/>
+              <w:right w:type="dxa" w:w="120"/>
+            </w:tcMar>
+          </w:tcPr>
+          <w:p>
+            <w:r>
+              <w:rPr>
+                <w:rFonts w:ascii="Arial" w:cs="Arial" w:eastAsia="Arial" w:hAnsi="Arial"/>
+                <w:sz w:val="20"/>
+                <w:szCs w:val="20"/>
+              </w:rPr>
+              <w:t xml:space="preserve">Fully automated, fully manual, admin-assisted manual</w:t>
+            </w:r>
+          </w:p>
+        </w:tc>
+        <w:tc>
+          <w:tcPr>
+            <w:tcW w:type="dxa" w:w="4960"/>
+            <w:tcBorders>
+              <w:top w:val="single" w:color="CCCCCC" w:sz="1"/>
+              <w:left w:val="single" w:color="CCCCCC" w:sz="1"/>
+              <w:bottom w:val="single" w:color="CCCCCC" w:sz="1"/>
+              <w:right w:val="single" w:color="CCCCCC" w:sz="1"/>
+            </w:tcBorders>
+            <w:shd w:fill="F2F2F2" w:val="clear"/>
+            <w:tcMar>
+              <w:top w:type="dxa" w:w="80"/>
+              <w:left w:type="dxa" w:w="120"/>
+              <w:bottom w:type="dxa" w:w="80"/>
+              <w:right w:type="dxa" w:w="120"/>
+            </w:tcMar>
+          </w:tcPr>
+          <w:p>
+            <w:r>
+              <w:rPr>
+                <w:rFonts w:ascii="Arial" w:cs="Arial" w:eastAsia="Arial" w:hAnsi="Arial"/>
+                <w:sz w:val="20"/>
+                <w:szCs w:val="20"/>
+              </w:rPr>
+              <w:t xml:space="preserve">Admin-assisted manual matching SELECTED for Phase 1. Admin reviews intake, browses filtered mentor pool, makes assignment. Automated suggestion system planned for Phase 2 — data model designed to support it from day one.</w:t>
+            </w:r>
+          </w:p>
+        </w:tc>
+      </w:tr>
+      <w:tr>
+        <w:tc>
+          <w:tcPr>
+            <w:tcW w:type="dxa" w:w="800"/>
+            <w:tcBorders>
+              <w:top w:val="single" w:color="CCCCCC" w:sz="1"/>
+              <w:left w:val="single" w:color="CCCCCC" w:sz="1"/>
+              <w:bottom w:val="single" w:color="CCCCCC" w:sz="1"/>
+              <w:right w:val="single" w:color="CCCCCC" w:sz="1"/>
+            </w:tcBorders>
+            <w:shd w:fill="FFFFFF" w:val="clear"/>
+            <w:tcMar>
+              <w:top w:type="dxa" w:w="80"/>
+              <w:left w:type="dxa" w:w="120"/>
+              <w:bottom w:type="dxa" w:w="80"/>
+              <w:right w:type="dxa" w:w="120"/>
+            </w:tcMar>
+          </w:tcPr>
+          <w:p>
+            <w:r>
+              <w:rPr>
+                <w:rFonts w:ascii="Arial" w:cs="Arial" w:eastAsia="Arial" w:hAnsi="Arial"/>
+                <w:sz w:val="20"/>
+                <w:szCs w:val="20"/>
+              </w:rPr>
+              <w:t xml:space="preserve">D-013</w:t>
+            </w:r>
+          </w:p>
+        </w:tc>
+        <w:tc>
+          <w:tcPr>
+            <w:tcW w:type="dxa" w:w="1600"/>
+            <w:tcBorders>
+              <w:top w:val="single" w:color="CCCCCC" w:sz="1"/>
+              <w:left w:val="single" w:color="CCCCCC" w:sz="1"/>
+              <w:bottom w:val="single" w:color="CCCCCC" w:sz="1"/>
+              <w:right w:val="single" w:color="CCCCCC" w:sz="1"/>
+            </w:tcBorders>
+            <w:shd w:fill="FFFFFF" w:val="clear"/>
+            <w:tcMar>
+              <w:top w:type="dxa" w:w="80"/>
+              <w:left w:type="dxa" w:w="120"/>
+              <w:bottom w:type="dxa" w:w="80"/>
+              <w:right w:type="dxa" w:w="120"/>
+            </w:tcMar>
+          </w:tcPr>
+          <w:p>
+            <w:r>
+              <w:rPr>
+                <w:rFonts w:ascii="Arial" w:cs="Arial" w:eastAsia="Arial" w:hAnsi="Arial"/>
+                <w:sz w:val="20"/>
+                <w:szCs w:val="20"/>
+              </w:rPr>
+              <w:t xml:space="preserve">SME Workflow</w:t>
+            </w:r>
+          </w:p>
+        </w:tc>
+        <w:tc>
+          <w:tcPr>
+            <w:tcW w:type="dxa" w:w="2000"/>
+            <w:tcBorders>
+              <w:top w:val="single" w:color="CCCCCC" w:sz="1"/>
+              <w:left w:val="single" w:color="CCCCCC" w:sz="1"/>
+              <w:bottom w:val="single" w:color="CCCCCC" w:sz="1"/>
+              <w:right w:val="single" w:color="CCCCCC" w:sz="1"/>
+            </w:tcBorders>
+            <w:shd w:fill="FFFFFF" w:val="clear"/>
+            <w:tcMar>
+              <w:top w:type="dxa" w:w="80"/>
+              <w:left w:type="dxa" w:w="120"/>
+              <w:bottom w:type="dxa" w:w="80"/>
+              <w:right w:type="dxa" w:w="120"/>
+            </w:tcMar>
+          </w:tcPr>
+          <w:p>
+            <w:r>
+              <w:rPr>
+                <w:rFonts w:ascii="Arial" w:cs="Arial" w:eastAsia="Arial" w:hAnsi="Arial"/>
+                <w:sz w:val="20"/>
+                <w:szCs w:val="20"/>
+              </w:rPr>
+              <w:t xml:space="preserve">Admin-managed, mentor-initiated, client-initiated</w:t>
+            </w:r>
+          </w:p>
+        </w:tc>
+        <w:tc>
+          <w:tcPr>
+            <w:tcW w:type="dxa" w:w="4960"/>
+            <w:tcBorders>
+              <w:top w:val="single" w:color="CCCCCC" w:sz="1"/>
+              <w:left w:val="single" w:color="CCCCCC" w:sz="1"/>
+              <w:bottom w:val="single" w:color="CCCCCC" w:sz="1"/>
+              <w:right w:val="single" w:color="CCCCCC" w:sz="1"/>
+            </w:tcBorders>
+            <w:shd w:fill="FFFFFF" w:val="clear"/>
+            <w:tcMar>
+              <w:top w:type="dxa" w:w="80"/>
+              <w:left w:type="dxa" w:w="120"/>
+              <w:bottom w:type="dxa" w:w="80"/>
+              <w:right w:type="dxa" w:w="120"/>
+            </w:tcMar>
+          </w:tcPr>
+          <w:p>
+            <w:r>
+              <w:rPr>
+                <w:rFonts w:ascii="Arial" w:cs="Arial" w:eastAsia="Arial" w:hAnsi="Arial"/>
+                <w:sz w:val="20"/>
+                <w:szCs w:val="20"/>
+              </w:rPr>
+              <w:t xml:space="preserve">Mentor-initiated request workflow SELECTED. Primary mentor identifies SME need, browses pool, submits request. SME accepts or declines. Admin has visibility but is not the bottleneck.</w:t>
+            </w:r>
+          </w:p>
+        </w:tc>
+      </w:tr>
+      <w:tr>
+        <w:tc>
+          <w:tcPr>
+            <w:tcW w:type="dxa" w:w="800"/>
+            <w:tcBorders>
+              <w:top w:val="single" w:color="CCCCCC" w:sz="1"/>
+              <w:left w:val="single" w:color="CCCCCC" w:sz="1"/>
+              <w:bottom w:val="single" w:color="CCCCCC" w:sz="1"/>
+              <w:right w:val="single" w:color="CCCCCC" w:sz="1"/>
+            </w:tcBorders>
+            <w:shd w:fill="F2F2F2" w:val="clear"/>
+            <w:tcMar>
+              <w:top w:type="dxa" w:w="80"/>
+              <w:left w:type="dxa" w:w="120"/>
+              <w:bottom w:type="dxa" w:w="80"/>
+              <w:right w:type="dxa" w:w="120"/>
+            </w:tcMar>
+          </w:tcPr>
+          <w:p>
+            <w:r>
+              <w:rPr>
+                <w:rFonts w:ascii="Arial" w:cs="Arial" w:eastAsia="Arial" w:hAnsi="Arial"/>
+                <w:sz w:val="20"/>
+                <w:szCs w:val="20"/>
+              </w:rPr>
+              <w:t xml:space="preserve">D-014</w:t>
+            </w:r>
+          </w:p>
+        </w:tc>
+        <w:tc>
+          <w:tcPr>
+            <w:tcW w:type="dxa" w:w="1600"/>
+            <w:tcBorders>
+              <w:top w:val="single" w:color="CCCCCC" w:sz="1"/>
+              <w:left w:val="single" w:color="CCCCCC" w:sz="1"/>
+              <w:bottom w:val="single" w:color="CCCCCC" w:sz="1"/>
+              <w:right w:val="single" w:color="CCCCCC" w:sz="1"/>
+            </w:tcBorders>
+            <w:shd w:fill="F2F2F2" w:val="clear"/>
+            <w:tcMar>
+              <w:top w:type="dxa" w:w="80"/>
+              <w:left w:type="dxa" w:w="120"/>
+              <w:bottom w:type="dxa" w:w="80"/>
+              <w:right w:type="dxa" w:w="120"/>
+            </w:tcMar>
+          </w:tcPr>
+          <w:p>
+            <w:r>
+              <w:rPr>
+                <w:rFonts w:ascii="Arial" w:cs="Arial" w:eastAsia="Arial" w:hAnsi="Arial"/>
+                <w:sz w:val="20"/>
+                <w:szCs w:val="20"/>
+              </w:rPr>
+              <w:t xml:space="preserve">NPS Tracking</w:t>
+            </w:r>
+          </w:p>
+        </w:tc>
+        <w:tc>
+          <w:tcPr>
+            <w:tcW w:type="dxa" w:w="2000"/>
+            <w:tcBorders>
+              <w:top w:val="single" w:color="CCCCCC" w:sz="1"/>
+              <w:left w:val="single" w:color="CCCCCC" w:sz="1"/>
+              <w:bottom w:val="single" w:color="CCCCCC" w:sz="1"/>
+              <w:right w:val="single" w:color="CCCCCC" w:sz="1"/>
+            </w:tcBorders>
+            <w:shd w:fill="F2F2F2" w:val="clear"/>
+            <w:tcMar>
+              <w:top w:type="dxa" w:w="80"/>
+              <w:left w:type="dxa" w:w="120"/>
+              <w:bottom w:type="dxa" w:w="80"/>
+              <w:right w:type="dxa" w:w="120"/>
+            </w:tcMar>
+          </w:tcPr>
+          <w:p>
+            <w:r>
+              <w:rPr>
+                <w:rFonts w:ascii="Arial" w:cs="Arial" w:eastAsia="Arial" w:hAnsi="Arial"/>
+                <w:sz w:val="20"/>
+                <w:szCs w:val="20"/>
+              </w:rPr>
+              <w:t xml:space="preserve">Manual surveys, CRM-native, integrated survey tool</w:t>
+            </w:r>
+          </w:p>
+        </w:tc>
+        <w:tc>
+          <w:tcPr>
+            <w:tcW w:type="dxa" w:w="4960"/>
+            <w:tcBorders>
+              <w:top w:val="single" w:color="CCCCCC" w:sz="1"/>
+              <w:left w:val="single" w:color="CCCCCC" w:sz="1"/>
+              <w:bottom w:val="single" w:color="CCCCCC" w:sz="1"/>
+              <w:right w:val="single" w:color="CCCCCC" w:sz="1"/>
+            </w:tcBorders>
+            <w:shd w:fill="F2F2F2" w:val="clear"/>
+            <w:tcMar>
+              <w:top w:type="dxa" w:w="80"/>
+              <w:left w:type="dxa" w:w="120"/>
+              <w:bottom w:type="dxa" w:w="80"/>
+              <w:right w:type="dxa" w:w="120"/>
+            </w:tcMar>
+          </w:tcPr>
+          <w:p>
+            <w:r>
+              <w:rPr>
+                <w:rFonts w:ascii="Arial" w:cs="Arial" w:eastAsia="Arial" w:hAnsi="Arial"/>
+                <w:sz w:val="20"/>
+                <w:szCs w:val="20"/>
+              </w:rPr>
+              <w:t xml:space="preserve">CRM-triggered NPS SELECTED. Automated trigger at engagement close. Email link to form — no client login required. Score recorded in CRM. Integrate external tool (e.g., LimeSurvey) if CRM-native capability insufficient.</w:t>
+            </w:r>
+          </w:p>
+        </w:tc>
+      </w:tr>
+      <w:tr>
+        <w:tc>
+          <w:tcPr>
+            <w:tcW w:type="dxa" w:w="800"/>
+            <w:tcBorders>
+              <w:top w:val="single" w:color="CCCCCC" w:sz="1"/>
+              <w:left w:val="single" w:color="CCCCCC" w:sz="1"/>
+              <w:bottom w:val="single" w:color="CCCCCC" w:sz="1"/>
+              <w:right w:val="single" w:color="CCCCCC" w:sz="1"/>
+            </w:tcBorders>
+            <w:shd w:fill="FFFFFF" w:val="clear"/>
+            <w:tcMar>
+              <w:top w:type="dxa" w:w="80"/>
+              <w:left w:type="dxa" w:w="120"/>
+              <w:bottom w:type="dxa" w:w="80"/>
+              <w:right w:type="dxa" w:w="120"/>
+            </w:tcMar>
+          </w:tcPr>
+          <w:p>
+            <w:r>
+              <w:rPr>
+                <w:rFonts w:ascii="Arial" w:cs="Arial" w:eastAsia="Arial" w:hAnsi="Arial"/>
+                <w:sz w:val="20"/>
+                <w:szCs w:val="20"/>
+              </w:rPr>
+              <w:t xml:space="preserve">D-015</w:t>
+            </w:r>
+          </w:p>
+        </w:tc>
+        <w:tc>
+          <w:tcPr>
+            <w:tcW w:type="dxa" w:w="1600"/>
+            <w:tcBorders>
+              <w:top w:val="single" w:color="CCCCCC" w:sz="1"/>
+              <w:left w:val="single" w:color="CCCCCC" w:sz="1"/>
+              <w:bottom w:val="single" w:color="CCCCCC" w:sz="1"/>
+              <w:right w:val="single" w:color="CCCCCC" w:sz="1"/>
+            </w:tcBorders>
+            <w:shd w:fill="FFFFFF" w:val="clear"/>
+            <w:tcMar>
+              <w:top w:type="dxa" w:w="80"/>
+              <w:left w:type="dxa" w:w="120"/>
+              <w:bottom w:type="dxa" w:w="80"/>
+              <w:right w:type="dxa" w:w="120"/>
+            </w:tcMar>
+          </w:tcPr>
+          <w:p>
+            <w:r>
+              <w:rPr>
+                <w:rFonts w:ascii="Arial" w:cs="Arial" w:eastAsia="Arial" w:hAnsi="Arial"/>
+                <w:sz w:val="20"/>
+                <w:szCs w:val="20"/>
+              </w:rPr>
+              <w:t xml:space="preserve">Scheduling (DEFERRED)</w:t>
+            </w:r>
+          </w:p>
+        </w:tc>
+        <w:tc>
+          <w:tcPr>
+            <w:tcW w:type="dxa" w:w="2000"/>
+            <w:tcBorders>
+              <w:top w:val="single" w:color="CCCCCC" w:sz="1"/>
+              <w:left w:val="single" w:color="CCCCCC" w:sz="1"/>
+              <w:bottom w:val="single" w:color="CCCCCC" w:sz="1"/>
+              <w:right w:val="single" w:color="CCCCCC" w:sz="1"/>
+            </w:tcBorders>
+            <w:shd w:fill="FFFFFF" w:val="clear"/>
+            <w:tcMar>
+              <w:top w:type="dxa" w:w="80"/>
+              <w:left w:type="dxa" w:w="120"/>
+              <w:bottom w:type="dxa" w:w="80"/>
+              <w:right w:type="dxa" w:w="120"/>
+            </w:tcMar>
+          </w:tcPr>
+          <w:p>
+            <w:r>
+              <w:rPr>
+                <w:rFonts w:ascii="Arial" w:cs="Arial" w:eastAsia="Arial" w:hAnsi="Arial"/>
+                <w:sz w:val="20"/>
+                <w:szCs w:val="20"/>
+              </w:rPr>
+              <w:t xml:space="preserve">CRM-native calendar, dedicated tool (Cal.com), admin-managed</w:t>
+            </w:r>
+          </w:p>
+        </w:tc>
+        <w:tc>
+          <w:tcPr>
+            <w:tcW w:type="dxa" w:w="4960"/>
+            <w:tcBorders>
+              <w:top w:val="single" w:color="CCCCCC" w:sz="1"/>
+              <w:left w:val="single" w:color="CCCCCC" w:sz="1"/>
+              <w:bottom w:val="single" w:color="CCCCCC" w:sz="1"/>
+              <w:right w:val="single" w:color="CCCCCC" w:sz="1"/>
+            </w:tcBorders>
+            <w:shd w:fill="FFFFFF" w:val="clear"/>
+            <w:tcMar>
+              <w:top w:type="dxa" w:w="80"/>
+              <w:left w:type="dxa" w:w="120"/>
+              <w:bottom w:type="dxa" w:w="80"/>
+              <w:right w:type="dxa" w:w="120"/>
+            </w:tcMar>
+          </w:tcPr>
+          <w:p>
+            <w:r>
+              <w:rPr>
+                <w:rFonts w:ascii="Arial" w:cs="Arial" w:eastAsia="Arial" w:hAnsi="Arial"/>
+                <w:sz w:val="20"/>
+                <w:szCs w:val="20"/>
+              </w:rPr>
+              <w:t xml:space="preserve">DEFERRED to Section 5 — Scheduling conversation. Key question: client self-scheduling vs. admin/mentor-controlled booking.</w:t>
             </w:r>
           </w:p>
         </w:tc>
@@ -1267,7 +2055,7 @@
         <w:spacing w:after="120"/>
       </w:pPr>
       <w:r>
-        <w:t xml:space="preserve">The following decisions are still under evaluation and will be added to the log once finalized:</w:t>
+        <w:t xml:space="preserve">The following decisions are still under evaluation:</w:t>
       </w:r>
     </w:p>
     <w:p>
@@ -1383,7 +2171,7 @@
                 <w:sz w:val="20"/>
                 <w:szCs w:val="20"/>
               </w:rPr>
-              <w:t xml:space="preserve">CRM Platform Selection</w:t>
+              <w:t xml:space="preserve">Scheduling Tool</w:t>
             </w:r>
           </w:p>
         </w:tc>
@@ -1411,7 +2199,7 @@
                 <w:sz w:val="20"/>
                 <w:szCs w:val="20"/>
               </w:rPr>
-              <w:t xml:space="preserve">Under evaluation — Section PRD in development</w:t>
+              <w:t xml:space="preserve">Deferred — Section 5 conversation pending</w:t>
             </w:r>
           </w:p>
         </w:tc>
@@ -1441,7 +2229,7 @@
                 <w:sz w:val="20"/>
                 <w:szCs w:val="20"/>
               </w:rPr>
-              <w:t xml:space="preserve">Scheduling Tool</w:t>
+              <w:t xml:space="preserve">Online Learning Platform</w:t>
             </w:r>
           </w:p>
         </w:tc>
@@ -1469,7 +2257,7 @@
                 <w:sz w:val="20"/>
                 <w:szCs w:val="20"/>
               </w:rPr>
-              <w:t xml:space="preserve">Pending — may be CRM-native or separate tool</w:t>
+              <w:t xml:space="preserve">Pending — Section 8 conversation pending</w:t>
             </w:r>
           </w:p>
         </w:tc>
@@ -1499,7 +2287,7 @@
                 <w:sz w:val="20"/>
                 <w:szCs w:val="20"/>
               </w:rPr>
-              <w:t xml:space="preserve">Online Learning Platform</w:t>
+              <w:t xml:space="preserve">Volunteer Coordination Tools</w:t>
             </w:r>
           </w:p>
         </w:tc>
@@ -1527,7 +2315,7 @@
                 <w:sz w:val="20"/>
                 <w:szCs w:val="20"/>
               </w:rPr>
-              <w:t xml:space="preserve">Under evaluation — Section PRD in development</w:t>
+              <w:t xml:space="preserve">Largely resolved by EspoCRM selection — confirm in section conversation</w:t>
             </w:r>
           </w:p>
         </w:tc>
@@ -1557,7 +2345,7 @@
                 <w:sz w:val="20"/>
                 <w:szCs w:val="20"/>
               </w:rPr>
-              <w:t xml:space="preserve">Volunteer Coordination Tools</w:t>
+              <w:t xml:space="preserve">Donor Management</w:t>
             </w:r>
           </w:p>
         </w:tc>
@@ -1585,7 +2373,7 @@
                 <w:sz w:val="20"/>
                 <w:szCs w:val="20"/>
               </w:rPr>
-              <w:t xml:space="preserve">Pending CRM decision</w:t>
+              <w:t xml:space="preserve">Evaluate EspoCRM native capability first</w:t>
             </w:r>
           </w:p>
         </w:tc>
@@ -1615,7 +2403,7 @@
                 <w:sz w:val="20"/>
                 <w:szCs w:val="20"/>
               </w:rPr>
-              <w:t xml:space="preserve">Donor Management Platform</w:t>
+              <w:t xml:space="preserve">Document &amp; Resource Sharing</w:t>
             </w:r>
           </w:p>
         </w:tc>
@@ -1643,7 +2431,7 @@
                 <w:sz w:val="20"/>
                 <w:szCs w:val="20"/>
               </w:rPr>
-              <w:t xml:space="preserve">Pending — evaluate CRM capability first</w:t>
+              <w:t xml:space="preserve">Pending — evaluate Google Drive vs FOSS alternatives</w:t>
             </w:r>
           </w:p>
         </w:tc>
@@ -1673,7 +2461,7 @@
                 <w:sz w:val="20"/>
                 <w:szCs w:val="20"/>
               </w:rPr>
-              <w:t xml:space="preserve">Document &amp; Resource Sharing</w:t>
+              <w:t xml:space="preserve">Reporting &amp; Analytics</w:t>
             </w:r>
           </w:p>
         </w:tc>
@@ -1701,7 +2489,7 @@
                 <w:sz w:val="20"/>
                 <w:szCs w:val="20"/>
               </w:rPr>
-              <w:t xml:space="preserve">Pending — evaluate Google Drive vs FOSS alternatives</w:t>
+              <w:t xml:space="preserve">Largely resolved by EspoCRM selection — confirm dashboards adequate</w:t>
             </w:r>
           </w:p>
         </w:tc>
@@ -1731,7 +2519,7 @@
                 <w:sz w:val="20"/>
                 <w:szCs w:val="20"/>
               </w:rPr>
-              <w:t xml:space="preserve">Reporting &amp; Analytics</w:t>
+              <w:t xml:space="preserve">Email Platform (Final)</w:t>
             </w:r>
           </w:p>
         </w:tc>
@@ -1759,7 +2547,7 @@
                 <w:sz w:val="20"/>
                 <w:szCs w:val="20"/>
               </w:rPr>
-              <w:t xml:space="preserve">Pending CRM and data architecture decisions</w:t>
+              <w:t xml:space="preserve">Provisional — pending CRM communication capability assessment</w:t>
             </w:r>
           </w:p>
         </w:tc>
@@ -1789,7 +2577,7 @@
                 <w:sz w:val="20"/>
                 <w:szCs w:val="20"/>
               </w:rPr>
-              <w:t xml:space="preserve">Email Platform (Final)</w:t>
+              <w:t xml:space="preserve">Video/Virtual Meeting Integration</w:t>
             </w:r>
           </w:p>
         </w:tc>
@@ -1817,7 +2605,123 @@
                 <w:sz w:val="20"/>
                 <w:szCs w:val="20"/>
               </w:rPr>
-              <w:t xml:space="preserve">Provisional — pending CRM communication capability assessment</w:t>
+              <w:t xml:space="preserve">Open — how are virtual sessions initiated and logged?</w:t>
+            </w:r>
+          </w:p>
+        </w:tc>
+      </w:tr>
+      <w:tr>
+        <w:tc>
+          <w:tcPr>
+            <w:tcW w:type="dxa" w:w="3500"/>
+            <w:tcBorders>
+              <w:top w:val="single" w:color="CCCCCC" w:sz="1"/>
+              <w:left w:val="single" w:color="CCCCCC" w:sz="1"/>
+              <w:bottom w:val="single" w:color="CCCCCC" w:sz="1"/>
+              <w:right w:val="single" w:color="CCCCCC" w:sz="1"/>
+            </w:tcBorders>
+            <w:shd w:fill="FFFFFF" w:val="clear"/>
+            <w:tcMar>
+              <w:top w:type="dxa" w:w="80"/>
+              <w:left w:type="dxa" w:w="120"/>
+              <w:bottom w:type="dxa" w:w="80"/>
+              <w:right w:type="dxa" w:w="120"/>
+            </w:tcMar>
+          </w:tcPr>
+          <w:p>
+            <w:r>
+              <w:rPr>
+                <w:rFonts w:ascii="Arial" w:cs="Arial" w:eastAsia="Arial" w:hAnsi="Arial"/>
+                <w:sz w:val="20"/>
+                <w:szCs w:val="20"/>
+              </w:rPr>
+              <w:t xml:space="preserve">Dues Payment Processing</w:t>
+            </w:r>
+          </w:p>
+        </w:tc>
+        <w:tc>
+          <w:tcPr>
+            <w:tcW w:type="dxa" w:w="5860"/>
+            <w:tcBorders>
+              <w:top w:val="single" w:color="CCCCCC" w:sz="1"/>
+              <w:left w:val="single" w:color="CCCCCC" w:sz="1"/>
+              <w:bottom w:val="single" w:color="CCCCCC" w:sz="1"/>
+              <w:right w:val="single" w:color="CCCCCC" w:sz="1"/>
+            </w:tcBorders>
+            <w:shd w:fill="FFFFFF" w:val="clear"/>
+            <w:tcMar>
+              <w:top w:type="dxa" w:w="80"/>
+              <w:left w:type="dxa" w:w="120"/>
+              <w:bottom w:type="dxa" w:w="80"/>
+              <w:right w:type="dxa" w:w="120"/>
+            </w:tcMar>
+          </w:tcPr>
+          <w:p>
+            <w:r>
+              <w:rPr>
+                <w:rFonts w:ascii="Arial" w:cs="Arial" w:eastAsia="Arial" w:hAnsi="Arial"/>
+                <w:sz w:val="20"/>
+                <w:szCs w:val="20"/>
+              </w:rPr>
+              <w:t xml:space="preserve">Open — PCI-compliant payment integration needed</w:t>
+            </w:r>
+          </w:p>
+        </w:tc>
+      </w:tr>
+      <w:tr>
+        <w:tc>
+          <w:tcPr>
+            <w:tcW w:type="dxa" w:w="3500"/>
+            <w:tcBorders>
+              <w:top w:val="single" w:color="CCCCCC" w:sz="1"/>
+              <w:left w:val="single" w:color="CCCCCC" w:sz="1"/>
+              <w:bottom w:val="single" w:color="CCCCCC" w:sz="1"/>
+              <w:right w:val="single" w:color="CCCCCC" w:sz="1"/>
+            </w:tcBorders>
+            <w:shd w:fill="F2F2F2" w:val="clear"/>
+            <w:tcMar>
+              <w:top w:type="dxa" w:w="80"/>
+              <w:left w:type="dxa" w:w="120"/>
+              <w:bottom w:type="dxa" w:w="80"/>
+              <w:right w:type="dxa" w:w="120"/>
+            </w:tcMar>
+          </w:tcPr>
+          <w:p>
+            <w:r>
+              <w:rPr>
+                <w:rFonts w:ascii="Arial" w:cs="Arial" w:eastAsia="Arial" w:hAnsi="Arial"/>
+                <w:sz w:val="20"/>
+                <w:szCs w:val="20"/>
+              </w:rPr>
+              <w:t xml:space="preserve">Backup &amp; Recovery Strategy</w:t>
+            </w:r>
+          </w:p>
+        </w:tc>
+        <w:tc>
+          <w:tcPr>
+            <w:tcW w:type="dxa" w:w="5860"/>
+            <w:tcBorders>
+              <w:top w:val="single" w:color="CCCCCC" w:sz="1"/>
+              <w:left w:val="single" w:color="CCCCCC" w:sz="1"/>
+              <w:bottom w:val="single" w:color="CCCCCC" w:sz="1"/>
+              <w:right w:val="single" w:color="CCCCCC" w:sz="1"/>
+            </w:tcBorders>
+            <w:shd w:fill="F2F2F2" w:val="clear"/>
+            <w:tcMar>
+              <w:top w:type="dxa" w:w="80"/>
+              <w:left w:type="dxa" w:w="120"/>
+              <w:bottom w:type="dxa" w:w="80"/>
+              <w:right w:type="dxa" w:w="120"/>
+            </w:tcMar>
+          </w:tcPr>
+          <w:p>
+            <w:r>
+              <w:rPr>
+                <w:rFonts w:ascii="Arial" w:cs="Arial" w:eastAsia="Arial" w:hAnsi="Arial"/>
+                <w:sz w:val="20"/>
+                <w:szCs w:val="20"/>
+              </w:rPr>
+              <w:t xml:space="preserve">Open — self-hosted EspoCRM on AWS</w:t>
             </w:r>
           </w:p>
         </w:tc>
@@ -1904,15 +2808,6 @@
         <w:szCs w:val="16"/>
       </w:rPr>
       <w:t xml:space="preserve">	Page </w:t>
-    </w:r>
-    <w:r>
-      <w:rPr>
-        <w:rFonts w:ascii="Arial" w:cs="Arial" w:eastAsia="Arial" w:hAnsi="Arial"/>
-        <w:color w:val="595959"/>
-        <w:sz w:val="16"/>
-        <w:szCs w:val="16"/>
-      </w:rPr>
-      <w:t xml:space="preserve"/>
     </w:r>
   </w:p>
 </w:ftr>

--- a/PRDs/CBM-Decisions-Log.docx
+++ b/PRDs/CBM-Decisions-Log.docx
@@ -46,7 +46,7 @@
           <w:sz w:val="22"/>
           <w:szCs w:val="22"/>
         </w:rPr>
-        <w:t xml:space="preserve">Version 0.2  |  Living Document  |  2025</w:t>
+        <w:t xml:space="preserve">Version 0.3  |  Living Document  |  2025</w:t>
       </w:r>
     </w:p>
     <w:p>
@@ -124,23 +124,6 @@
           <w:b w:val="false"/>
           <w:bCs w:val="false"/>
         </w:rPr>
-        <w:t xml:space="preserve">Include the date, decision area, all options seriously considered, and the full rationale</w:t>
-      </w:r>
-    </w:p>
-    <w:p>
-      <w:pPr>
-        <w:pStyle w:val="ListParagraph"/>
-        <w:numPr>
-          <w:ilvl w:val="0"/>
-          <w:numId w:val="2"/>
-        </w:numPr>
-        <w:spacing w:after="80"/>
-      </w:pPr>
-      <w:r>
-        <w:rPr>
-          <w:b w:val="false"/>
-          <w:bCs w:val="false"/>
-        </w:rPr>
         <w:t xml:space="preserve">Mark decisions as PROVISIONAL if they are expected to be revisited</w:t>
       </w:r>
     </w:p>
@@ -435,7 +418,7 @@
                 <w:sz w:val="20"/>
                 <w:szCs w:val="20"/>
               </w:rPr>
-              <w:t xml:space="preserve">AWS SELECTED. Unified ecosystem (domain, hosting, CI/CD, CDN). Tech admin AWS-comfortable. Cost manageable at CBM scale. Revisit if costs exceed budget.</w:t>
+              <w:t xml:space="preserve">AWS SELECTED. Unified ecosystem (domain, hosting, CI/CD, CDN). Tech admin AWS-comfortable. Cost manageable at CBM scale.</w:t>
             </w:r>
           </w:p>
         </w:tc>
@@ -549,7 +532,7 @@
                 <w:sz w:val="20"/>
                 <w:szCs w:val="20"/>
               </w:rPr>
-              <w:t xml:space="preserve">AWS Route 53 SELECTED. Stays within AWS ecosystem. Unified IAM access management. Integrated billing.</w:t>
+              <w:t xml:space="preserve">AWS Route 53 SELECTED. Stays within AWS ecosystem. Unified IAM. Integrated billing.</w:t>
             </w:r>
           </w:p>
         </w:tc>
@@ -635,7 +618,7 @@
                 <w:sz w:val="20"/>
                 <w:szCs w:val="20"/>
               </w:rPr>
-              <w:t xml:space="preserve">Google Workspace for Nonprofits, Proton Business, self-hosted Mailcow/iRedMail</w:t>
+              <w:t xml:space="preserve">Google Workspace for Nonprofits, Proton Business, self-hosted Mailcow</w:t>
             </w:r>
           </w:p>
         </w:tc>
@@ -663,7 +646,7 @@
                 <w:sz w:val="20"/>
                 <w:szCs w:val="20"/>
               </w:rPr>
-              <w:t xml:space="preserve">Google Workspace for Nonprofits SELECTED (provisional). Free for 501(c)(3), familiar UI, includes Drive/Docs/Calendar. PROVISIONAL: May migrate to Proton if CRM centralizes all client/mentor communication, reducing email platform dependency.</w:t>
+              <w:t xml:space="preserve">Google Workspace for Nonprofits SELECTED (provisional). Free for 501(c)(3), familiar UI. PROVISIONAL: May migrate if CRM centralizes all mentor-client communication.</w:t>
             </w:r>
           </w:p>
         </w:tc>
@@ -777,7 +760,7 @@
                 <w:sz w:val="20"/>
                 <w:szCs w:val="20"/>
               </w:rPr>
-              <w:t xml:space="preserve">Static HTML/CSS/JS SELECTED. Built with Claude Code. No CMS overhead, fast, cheap on S3, full control. Aligns with tech admin capability.</w:t>
+              <w:t xml:space="preserve">Static HTML/CSS/JS SELECTED. Built with Claude Code. No CMS overhead, fast, cheap on S3, full control.</w:t>
             </w:r>
           </w:p>
         </w:tc>
@@ -1005,7 +988,7 @@
                 <w:sz w:val="20"/>
                 <w:szCs w:val="20"/>
               </w:rPr>
-              <w:t xml:space="preserve">AWS CodePipeline + CodeCommit SELECTED. Single AWS ecosystem. Unified IAM. Future contributors submit changes via pull requests reviewed by tech admin.</w:t>
+              <w:t xml:space="preserve">AWS CodePipeline + CodeCommit SELECTED. Single AWS ecosystem. Unified IAM.</w:t>
             </w:r>
           </w:p>
         </w:tc>
@@ -1119,7 +1102,7 @@
                 <w:sz w:val="20"/>
                 <w:szCs w:val="20"/>
               </w:rPr>
-              <w:t xml:space="preserve">CRM-native forms SELECTED. Submissions go directly into CRM. No middleware. All intake, volunteer signup, and event registration become CRM records automatically.</w:t>
+              <w:t xml:space="preserve">CRM-native forms SELECTED. All intake, volunteer signup, and event registration become CRM records automatically.</w:t>
             </w:r>
           </w:p>
         </w:tc>
@@ -1233,7 +1216,7 @@
                 <w:sz w:val="20"/>
                 <w:szCs w:val="20"/>
               </w:rPr>
-              <w:t xml:space="preserve">GitHub SELECTED for planning documents (PRDs, Decisions Log). Accessible to board without AWS credentials. AWS CodeCommit reserved for website source code.</w:t>
+              <w:t xml:space="preserve">GitHub SELECTED for planning documents. Accessible to board without AWS credentials. AWS CodeCommit reserved for website source code.</w:t>
             </w:r>
           </w:p>
         </w:tc>
@@ -1347,7 +1330,7 @@
                 <w:sz w:val="20"/>
                 <w:szCs w:val="20"/>
               </w:rPr>
-              <w:t xml:space="preserve">EspoCRM SELECTED. FOSS, self-hosted on AWS, fully customizable data model, native email threading with inbound reply capture, workflow automation, REST API, no per-seat costs, modern senior-accessible UI. HubSpot evaluated but not selected (cost, not FOSS, not self-hosted, minimal volunteer familiarity). Attio retained as future fallback.</w:t>
+              <w:t xml:space="preserve">EspoCRM SELECTED. FOSS, self-hosted on AWS, fully customizable, native email threading, workflow automation, REST API, no per-seat costs. HubSpot evaluated but not selected. Attio retained as future fallback.</w:t>
             </w:r>
           </w:p>
         </w:tc>
@@ -1461,7 +1444,7 @@
                 <w:sz w:val="20"/>
                 <w:szCs w:val="20"/>
               </w:rPr>
-              <w:t xml:space="preserve">All mentor-client communication through CRM SELECTED. Enables inactivity tracking, maintains confidentiality, provides full audit trail. Clients interact via email reply or form link — no CRM login required.</w:t>
+              <w:t xml:space="preserve">All mentor-client communication through CRM SELECTED. Enables inactivity tracking, maintains confidentiality. Clients interact via email reply — no CRM login required.</w:t>
             </w:r>
           </w:p>
         </w:tc>
@@ -1575,7 +1558,7 @@
                 <w:sz w:val="20"/>
                 <w:szCs w:val="20"/>
               </w:rPr>
-              <w:t xml:space="preserve">Single profile with additive roles SELECTED. One profile per volunteer. Roles (mentor, co-mentor, SME) are additive. Capacity settings per role. SME availability managed separately from mentor capacity.</w:t>
+              <w:t xml:space="preserve">Single profile with additive roles SELECTED. One profile per volunteer supporting mentor, co-mentor, and/or SME roles concurrently.</w:t>
             </w:r>
           </w:p>
         </w:tc>
@@ -1633,7 +1616,7 @@
                 <w:sz w:val="20"/>
                 <w:szCs w:val="20"/>
               </w:rPr>
-              <w:t xml:space="preserve">Mentor Matching (Phase 1)</w:t>
+              <w:t xml:space="preserve">Mentor Matching Phase 1</w:t>
             </w:r>
           </w:p>
         </w:tc>
@@ -1689,7 +1672,7 @@
                 <w:sz w:val="20"/>
                 <w:szCs w:val="20"/>
               </w:rPr>
-              <w:t xml:space="preserve">Admin-assisted manual matching SELECTED for Phase 1. Admin reviews intake, browses filtered mentor pool, makes assignment. Automated suggestion system planned for Phase 2 — data model designed to support it from day one.</w:t>
+              <w:t xml:space="preserve">Admin-assisted manual matching SELECTED for Phase 1. Automated suggestion system planned for Phase 2 — data model supports it from day one.</w:t>
             </w:r>
           </w:p>
         </w:tc>
@@ -1803,7 +1786,7 @@
                 <w:sz w:val="20"/>
                 <w:szCs w:val="20"/>
               </w:rPr>
-              <w:t xml:space="preserve">Mentor-initiated request workflow SELECTED. Primary mentor identifies SME need, browses pool, submits request. SME accepts or declines. Admin has visibility but is not the bottleneck.</w:t>
+              <w:t xml:space="preserve">Mentor-initiated request workflow SELECTED. SME accepts or declines. Admin has visibility but is not the bottleneck.</w:t>
             </w:r>
           </w:p>
         </w:tc>
@@ -1917,7 +1900,7 @@
                 <w:sz w:val="20"/>
                 <w:szCs w:val="20"/>
               </w:rPr>
-              <w:t xml:space="preserve">CRM-triggered NPS SELECTED. Automated trigger at engagement close. Email link to form — no client login required. Score recorded in CRM. Integrate external tool (e.g., LimeSurvey) if CRM-native capability insufficient.</w:t>
+              <w:t xml:space="preserve">CRM-triggered NPS SELECTED. Automated trigger at engagement close. Integrate LimeSurvey if CRM-native insufficient.</w:t>
             </w:r>
           </w:p>
         </w:tc>
@@ -1975,7 +1958,7 @@
                 <w:sz w:val="20"/>
                 <w:szCs w:val="20"/>
               </w:rPr>
-              <w:t xml:space="preserve">Scheduling (DEFERRED)</w:t>
+              <w:t xml:space="preserve">Session Scheduling</w:t>
             </w:r>
           </w:p>
         </w:tc>
@@ -2003,7 +1986,7 @@
                 <w:sz w:val="20"/>
                 <w:szCs w:val="20"/>
               </w:rPr>
-              <w:t xml:space="preserve">CRM-native calendar, dedicated tool (Cal.com), admin-managed</w:t>
+              <w:t xml:space="preserve">CRM-native only, dedicated tool only, hybrid</w:t>
             </w:r>
           </w:p>
         </w:tc>
@@ -2031,7 +2014,235 @@
                 <w:sz w:val="20"/>
                 <w:szCs w:val="20"/>
               </w:rPr>
-              <w:t xml:space="preserve">DEFERRED to Section 5 — Scheduling conversation. Key question: client self-scheduling vs. admin/mentor-controlled booking.</w:t>
+              <w:t xml:space="preserve">Hybrid SELECTED. EspoCRM native for mentor-proposed sessions (default). Cal.com self-hosted for optional client self-scheduling. Both log sessions back to EspoCRM.</w:t>
+            </w:r>
+          </w:p>
+        </w:tc>
+      </w:tr>
+      <w:tr>
+        <w:tc>
+          <w:tcPr>
+            <w:tcW w:type="dxa" w:w="800"/>
+            <w:tcBorders>
+              <w:top w:val="single" w:color="CCCCCC" w:sz="1"/>
+              <w:left w:val="single" w:color="CCCCCC" w:sz="1"/>
+              <w:bottom w:val="single" w:color="CCCCCC" w:sz="1"/>
+              <w:right w:val="single" w:color="CCCCCC" w:sz="1"/>
+            </w:tcBorders>
+            <w:shd w:fill="F2F2F2" w:val="clear"/>
+            <w:tcMar>
+              <w:top w:type="dxa" w:w="80"/>
+              <w:left w:type="dxa" w:w="120"/>
+              <w:bottom w:type="dxa" w:w="80"/>
+              <w:right w:type="dxa" w:w="120"/>
+            </w:tcMar>
+          </w:tcPr>
+          <w:p>
+            <w:r>
+              <w:rPr>
+                <w:rFonts w:ascii="Arial" w:cs="Arial" w:eastAsia="Arial" w:hAnsi="Arial"/>
+                <w:sz w:val="20"/>
+                <w:szCs w:val="20"/>
+              </w:rPr>
+              <w:t xml:space="preserve">D-016</w:t>
+            </w:r>
+          </w:p>
+        </w:tc>
+        <w:tc>
+          <w:tcPr>
+            <w:tcW w:type="dxa" w:w="1600"/>
+            <w:tcBorders>
+              <w:top w:val="single" w:color="CCCCCC" w:sz="1"/>
+              <w:left w:val="single" w:color="CCCCCC" w:sz="1"/>
+              <w:bottom w:val="single" w:color="CCCCCC" w:sz="1"/>
+              <w:right w:val="single" w:color="CCCCCC" w:sz="1"/>
+            </w:tcBorders>
+            <w:shd w:fill="F2F2F2" w:val="clear"/>
+            <w:tcMar>
+              <w:top w:type="dxa" w:w="80"/>
+              <w:left w:type="dxa" w:w="120"/>
+              <w:bottom w:type="dxa" w:w="80"/>
+              <w:right w:type="dxa" w:w="120"/>
+            </w:tcMar>
+          </w:tcPr>
+          <w:p>
+            <w:r>
+              <w:rPr>
+                <w:rFonts w:ascii="Arial" w:cs="Arial" w:eastAsia="Arial" w:hAnsi="Arial"/>
+                <w:sz w:val="20"/>
+                <w:szCs w:val="20"/>
+              </w:rPr>
+              <w:t xml:space="preserve">Client-Facing Video</w:t>
+            </w:r>
+          </w:p>
+        </w:tc>
+        <w:tc>
+          <w:tcPr>
+            <w:tcW w:type="dxa" w:w="2000"/>
+            <w:tcBorders>
+              <w:top w:val="single" w:color="CCCCCC" w:sz="1"/>
+              <w:left w:val="single" w:color="CCCCCC" w:sz="1"/>
+              <w:bottom w:val="single" w:color="CCCCCC" w:sz="1"/>
+              <w:right w:val="single" w:color="CCCCCC" w:sz="1"/>
+            </w:tcBorders>
+            <w:shd w:fill="F2F2F2" w:val="clear"/>
+            <w:tcMar>
+              <w:top w:type="dxa" w:w="80"/>
+              <w:left w:type="dxa" w:w="120"/>
+              <w:bottom w:type="dxa" w:w="80"/>
+              <w:right w:type="dxa" w:w="120"/>
+            </w:tcMar>
+          </w:tcPr>
+          <w:p>
+            <w:r>
+              <w:rPr>
+                <w:rFonts w:ascii="Arial" w:cs="Arial" w:eastAsia="Arial" w:hAnsi="Arial"/>
+                <w:sz w:val="20"/>
+                <w:szCs w:val="20"/>
+              </w:rPr>
+              <w:t xml:space="preserve">Google Meet, Zoom, Jitsi Meet, Microsoft Teams</w:t>
+            </w:r>
+          </w:p>
+        </w:tc>
+        <w:tc>
+          <w:tcPr>
+            <w:tcW w:type="dxa" w:w="4960"/>
+            <w:tcBorders>
+              <w:top w:val="single" w:color="CCCCCC" w:sz="1"/>
+              <w:left w:val="single" w:color="CCCCCC" w:sz="1"/>
+              <w:bottom w:val="single" w:color="CCCCCC" w:sz="1"/>
+              <w:right w:val="single" w:color="CCCCCC" w:sz="1"/>
+            </w:tcBorders>
+            <w:shd w:fill="F2F2F2" w:val="clear"/>
+            <w:tcMar>
+              <w:top w:type="dxa" w:w="80"/>
+              <w:left w:type="dxa" w:w="120"/>
+              <w:bottom w:type="dxa" w:w="80"/>
+              <w:right w:type="dxa" w:w="120"/>
+            </w:tcMar>
+          </w:tcPr>
+          <w:p>
+            <w:r>
+              <w:rPr>
+                <w:rFonts w:ascii="Arial" w:cs="Arial" w:eastAsia="Arial" w:hAnsi="Arial"/>
+                <w:sz w:val="20"/>
+                <w:szCs w:val="20"/>
+              </w:rPr>
+              <w:t xml:space="preserve">Google Meet SELECTED for client-facing sessions. Included in Google Workspace for Nonprofits. No client login required. Familiar to senior mentors. No time limit for 1:1 sessions.</w:t>
+            </w:r>
+          </w:p>
+        </w:tc>
+      </w:tr>
+      <w:tr>
+        <w:tc>
+          <w:tcPr>
+            <w:tcW w:type="dxa" w:w="800"/>
+            <w:tcBorders>
+              <w:top w:val="single" w:color="CCCCCC" w:sz="1"/>
+              <w:left w:val="single" w:color="CCCCCC" w:sz="1"/>
+              <w:bottom w:val="single" w:color="CCCCCC" w:sz="1"/>
+              <w:right w:val="single" w:color="CCCCCC" w:sz="1"/>
+            </w:tcBorders>
+            <w:shd w:fill="FFFFFF" w:val="clear"/>
+            <w:tcMar>
+              <w:top w:type="dxa" w:w="80"/>
+              <w:left w:type="dxa" w:w="120"/>
+              <w:bottom w:type="dxa" w:w="80"/>
+              <w:right w:type="dxa" w:w="120"/>
+            </w:tcMar>
+          </w:tcPr>
+          <w:p>
+            <w:r>
+              <w:rPr>
+                <w:rFonts w:ascii="Arial" w:cs="Arial" w:eastAsia="Arial" w:hAnsi="Arial"/>
+                <w:sz w:val="20"/>
+                <w:szCs w:val="20"/>
+              </w:rPr>
+              <w:t xml:space="preserve">D-017</w:t>
+            </w:r>
+          </w:p>
+        </w:tc>
+        <w:tc>
+          <w:tcPr>
+            <w:tcW w:type="dxa" w:w="1600"/>
+            <w:tcBorders>
+              <w:top w:val="single" w:color="CCCCCC" w:sz="1"/>
+              <w:left w:val="single" w:color="CCCCCC" w:sz="1"/>
+              <w:bottom w:val="single" w:color="CCCCCC" w:sz="1"/>
+              <w:right w:val="single" w:color="CCCCCC" w:sz="1"/>
+            </w:tcBorders>
+            <w:shd w:fill="FFFFFF" w:val="clear"/>
+            <w:tcMar>
+              <w:top w:type="dxa" w:w="80"/>
+              <w:left w:type="dxa" w:w="120"/>
+              <w:bottom w:type="dxa" w:w="80"/>
+              <w:right w:type="dxa" w:w="120"/>
+            </w:tcMar>
+          </w:tcPr>
+          <w:p>
+            <w:r>
+              <w:rPr>
+                <w:rFonts w:ascii="Arial" w:cs="Arial" w:eastAsia="Arial" w:hAnsi="Arial"/>
+                <w:sz w:val="20"/>
+                <w:szCs w:val="20"/>
+              </w:rPr>
+              <w:t xml:space="preserve">Internal Meeting Video</w:t>
+            </w:r>
+          </w:p>
+        </w:tc>
+        <w:tc>
+          <w:tcPr>
+            <w:tcW w:type="dxa" w:w="2000"/>
+            <w:tcBorders>
+              <w:top w:val="single" w:color="CCCCCC" w:sz="1"/>
+              <w:left w:val="single" w:color="CCCCCC" w:sz="1"/>
+              <w:bottom w:val="single" w:color="CCCCCC" w:sz="1"/>
+              <w:right w:val="single" w:color="CCCCCC" w:sz="1"/>
+            </w:tcBorders>
+            <w:shd w:fill="FFFFFF" w:val="clear"/>
+            <w:tcMar>
+              <w:top w:type="dxa" w:w="80"/>
+              <w:left w:type="dxa" w:w="120"/>
+              <w:bottom w:type="dxa" w:w="80"/>
+              <w:right w:type="dxa" w:w="120"/>
+            </w:tcMar>
+          </w:tcPr>
+          <w:p>
+            <w:r>
+              <w:rPr>
+                <w:rFonts w:ascii="Arial" w:cs="Arial" w:eastAsia="Arial" w:hAnsi="Arial"/>
+                <w:sz w:val="20"/>
+                <w:szCs w:val="20"/>
+              </w:rPr>
+              <w:t xml:space="preserve">Google Meet, Zoom, Jitsi Meet, Microsoft Teams</w:t>
+            </w:r>
+          </w:p>
+        </w:tc>
+        <w:tc>
+          <w:tcPr>
+            <w:tcW w:type="dxa" w:w="4960"/>
+            <w:tcBorders>
+              <w:top w:val="single" w:color="CCCCCC" w:sz="1"/>
+              <w:left w:val="single" w:color="CCCCCC" w:sz="1"/>
+              <w:bottom w:val="single" w:color="CCCCCC" w:sz="1"/>
+              <w:right w:val="single" w:color="CCCCCC" w:sz="1"/>
+            </w:tcBorders>
+            <w:shd w:fill="FFFFFF" w:val="clear"/>
+            <w:tcMar>
+              <w:top w:type="dxa" w:w="80"/>
+              <w:left w:type="dxa" w:w="120"/>
+              <w:bottom w:type="dxa" w:w="80"/>
+              <w:right w:type="dxa" w:w="120"/>
+            </w:tcMar>
+          </w:tcPr>
+          <w:p>
+            <w:r>
+              <w:rPr>
+                <w:rFonts w:ascii="Arial" w:cs="Arial" w:eastAsia="Arial" w:hAnsi="Arial"/>
+                <w:sz w:val="20"/>
+                <w:szCs w:val="20"/>
+              </w:rPr>
+              <w:t xml:space="preserve">Jitsi Meet (self-hosted on AWS) SELECTED for internal meetings. Fully FOSS. No time limits. No per-seat costs. No participant caps. Internal audience can be coached to use it. Solves group meeting duration concern without cost.</w:t>
             </w:r>
           </w:p>
         </w:tc>
@@ -2048,19 +2259,6 @@
       </w:pPr>
       <w:r>
         <w:t xml:space="preserve">Pending Decisions</w:t>
-      </w:r>
-    </w:p>
-    <w:p>
-      <w:pPr>
-        <w:spacing w:after="120"/>
-      </w:pPr>
-      <w:r>
-        <w:t xml:space="preserve">The following decisions are still under evaluation:</w:t>
-      </w:r>
-    </w:p>
-    <w:p>
-      <w:r>
-        <w:t xml:space="preserve"/>
       </w:r>
     </w:p>
     <w:tbl>
@@ -2171,7 +2369,7 @@
                 <w:sz w:val="20"/>
                 <w:szCs w:val="20"/>
               </w:rPr>
-              <w:t xml:space="preserve">Scheduling Tool</w:t>
+              <w:t xml:space="preserve">Online Learning Platform</w:t>
             </w:r>
           </w:p>
         </w:tc>
@@ -2199,7 +2397,7 @@
                 <w:sz w:val="20"/>
                 <w:szCs w:val="20"/>
               </w:rPr>
-              <w:t xml:space="preserve">Deferred — Section 5 conversation pending</w:t>
+              <w:t xml:space="preserve">Pending — Section 8 conversation pending</w:t>
             </w:r>
           </w:p>
         </w:tc>
@@ -2229,7 +2427,7 @@
                 <w:sz w:val="20"/>
                 <w:szCs w:val="20"/>
               </w:rPr>
-              <w:t xml:space="preserve">Online Learning Platform</w:t>
+              <w:t xml:space="preserve">Volunteer Coordination Tools</w:t>
             </w:r>
           </w:p>
         </w:tc>
@@ -2257,7 +2455,7 @@
                 <w:sz w:val="20"/>
                 <w:szCs w:val="20"/>
               </w:rPr>
-              <w:t xml:space="preserve">Pending — Section 8 conversation pending</w:t>
+              <w:t xml:space="preserve">Largely resolved by EspoCRM — confirm in section conversation</w:t>
             </w:r>
           </w:p>
         </w:tc>
@@ -2287,7 +2485,7 @@
                 <w:sz w:val="20"/>
                 <w:szCs w:val="20"/>
               </w:rPr>
-              <w:t xml:space="preserve">Volunteer Coordination Tools</w:t>
+              <w:t xml:space="preserve">Donor Management</w:t>
             </w:r>
           </w:p>
         </w:tc>
@@ -2315,7 +2513,7 @@
                 <w:sz w:val="20"/>
                 <w:szCs w:val="20"/>
               </w:rPr>
-              <w:t xml:space="preserve">Largely resolved by EspoCRM selection — confirm in section conversation</w:t>
+              <w:t xml:space="preserve">Evaluate EspoCRM native capability first</w:t>
             </w:r>
           </w:p>
         </w:tc>
@@ -2345,7 +2543,7 @@
                 <w:sz w:val="20"/>
                 <w:szCs w:val="20"/>
               </w:rPr>
-              <w:t xml:space="preserve">Donor Management</w:t>
+              <w:t xml:space="preserve">Document &amp; Resource Sharing</w:t>
             </w:r>
           </w:p>
         </w:tc>
@@ -2373,7 +2571,7 @@
                 <w:sz w:val="20"/>
                 <w:szCs w:val="20"/>
               </w:rPr>
-              <w:t xml:space="preserve">Evaluate EspoCRM native capability first</w:t>
+              <w:t xml:space="preserve">Pending — evaluate Google Drive vs FOSS alternatives</w:t>
             </w:r>
           </w:p>
         </w:tc>
@@ -2403,7 +2601,7 @@
                 <w:sz w:val="20"/>
                 <w:szCs w:val="20"/>
               </w:rPr>
-              <w:t xml:space="preserve">Document &amp; Resource Sharing</w:t>
+              <w:t xml:space="preserve">Reporting &amp; Analytics</w:t>
             </w:r>
           </w:p>
         </w:tc>
@@ -2431,7 +2629,7 @@
                 <w:sz w:val="20"/>
                 <w:szCs w:val="20"/>
               </w:rPr>
-              <w:t xml:space="preserve">Pending — evaluate Google Drive vs FOSS alternatives</w:t>
+              <w:t xml:space="preserve">Largely resolved by EspoCRM — confirm dashboards adequate</w:t>
             </w:r>
           </w:p>
         </w:tc>
@@ -2461,7 +2659,7 @@
                 <w:sz w:val="20"/>
                 <w:szCs w:val="20"/>
               </w:rPr>
-              <w:t xml:space="preserve">Reporting &amp; Analytics</w:t>
+              <w:t xml:space="preserve">Email Platform (Final)</w:t>
             </w:r>
           </w:p>
         </w:tc>
@@ -2489,7 +2687,7 @@
                 <w:sz w:val="20"/>
                 <w:szCs w:val="20"/>
               </w:rPr>
-              <w:t xml:space="preserve">Largely resolved by EspoCRM selection — confirm dashboards adequate</w:t>
+              <w:t xml:space="preserve">Provisional — pending CRM communication capability assessment</w:t>
             </w:r>
           </w:p>
         </w:tc>
@@ -2519,7 +2717,7 @@
                 <w:sz w:val="20"/>
                 <w:szCs w:val="20"/>
               </w:rPr>
-              <w:t xml:space="preserve">Email Platform (Final)</w:t>
+              <w:t xml:space="preserve">Google Meet Group Limit Verification</w:t>
             </w:r>
           </w:p>
         </w:tc>
@@ -2547,7 +2745,7 @@
                 <w:sz w:val="20"/>
                 <w:szCs w:val="20"/>
               </w:rPr>
-              <w:t xml:space="preserve">Provisional — pending CRM communication capability assessment</w:t>
+              <w:t xml:space="preserve">Action required — verify free nonprofit tier removes 60-min group limit</w:t>
             </w:r>
           </w:p>
         </w:tc>
@@ -2577,7 +2775,7 @@
                 <w:sz w:val="20"/>
                 <w:szCs w:val="20"/>
               </w:rPr>
-              <w:t xml:space="preserve">Video/Virtual Meeting Integration</w:t>
+              <w:t xml:space="preserve">Dues Payment Processing</w:t>
             </w:r>
           </w:p>
         </w:tc>
@@ -2605,7 +2803,7 @@
                 <w:sz w:val="20"/>
                 <w:szCs w:val="20"/>
               </w:rPr>
-              <w:t xml:space="preserve">Open — how are virtual sessions initiated and logged?</w:t>
+              <w:t xml:space="preserve">Open — PCI-compliant payment integration needed</w:t>
             </w:r>
           </w:p>
         </w:tc>
@@ -2635,7 +2833,7 @@
                 <w:sz w:val="20"/>
                 <w:szCs w:val="20"/>
               </w:rPr>
-              <w:t xml:space="preserve">Dues Payment Processing</w:t>
+              <w:t xml:space="preserve">Backup &amp; Recovery Strategy</w:t>
             </w:r>
           </w:p>
         </w:tc>
@@ -2663,65 +2861,7 @@
                 <w:sz w:val="20"/>
                 <w:szCs w:val="20"/>
               </w:rPr>
-              <w:t xml:space="preserve">Open — PCI-compliant payment integration needed</w:t>
-            </w:r>
-          </w:p>
-        </w:tc>
-      </w:tr>
-      <w:tr>
-        <w:tc>
-          <w:tcPr>
-            <w:tcW w:type="dxa" w:w="3500"/>
-            <w:tcBorders>
-              <w:top w:val="single" w:color="CCCCCC" w:sz="1"/>
-              <w:left w:val="single" w:color="CCCCCC" w:sz="1"/>
-              <w:bottom w:val="single" w:color="CCCCCC" w:sz="1"/>
-              <w:right w:val="single" w:color="CCCCCC" w:sz="1"/>
-            </w:tcBorders>
-            <w:shd w:fill="F2F2F2" w:val="clear"/>
-            <w:tcMar>
-              <w:top w:type="dxa" w:w="80"/>
-              <w:left w:type="dxa" w:w="120"/>
-              <w:bottom w:type="dxa" w:w="80"/>
-              <w:right w:type="dxa" w:w="120"/>
-            </w:tcMar>
-          </w:tcPr>
-          <w:p>
-            <w:r>
-              <w:rPr>
-                <w:rFonts w:ascii="Arial" w:cs="Arial" w:eastAsia="Arial" w:hAnsi="Arial"/>
-                <w:sz w:val="20"/>
-                <w:szCs w:val="20"/>
-              </w:rPr>
-              <w:t xml:space="preserve">Backup &amp; Recovery Strategy</w:t>
-            </w:r>
-          </w:p>
-        </w:tc>
-        <w:tc>
-          <w:tcPr>
-            <w:tcW w:type="dxa" w:w="5860"/>
-            <w:tcBorders>
-              <w:top w:val="single" w:color="CCCCCC" w:sz="1"/>
-              <w:left w:val="single" w:color="CCCCCC" w:sz="1"/>
-              <w:bottom w:val="single" w:color="CCCCCC" w:sz="1"/>
-              <w:right w:val="single" w:color="CCCCCC" w:sz="1"/>
-            </w:tcBorders>
-            <w:shd w:fill="F2F2F2" w:val="clear"/>
-            <w:tcMar>
-              <w:top w:type="dxa" w:w="80"/>
-              <w:left w:type="dxa" w:w="120"/>
-              <w:bottom w:type="dxa" w:w="80"/>
-              <w:right w:type="dxa" w:w="120"/>
-            </w:tcMar>
-          </w:tcPr>
-          <w:p>
-            <w:r>
-              <w:rPr>
-                <w:rFonts w:ascii="Arial" w:cs="Arial" w:eastAsia="Arial" w:hAnsi="Arial"/>
-                <w:sz w:val="20"/>
-                <w:szCs w:val="20"/>
-              </w:rPr>
-              <w:t xml:space="preserve">Open — self-hosted EspoCRM on AWS</w:t>
+              <w:t xml:space="preserve">Open — self-hosted EspoCRM and Jitsi on AWS</w:t>
             </w:r>
           </w:p>
         </w:tc>

--- a/PRDs/CBM-Decisions-Log.docx
+++ b/PRDs/CBM-Decisions-Log.docx
@@ -46,7 +46,7 @@
           <w:sz w:val="22"/>
           <w:szCs w:val="22"/>
         </w:rPr>
-        <w:t xml:space="preserve">Version 0.3  |  Living Document  |  2025</w:t>
+        <w:t xml:space="preserve">Version 0.4  |  Living Document  |  2025</w:t>
       </w:r>
     </w:p>
     <w:p>
@@ -90,70 +90,6 @@
         <w:pStyle w:val="Heading1"/>
       </w:pPr>
       <w:r>
-        <w:t xml:space="preserve">How to Use This Log</w:t>
-      </w:r>
-    </w:p>
-    <w:p>
-      <w:pPr>
-        <w:pStyle w:val="ListParagraph"/>
-        <w:numPr>
-          <w:ilvl w:val="0"/>
-          <w:numId w:val="2"/>
-        </w:numPr>
-        <w:spacing w:after="80"/>
-      </w:pPr>
-      <w:r>
-        <w:rPr>
-          <w:b w:val="false"/>
-          <w:bCs w:val="false"/>
-        </w:rPr>
-        <w:t xml:space="preserve">Add a new row whenever a significant technology decision is made</w:t>
-      </w:r>
-    </w:p>
-    <w:p>
-      <w:pPr>
-        <w:pStyle w:val="ListParagraph"/>
-        <w:numPr>
-          <w:ilvl w:val="0"/>
-          <w:numId w:val="2"/>
-        </w:numPr>
-        <w:spacing w:after="80"/>
-      </w:pPr>
-      <w:r>
-        <w:rPr>
-          <w:b w:val="false"/>
-          <w:bCs w:val="false"/>
-        </w:rPr>
-        <w:t xml:space="preserve">Mark decisions as PROVISIONAL if they are expected to be revisited</w:t>
-      </w:r>
-    </w:p>
-    <w:p>
-      <w:pPr>
-        <w:pStyle w:val="ListParagraph"/>
-        <w:numPr>
-          <w:ilvl w:val="0"/>
-          <w:numId w:val="2"/>
-        </w:numPr>
-        <w:spacing w:after="80"/>
-      </w:pPr>
-      <w:r>
-        <w:rPr>
-          <w:b w:val="false"/>
-          <w:bCs w:val="false"/>
-        </w:rPr>
-        <w:t xml:space="preserve">Add a REVISIT trigger — the condition under which the decision should be re-evaluated</w:t>
-      </w:r>
-    </w:p>
-    <w:p>
-      <w:r>
-        <w:t xml:space="preserve"/>
-      </w:r>
-    </w:p>
-    <w:p>
-      <w:pPr>
-        <w:pStyle w:val="Heading1"/>
-      </w:pPr>
-      <w:r>
         <w:t xml:space="preserve">Decision Log</w:t>
       </w:r>
     </w:p>
@@ -390,7 +326,7 @@
                 <w:sz w:val="20"/>
                 <w:szCs w:val="20"/>
               </w:rPr>
-              <w:t xml:space="preserve">AWS, GCP, Azure, DigitalOcean, self-hosted VPS</w:t>
+              <w:t xml:space="preserve">AWS, GCP, Azure, DigitalOcean, VPS</w:t>
             </w:r>
           </w:p>
         </w:tc>
@@ -418,7 +354,7 @@
                 <w:sz w:val="20"/>
                 <w:szCs w:val="20"/>
               </w:rPr>
-              <w:t xml:space="preserve">AWS SELECTED. Unified ecosystem (domain, hosting, CI/CD, CDN). Tech admin AWS-comfortable. Cost manageable at CBM scale.</w:t>
+              <w:t xml:space="preserve">AWS SELECTED. Unified ecosystem, tech admin experienced, cost manageable at CBM scale.</w:t>
             </w:r>
           </w:p>
         </w:tc>
@@ -504,7 +440,7 @@
                 <w:sz w:val="20"/>
                 <w:szCs w:val="20"/>
               </w:rPr>
-              <w:t xml:space="preserve">Namecheap, Cloudflare, AWS Route 53</w:t>
+              <w:t xml:space="preserve">Namecheap, Cloudflare, Route 53</w:t>
             </w:r>
           </w:p>
         </w:tc>
@@ -532,7 +468,7 @@
                 <w:sz w:val="20"/>
                 <w:szCs w:val="20"/>
               </w:rPr>
-              <w:t xml:space="preserve">AWS Route 53 SELECTED. Stays within AWS ecosystem. Unified IAM. Integrated billing.</w:t>
+              <w:t xml:space="preserve">AWS Route 53 SELECTED. Unified AWS ecosystem, integrated billing.</w:t>
             </w:r>
           </w:p>
         </w:tc>
@@ -590,7 +526,7 @@
                 <w:sz w:val="20"/>
                 <w:szCs w:val="20"/>
               </w:rPr>
-              <w:t xml:space="preserve">Email Platform (PROVISIONAL)</w:t>
+              <w:t xml:space="preserve">Email (PROVISIONAL)</w:t>
             </w:r>
           </w:p>
         </w:tc>
@@ -618,7 +554,7 @@
                 <w:sz w:val="20"/>
                 <w:szCs w:val="20"/>
               </w:rPr>
-              <w:t xml:space="preserve">Google Workspace for Nonprofits, Proton Business, self-hosted Mailcow</w:t>
+              <w:t xml:space="preserve">Google Workspace, Proton, Mailcow</w:t>
             </w:r>
           </w:p>
         </w:tc>
@@ -646,7 +582,7 @@
                 <w:sz w:val="20"/>
                 <w:szCs w:val="20"/>
               </w:rPr>
-              <w:t xml:space="preserve">Google Workspace for Nonprofits SELECTED (provisional). Free for 501(c)(3), familiar UI. PROVISIONAL: May migrate if CRM centralizes all mentor-client communication.</w:t>
+              <w:t xml:space="preserve">Google Workspace for Nonprofits SELECTED (provisional). Free for 501(c)(3). May migrate if CRM centralizes mentor-client communication.</w:t>
             </w:r>
           </w:p>
         </w:tc>
@@ -760,7 +696,7 @@
                 <w:sz w:val="20"/>
                 <w:szCs w:val="20"/>
               </w:rPr>
-              <w:t xml:space="preserve">Static HTML/CSS/JS SELECTED. Built with Claude Code. No CMS overhead, fast, cheap on S3, full control.</w:t>
+              <w:t xml:space="preserve">Static HTML/CSS/JS SELECTED. Built with Claude Code. No CMS overhead, fast, cheap on S3.</w:t>
             </w:r>
           </w:p>
         </w:tc>
@@ -846,7 +782,7 @@
                 <w:sz w:val="20"/>
                 <w:szCs w:val="20"/>
               </w:rPr>
-              <w:t xml:space="preserve">AWS S3+CloudFront, Netlify, Vercel, GitHub Pages</w:t>
+              <w:t xml:space="preserve">S3+CloudFront, Netlify, Vercel</w:t>
             </w:r>
           </w:p>
         </w:tc>
@@ -874,7 +810,7 @@
                 <w:sz w:val="20"/>
                 <w:szCs w:val="20"/>
               </w:rPr>
-              <w:t xml:space="preserve">AWS S3 + CloudFront SELECTED. Natural AWS ecosystem fit. Negligible cost. CloudFront provides CDN and SSL.</w:t>
+              <w:t xml:space="preserve">AWS S3 + CloudFront SELECTED. Natural AWS fit. Negligible cost. SSL via CloudFront.</w:t>
             </w:r>
           </w:p>
         </w:tc>
@@ -960,7 +896,7 @@
                 <w:sz w:val="20"/>
                 <w:szCs w:val="20"/>
               </w:rPr>
-              <w:t xml:space="preserve">AWS CodePipeline + CodeCommit, GitHub Actions, GitLab CI</w:t>
+              <w:t xml:space="preserve">CodePipeline+CodeCommit, GitHub Actions</w:t>
             </w:r>
           </w:p>
         </w:tc>
@@ -988,7 +924,7 @@
                 <w:sz w:val="20"/>
                 <w:szCs w:val="20"/>
               </w:rPr>
-              <w:t xml:space="preserve">AWS CodePipeline + CodeCommit SELECTED. Single AWS ecosystem. Unified IAM.</w:t>
+              <w:t xml:space="preserve">AWS CodePipeline + CodeCommit SELECTED. Single AWS ecosystem, unified IAM.</w:t>
             </w:r>
           </w:p>
         </w:tc>
@@ -1046,7 +982,7 @@
                 <w:sz w:val="20"/>
                 <w:szCs w:val="20"/>
               </w:rPr>
-              <w:t xml:space="preserve">Form &amp; Intake Strategy</w:t>
+              <w:t xml:space="preserve">Form &amp; Intake</w:t>
             </w:r>
           </w:p>
         </w:tc>
@@ -1074,7 +1010,7 @@
                 <w:sz w:val="20"/>
                 <w:szCs w:val="20"/>
               </w:rPr>
-              <w:t xml:space="preserve">Third-party form tools, CRM-native forms, custom API</w:t>
+              <w:t xml:space="preserve">Third-party tools, CRM-native, custom API</w:t>
             </w:r>
           </w:p>
         </w:tc>
@@ -1102,7 +1038,7 @@
                 <w:sz w:val="20"/>
                 <w:szCs w:val="20"/>
               </w:rPr>
-              <w:t xml:space="preserve">CRM-native forms SELECTED. All intake, volunteer signup, and event registration become CRM records automatically.</w:t>
+              <w:t xml:space="preserve">CRM-native forms SELECTED. All intake flows directly into CRM as records.</w:t>
             </w:r>
           </w:p>
         </w:tc>
@@ -1188,7 +1124,7 @@
                 <w:sz w:val="20"/>
                 <w:szCs w:val="20"/>
               </w:rPr>
-              <w:t xml:space="preserve">AWS CodeCommit, GitHub, GitLab</w:t>
+              <w:t xml:space="preserve">CodeCommit, GitHub, GitLab</w:t>
             </w:r>
           </w:p>
         </w:tc>
@@ -1216,7 +1152,7 @@
                 <w:sz w:val="20"/>
                 <w:szCs w:val="20"/>
               </w:rPr>
-              <w:t xml:space="preserve">GitHub SELECTED for planning documents. Accessible to board without AWS credentials. AWS CodeCommit reserved for website source code.</w:t>
+              <w:t xml:space="preserve">GitHub SELECTED for planning docs. AWS CodeCommit reserved for website source code.</w:t>
             </w:r>
           </w:p>
         </w:tc>
@@ -1330,7 +1266,7 @@
                 <w:sz w:val="20"/>
                 <w:szCs w:val="20"/>
               </w:rPr>
-              <w:t xml:space="preserve">EspoCRM SELECTED. FOSS, self-hosted on AWS, fully customizable, native email threading, workflow automation, REST API, no per-seat costs. HubSpot evaluated but not selected. Attio retained as future fallback.</w:t>
+              <w:t xml:space="preserve">EspoCRM SELECTED. FOSS, self-hosted, customizable, email threading, workflow automation, REST API, no per-seat costs. HubSpot not selected. Attio future fallback.</w:t>
             </w:r>
           </w:p>
         </w:tc>
@@ -1388,7 +1324,7 @@
                 <w:sz w:val="20"/>
                 <w:szCs w:val="20"/>
               </w:rPr>
-              <w:t xml:space="preserve">CRM Communication Strategy</w:t>
+              <w:t xml:space="preserve">CRM Communication</w:t>
             </w:r>
           </w:p>
         </w:tc>
@@ -1416,7 +1352,7 @@
                 <w:sz w:val="20"/>
                 <w:szCs w:val="20"/>
               </w:rPr>
-              <w:t xml:space="preserve">Personal email, organizational email, CRM-native</w:t>
+              <w:t xml:space="preserve">Personal email, org email, CRM-native</w:t>
             </w:r>
           </w:p>
         </w:tc>
@@ -1444,7 +1380,7 @@
                 <w:sz w:val="20"/>
                 <w:szCs w:val="20"/>
               </w:rPr>
-              <w:t xml:space="preserve">All mentor-client communication through CRM SELECTED. Enables inactivity tracking, maintains confidentiality. Clients interact via email reply — no CRM login required.</w:t>
+              <w:t xml:space="preserve">All mentor-client communication through CRM. Enables inactivity tracking. Clients use email reply — no CRM login.</w:t>
             </w:r>
           </w:p>
         </w:tc>
@@ -1530,7 +1466,7 @@
                 <w:sz w:val="20"/>
                 <w:szCs w:val="20"/>
               </w:rPr>
-              <w:t xml:space="preserve">Single role per volunteer, multiple profiles, single profile multi-role</w:t>
+              <w:t xml:space="preserve">Single role, multiple profiles, multi-role profile</w:t>
             </w:r>
           </w:p>
         </w:tc>
@@ -1558,7 +1494,7 @@
                 <w:sz w:val="20"/>
                 <w:szCs w:val="20"/>
               </w:rPr>
-              <w:t xml:space="preserve">Single profile with additive roles SELECTED. One profile per volunteer supporting mentor, co-mentor, and/or SME roles concurrently.</w:t>
+              <w:t xml:space="preserve">Single profile with additive roles. One profile supports mentor, co-mentor, and/or SME concurrently.</w:t>
             </w:r>
           </w:p>
         </w:tc>
@@ -1616,7 +1552,7 @@
                 <w:sz w:val="20"/>
                 <w:szCs w:val="20"/>
               </w:rPr>
-              <w:t xml:space="preserve">Mentor Matching Phase 1</w:t>
+              <w:t xml:space="preserve">Mentor Matching P1</w:t>
             </w:r>
           </w:p>
         </w:tc>
@@ -1644,7 +1580,7 @@
                 <w:sz w:val="20"/>
                 <w:szCs w:val="20"/>
               </w:rPr>
-              <w:t xml:space="preserve">Fully automated, fully manual, admin-assisted manual</w:t>
+              <w:t xml:space="preserve">Automated, manual, admin-assisted manual</w:t>
             </w:r>
           </w:p>
         </w:tc>
@@ -1672,7 +1608,7 @@
                 <w:sz w:val="20"/>
                 <w:szCs w:val="20"/>
               </w:rPr>
-              <w:t xml:space="preserve">Admin-assisted manual matching SELECTED for Phase 1. Automated suggestion system planned for Phase 2 — data model supports it from day one.</w:t>
+              <w:t xml:space="preserve">Admin-assisted manual for Phase 1. Automated suggestions planned Phase 2 — data model ready.</w:t>
             </w:r>
           </w:p>
         </w:tc>
@@ -1786,7 +1722,7 @@
                 <w:sz w:val="20"/>
                 <w:szCs w:val="20"/>
               </w:rPr>
-              <w:t xml:space="preserve">Mentor-initiated request workflow SELECTED. SME accepts or declines. Admin has visibility but is not the bottleneck.</w:t>
+              <w:t xml:space="preserve">Mentor-initiated. SME accepts or declines. Admin has visibility but not bottleneck.</w:t>
             </w:r>
           </w:p>
         </w:tc>
@@ -1872,7 +1808,7 @@
                 <w:sz w:val="20"/>
                 <w:szCs w:val="20"/>
               </w:rPr>
-              <w:t xml:space="preserve">Manual surveys, CRM-native, integrated survey tool</w:t>
+              <w:t xml:space="preserve">Manual, CRM-native, survey tool integration</w:t>
             </w:r>
           </w:p>
         </w:tc>
@@ -1900,7 +1836,7 @@
                 <w:sz w:val="20"/>
                 <w:szCs w:val="20"/>
               </w:rPr>
-              <w:t xml:space="preserve">CRM-triggered NPS SELECTED. Automated trigger at engagement close. Integrate LimeSurvey if CRM-native insufficient.</w:t>
+              <w:t xml:space="preserve">CRM-triggered NPS at engagement close. LimeSurvey integration if CRM-native insufficient.</w:t>
             </w:r>
           </w:p>
         </w:tc>
@@ -1986,7 +1922,7 @@
                 <w:sz w:val="20"/>
                 <w:szCs w:val="20"/>
               </w:rPr>
-              <w:t xml:space="preserve">CRM-native only, dedicated tool only, hybrid</w:t>
+              <w:t xml:space="preserve">CRM-native only, dedicated tool, hybrid</w:t>
             </w:r>
           </w:p>
         </w:tc>
@@ -2014,7 +1950,7 @@
                 <w:sz w:val="20"/>
                 <w:szCs w:val="20"/>
               </w:rPr>
-              <w:t xml:space="preserve">Hybrid SELECTED. EspoCRM native for mentor-proposed sessions (default). Cal.com self-hosted for optional client self-scheduling. Both log sessions back to EspoCRM.</w:t>
+              <w:t xml:space="preserve">Hybrid: EspoCRM native (mentor-proposed, default) + Cal.com self-hosted (client self-schedule, optional).</w:t>
             </w:r>
           </w:p>
         </w:tc>
@@ -2072,7 +2008,7 @@
                 <w:sz w:val="20"/>
                 <w:szCs w:val="20"/>
               </w:rPr>
-              <w:t xml:space="preserve">Client-Facing Video</w:t>
+              <w:t xml:space="preserve">Client Video</w:t>
             </w:r>
           </w:p>
         </w:tc>
@@ -2100,7 +2036,7 @@
                 <w:sz w:val="20"/>
                 <w:szCs w:val="20"/>
               </w:rPr>
-              <w:t xml:space="preserve">Google Meet, Zoom, Jitsi Meet, Microsoft Teams</w:t>
+              <w:t xml:space="preserve">Google Meet, Zoom, Jitsi, Teams</w:t>
             </w:r>
           </w:p>
         </w:tc>
@@ -2128,7 +2064,7 @@
                 <w:sz w:val="20"/>
                 <w:szCs w:val="20"/>
               </w:rPr>
-              <w:t xml:space="preserve">Google Meet SELECTED for client-facing sessions. Included in Google Workspace for Nonprofits. No client login required. Familiar to senior mentors. No time limit for 1:1 sessions.</w:t>
+              <w:t xml:space="preserve">Google Meet SELECTED. Included in Google Workspace for Nonprofits. Familiar, no client login, no 1:1 time limit.</w:t>
             </w:r>
           </w:p>
         </w:tc>
@@ -2186,7 +2122,7 @@
                 <w:sz w:val="20"/>
                 <w:szCs w:val="20"/>
               </w:rPr>
-              <w:t xml:space="preserve">Internal Meeting Video</w:t>
+              <w:t xml:space="preserve">Internal Video</w:t>
             </w:r>
           </w:p>
         </w:tc>
@@ -2214,7 +2150,7 @@
                 <w:sz w:val="20"/>
                 <w:szCs w:val="20"/>
               </w:rPr>
-              <w:t xml:space="preserve">Google Meet, Zoom, Jitsi Meet, Microsoft Teams</w:t>
+              <w:t xml:space="preserve">Google Meet, Zoom, Jitsi, Teams</w:t>
             </w:r>
           </w:p>
         </w:tc>
@@ -2242,7 +2178,1033 @@
                 <w:sz w:val="20"/>
                 <w:szCs w:val="20"/>
               </w:rPr>
-              <w:t xml:space="preserve">Jitsi Meet (self-hosted on AWS) SELECTED for internal meetings. Fully FOSS. No time limits. No per-seat costs. No participant caps. Internal audience can be coached to use it. Solves group meeting duration concern without cost.</w:t>
+              <w:t xml:space="preserve">Jitsi Meet (self-hosted AWS) SELECTED. FOSS, no time limits, no per-seat costs, no participant caps.</w:t>
+            </w:r>
+          </w:p>
+        </w:tc>
+      </w:tr>
+      <w:tr>
+        <w:tc>
+          <w:tcPr>
+            <w:tcW w:type="dxa" w:w="800"/>
+            <w:tcBorders>
+              <w:top w:val="single" w:color="CCCCCC" w:sz="1"/>
+              <w:left w:val="single" w:color="CCCCCC" w:sz="1"/>
+              <w:bottom w:val="single" w:color="CCCCCC" w:sz="1"/>
+              <w:right w:val="single" w:color="CCCCCC" w:sz="1"/>
+            </w:tcBorders>
+            <w:shd w:fill="F2F2F2" w:val="clear"/>
+            <w:tcMar>
+              <w:top w:type="dxa" w:w="80"/>
+              <w:left w:type="dxa" w:w="120"/>
+              <w:bottom w:type="dxa" w:w="80"/>
+              <w:right w:type="dxa" w:w="120"/>
+            </w:tcMar>
+          </w:tcPr>
+          <w:p>
+            <w:r>
+              <w:rPr>
+                <w:rFonts w:ascii="Arial" w:cs="Arial" w:eastAsia="Arial" w:hAnsi="Arial"/>
+                <w:sz w:val="20"/>
+                <w:szCs w:val="20"/>
+              </w:rPr>
+              <w:t xml:space="preserve">D-018</w:t>
+            </w:r>
+          </w:p>
+        </w:tc>
+        <w:tc>
+          <w:tcPr>
+            <w:tcW w:type="dxa" w:w="1600"/>
+            <w:tcBorders>
+              <w:top w:val="single" w:color="CCCCCC" w:sz="1"/>
+              <w:left w:val="single" w:color="CCCCCC" w:sz="1"/>
+              <w:bottom w:val="single" w:color="CCCCCC" w:sz="1"/>
+              <w:right w:val="single" w:color="CCCCCC" w:sz="1"/>
+            </w:tcBorders>
+            <w:shd w:fill="F2F2F2" w:val="clear"/>
+            <w:tcMar>
+              <w:top w:type="dxa" w:w="80"/>
+              <w:left w:type="dxa" w:w="120"/>
+              <w:bottom w:type="dxa" w:w="80"/>
+              <w:right w:type="dxa" w:w="120"/>
+            </w:tcMar>
+          </w:tcPr>
+          <w:p>
+            <w:r>
+              <w:rPr>
+                <w:rFonts w:ascii="Arial" w:cs="Arial" w:eastAsia="Arial" w:hAnsi="Arial"/>
+                <w:sz w:val="20"/>
+                <w:szCs w:val="20"/>
+              </w:rPr>
+              <w:t xml:space="preserve">Community Forums</w:t>
+            </w:r>
+          </w:p>
+        </w:tc>
+        <w:tc>
+          <w:tcPr>
+            <w:tcW w:type="dxa" w:w="2000"/>
+            <w:tcBorders>
+              <w:top w:val="single" w:color="CCCCCC" w:sz="1"/>
+              <w:left w:val="single" w:color="CCCCCC" w:sz="1"/>
+              <w:bottom w:val="single" w:color="CCCCCC" w:sz="1"/>
+              <w:right w:val="single" w:color="CCCCCC" w:sz="1"/>
+            </w:tcBorders>
+            <w:shd w:fill="F2F2F2" w:val="clear"/>
+            <w:tcMar>
+              <w:top w:type="dxa" w:w="80"/>
+              <w:left w:type="dxa" w:w="120"/>
+              <w:bottom w:type="dxa" w:w="80"/>
+              <w:right w:type="dxa" w:w="120"/>
+            </w:tcMar>
+          </w:tcPr>
+          <w:p>
+            <w:r>
+              <w:rPr>
+                <w:rFonts w:ascii="Arial" w:cs="Arial" w:eastAsia="Arial" w:hAnsi="Arial"/>
+                <w:sz w:val="20"/>
+                <w:szCs w:val="20"/>
+              </w:rPr>
+              <w:t xml:space="preserve">Discourse, Mattermost, Flarum, NodeBB</w:t>
+            </w:r>
+          </w:p>
+        </w:tc>
+        <w:tc>
+          <w:tcPr>
+            <w:tcW w:type="dxa" w:w="4960"/>
+            <w:tcBorders>
+              <w:top w:val="single" w:color="CCCCCC" w:sz="1"/>
+              <w:left w:val="single" w:color="CCCCCC" w:sz="1"/>
+              <w:bottom w:val="single" w:color="CCCCCC" w:sz="1"/>
+              <w:right w:val="single" w:color="CCCCCC" w:sz="1"/>
+            </w:tcBorders>
+            <w:shd w:fill="F2F2F2" w:val="clear"/>
+            <w:tcMar>
+              <w:top w:type="dxa" w:w="80"/>
+              <w:left w:type="dxa" w:w="120"/>
+              <w:bottom w:type="dxa" w:w="80"/>
+              <w:right w:type="dxa" w:w="120"/>
+            </w:tcMar>
+          </w:tcPr>
+          <w:p>
+            <w:r>
+              <w:rPr>
+                <w:rFonts w:ascii="Arial" w:cs="Arial" w:eastAsia="Arial" w:hAnsi="Arial"/>
+                <w:sz w:val="20"/>
+                <w:szCs w:val="20"/>
+              </w:rPr>
+              <w:t xml:space="preserve">Flarum SELECTED (two separate self-hosted instances on AWS). Discourse ruled out — facial recognition/age verification policy conflicts with CBM privacy values. Instance 1: mentor community. Instance 2: client community. No public access to either.</w:t>
+            </w:r>
+          </w:p>
+        </w:tc>
+      </w:tr>
+      <w:tr>
+        <w:tc>
+          <w:tcPr>
+            <w:tcW w:type="dxa" w:w="800"/>
+            <w:tcBorders>
+              <w:top w:val="single" w:color="CCCCCC" w:sz="1"/>
+              <w:left w:val="single" w:color="CCCCCC" w:sz="1"/>
+              <w:bottom w:val="single" w:color="CCCCCC" w:sz="1"/>
+              <w:right w:val="single" w:color="CCCCCC" w:sz="1"/>
+            </w:tcBorders>
+            <w:shd w:fill="FFFFFF" w:val="clear"/>
+            <w:tcMar>
+              <w:top w:type="dxa" w:w="80"/>
+              <w:left w:type="dxa" w:w="120"/>
+              <w:bottom w:type="dxa" w:w="80"/>
+              <w:right w:type="dxa" w:w="120"/>
+            </w:tcMar>
+          </w:tcPr>
+          <w:p>
+            <w:r>
+              <w:rPr>
+                <w:rFonts w:ascii="Arial" w:cs="Arial" w:eastAsia="Arial" w:hAnsi="Arial"/>
+                <w:sz w:val="20"/>
+                <w:szCs w:val="20"/>
+              </w:rPr>
+              <w:t xml:space="preserve">D-019</w:t>
+            </w:r>
+          </w:p>
+        </w:tc>
+        <w:tc>
+          <w:tcPr>
+            <w:tcW w:type="dxa" w:w="1600"/>
+            <w:tcBorders>
+              <w:top w:val="single" w:color="CCCCCC" w:sz="1"/>
+              <w:left w:val="single" w:color="CCCCCC" w:sz="1"/>
+              <w:bottom w:val="single" w:color="CCCCCC" w:sz="1"/>
+              <w:right w:val="single" w:color="CCCCCC" w:sz="1"/>
+            </w:tcBorders>
+            <w:shd w:fill="FFFFFF" w:val="clear"/>
+            <w:tcMar>
+              <w:top w:type="dxa" w:w="80"/>
+              <w:left w:type="dxa" w:w="120"/>
+              <w:bottom w:type="dxa" w:w="80"/>
+              <w:right w:type="dxa" w:w="120"/>
+            </w:tcMar>
+          </w:tcPr>
+          <w:p>
+            <w:r>
+              <w:rPr>
+                <w:rFonts w:ascii="Arial" w:cs="Arial" w:eastAsia="Arial" w:hAnsi="Arial"/>
+                <w:sz w:val="20"/>
+                <w:szCs w:val="20"/>
+              </w:rPr>
+              <w:t xml:space="preserve">Forum Architecture</w:t>
+            </w:r>
+          </w:p>
+        </w:tc>
+        <w:tc>
+          <w:tcPr>
+            <w:tcW w:type="dxa" w:w="2000"/>
+            <w:tcBorders>
+              <w:top w:val="single" w:color="CCCCCC" w:sz="1"/>
+              <w:left w:val="single" w:color="CCCCCC" w:sz="1"/>
+              <w:bottom w:val="single" w:color="CCCCCC" w:sz="1"/>
+              <w:right w:val="single" w:color="CCCCCC" w:sz="1"/>
+            </w:tcBorders>
+            <w:shd w:fill="FFFFFF" w:val="clear"/>
+            <w:tcMar>
+              <w:top w:type="dxa" w:w="80"/>
+              <w:left w:type="dxa" w:w="120"/>
+              <w:bottom w:type="dxa" w:w="80"/>
+              <w:right w:type="dxa" w:w="120"/>
+            </w:tcMar>
+          </w:tcPr>
+          <w:p>
+            <w:r>
+              <w:rPr>
+                <w:rFonts w:ascii="Arial" w:cs="Arial" w:eastAsia="Arial" w:hAnsi="Arial"/>
+                <w:sz w:val="20"/>
+                <w:szCs w:val="20"/>
+              </w:rPr>
+              <w:t xml:space="preserve">Single instance with permissions, two instances</w:t>
+            </w:r>
+          </w:p>
+        </w:tc>
+        <w:tc>
+          <w:tcPr>
+            <w:tcW w:type="dxa" w:w="4960"/>
+            <w:tcBorders>
+              <w:top w:val="single" w:color="CCCCCC" w:sz="1"/>
+              <w:left w:val="single" w:color="CCCCCC" w:sz="1"/>
+              <w:bottom w:val="single" w:color="CCCCCC" w:sz="1"/>
+              <w:right w:val="single" w:color="CCCCCC" w:sz="1"/>
+            </w:tcBorders>
+            <w:shd w:fill="FFFFFF" w:val="clear"/>
+            <w:tcMar>
+              <w:top w:type="dxa" w:w="80"/>
+              <w:left w:type="dxa" w:w="120"/>
+              <w:bottom w:type="dxa" w:w="80"/>
+              <w:right w:type="dxa" w:w="120"/>
+            </w:tcMar>
+          </w:tcPr>
+          <w:p>
+            <w:r>
+              <w:rPr>
+                <w:rFonts w:ascii="Arial" w:cs="Arial" w:eastAsia="Arial" w:hAnsi="Arial"/>
+                <w:sz w:val="20"/>
+                <w:szCs w:val="20"/>
+              </w:rPr>
+              <w:t xml:space="preserve">Two separate Flarum instances SELECTED. Complete isolation for confidentiality. Mentor discussions fully separated from client access.</w:t>
+            </w:r>
+          </w:p>
+        </w:tc>
+      </w:tr>
+      <w:tr>
+        <w:tc>
+          <w:tcPr>
+            <w:tcW w:type="dxa" w:w="800"/>
+            <w:tcBorders>
+              <w:top w:val="single" w:color="CCCCCC" w:sz="1"/>
+              <w:left w:val="single" w:color="CCCCCC" w:sz="1"/>
+              <w:bottom w:val="single" w:color="CCCCCC" w:sz="1"/>
+              <w:right w:val="single" w:color="CCCCCC" w:sz="1"/>
+            </w:tcBorders>
+            <w:shd w:fill="F2F2F2" w:val="clear"/>
+            <w:tcMar>
+              <w:top w:type="dxa" w:w="80"/>
+              <w:left w:type="dxa" w:w="120"/>
+              <w:bottom w:type="dxa" w:w="80"/>
+              <w:right w:type="dxa" w:w="120"/>
+            </w:tcMar>
+          </w:tcPr>
+          <w:p>
+            <w:r>
+              <w:rPr>
+                <w:rFonts w:ascii="Arial" w:cs="Arial" w:eastAsia="Arial" w:hAnsi="Arial"/>
+                <w:sz w:val="20"/>
+                <w:szCs w:val="20"/>
+              </w:rPr>
+              <w:t xml:space="preserve">D-020</w:t>
+            </w:r>
+          </w:p>
+        </w:tc>
+        <w:tc>
+          <w:tcPr>
+            <w:tcW w:type="dxa" w:w="1600"/>
+            <w:tcBorders>
+              <w:top w:val="single" w:color="CCCCCC" w:sz="1"/>
+              <w:left w:val="single" w:color="CCCCCC" w:sz="1"/>
+              <w:bottom w:val="single" w:color="CCCCCC" w:sz="1"/>
+              <w:right w:val="single" w:color="CCCCCC" w:sz="1"/>
+            </w:tcBorders>
+            <w:shd w:fill="F2F2F2" w:val="clear"/>
+            <w:tcMar>
+              <w:top w:type="dxa" w:w="80"/>
+              <w:left w:type="dxa" w:w="120"/>
+              <w:bottom w:type="dxa" w:w="80"/>
+              <w:right w:type="dxa" w:w="120"/>
+            </w:tcMar>
+          </w:tcPr>
+          <w:p>
+            <w:r>
+              <w:rPr>
+                <w:rFonts w:ascii="Arial" w:cs="Arial" w:eastAsia="Arial" w:hAnsi="Arial"/>
+                <w:sz w:val="20"/>
+                <w:szCs w:val="20"/>
+              </w:rPr>
+              <w:t xml:space="preserve">Virtual Workshops</w:t>
+            </w:r>
+          </w:p>
+        </w:tc>
+        <w:tc>
+          <w:tcPr>
+            <w:tcW w:type="dxa" w:w="2000"/>
+            <w:tcBorders>
+              <w:top w:val="single" w:color="CCCCCC" w:sz="1"/>
+              <w:left w:val="single" w:color="CCCCCC" w:sz="1"/>
+              <w:bottom w:val="single" w:color="CCCCCC" w:sz="1"/>
+              <w:right w:val="single" w:color="CCCCCC" w:sz="1"/>
+            </w:tcBorders>
+            <w:shd w:fill="F2F2F2" w:val="clear"/>
+            <w:tcMar>
+              <w:top w:type="dxa" w:w="80"/>
+              <w:left w:type="dxa" w:w="120"/>
+              <w:bottom w:type="dxa" w:w="80"/>
+              <w:right w:type="dxa" w:w="120"/>
+            </w:tcMar>
+          </w:tcPr>
+          <w:p>
+            <w:r>
+              <w:rPr>
+                <w:rFonts w:ascii="Arial" w:cs="Arial" w:eastAsia="Arial" w:hAnsi="Arial"/>
+                <w:sz w:val="20"/>
+                <w:szCs w:val="20"/>
+              </w:rPr>
+              <w:t xml:space="preserve">Google Meet, Zoom, BigBlueButton, Teams</w:t>
+            </w:r>
+          </w:p>
+        </w:tc>
+        <w:tc>
+          <w:tcPr>
+            <w:tcW w:type="dxa" w:w="4960"/>
+            <w:tcBorders>
+              <w:top w:val="single" w:color="CCCCCC" w:sz="1"/>
+              <w:left w:val="single" w:color="CCCCCC" w:sz="1"/>
+              <w:bottom w:val="single" w:color="CCCCCC" w:sz="1"/>
+              <w:right w:val="single" w:color="CCCCCC" w:sz="1"/>
+            </w:tcBorders>
+            <w:shd w:fill="F2F2F2" w:val="clear"/>
+            <w:tcMar>
+              <w:top w:type="dxa" w:w="80"/>
+              <w:left w:type="dxa" w:w="120"/>
+              <w:bottom w:type="dxa" w:w="80"/>
+              <w:right w:type="dxa" w:w="120"/>
+            </w:tcMar>
+          </w:tcPr>
+          <w:p>
+            <w:r>
+              <w:rPr>
+                <w:rFonts w:ascii="Arial" w:cs="Arial" w:eastAsia="Arial" w:hAnsi="Arial"/>
+                <w:sz w:val="20"/>
+                <w:szCs w:val="20"/>
+              </w:rPr>
+              <w:t xml:space="preserve">BigBlueButton (self-hosted AWS) SELECTED. Full webinar controls, native recording, native Moodle integration. Google Meet lacks webinar controls needed for workshop delivery.</w:t>
+            </w:r>
+          </w:p>
+        </w:tc>
+      </w:tr>
+      <w:tr>
+        <w:tc>
+          <w:tcPr>
+            <w:tcW w:type="dxa" w:w="800"/>
+            <w:tcBorders>
+              <w:top w:val="single" w:color="CCCCCC" w:sz="1"/>
+              <w:left w:val="single" w:color="CCCCCC" w:sz="1"/>
+              <w:bottom w:val="single" w:color="CCCCCC" w:sz="1"/>
+              <w:right w:val="single" w:color="CCCCCC" w:sz="1"/>
+            </w:tcBorders>
+            <w:shd w:fill="FFFFFF" w:val="clear"/>
+            <w:tcMar>
+              <w:top w:type="dxa" w:w="80"/>
+              <w:left w:type="dxa" w:w="120"/>
+              <w:bottom w:type="dxa" w:w="80"/>
+              <w:right w:type="dxa" w:w="120"/>
+            </w:tcMar>
+          </w:tcPr>
+          <w:p>
+            <w:r>
+              <w:rPr>
+                <w:rFonts w:ascii="Arial" w:cs="Arial" w:eastAsia="Arial" w:hAnsi="Arial"/>
+                <w:sz w:val="20"/>
+                <w:szCs w:val="20"/>
+              </w:rPr>
+              <w:t xml:space="preserve">D-021</w:t>
+            </w:r>
+          </w:p>
+        </w:tc>
+        <w:tc>
+          <w:tcPr>
+            <w:tcW w:type="dxa" w:w="1600"/>
+            <w:tcBorders>
+              <w:top w:val="single" w:color="CCCCCC" w:sz="1"/>
+              <w:left w:val="single" w:color="CCCCCC" w:sz="1"/>
+              <w:bottom w:val="single" w:color="CCCCCC" w:sz="1"/>
+              <w:right w:val="single" w:color="CCCCCC" w:sz="1"/>
+            </w:tcBorders>
+            <w:shd w:fill="FFFFFF" w:val="clear"/>
+            <w:tcMar>
+              <w:top w:type="dxa" w:w="80"/>
+              <w:left w:type="dxa" w:w="120"/>
+              <w:bottom w:type="dxa" w:w="80"/>
+              <w:right w:type="dxa" w:w="120"/>
+            </w:tcMar>
+          </w:tcPr>
+          <w:p>
+            <w:r>
+              <w:rPr>
+                <w:rFonts w:ascii="Arial" w:cs="Arial" w:eastAsia="Arial" w:hAnsi="Arial"/>
+                <w:sz w:val="20"/>
+                <w:szCs w:val="20"/>
+              </w:rPr>
+              <w:t xml:space="preserve">In-Person Check-in</w:t>
+            </w:r>
+          </w:p>
+        </w:tc>
+        <w:tc>
+          <w:tcPr>
+            <w:tcW w:type="dxa" w:w="2000"/>
+            <w:tcBorders>
+              <w:top w:val="single" w:color="CCCCCC" w:sz="1"/>
+              <w:left w:val="single" w:color="CCCCCC" w:sz="1"/>
+              <w:bottom w:val="single" w:color="CCCCCC" w:sz="1"/>
+              <w:right w:val="single" w:color="CCCCCC" w:sz="1"/>
+            </w:tcBorders>
+            <w:shd w:fill="FFFFFF" w:val="clear"/>
+            <w:tcMar>
+              <w:top w:type="dxa" w:w="80"/>
+              <w:left w:type="dxa" w:w="120"/>
+              <w:bottom w:type="dxa" w:w="80"/>
+              <w:right w:type="dxa" w:w="120"/>
+            </w:tcMar>
+          </w:tcPr>
+          <w:p>
+            <w:r>
+              <w:rPr>
+                <w:rFonts w:ascii="Arial" w:cs="Arial" w:eastAsia="Arial" w:hAnsi="Arial"/>
+                <w:sz w:val="20"/>
+                <w:szCs w:val="20"/>
+              </w:rPr>
+              <w:t xml:space="preserve">Automated QR/tablet, manual EspoCRM entry</w:t>
+            </w:r>
+          </w:p>
+        </w:tc>
+        <w:tc>
+          <w:tcPr>
+            <w:tcW w:type="dxa" w:w="4960"/>
+            <w:tcBorders>
+              <w:top w:val="single" w:color="CCCCCC" w:sz="1"/>
+              <w:left w:val="single" w:color="CCCCCC" w:sz="1"/>
+              <w:bottom w:val="single" w:color="CCCCCC" w:sz="1"/>
+              <w:right w:val="single" w:color="CCCCCC" w:sz="1"/>
+            </w:tcBorders>
+            <w:shd w:fill="FFFFFF" w:val="clear"/>
+            <w:tcMar>
+              <w:top w:type="dxa" w:w="80"/>
+              <w:left w:type="dxa" w:w="120"/>
+              <w:bottom w:type="dxa" w:w="80"/>
+              <w:right w:type="dxa" w:w="120"/>
+            </w:tcMar>
+          </w:tcPr>
+          <w:p>
+            <w:r>
+              <w:rPr>
+                <w:rFonts w:ascii="Arial" w:cs="Arial" w:eastAsia="Arial" w:hAnsi="Arial"/>
+                <w:sz w:val="20"/>
+                <w:szCs w:val="20"/>
+              </w:rPr>
+              <w:t xml:space="preserve">Manual EspoCRM attendance entry SELECTED for Phase 1. Automated digital check-in deferred to Phase 2.</w:t>
+            </w:r>
+          </w:p>
+        </w:tc>
+      </w:tr>
+      <w:tr>
+        <w:tc>
+          <w:tcPr>
+            <w:tcW w:type="dxa" w:w="800"/>
+            <w:tcBorders>
+              <w:top w:val="single" w:color="CCCCCC" w:sz="1"/>
+              <w:left w:val="single" w:color="CCCCCC" w:sz="1"/>
+              <w:bottom w:val="single" w:color="CCCCCC" w:sz="1"/>
+              <w:right w:val="single" w:color="CCCCCC" w:sz="1"/>
+            </w:tcBorders>
+            <w:shd w:fill="F2F2F2" w:val="clear"/>
+            <w:tcMar>
+              <w:top w:type="dxa" w:w="80"/>
+              <w:left w:type="dxa" w:w="120"/>
+              <w:bottom w:type="dxa" w:w="80"/>
+              <w:right w:type="dxa" w:w="120"/>
+            </w:tcMar>
+          </w:tcPr>
+          <w:p>
+            <w:r>
+              <w:rPr>
+                <w:rFonts w:ascii="Arial" w:cs="Arial" w:eastAsia="Arial" w:hAnsi="Arial"/>
+                <w:sz w:val="20"/>
+                <w:szCs w:val="20"/>
+              </w:rPr>
+              <w:t xml:space="preserve">D-022</w:t>
+            </w:r>
+          </w:p>
+        </w:tc>
+        <w:tc>
+          <w:tcPr>
+            <w:tcW w:type="dxa" w:w="1600"/>
+            <w:tcBorders>
+              <w:top w:val="single" w:color="CCCCCC" w:sz="1"/>
+              <w:left w:val="single" w:color="CCCCCC" w:sz="1"/>
+              <w:bottom w:val="single" w:color="CCCCCC" w:sz="1"/>
+              <w:right w:val="single" w:color="CCCCCC" w:sz="1"/>
+            </w:tcBorders>
+            <w:shd w:fill="F2F2F2" w:val="clear"/>
+            <w:tcMar>
+              <w:top w:type="dxa" w:w="80"/>
+              <w:left w:type="dxa" w:w="120"/>
+              <w:bottom w:type="dxa" w:w="80"/>
+              <w:right w:type="dxa" w:w="120"/>
+            </w:tcMar>
+          </w:tcPr>
+          <w:p>
+            <w:r>
+              <w:rPr>
+                <w:rFonts w:ascii="Arial" w:cs="Arial" w:eastAsia="Arial" w:hAnsi="Arial"/>
+                <w:sz w:val="20"/>
+                <w:szCs w:val="20"/>
+              </w:rPr>
+              <w:t xml:space="preserve">Learning Platform</w:t>
+            </w:r>
+          </w:p>
+        </w:tc>
+        <w:tc>
+          <w:tcPr>
+            <w:tcW w:type="dxa" w:w="2000"/>
+            <w:tcBorders>
+              <w:top w:val="single" w:color="CCCCCC" w:sz="1"/>
+              <w:left w:val="single" w:color="CCCCCC" w:sz="1"/>
+              <w:bottom w:val="single" w:color="CCCCCC" w:sz="1"/>
+              <w:right w:val="single" w:color="CCCCCC" w:sz="1"/>
+            </w:tcBorders>
+            <w:shd w:fill="F2F2F2" w:val="clear"/>
+            <w:tcMar>
+              <w:top w:type="dxa" w:w="80"/>
+              <w:left w:type="dxa" w:w="120"/>
+              <w:bottom w:type="dxa" w:w="80"/>
+              <w:right w:type="dxa" w:w="120"/>
+            </w:tcMar>
+          </w:tcPr>
+          <w:p>
+            <w:r>
+              <w:rPr>
+                <w:rFonts w:ascii="Arial" w:cs="Arial" w:eastAsia="Arial" w:hAnsi="Arial"/>
+                <w:sz w:val="20"/>
+                <w:szCs w:val="20"/>
+              </w:rPr>
+              <w:t xml:space="preserve">Moodle, Chamilo, Canvas OSS, Open edX</w:t>
+            </w:r>
+          </w:p>
+        </w:tc>
+        <w:tc>
+          <w:tcPr>
+            <w:tcW w:type="dxa" w:w="4960"/>
+            <w:tcBorders>
+              <w:top w:val="single" w:color="CCCCCC" w:sz="1"/>
+              <w:left w:val="single" w:color="CCCCCC" w:sz="1"/>
+              <w:bottom w:val="single" w:color="CCCCCC" w:sz="1"/>
+              <w:right w:val="single" w:color="CCCCCC" w:sz="1"/>
+            </w:tcBorders>
+            <w:shd w:fill="F2F2F2" w:val="clear"/>
+            <w:tcMar>
+              <w:top w:type="dxa" w:w="80"/>
+              <w:left w:type="dxa" w:w="120"/>
+              <w:bottom w:type="dxa" w:w="80"/>
+              <w:right w:type="dxa" w:w="120"/>
+            </w:tcMar>
+          </w:tcPr>
+          <w:p>
+            <w:r>
+              <w:rPr>
+                <w:rFonts w:ascii="Arial" w:cs="Arial" w:eastAsia="Arial" w:hAnsi="Arial"/>
+                <w:sz w:val="20"/>
+                <w:szCs w:val="20"/>
+              </w:rPr>
+              <w:t xml:space="preserve">Moodle (self-hosted AWS) SELECTED. Tech admin has existing Moodle experience. Native BigBlueButton integration in Moodle 4.0+ core — workshop recordings flow directly into courses. Largest FOSS LMS community.</w:t>
+            </w:r>
+          </w:p>
+        </w:tc>
+      </w:tr>
+      <w:tr>
+        <w:tc>
+          <w:tcPr>
+            <w:tcW w:type="dxa" w:w="800"/>
+            <w:tcBorders>
+              <w:top w:val="single" w:color="CCCCCC" w:sz="1"/>
+              <w:left w:val="single" w:color="CCCCCC" w:sz="1"/>
+              <w:bottom w:val="single" w:color="CCCCCC" w:sz="1"/>
+              <w:right w:val="single" w:color="CCCCCC" w:sz="1"/>
+            </w:tcBorders>
+            <w:shd w:fill="FFFFFF" w:val="clear"/>
+            <w:tcMar>
+              <w:top w:type="dxa" w:w="80"/>
+              <w:left w:type="dxa" w:w="120"/>
+              <w:bottom w:type="dxa" w:w="80"/>
+              <w:right w:type="dxa" w:w="120"/>
+            </w:tcMar>
+          </w:tcPr>
+          <w:p>
+            <w:r>
+              <w:rPr>
+                <w:rFonts w:ascii="Arial" w:cs="Arial" w:eastAsia="Arial" w:hAnsi="Arial"/>
+                <w:sz w:val="20"/>
+                <w:szCs w:val="20"/>
+              </w:rPr>
+              <w:t xml:space="preserve">D-023</w:t>
+            </w:r>
+          </w:p>
+        </w:tc>
+        <w:tc>
+          <w:tcPr>
+            <w:tcW w:type="dxa" w:w="1600"/>
+            <w:tcBorders>
+              <w:top w:val="single" w:color="CCCCCC" w:sz="1"/>
+              <w:left w:val="single" w:color="CCCCCC" w:sz="1"/>
+              <w:bottom w:val="single" w:color="CCCCCC" w:sz="1"/>
+              <w:right w:val="single" w:color="CCCCCC" w:sz="1"/>
+            </w:tcBorders>
+            <w:shd w:fill="FFFFFF" w:val="clear"/>
+            <w:tcMar>
+              <w:top w:type="dxa" w:w="80"/>
+              <w:left w:type="dxa" w:w="120"/>
+              <w:bottom w:type="dxa" w:w="80"/>
+              <w:right w:type="dxa" w:w="120"/>
+            </w:tcMar>
+          </w:tcPr>
+          <w:p>
+            <w:r>
+              <w:rPr>
+                <w:rFonts w:ascii="Arial" w:cs="Arial" w:eastAsia="Arial" w:hAnsi="Arial"/>
+                <w:sz w:val="20"/>
+                <w:szCs w:val="20"/>
+              </w:rPr>
+              <w:t xml:space="preserve">LMS Audience Model</w:t>
+            </w:r>
+          </w:p>
+        </w:tc>
+        <w:tc>
+          <w:tcPr>
+            <w:tcW w:type="dxa" w:w="2000"/>
+            <w:tcBorders>
+              <w:top w:val="single" w:color="CCCCCC" w:sz="1"/>
+              <w:left w:val="single" w:color="CCCCCC" w:sz="1"/>
+              <w:bottom w:val="single" w:color="CCCCCC" w:sz="1"/>
+              <w:right w:val="single" w:color="CCCCCC" w:sz="1"/>
+            </w:tcBorders>
+            <w:shd w:fill="FFFFFF" w:val="clear"/>
+            <w:tcMar>
+              <w:top w:type="dxa" w:w="80"/>
+              <w:left w:type="dxa" w:w="120"/>
+              <w:bottom w:type="dxa" w:w="80"/>
+              <w:right w:type="dxa" w:w="120"/>
+            </w:tcMar>
+          </w:tcPr>
+          <w:p>
+            <w:r>
+              <w:rPr>
+                <w:rFonts w:ascii="Arial" w:cs="Arial" w:eastAsia="Arial" w:hAnsi="Arial"/>
+                <w:sz w:val="20"/>
+                <w:szCs w:val="20"/>
+              </w:rPr>
+              <w:t xml:space="preserve">Client-only, mentor-only, dual-audience</w:t>
+            </w:r>
+          </w:p>
+        </w:tc>
+        <w:tc>
+          <w:tcPr>
+            <w:tcW w:type="dxa" w:w="4960"/>
+            <w:tcBorders>
+              <w:top w:val="single" w:color="CCCCCC" w:sz="1"/>
+              <w:left w:val="single" w:color="CCCCCC" w:sz="1"/>
+              <w:bottom w:val="single" w:color="CCCCCC" w:sz="1"/>
+              <w:right w:val="single" w:color="CCCCCC" w:sz="1"/>
+            </w:tcBorders>
+            <w:shd w:fill="FFFFFF" w:val="clear"/>
+            <w:tcMar>
+              <w:top w:type="dxa" w:w="80"/>
+              <w:left w:type="dxa" w:w="120"/>
+              <w:bottom w:type="dxa" w:w="80"/>
+              <w:right w:type="dxa" w:w="120"/>
+            </w:tcMar>
+          </w:tcPr>
+          <w:p>
+            <w:r>
+              <w:rPr>
+                <w:rFonts w:ascii="Arial" w:cs="Arial" w:eastAsia="Arial" w:hAnsi="Arial"/>
+                <w:sz w:val="20"/>
+                <w:szCs w:val="20"/>
+              </w:rPr>
+              <w:t xml:space="preserve">Dual-audience SELECTED. Two separate content areas with distinct access controls — client business education library and mentor onboarding/training library.</w:t>
+            </w:r>
+          </w:p>
+        </w:tc>
+      </w:tr>
+      <w:tr>
+        <w:tc>
+          <w:tcPr>
+            <w:tcW w:type="dxa" w:w="800"/>
+            <w:tcBorders>
+              <w:top w:val="single" w:color="CCCCCC" w:sz="1"/>
+              <w:left w:val="single" w:color="CCCCCC" w:sz="1"/>
+              <w:bottom w:val="single" w:color="CCCCCC" w:sz="1"/>
+              <w:right w:val="single" w:color="CCCCCC" w:sz="1"/>
+            </w:tcBorders>
+            <w:shd w:fill="F2F2F2" w:val="clear"/>
+            <w:tcMar>
+              <w:top w:type="dxa" w:w="80"/>
+              <w:left w:type="dxa" w:w="120"/>
+              <w:bottom w:type="dxa" w:w="80"/>
+              <w:right w:type="dxa" w:w="120"/>
+            </w:tcMar>
+          </w:tcPr>
+          <w:p>
+            <w:r>
+              <w:rPr>
+                <w:rFonts w:ascii="Arial" w:cs="Arial" w:eastAsia="Arial" w:hAnsi="Arial"/>
+                <w:sz w:val="20"/>
+                <w:szCs w:val="20"/>
+              </w:rPr>
+              <w:t xml:space="preserve">D-024</w:t>
+            </w:r>
+          </w:p>
+        </w:tc>
+        <w:tc>
+          <w:tcPr>
+            <w:tcW w:type="dxa" w:w="1600"/>
+            <w:tcBorders>
+              <w:top w:val="single" w:color="CCCCCC" w:sz="1"/>
+              <w:left w:val="single" w:color="CCCCCC" w:sz="1"/>
+              <w:bottom w:val="single" w:color="CCCCCC" w:sz="1"/>
+              <w:right w:val="single" w:color="CCCCCC" w:sz="1"/>
+            </w:tcBorders>
+            <w:shd w:fill="F2F2F2" w:val="clear"/>
+            <w:tcMar>
+              <w:top w:type="dxa" w:w="80"/>
+              <w:left w:type="dxa" w:w="120"/>
+              <w:bottom w:type="dxa" w:w="80"/>
+              <w:right w:type="dxa" w:w="120"/>
+            </w:tcMar>
+          </w:tcPr>
+          <w:p>
+            <w:r>
+              <w:rPr>
+                <w:rFonts w:ascii="Arial" w:cs="Arial" w:eastAsia="Arial" w:hAnsi="Arial"/>
+                <w:sz w:val="20"/>
+                <w:szCs w:val="20"/>
+              </w:rPr>
+              <w:t xml:space="preserve">Mentor Onboarding</w:t>
+            </w:r>
+          </w:p>
+        </w:tc>
+        <w:tc>
+          <w:tcPr>
+            <w:tcW w:type="dxa" w:w="2000"/>
+            <w:tcBorders>
+              <w:top w:val="single" w:color="CCCCCC" w:sz="1"/>
+              <w:left w:val="single" w:color="CCCCCC" w:sz="1"/>
+              <w:bottom w:val="single" w:color="CCCCCC" w:sz="1"/>
+              <w:right w:val="single" w:color="CCCCCC" w:sz="1"/>
+            </w:tcBorders>
+            <w:shd w:fill="F2F2F2" w:val="clear"/>
+            <w:tcMar>
+              <w:top w:type="dxa" w:w="80"/>
+              <w:left w:type="dxa" w:w="120"/>
+              <w:bottom w:type="dxa" w:w="80"/>
+              <w:right w:type="dxa" w:w="120"/>
+            </w:tcMar>
+          </w:tcPr>
+          <w:p>
+            <w:r>
+              <w:rPr>
+                <w:rFonts w:ascii="Arial" w:cs="Arial" w:eastAsia="Arial" w:hAnsi="Arial"/>
+                <w:sz w:val="20"/>
+                <w:szCs w:val="20"/>
+              </w:rPr>
+              <w:t xml:space="preserve">Informal, structured Moodle curriculum, external tool</w:t>
+            </w:r>
+          </w:p>
+        </w:tc>
+        <w:tc>
+          <w:tcPr>
+            <w:tcW w:type="dxa" w:w="4960"/>
+            <w:tcBorders>
+              <w:top w:val="single" w:color="CCCCCC" w:sz="1"/>
+              <w:left w:val="single" w:color="CCCCCC" w:sz="1"/>
+              <w:bottom w:val="single" w:color="CCCCCC" w:sz="1"/>
+              <w:right w:val="single" w:color="CCCCCC" w:sz="1"/>
+            </w:tcBorders>
+            <w:shd w:fill="F2F2F2" w:val="clear"/>
+            <w:tcMar>
+              <w:top w:type="dxa" w:w="80"/>
+              <w:left w:type="dxa" w:w="120"/>
+              <w:bottom w:type="dxa" w:w="80"/>
+              <w:right w:type="dxa" w:w="120"/>
+            </w:tcMar>
+          </w:tcPr>
+          <w:p>
+            <w:r>
+              <w:rPr>
+                <w:rFonts w:ascii="Arial" w:cs="Arial" w:eastAsia="Arial" w:hAnsi="Arial"/>
+                <w:sz w:val="20"/>
+                <w:szCs w:val="20"/>
+              </w:rPr>
+              <w:t xml:space="preserve">Structured Moodle curriculum SELECTED. Required completion before EspoCRM activation. Includes ethics checkbox sign-off (timestamped). Completion triggers admin notification.</w:t>
+            </w:r>
+          </w:p>
+        </w:tc>
+      </w:tr>
+      <w:tr>
+        <w:tc>
+          <w:tcPr>
+            <w:tcW w:type="dxa" w:w="800"/>
+            <w:tcBorders>
+              <w:top w:val="single" w:color="CCCCCC" w:sz="1"/>
+              <w:left w:val="single" w:color="CCCCCC" w:sz="1"/>
+              <w:bottom w:val="single" w:color="CCCCCC" w:sz="1"/>
+              <w:right w:val="single" w:color="CCCCCC" w:sz="1"/>
+            </w:tcBorders>
+            <w:shd w:fill="FFFFFF" w:val="clear"/>
+            <w:tcMar>
+              <w:top w:type="dxa" w:w="80"/>
+              <w:left w:type="dxa" w:w="120"/>
+              <w:bottom w:type="dxa" w:w="80"/>
+              <w:right w:type="dxa" w:w="120"/>
+            </w:tcMar>
+          </w:tcPr>
+          <w:p>
+            <w:r>
+              <w:rPr>
+                <w:rFonts w:ascii="Arial" w:cs="Arial" w:eastAsia="Arial" w:hAnsi="Arial"/>
+                <w:sz w:val="20"/>
+                <w:szCs w:val="20"/>
+              </w:rPr>
+              <w:t xml:space="preserve">D-025</w:t>
+            </w:r>
+          </w:p>
+        </w:tc>
+        <w:tc>
+          <w:tcPr>
+            <w:tcW w:type="dxa" w:w="1600"/>
+            <w:tcBorders>
+              <w:top w:val="single" w:color="CCCCCC" w:sz="1"/>
+              <w:left w:val="single" w:color="CCCCCC" w:sz="1"/>
+              <w:bottom w:val="single" w:color="CCCCCC" w:sz="1"/>
+              <w:right w:val="single" w:color="CCCCCC" w:sz="1"/>
+            </w:tcBorders>
+            <w:shd w:fill="FFFFFF" w:val="clear"/>
+            <w:tcMar>
+              <w:top w:type="dxa" w:w="80"/>
+              <w:left w:type="dxa" w:w="120"/>
+              <w:bottom w:type="dxa" w:w="80"/>
+              <w:right w:type="dxa" w:w="120"/>
+            </w:tcMar>
+          </w:tcPr>
+          <w:p>
+            <w:r>
+              <w:rPr>
+                <w:rFonts w:ascii="Arial" w:cs="Arial" w:eastAsia="Arial" w:hAnsi="Arial"/>
+                <w:sz w:val="20"/>
+                <w:szCs w:val="20"/>
+              </w:rPr>
+              <w:t xml:space="preserve">Ethics Sign-Off</w:t>
+            </w:r>
+          </w:p>
+        </w:tc>
+        <w:tc>
+          <w:tcPr>
+            <w:tcW w:type="dxa" w:w="2000"/>
+            <w:tcBorders>
+              <w:top w:val="single" w:color="CCCCCC" w:sz="1"/>
+              <w:left w:val="single" w:color="CCCCCC" w:sz="1"/>
+              <w:bottom w:val="single" w:color="CCCCCC" w:sz="1"/>
+              <w:right w:val="single" w:color="CCCCCC" w:sz="1"/>
+            </w:tcBorders>
+            <w:shd w:fill="FFFFFF" w:val="clear"/>
+            <w:tcMar>
+              <w:top w:type="dxa" w:w="80"/>
+              <w:left w:type="dxa" w:w="120"/>
+              <w:bottom w:type="dxa" w:w="80"/>
+              <w:right w:type="dxa" w:w="120"/>
+            </w:tcMar>
+          </w:tcPr>
+          <w:p>
+            <w:r>
+              <w:rPr>
+                <w:rFonts w:ascii="Arial" w:cs="Arial" w:eastAsia="Arial" w:hAnsi="Arial"/>
+                <w:sz w:val="20"/>
+                <w:szCs w:val="20"/>
+              </w:rPr>
+              <w:t xml:space="preserve">Checkbox in Moodle, digital signature, PDF workflow</w:t>
+            </w:r>
+          </w:p>
+        </w:tc>
+        <w:tc>
+          <w:tcPr>
+            <w:tcW w:type="dxa" w:w="4960"/>
+            <w:tcBorders>
+              <w:top w:val="single" w:color="CCCCCC" w:sz="1"/>
+              <w:left w:val="single" w:color="CCCCCC" w:sz="1"/>
+              <w:bottom w:val="single" w:color="CCCCCC" w:sz="1"/>
+              <w:right w:val="single" w:color="CCCCCC" w:sz="1"/>
+            </w:tcBorders>
+            <w:shd w:fill="FFFFFF" w:val="clear"/>
+            <w:tcMar>
+              <w:top w:type="dxa" w:w="80"/>
+              <w:left w:type="dxa" w:w="120"/>
+              <w:bottom w:type="dxa" w:w="80"/>
+              <w:right w:type="dxa" w:w="120"/>
+            </w:tcMar>
+          </w:tcPr>
+          <w:p>
+            <w:r>
+              <w:rPr>
+                <w:rFonts w:ascii="Arial" w:cs="Arial" w:eastAsia="Arial" w:hAnsi="Arial"/>
+                <w:sz w:val="20"/>
+                <w:szCs w:val="20"/>
+              </w:rPr>
+              <w:t xml:space="preserve">Checkbox acknowledgment in Moodle SELECTED. Timestamped completion record sufficient for governance needs. No external e-signature tool required.</w:t>
+            </w:r>
+          </w:p>
+        </w:tc>
+      </w:tr>
+      <w:tr>
+        <w:tc>
+          <w:tcPr>
+            <w:tcW w:type="dxa" w:w="800"/>
+            <w:tcBorders>
+              <w:top w:val="single" w:color="CCCCCC" w:sz="1"/>
+              <w:left w:val="single" w:color="CCCCCC" w:sz="1"/>
+              <w:bottom w:val="single" w:color="CCCCCC" w:sz="1"/>
+              <w:right w:val="single" w:color="CCCCCC" w:sz="1"/>
+            </w:tcBorders>
+            <w:shd w:fill="F2F2F2" w:val="clear"/>
+            <w:tcMar>
+              <w:top w:type="dxa" w:w="80"/>
+              <w:left w:type="dxa" w:w="120"/>
+              <w:bottom w:type="dxa" w:w="80"/>
+              <w:right w:type="dxa" w:w="120"/>
+            </w:tcMar>
+          </w:tcPr>
+          <w:p>
+            <w:r>
+              <w:rPr>
+                <w:rFonts w:ascii="Arial" w:cs="Arial" w:eastAsia="Arial" w:hAnsi="Arial"/>
+                <w:sz w:val="20"/>
+                <w:szCs w:val="20"/>
+              </w:rPr>
+              <w:t xml:space="preserve">D-026</w:t>
+            </w:r>
+          </w:p>
+        </w:tc>
+        <w:tc>
+          <w:tcPr>
+            <w:tcW w:type="dxa" w:w="1600"/>
+            <w:tcBorders>
+              <w:top w:val="single" w:color="CCCCCC" w:sz="1"/>
+              <w:left w:val="single" w:color="CCCCCC" w:sz="1"/>
+              <w:bottom w:val="single" w:color="CCCCCC" w:sz="1"/>
+              <w:right w:val="single" w:color="CCCCCC" w:sz="1"/>
+            </w:tcBorders>
+            <w:shd w:fill="F2F2F2" w:val="clear"/>
+            <w:tcMar>
+              <w:top w:type="dxa" w:w="80"/>
+              <w:left w:type="dxa" w:w="120"/>
+              <w:bottom w:type="dxa" w:w="80"/>
+              <w:right w:type="dxa" w:w="120"/>
+            </w:tcMar>
+          </w:tcPr>
+          <w:p>
+            <w:r>
+              <w:rPr>
+                <w:rFonts w:ascii="Arial" w:cs="Arial" w:eastAsia="Arial" w:hAnsi="Arial"/>
+                <w:sz w:val="20"/>
+                <w:szCs w:val="20"/>
+              </w:rPr>
+              <w:t xml:space="preserve">Bulk Email (DEFERRED)</w:t>
+            </w:r>
+          </w:p>
+        </w:tc>
+        <w:tc>
+          <w:tcPr>
+            <w:tcW w:type="dxa" w:w="2000"/>
+            <w:tcBorders>
+              <w:top w:val="single" w:color="CCCCCC" w:sz="1"/>
+              <w:left w:val="single" w:color="CCCCCC" w:sz="1"/>
+              <w:bottom w:val="single" w:color="CCCCCC" w:sz="1"/>
+              <w:right w:val="single" w:color="CCCCCC" w:sz="1"/>
+            </w:tcBorders>
+            <w:shd w:fill="F2F2F2" w:val="clear"/>
+            <w:tcMar>
+              <w:top w:type="dxa" w:w="80"/>
+              <w:left w:type="dxa" w:w="120"/>
+              <w:bottom w:type="dxa" w:w="80"/>
+              <w:right w:type="dxa" w:w="120"/>
+            </w:tcMar>
+          </w:tcPr>
+          <w:p>
+            <w:r>
+              <w:rPr>
+                <w:rFonts w:ascii="Arial" w:cs="Arial" w:eastAsia="Arial" w:hAnsi="Arial"/>
+                <w:sz w:val="20"/>
+                <w:szCs w:val="20"/>
+              </w:rPr>
+              <w:t xml:space="preserve">EspoCRM native, Mautic, Mailchimp, Sendinblue</w:t>
+            </w:r>
+          </w:p>
+        </w:tc>
+        <w:tc>
+          <w:tcPr>
+            <w:tcW w:type="dxa" w:w="4960"/>
+            <w:tcBorders>
+              <w:top w:val="single" w:color="CCCCCC" w:sz="1"/>
+              <w:left w:val="single" w:color="CCCCCC" w:sz="1"/>
+              <w:bottom w:val="single" w:color="CCCCCC" w:sz="1"/>
+              <w:right w:val="single" w:color="CCCCCC" w:sz="1"/>
+            </w:tcBorders>
+            <w:shd w:fill="F2F2F2" w:val="clear"/>
+            <w:tcMar>
+              <w:top w:type="dxa" w:w="80"/>
+              <w:left w:type="dxa" w:w="120"/>
+              <w:bottom w:type="dxa" w:w="80"/>
+              <w:right w:type="dxa" w:w="120"/>
+            </w:tcMar>
+          </w:tcPr>
+          <w:p>
+            <w:r>
+              <w:rPr>
+                <w:rFonts w:ascii="Arial" w:cs="Arial" w:eastAsia="Arial" w:hAnsi="Arial"/>
+                <w:sz w:val="20"/>
+                <w:szCs w:val="20"/>
+              </w:rPr>
+              <w:t xml:space="preserve">DEFERRED. Evaluate EspoCRM native mass email capability first. Mautic (FOSS, self-hosted) designated upgrade path if EspoCRM insufficient.</w:t>
             </w:r>
           </w:p>
         </w:tc>
@@ -2369,7 +3331,7 @@
                 <w:sz w:val="20"/>
                 <w:szCs w:val="20"/>
               </w:rPr>
-              <w:t xml:space="preserve">Online Learning Platform</w:t>
+              <w:t xml:space="preserve">Bulk Email Tool</w:t>
             </w:r>
           </w:p>
         </w:tc>
@@ -2397,7 +3359,7 @@
                 <w:sz w:val="20"/>
                 <w:szCs w:val="20"/>
               </w:rPr>
-              <w:t xml:space="preserve">Pending — Section 8 conversation pending</w:t>
+              <w:t xml:space="preserve">Deferred — evaluate EspoCRM native capability first; Mautic as upgrade path</w:t>
             </w:r>
           </w:p>
         </w:tc>
@@ -2455,7 +3417,7 @@
                 <w:sz w:val="20"/>
                 <w:szCs w:val="20"/>
               </w:rPr>
-              <w:t xml:space="preserve">Largely resolved by EspoCRM — confirm in section conversation</w:t>
+              <w:t xml:space="preserve">Largely resolved by EspoCRM — confirm in Section 9 conversation</w:t>
             </w:r>
           </w:p>
         </w:tc>
@@ -2513,7 +3475,7 @@
                 <w:sz w:val="20"/>
                 <w:szCs w:val="20"/>
               </w:rPr>
-              <w:t xml:space="preserve">Evaluate EspoCRM native capability first</w:t>
+              <w:t xml:space="preserve">Evaluate EspoCRM native capability — Section 10 conversation</w:t>
             </w:r>
           </w:p>
         </w:tc>
@@ -2571,7 +3533,7 @@
                 <w:sz w:val="20"/>
                 <w:szCs w:val="20"/>
               </w:rPr>
-              <w:t xml:space="preserve">Pending — evaluate Google Drive vs FOSS alternatives</w:t>
+              <w:t xml:space="preserve">Pending — Section 11 conversation</w:t>
             </w:r>
           </w:p>
         </w:tc>
@@ -2629,7 +3591,7 @@
                 <w:sz w:val="20"/>
                 <w:szCs w:val="20"/>
               </w:rPr>
-              <w:t xml:space="preserve">Largely resolved by EspoCRM — confirm dashboards adequate</w:t>
+              <w:t xml:space="preserve">Largely resolved by EspoCRM — confirm in Section 12 conversation</w:t>
             </w:r>
           </w:p>
         </w:tc>
@@ -2717,7 +3679,7 @@
                 <w:sz w:val="20"/>
                 <w:szCs w:val="20"/>
               </w:rPr>
-              <w:t xml:space="preserve">Google Meet Group Limit Verification</w:t>
+              <w:t xml:space="preserve">Google Meet Group Limit</w:t>
             </w:r>
           </w:p>
         </w:tc>
@@ -2861,7 +3823,181 @@
                 <w:sz w:val="20"/>
                 <w:szCs w:val="20"/>
               </w:rPr>
-              <w:t xml:space="preserve">Open — self-hosted EspoCRM and Jitsi on AWS</w:t>
+              <w:t xml:space="preserve">Open — self-hosted stack on AWS (EspoCRM, Moodle, Jitsi, Flarum, BigBlueButton)</w:t>
+            </w:r>
+          </w:p>
+        </w:tc>
+      </w:tr>
+      <w:tr>
+        <w:tc>
+          <w:tcPr>
+            <w:tcW w:type="dxa" w:w="3500"/>
+            <w:tcBorders>
+              <w:top w:val="single" w:color="CCCCCC" w:sz="1"/>
+              <w:left w:val="single" w:color="CCCCCC" w:sz="1"/>
+              <w:bottom w:val="single" w:color="CCCCCC" w:sz="1"/>
+              <w:right w:val="single" w:color="CCCCCC" w:sz="1"/>
+            </w:tcBorders>
+            <w:shd w:fill="F2F2F2" w:val="clear"/>
+            <w:tcMar>
+              <w:top w:type="dxa" w:w="80"/>
+              <w:left w:type="dxa" w:w="120"/>
+              <w:bottom w:type="dxa" w:w="80"/>
+              <w:right w:type="dxa" w:w="120"/>
+            </w:tcMar>
+          </w:tcPr>
+          <w:p>
+            <w:r>
+              <w:rPr>
+                <w:rFonts w:ascii="Arial" w:cs="Arial" w:eastAsia="Arial" w:hAnsi="Arial"/>
+                <w:sz w:val="20"/>
+                <w:szCs w:val="20"/>
+              </w:rPr>
+              <w:t xml:space="preserve">EspoCRM-Moodle Integration</w:t>
+            </w:r>
+          </w:p>
+        </w:tc>
+        <w:tc>
+          <w:tcPr>
+            <w:tcW w:type="dxa" w:w="5860"/>
+            <w:tcBorders>
+              <w:top w:val="single" w:color="CCCCCC" w:sz="1"/>
+              <w:left w:val="single" w:color="CCCCCC" w:sz="1"/>
+              <w:bottom w:val="single" w:color="CCCCCC" w:sz="1"/>
+              <w:right w:val="single" w:color="CCCCCC" w:sz="1"/>
+            </w:tcBorders>
+            <w:shd w:fill="F2F2F2" w:val="clear"/>
+            <w:tcMar>
+              <w:top w:type="dxa" w:w="80"/>
+              <w:left w:type="dxa" w:w="120"/>
+              <w:bottom w:type="dxa" w:w="80"/>
+              <w:right w:type="dxa" w:w="120"/>
+            </w:tcMar>
+          </w:tcPr>
+          <w:p>
+            <w:r>
+              <w:rPr>
+                <w:rFonts w:ascii="Arial" w:cs="Arial" w:eastAsia="Arial" w:hAnsi="Arial"/>
+                <w:sz w:val="20"/>
+                <w:szCs w:val="20"/>
+              </w:rPr>
+              <w:t xml:space="preserve">Open — automate enrollment trigger from EspoCRM to Moodle</w:t>
+            </w:r>
+          </w:p>
+        </w:tc>
+      </w:tr>
+      <w:tr>
+        <w:tc>
+          <w:tcPr>
+            <w:tcW w:type="dxa" w:w="3500"/>
+            <w:tcBorders>
+              <w:top w:val="single" w:color="CCCCCC" w:sz="1"/>
+              <w:left w:val="single" w:color="CCCCCC" w:sz="1"/>
+              <w:bottom w:val="single" w:color="CCCCCC" w:sz="1"/>
+              <w:right w:val="single" w:color="CCCCCC" w:sz="1"/>
+            </w:tcBorders>
+            <w:shd w:fill="FFFFFF" w:val="clear"/>
+            <w:tcMar>
+              <w:top w:type="dxa" w:w="80"/>
+              <w:left w:type="dxa" w:w="120"/>
+              <w:bottom w:type="dxa" w:w="80"/>
+              <w:right w:type="dxa" w:w="120"/>
+            </w:tcMar>
+          </w:tcPr>
+          <w:p>
+            <w:r>
+              <w:rPr>
+                <w:rFonts w:ascii="Arial" w:cs="Arial" w:eastAsia="Arial" w:hAnsi="Arial"/>
+                <w:sz w:val="20"/>
+                <w:szCs w:val="20"/>
+              </w:rPr>
+              <w:t xml:space="preserve">Phase 2: Automated Mentor Matching</w:t>
+            </w:r>
+          </w:p>
+        </w:tc>
+        <w:tc>
+          <w:tcPr>
+            <w:tcW w:type="dxa" w:w="5860"/>
+            <w:tcBorders>
+              <w:top w:val="single" w:color="CCCCCC" w:sz="1"/>
+              <w:left w:val="single" w:color="CCCCCC" w:sz="1"/>
+              <w:bottom w:val="single" w:color="CCCCCC" w:sz="1"/>
+              <w:right w:val="single" w:color="CCCCCC" w:sz="1"/>
+            </w:tcBorders>
+            <w:shd w:fill="FFFFFF" w:val="clear"/>
+            <w:tcMar>
+              <w:top w:type="dxa" w:w="80"/>
+              <w:left w:type="dxa" w:w="120"/>
+              <w:bottom w:type="dxa" w:w="80"/>
+              <w:right w:type="dxa" w:w="120"/>
+            </w:tcMar>
+          </w:tcPr>
+          <w:p>
+            <w:r>
+              <w:rPr>
+                <w:rFonts w:ascii="Arial" w:cs="Arial" w:eastAsia="Arial" w:hAnsi="Arial"/>
+                <w:sz w:val="20"/>
+                <w:szCs w:val="20"/>
+              </w:rPr>
+              <w:t xml:space="preserve">Planned — data model designed to support from day one</w:t>
+            </w:r>
+          </w:p>
+        </w:tc>
+      </w:tr>
+      <w:tr>
+        <w:tc>
+          <w:tcPr>
+            <w:tcW w:type="dxa" w:w="3500"/>
+            <w:tcBorders>
+              <w:top w:val="single" w:color="CCCCCC" w:sz="1"/>
+              <w:left w:val="single" w:color="CCCCCC" w:sz="1"/>
+              <w:bottom w:val="single" w:color="CCCCCC" w:sz="1"/>
+              <w:right w:val="single" w:color="CCCCCC" w:sz="1"/>
+            </w:tcBorders>
+            <w:shd w:fill="F2F2F2" w:val="clear"/>
+            <w:tcMar>
+              <w:top w:type="dxa" w:w="80"/>
+              <w:left w:type="dxa" w:w="120"/>
+              <w:bottom w:type="dxa" w:w="80"/>
+              <w:right w:type="dxa" w:w="120"/>
+            </w:tcMar>
+          </w:tcPr>
+          <w:p>
+            <w:r>
+              <w:rPr>
+                <w:rFonts w:ascii="Arial" w:cs="Arial" w:eastAsia="Arial" w:hAnsi="Arial"/>
+                <w:sz w:val="20"/>
+                <w:szCs w:val="20"/>
+              </w:rPr>
+              <w:t xml:space="preserve">Phase 2: Digital Event Check-in</w:t>
+            </w:r>
+          </w:p>
+        </w:tc>
+        <w:tc>
+          <w:tcPr>
+            <w:tcW w:type="dxa" w:w="5860"/>
+            <w:tcBorders>
+              <w:top w:val="single" w:color="CCCCCC" w:sz="1"/>
+              <w:left w:val="single" w:color="CCCCCC" w:sz="1"/>
+              <w:bottom w:val="single" w:color="CCCCCC" w:sz="1"/>
+              <w:right w:val="single" w:color="CCCCCC" w:sz="1"/>
+            </w:tcBorders>
+            <w:shd w:fill="F2F2F2" w:val="clear"/>
+            <w:tcMar>
+              <w:top w:type="dxa" w:w="80"/>
+              <w:left w:type="dxa" w:w="120"/>
+              <w:bottom w:type="dxa" w:w="80"/>
+              <w:right w:type="dxa" w:w="120"/>
+            </w:tcMar>
+          </w:tcPr>
+          <w:p>
+            <w:r>
+              <w:rPr>
+                <w:rFonts w:ascii="Arial" w:cs="Arial" w:eastAsia="Arial" w:hAnsi="Arial"/>
+                <w:sz w:val="20"/>
+                <w:szCs w:val="20"/>
+              </w:rPr>
+              <w:t xml:space="preserve">Planned — QR/tablet check-in for in-person workshops</w:t>
             </w:r>
           </w:p>
         </w:tc>
@@ -3150,12 +4286,6 @@
       <w:startOverride w:val="1"/>
     </w:lvlOverride>
   </w:num>
-  <w:num w:numId="2">
-    <w:abstractNumId w:val="2"/>
-    <w:lvlOverride w:ilvl="0">
-      <w:startOverride w:val="1"/>
-    </w:lvlOverride>
-  </w:num>
 </w:numbering>
 </file>
 

--- a/PRDs/CBM-Decisions-Log.docx
+++ b/PRDs/CBM-Decisions-Log.docx
@@ -46,7 +46,7 @@
           <w:sz w:val="22"/>
           <w:szCs w:val="22"/>
         </w:rPr>
-        <w:t xml:space="preserve">Version 0.4  |  Living Document  |  2025</w:t>
+        <w:t xml:space="preserve">Version 0.5  |  Living Document  |  2025</w:t>
       </w:r>
     </w:p>
     <w:p>
@@ -1380,7 +1380,7 @@
                 <w:sz w:val="20"/>
                 <w:szCs w:val="20"/>
               </w:rPr>
-              <w:t xml:space="preserve">All mentor-client communication through CRM. Enables inactivity tracking. Clients use email reply — no CRM login.</w:t>
+              <w:t xml:space="preserve">All mentor-client communication through CRM. Clients use email reply — no CRM login.</w:t>
             </w:r>
           </w:p>
         </w:tc>
@@ -1808,7 +1808,7 @@
                 <w:sz w:val="20"/>
                 <w:szCs w:val="20"/>
               </w:rPr>
-              <w:t xml:space="preserve">Manual, CRM-native, survey tool integration</w:t>
+              <w:t xml:space="preserve">Manual, CRM-native, survey tool</w:t>
             </w:r>
           </w:p>
         </w:tc>
@@ -2064,7 +2064,7 @@
                 <w:sz w:val="20"/>
                 <w:szCs w:val="20"/>
               </w:rPr>
-              <w:t xml:space="preserve">Google Meet SELECTED. Included in Google Workspace for Nonprofits. Familiar, no client login, no 1:1 time limit.</w:t>
+              <w:t xml:space="preserve">Google Meet SELECTED. Included in Google Workspace for Nonprofits. No client login, no 1:1 time limit.</w:t>
             </w:r>
           </w:p>
         </w:tc>
@@ -2292,7 +2292,7 @@
                 <w:sz w:val="20"/>
                 <w:szCs w:val="20"/>
               </w:rPr>
-              <w:t xml:space="preserve">Flarum SELECTED (two separate self-hosted instances on AWS). Discourse ruled out — facial recognition/age verification policy conflicts with CBM privacy values. Instance 1: mentor community. Instance 2: client community. No public access to either.</w:t>
+              <w:t xml:space="preserve">Flarum SELECTED (two separate self-hosted instances). Discourse ruled out — facial recognition/age verification policy conflicts with CBM privacy values.</w:t>
             </w:r>
           </w:p>
         </w:tc>
@@ -2406,7 +2406,7 @@
                 <w:sz w:val="20"/>
                 <w:szCs w:val="20"/>
               </w:rPr>
-              <w:t xml:space="preserve">Two separate Flarum instances SELECTED. Complete isolation for confidentiality. Mentor discussions fully separated from client access.</w:t>
+              <w:t xml:space="preserve">Two separate Flarum instances SELECTED. Complete isolation: Instance 1 mentor community, Instance 2 client community. No public access.</w:t>
             </w:r>
           </w:p>
         </w:tc>
@@ -2520,7 +2520,7 @@
                 <w:sz w:val="20"/>
                 <w:szCs w:val="20"/>
               </w:rPr>
-              <w:t xml:space="preserve">BigBlueButton (self-hosted AWS) SELECTED. Full webinar controls, native recording, native Moodle integration. Google Meet lacks webinar controls needed for workshop delivery.</w:t>
+              <w:t xml:space="preserve">BigBlueButton (self-hosted AWS) SELECTED. Full webinar controls, native recording, native Moodle integration.</w:t>
             </w:r>
           </w:p>
         </w:tc>
@@ -2634,7 +2634,7 @@
                 <w:sz w:val="20"/>
                 <w:szCs w:val="20"/>
               </w:rPr>
-              <w:t xml:space="preserve">Manual EspoCRM attendance entry SELECTED for Phase 1. Automated digital check-in deferred to Phase 2.</w:t>
+              <w:t xml:space="preserve">Manual EspoCRM attendance entry for Phase 1. Automated digital check-in deferred to Phase 2.</w:t>
             </w:r>
           </w:p>
         </w:tc>
@@ -2748,7 +2748,7 @@
                 <w:sz w:val="20"/>
                 <w:szCs w:val="20"/>
               </w:rPr>
-              <w:t xml:space="preserve">Moodle (self-hosted AWS) SELECTED. Tech admin has existing Moodle experience. Native BigBlueButton integration in Moodle 4.0+ core — workshop recordings flow directly into courses. Largest FOSS LMS community.</w:t>
+              <w:t xml:space="preserve">Moodle (self-hosted AWS) SELECTED. Admin has existing Moodle experience. Native BigBlueButton integration in Moodle 4.0+ core.</w:t>
             </w:r>
           </w:p>
         </w:tc>
@@ -2862,7 +2862,7 @@
                 <w:sz w:val="20"/>
                 <w:szCs w:val="20"/>
               </w:rPr>
-              <w:t xml:space="preserve">Dual-audience SELECTED. Two separate content areas with distinct access controls — client business education library and mentor onboarding/training library.</w:t>
+              <w:t xml:space="preserve">Dual-audience: separate content areas with distinct access controls — client business education and mentor onboarding/training.</w:t>
             </w:r>
           </w:p>
         </w:tc>
@@ -2948,7 +2948,7 @@
                 <w:sz w:val="20"/>
                 <w:szCs w:val="20"/>
               </w:rPr>
-              <w:t xml:space="preserve">Informal, structured Moodle curriculum, external tool</w:t>
+              <w:t xml:space="preserve">Informal, Moodle curriculum, external tool</w:t>
             </w:r>
           </w:p>
         </w:tc>
@@ -2976,7 +2976,7 @@
                 <w:sz w:val="20"/>
                 <w:szCs w:val="20"/>
               </w:rPr>
-              <w:t xml:space="preserve">Structured Moodle curriculum SELECTED. Required completion before EspoCRM activation. Includes ethics checkbox sign-off (timestamped). Completion triggers admin notification.</w:t>
+              <w:t xml:space="preserve">Structured Moodle curriculum required before EspoCRM activation. Includes ethics checkbox sign-off. Completion triggers admin notification.</w:t>
             </w:r>
           </w:p>
         </w:tc>
@@ -3062,7 +3062,7 @@
                 <w:sz w:val="20"/>
                 <w:szCs w:val="20"/>
               </w:rPr>
-              <w:t xml:space="preserve">Checkbox in Moodle, digital signature, PDF workflow</w:t>
+              <w:t xml:space="preserve">Checkbox Moodle, digital signature, PDF</w:t>
             </w:r>
           </w:p>
         </w:tc>
@@ -3090,7 +3090,7 @@
                 <w:sz w:val="20"/>
                 <w:szCs w:val="20"/>
               </w:rPr>
-              <w:t xml:space="preserve">Checkbox acknowledgment in Moodle SELECTED. Timestamped completion record sufficient for governance needs. No external e-signature tool required.</w:t>
+              <w:t xml:space="preserve">Checkbox acknowledgment in Moodle SELECTED. Timestamped completion record sufficient. No external e-signature tool required.</w:t>
             </w:r>
           </w:p>
         </w:tc>
@@ -3176,7 +3176,7 @@
                 <w:sz w:val="20"/>
                 <w:szCs w:val="20"/>
               </w:rPr>
-              <w:t xml:space="preserve">EspoCRM native, Mautic, Mailchimp, Sendinblue</w:t>
+              <w:t xml:space="preserve">EspoCRM native, Mautic, Mailchimp</w:t>
             </w:r>
           </w:p>
         </w:tc>
@@ -3204,7 +3204,1261 @@
                 <w:sz w:val="20"/>
                 <w:szCs w:val="20"/>
               </w:rPr>
-              <w:t xml:space="preserve">DEFERRED. Evaluate EspoCRM native mass email capability first. Mautic (FOSS, self-hosted) designated upgrade path if EspoCRM insufficient.</w:t>
+              <w:t xml:space="preserve">DEFERRED. Evaluate EspoCRM native mass email first. Mautic (FOSS, self-hosted) designated upgrade path.</w:t>
+            </w:r>
+          </w:p>
+        </w:tc>
+      </w:tr>
+      <w:tr>
+        <w:tc>
+          <w:tcPr>
+            <w:tcW w:type="dxa" w:w="800"/>
+            <w:tcBorders>
+              <w:top w:val="single" w:color="CCCCCC" w:sz="1"/>
+              <w:left w:val="single" w:color="CCCCCC" w:sz="1"/>
+              <w:bottom w:val="single" w:color="CCCCCC" w:sz="1"/>
+              <w:right w:val="single" w:color="CCCCCC" w:sz="1"/>
+            </w:tcBorders>
+            <w:shd w:fill="FFFFFF" w:val="clear"/>
+            <w:tcMar>
+              <w:top w:type="dxa" w:w="80"/>
+              <w:left w:type="dxa" w:w="120"/>
+              <w:bottom w:type="dxa" w:w="80"/>
+              <w:right w:type="dxa" w:w="120"/>
+            </w:tcMar>
+          </w:tcPr>
+          <w:p>
+            <w:r>
+              <w:rPr>
+                <w:rFonts w:ascii="Arial" w:cs="Arial" w:eastAsia="Arial" w:hAnsi="Arial"/>
+                <w:sz w:val="20"/>
+                <w:szCs w:val="20"/>
+              </w:rPr>
+              <w:t xml:space="preserve">D-027</w:t>
+            </w:r>
+          </w:p>
+        </w:tc>
+        <w:tc>
+          <w:tcPr>
+            <w:tcW w:type="dxa" w:w="1600"/>
+            <w:tcBorders>
+              <w:top w:val="single" w:color="CCCCCC" w:sz="1"/>
+              <w:left w:val="single" w:color="CCCCCC" w:sz="1"/>
+              <w:bottom w:val="single" w:color="CCCCCC" w:sz="1"/>
+              <w:right w:val="single" w:color="CCCCCC" w:sz="1"/>
+            </w:tcBorders>
+            <w:shd w:fill="FFFFFF" w:val="clear"/>
+            <w:tcMar>
+              <w:top w:type="dxa" w:w="80"/>
+              <w:left w:type="dxa" w:w="120"/>
+              <w:bottom w:type="dxa" w:w="80"/>
+              <w:right w:type="dxa" w:w="120"/>
+            </w:tcMar>
+          </w:tcPr>
+          <w:p>
+            <w:r>
+              <w:rPr>
+                <w:rFonts w:ascii="Arial" w:cs="Arial" w:eastAsia="Arial" w:hAnsi="Arial"/>
+                <w:sz w:val="20"/>
+                <w:szCs w:val="20"/>
+              </w:rPr>
+              <w:t xml:space="preserve">Dues Collection</w:t>
+            </w:r>
+          </w:p>
+        </w:tc>
+        <w:tc>
+          <w:tcPr>
+            <w:tcW w:type="dxa" w:w="2000"/>
+            <w:tcBorders>
+              <w:top w:val="single" w:color="CCCCCC" w:sz="1"/>
+              <w:left w:val="single" w:color="CCCCCC" w:sz="1"/>
+              <w:bottom w:val="single" w:color="CCCCCC" w:sz="1"/>
+              <w:right w:val="single" w:color="CCCCCC" w:sz="1"/>
+            </w:tcBorders>
+            <w:shd w:fill="FFFFFF" w:val="clear"/>
+            <w:tcMar>
+              <w:top w:type="dxa" w:w="80"/>
+              <w:left w:type="dxa" w:w="120"/>
+              <w:bottom w:type="dxa" w:w="80"/>
+              <w:right w:type="dxa" w:w="120"/>
+            </w:tcMar>
+          </w:tcPr>
+          <w:p>
+            <w:r>
+              <w:rPr>
+                <w:rFonts w:ascii="Arial" w:cs="Arial" w:eastAsia="Arial" w:hAnsi="Arial"/>
+                <w:sz w:val="20"/>
+                <w:szCs w:val="20"/>
+              </w:rPr>
+              <w:t xml:space="preserve">Stripe, PayPal, check only, Square</w:t>
+            </w:r>
+          </w:p>
+        </w:tc>
+        <w:tc>
+          <w:tcPr>
+            <w:tcW w:type="dxa" w:w="4960"/>
+            <w:tcBorders>
+              <w:top w:val="single" w:color="CCCCCC" w:sz="1"/>
+              <w:left w:val="single" w:color="CCCCCC" w:sz="1"/>
+              <w:bottom w:val="single" w:color="CCCCCC" w:sz="1"/>
+              <w:right w:val="single" w:color="CCCCCC" w:sz="1"/>
+            </w:tcBorders>
+            <w:shd w:fill="FFFFFF" w:val="clear"/>
+            <w:tcMar>
+              <w:top w:type="dxa" w:w="80"/>
+              <w:left w:type="dxa" w:w="120"/>
+              <w:bottom w:type="dxa" w:w="80"/>
+              <w:right w:type="dxa" w:w="120"/>
+            </w:tcMar>
+          </w:tcPr>
+          <w:p>
+            <w:r>
+              <w:rPr>
+                <w:rFonts w:ascii="Arial" w:cs="Arial" w:eastAsia="Arial" w:hAnsi="Arial"/>
+                <w:sz w:val="20"/>
+                <w:szCs w:val="20"/>
+              </w:rPr>
+              <w:t xml:space="preserve">Stripe (online) + manual EspoCRM entry (check/cash) SELECTED. Annual payment. Note: dues not eligible for Stripe nonprofit donation rate — standard rate applies.</w:t>
+            </w:r>
+          </w:p>
+        </w:tc>
+      </w:tr>
+      <w:tr>
+        <w:tc>
+          <w:tcPr>
+            <w:tcW w:type="dxa" w:w="800"/>
+            <w:tcBorders>
+              <w:top w:val="single" w:color="CCCCCC" w:sz="1"/>
+              <w:left w:val="single" w:color="CCCCCC" w:sz="1"/>
+              <w:bottom w:val="single" w:color="CCCCCC" w:sz="1"/>
+              <w:right w:val="single" w:color="CCCCCC" w:sz="1"/>
+            </w:tcBorders>
+            <w:shd w:fill="F2F2F2" w:val="clear"/>
+            <w:tcMar>
+              <w:top w:type="dxa" w:w="80"/>
+              <w:left w:type="dxa" w:w="120"/>
+              <w:bottom w:type="dxa" w:w="80"/>
+              <w:right w:type="dxa" w:w="120"/>
+            </w:tcMar>
+          </w:tcPr>
+          <w:p>
+            <w:r>
+              <w:rPr>
+                <w:rFonts w:ascii="Arial" w:cs="Arial" w:eastAsia="Arial" w:hAnsi="Arial"/>
+                <w:sz w:val="20"/>
+                <w:szCs w:val="20"/>
+              </w:rPr>
+              <w:t xml:space="preserve">D-028</w:t>
+            </w:r>
+          </w:p>
+        </w:tc>
+        <w:tc>
+          <w:tcPr>
+            <w:tcW w:type="dxa" w:w="1600"/>
+            <w:tcBorders>
+              <w:top w:val="single" w:color="CCCCCC" w:sz="1"/>
+              <w:left w:val="single" w:color="CCCCCC" w:sz="1"/>
+              <w:bottom w:val="single" w:color="CCCCCC" w:sz="1"/>
+              <w:right w:val="single" w:color="CCCCCC" w:sz="1"/>
+            </w:tcBorders>
+            <w:shd w:fill="F2F2F2" w:val="clear"/>
+            <w:tcMar>
+              <w:top w:type="dxa" w:w="80"/>
+              <w:left w:type="dxa" w:w="120"/>
+              <w:bottom w:type="dxa" w:w="80"/>
+              <w:right w:type="dxa" w:w="120"/>
+            </w:tcMar>
+          </w:tcPr>
+          <w:p>
+            <w:r>
+              <w:rPr>
+                <w:rFonts w:ascii="Arial" w:cs="Arial" w:eastAsia="Arial" w:hAnsi="Arial"/>
+                <w:sz w:val="20"/>
+                <w:szCs w:val="20"/>
+              </w:rPr>
+              <w:t xml:space="preserve">Volunteer KPIs</w:t>
+            </w:r>
+          </w:p>
+        </w:tc>
+        <w:tc>
+          <w:tcPr>
+            <w:tcW w:type="dxa" w:w="2000"/>
+            <w:tcBorders>
+              <w:top w:val="single" w:color="CCCCCC" w:sz="1"/>
+              <w:left w:val="single" w:color="CCCCCC" w:sz="1"/>
+              <w:bottom w:val="single" w:color="CCCCCC" w:sz="1"/>
+              <w:right w:val="single" w:color="CCCCCC" w:sz="1"/>
+            </w:tcBorders>
+            <w:shd w:fill="F2F2F2" w:val="clear"/>
+            <w:tcMar>
+              <w:top w:type="dxa" w:w="80"/>
+              <w:left w:type="dxa" w:w="120"/>
+              <w:bottom w:type="dxa" w:w="80"/>
+              <w:right w:type="dxa" w:w="120"/>
+            </w:tcMar>
+          </w:tcPr>
+          <w:p>
+            <w:r>
+              <w:rPr>
+                <w:rFonts w:ascii="Arial" w:cs="Arial" w:eastAsia="Arial" w:hAnsi="Arial"/>
+                <w:sz w:val="20"/>
+                <w:szCs w:val="20"/>
+              </w:rPr>
+              <w:t xml:space="preserve">Manual tracking, EspoCRM native, external tool</w:t>
+            </w:r>
+          </w:p>
+        </w:tc>
+        <w:tc>
+          <w:tcPr>
+            <w:tcW w:type="dxa" w:w="4960"/>
+            <w:tcBorders>
+              <w:top w:val="single" w:color="CCCCCC" w:sz="1"/>
+              <w:left w:val="single" w:color="CCCCCC" w:sz="1"/>
+              <w:bottom w:val="single" w:color="CCCCCC" w:sz="1"/>
+              <w:right w:val="single" w:color="CCCCCC" w:sz="1"/>
+            </w:tcBorders>
+            <w:shd w:fill="F2F2F2" w:val="clear"/>
+            <w:tcMar>
+              <w:top w:type="dxa" w:w="80"/>
+              <w:left w:type="dxa" w:w="120"/>
+              <w:bottom w:type="dxa" w:w="80"/>
+              <w:right w:type="dxa" w:w="120"/>
+            </w:tcMar>
+          </w:tcPr>
+          <w:p>
+            <w:r>
+              <w:rPr>
+                <w:rFonts w:ascii="Arial" w:cs="Arial" w:eastAsia="Arial" w:hAnsi="Arial"/>
+                <w:sz w:val="20"/>
+                <w:szCs w:val="20"/>
+              </w:rPr>
+              <w:t xml:space="preserve">EspoCRM native tracking SELECTED. Activity, outcome, tenure, and recognition trigger metrics. Dual purpose: internal recognition and funder/grant reporting.</w:t>
+            </w:r>
+          </w:p>
+        </w:tc>
+      </w:tr>
+      <w:tr>
+        <w:tc>
+          <w:tcPr>
+            <w:tcW w:type="dxa" w:w="800"/>
+            <w:tcBorders>
+              <w:top w:val="single" w:color="CCCCCC" w:sz="1"/>
+              <w:left w:val="single" w:color="CCCCCC" w:sz="1"/>
+              <w:bottom w:val="single" w:color="CCCCCC" w:sz="1"/>
+              <w:right w:val="single" w:color="CCCCCC" w:sz="1"/>
+            </w:tcBorders>
+            <w:shd w:fill="FFFFFF" w:val="clear"/>
+            <w:tcMar>
+              <w:top w:type="dxa" w:w="80"/>
+              <w:left w:type="dxa" w:w="120"/>
+              <w:bottom w:type="dxa" w:w="80"/>
+              <w:right w:type="dxa" w:w="120"/>
+            </w:tcMar>
+          </w:tcPr>
+          <w:p>
+            <w:r>
+              <w:rPr>
+                <w:rFonts w:ascii="Arial" w:cs="Arial" w:eastAsia="Arial" w:hAnsi="Arial"/>
+                <w:sz w:val="20"/>
+                <w:szCs w:val="20"/>
+              </w:rPr>
+              <w:t xml:space="preserve">D-029</w:t>
+            </w:r>
+          </w:p>
+        </w:tc>
+        <w:tc>
+          <w:tcPr>
+            <w:tcW w:type="dxa" w:w="1600"/>
+            <w:tcBorders>
+              <w:top w:val="single" w:color="CCCCCC" w:sz="1"/>
+              <w:left w:val="single" w:color="CCCCCC" w:sz="1"/>
+              <w:bottom w:val="single" w:color="CCCCCC" w:sz="1"/>
+              <w:right w:val="single" w:color="CCCCCC" w:sz="1"/>
+            </w:tcBorders>
+            <w:shd w:fill="FFFFFF" w:val="clear"/>
+            <w:tcMar>
+              <w:top w:type="dxa" w:w="80"/>
+              <w:left w:type="dxa" w:w="120"/>
+              <w:bottom w:type="dxa" w:w="80"/>
+              <w:right w:type="dxa" w:w="120"/>
+            </w:tcMar>
+          </w:tcPr>
+          <w:p>
+            <w:r>
+              <w:rPr>
+                <w:rFonts w:ascii="Arial" w:cs="Arial" w:eastAsia="Arial" w:hAnsi="Arial"/>
+                <w:sz w:val="20"/>
+                <w:szCs w:val="20"/>
+              </w:rPr>
+              <w:t xml:space="preserve">Background Checks</w:t>
+            </w:r>
+          </w:p>
+        </w:tc>
+        <w:tc>
+          <w:tcPr>
+            <w:tcW w:type="dxa" w:w="2000"/>
+            <w:tcBorders>
+              <w:top w:val="single" w:color="CCCCCC" w:sz="1"/>
+              <w:left w:val="single" w:color="CCCCCC" w:sz="1"/>
+              <w:bottom w:val="single" w:color="CCCCCC" w:sz="1"/>
+              <w:right w:val="single" w:color="CCCCCC" w:sz="1"/>
+            </w:tcBorders>
+            <w:shd w:fill="FFFFFF" w:val="clear"/>
+            <w:tcMar>
+              <w:top w:type="dxa" w:w="80"/>
+              <w:left w:type="dxa" w:w="120"/>
+              <w:bottom w:type="dxa" w:w="80"/>
+              <w:right w:type="dxa" w:w="120"/>
+            </w:tcMar>
+          </w:tcPr>
+          <w:p>
+            <w:r>
+              <w:rPr>
+                <w:rFonts w:ascii="Arial" w:cs="Arial" w:eastAsia="Arial" w:hAnsi="Arial"/>
+                <w:sz w:val="20"/>
+                <w:szCs w:val="20"/>
+              </w:rPr>
+              <w:t xml:space="preserve">Required, not required</w:t>
+            </w:r>
+          </w:p>
+        </w:tc>
+        <w:tc>
+          <w:tcPr>
+            <w:tcW w:type="dxa" w:w="4960"/>
+            <w:tcBorders>
+              <w:top w:val="single" w:color="CCCCCC" w:sz="1"/>
+              <w:left w:val="single" w:color="CCCCCC" w:sz="1"/>
+              <w:bottom w:val="single" w:color="CCCCCC" w:sz="1"/>
+              <w:right w:val="single" w:color="CCCCCC" w:sz="1"/>
+            </w:tcBorders>
+            <w:shd w:fill="FFFFFF" w:val="clear"/>
+            <w:tcMar>
+              <w:top w:type="dxa" w:w="80"/>
+              <w:left w:type="dxa" w:w="120"/>
+              <w:bottom w:type="dxa" w:w="80"/>
+              <w:right w:type="dxa" w:w="120"/>
+            </w:tcMar>
+          </w:tcPr>
+          <w:p>
+            <w:r>
+              <w:rPr>
+                <w:rFonts w:ascii="Arial" w:cs="Arial" w:eastAsia="Arial" w:hAnsi="Arial"/>
+                <w:sz w:val="20"/>
+                <w:szCs w:val="20"/>
+              </w:rPr>
+              <w:t xml:space="preserve">Not required. No background check process needed.</w:t>
+            </w:r>
+          </w:p>
+        </w:tc>
+      </w:tr>
+      <w:tr>
+        <w:tc>
+          <w:tcPr>
+            <w:tcW w:type="dxa" w:w="800"/>
+            <w:tcBorders>
+              <w:top w:val="single" w:color="CCCCCC" w:sz="1"/>
+              <w:left w:val="single" w:color="CCCCCC" w:sz="1"/>
+              <w:bottom w:val="single" w:color="CCCCCC" w:sz="1"/>
+              <w:right w:val="single" w:color="CCCCCC" w:sz="1"/>
+            </w:tcBorders>
+            <w:shd w:fill="F2F2F2" w:val="clear"/>
+            <w:tcMar>
+              <w:top w:type="dxa" w:w="80"/>
+              <w:left w:type="dxa" w:w="120"/>
+              <w:bottom w:type="dxa" w:w="80"/>
+              <w:right w:type="dxa" w:w="120"/>
+            </w:tcMar>
+          </w:tcPr>
+          <w:p>
+            <w:r>
+              <w:rPr>
+                <w:rFonts w:ascii="Arial" w:cs="Arial" w:eastAsia="Arial" w:hAnsi="Arial"/>
+                <w:sz w:val="20"/>
+                <w:szCs w:val="20"/>
+              </w:rPr>
+              <w:t xml:space="preserve">D-030</w:t>
+            </w:r>
+          </w:p>
+        </w:tc>
+        <w:tc>
+          <w:tcPr>
+            <w:tcW w:type="dxa" w:w="1600"/>
+            <w:tcBorders>
+              <w:top w:val="single" w:color="CCCCCC" w:sz="1"/>
+              <w:left w:val="single" w:color="CCCCCC" w:sz="1"/>
+              <w:bottom w:val="single" w:color="CCCCCC" w:sz="1"/>
+              <w:right w:val="single" w:color="CCCCCC" w:sz="1"/>
+            </w:tcBorders>
+            <w:shd w:fill="F2F2F2" w:val="clear"/>
+            <w:tcMar>
+              <w:top w:type="dxa" w:w="80"/>
+              <w:left w:type="dxa" w:w="120"/>
+              <w:bottom w:type="dxa" w:w="80"/>
+              <w:right w:type="dxa" w:w="120"/>
+            </w:tcMar>
+          </w:tcPr>
+          <w:p>
+            <w:r>
+              <w:rPr>
+                <w:rFonts w:ascii="Arial" w:cs="Arial" w:eastAsia="Arial" w:hAnsi="Arial"/>
+                <w:sz w:val="20"/>
+                <w:szCs w:val="20"/>
+              </w:rPr>
+              <w:t xml:space="preserve">Donor Management</w:t>
+            </w:r>
+          </w:p>
+        </w:tc>
+        <w:tc>
+          <w:tcPr>
+            <w:tcW w:type="dxa" w:w="2000"/>
+            <w:tcBorders>
+              <w:top w:val="single" w:color="CCCCCC" w:sz="1"/>
+              <w:left w:val="single" w:color="CCCCCC" w:sz="1"/>
+              <w:bottom w:val="single" w:color="CCCCCC" w:sz="1"/>
+              <w:right w:val="single" w:color="CCCCCC" w:sz="1"/>
+            </w:tcBorders>
+            <w:shd w:fill="F2F2F2" w:val="clear"/>
+            <w:tcMar>
+              <w:top w:type="dxa" w:w="80"/>
+              <w:left w:type="dxa" w:w="120"/>
+              <w:bottom w:type="dxa" w:w="80"/>
+              <w:right w:type="dxa" w:w="120"/>
+            </w:tcMar>
+          </w:tcPr>
+          <w:p>
+            <w:r>
+              <w:rPr>
+                <w:rFonts w:ascii="Arial" w:cs="Arial" w:eastAsia="Arial" w:hAnsi="Arial"/>
+                <w:sz w:val="20"/>
+                <w:szCs w:val="20"/>
+              </w:rPr>
+              <w:t xml:space="preserve">EspoCRM native, CiviCRM, Salesforce NPSP, Bloomerang</w:t>
+            </w:r>
+          </w:p>
+        </w:tc>
+        <w:tc>
+          <w:tcPr>
+            <w:tcW w:type="dxa" w:w="4960"/>
+            <w:tcBorders>
+              <w:top w:val="single" w:color="CCCCCC" w:sz="1"/>
+              <w:left w:val="single" w:color="CCCCCC" w:sz="1"/>
+              <w:bottom w:val="single" w:color="CCCCCC" w:sz="1"/>
+              <w:right w:val="single" w:color="CCCCCC" w:sz="1"/>
+            </w:tcBorders>
+            <w:shd w:fill="F2F2F2" w:val="clear"/>
+            <w:tcMar>
+              <w:top w:type="dxa" w:w="80"/>
+              <w:left w:type="dxa" w:w="120"/>
+              <w:bottom w:type="dxa" w:w="80"/>
+              <w:right w:type="dxa" w:w="120"/>
+            </w:tcMar>
+          </w:tcPr>
+          <w:p>
+            <w:r>
+              <w:rPr>
+                <w:rFonts w:ascii="Arial" w:cs="Arial" w:eastAsia="Arial" w:hAnsi="Arial"/>
+                <w:sz w:val="20"/>
+                <w:szCs w:val="20"/>
+              </w:rPr>
+              <w:t xml:space="preserve">EspoCRM native SELECTED for Year 1. Simple fundraising needs met natively. Revisit if donor base grows or grant portfolio becomes complex.</w:t>
+            </w:r>
+          </w:p>
+        </w:tc>
+      </w:tr>
+      <w:tr>
+        <w:tc>
+          <w:tcPr>
+            <w:tcW w:type="dxa" w:w="800"/>
+            <w:tcBorders>
+              <w:top w:val="single" w:color="CCCCCC" w:sz="1"/>
+              <w:left w:val="single" w:color="CCCCCC" w:sz="1"/>
+              <w:bottom w:val="single" w:color="CCCCCC" w:sz="1"/>
+              <w:right w:val="single" w:color="CCCCCC" w:sz="1"/>
+            </w:tcBorders>
+            <w:shd w:fill="FFFFFF" w:val="clear"/>
+            <w:tcMar>
+              <w:top w:type="dxa" w:w="80"/>
+              <w:left w:type="dxa" w:w="120"/>
+              <w:bottom w:type="dxa" w:w="80"/>
+              <w:right w:type="dxa" w:w="120"/>
+            </w:tcMar>
+          </w:tcPr>
+          <w:p>
+            <w:r>
+              <w:rPr>
+                <w:rFonts w:ascii="Arial" w:cs="Arial" w:eastAsia="Arial" w:hAnsi="Arial"/>
+                <w:sz w:val="20"/>
+                <w:szCs w:val="20"/>
+              </w:rPr>
+              <w:t xml:space="preserve">D-031</w:t>
+            </w:r>
+          </w:p>
+        </w:tc>
+        <w:tc>
+          <w:tcPr>
+            <w:tcW w:type="dxa" w:w="1600"/>
+            <w:tcBorders>
+              <w:top w:val="single" w:color="CCCCCC" w:sz="1"/>
+              <w:left w:val="single" w:color="CCCCCC" w:sz="1"/>
+              <w:bottom w:val="single" w:color="CCCCCC" w:sz="1"/>
+              <w:right w:val="single" w:color="CCCCCC" w:sz="1"/>
+            </w:tcBorders>
+            <w:shd w:fill="FFFFFF" w:val="clear"/>
+            <w:tcMar>
+              <w:top w:type="dxa" w:w="80"/>
+              <w:left w:type="dxa" w:w="120"/>
+              <w:bottom w:type="dxa" w:w="80"/>
+              <w:right w:type="dxa" w:w="120"/>
+            </w:tcMar>
+          </w:tcPr>
+          <w:p>
+            <w:r>
+              <w:rPr>
+                <w:rFonts w:ascii="Arial" w:cs="Arial" w:eastAsia="Arial" w:hAnsi="Arial"/>
+                <w:sz w:val="20"/>
+                <w:szCs w:val="20"/>
+              </w:rPr>
+              <w:t xml:space="preserve">Online Donations (Phase 2)</w:t>
+            </w:r>
+          </w:p>
+        </w:tc>
+        <w:tc>
+          <w:tcPr>
+            <w:tcW w:type="dxa" w:w="2000"/>
+            <w:tcBorders>
+              <w:top w:val="single" w:color="CCCCCC" w:sz="1"/>
+              <w:left w:val="single" w:color="CCCCCC" w:sz="1"/>
+              <w:bottom w:val="single" w:color="CCCCCC" w:sz="1"/>
+              <w:right w:val="single" w:color="CCCCCC" w:sz="1"/>
+            </w:tcBorders>
+            <w:shd w:fill="FFFFFF" w:val="clear"/>
+            <w:tcMar>
+              <w:top w:type="dxa" w:w="80"/>
+              <w:left w:type="dxa" w:w="120"/>
+              <w:bottom w:type="dxa" w:w="80"/>
+              <w:right w:type="dxa" w:w="120"/>
+            </w:tcMar>
+          </w:tcPr>
+          <w:p>
+            <w:r>
+              <w:rPr>
+                <w:rFonts w:ascii="Arial" w:cs="Arial" w:eastAsia="Arial" w:hAnsi="Arial"/>
+                <w:sz w:val="20"/>
+                <w:szCs w:val="20"/>
+              </w:rPr>
+              <w:t xml:space="preserve">Stripe, PayPal, Zeffy</w:t>
+            </w:r>
+          </w:p>
+        </w:tc>
+        <w:tc>
+          <w:tcPr>
+            <w:tcW w:type="dxa" w:w="4960"/>
+            <w:tcBorders>
+              <w:top w:val="single" w:color="CCCCCC" w:sz="1"/>
+              <w:left w:val="single" w:color="CCCCCC" w:sz="1"/>
+              <w:bottom w:val="single" w:color="CCCCCC" w:sz="1"/>
+              <w:right w:val="single" w:color="CCCCCC" w:sz="1"/>
+            </w:tcBorders>
+            <w:shd w:fill="FFFFFF" w:val="clear"/>
+            <w:tcMar>
+              <w:top w:type="dxa" w:w="80"/>
+              <w:left w:type="dxa" w:w="120"/>
+              <w:bottom w:type="dxa" w:w="80"/>
+              <w:right w:type="dxa" w:w="120"/>
+            </w:tcMar>
+          </w:tcPr>
+          <w:p>
+            <w:r>
+              <w:rPr>
+                <w:rFonts w:ascii="Arial" w:cs="Arial" w:eastAsia="Arial" w:hAnsi="Arial"/>
+                <w:sz w:val="20"/>
+                <w:szCs w:val="20"/>
+              </w:rPr>
+              <w:t xml:space="preserve">DEFERRED to Phase 2. Stripe designated (nonprofit donation rate 2.2% + $0.30 applies to charitable gifts). Simple form on website.</w:t>
+            </w:r>
+          </w:p>
+        </w:tc>
+      </w:tr>
+      <w:tr>
+        <w:tc>
+          <w:tcPr>
+            <w:tcW w:type="dxa" w:w="800"/>
+            <w:tcBorders>
+              <w:top w:val="single" w:color="CCCCCC" w:sz="1"/>
+              <w:left w:val="single" w:color="CCCCCC" w:sz="1"/>
+              <w:bottom w:val="single" w:color="CCCCCC" w:sz="1"/>
+              <w:right w:val="single" w:color="CCCCCC" w:sz="1"/>
+            </w:tcBorders>
+            <w:shd w:fill="F2F2F2" w:val="clear"/>
+            <w:tcMar>
+              <w:top w:type="dxa" w:w="80"/>
+              <w:left w:type="dxa" w:w="120"/>
+              <w:bottom w:type="dxa" w:w="80"/>
+              <w:right w:type="dxa" w:w="120"/>
+            </w:tcMar>
+          </w:tcPr>
+          <w:p>
+            <w:r>
+              <w:rPr>
+                <w:rFonts w:ascii="Arial" w:cs="Arial" w:eastAsia="Arial" w:hAnsi="Arial"/>
+                <w:sz w:val="20"/>
+                <w:szCs w:val="20"/>
+              </w:rPr>
+              <w:t xml:space="preserve">D-032</w:t>
+            </w:r>
+          </w:p>
+        </w:tc>
+        <w:tc>
+          <w:tcPr>
+            <w:tcW w:type="dxa" w:w="1600"/>
+            <w:tcBorders>
+              <w:top w:val="single" w:color="CCCCCC" w:sz="1"/>
+              <w:left w:val="single" w:color="CCCCCC" w:sz="1"/>
+              <w:bottom w:val="single" w:color="CCCCCC" w:sz="1"/>
+              <w:right w:val="single" w:color="CCCCCC" w:sz="1"/>
+            </w:tcBorders>
+            <w:shd w:fill="F2F2F2" w:val="clear"/>
+            <w:tcMar>
+              <w:top w:type="dxa" w:w="80"/>
+              <w:left w:type="dxa" w:w="120"/>
+              <w:bottom w:type="dxa" w:w="80"/>
+              <w:right w:type="dxa" w:w="120"/>
+            </w:tcMar>
+          </w:tcPr>
+          <w:p>
+            <w:r>
+              <w:rPr>
+                <w:rFonts w:ascii="Arial" w:cs="Arial" w:eastAsia="Arial" w:hAnsi="Arial"/>
+                <w:sz w:val="20"/>
+                <w:szCs w:val="20"/>
+              </w:rPr>
+              <w:t xml:space="preserve">Document Sharing</w:t>
+            </w:r>
+          </w:p>
+        </w:tc>
+        <w:tc>
+          <w:tcPr>
+            <w:tcW w:type="dxa" w:w="2000"/>
+            <w:tcBorders>
+              <w:top w:val="single" w:color="CCCCCC" w:sz="1"/>
+              <w:left w:val="single" w:color="CCCCCC" w:sz="1"/>
+              <w:bottom w:val="single" w:color="CCCCCC" w:sz="1"/>
+              <w:right w:val="single" w:color="CCCCCC" w:sz="1"/>
+            </w:tcBorders>
+            <w:shd w:fill="F2F2F2" w:val="clear"/>
+            <w:tcMar>
+              <w:top w:type="dxa" w:w="80"/>
+              <w:left w:type="dxa" w:w="120"/>
+              <w:bottom w:type="dxa" w:w="80"/>
+              <w:right w:type="dxa" w:w="120"/>
+            </w:tcMar>
+          </w:tcPr>
+          <w:p>
+            <w:r>
+              <w:rPr>
+                <w:rFonts w:ascii="Arial" w:cs="Arial" w:eastAsia="Arial" w:hAnsi="Arial"/>
+                <w:sz w:val="20"/>
+                <w:szCs w:val="20"/>
+              </w:rPr>
+              <w:t xml:space="preserve">Google Drive, Nextcloud, SharePoint, OneDrive</w:t>
+            </w:r>
+          </w:p>
+        </w:tc>
+        <w:tc>
+          <w:tcPr>
+            <w:tcW w:type="dxa" w:w="4960"/>
+            <w:tcBorders>
+              <w:top w:val="single" w:color="CCCCCC" w:sz="1"/>
+              <w:left w:val="single" w:color="CCCCCC" w:sz="1"/>
+              <w:bottom w:val="single" w:color="CCCCCC" w:sz="1"/>
+              <w:right w:val="single" w:color="CCCCCC" w:sz="1"/>
+            </w:tcBorders>
+            <w:shd w:fill="F2F2F2" w:val="clear"/>
+            <w:tcMar>
+              <w:top w:type="dxa" w:w="80"/>
+              <w:left w:type="dxa" w:w="120"/>
+              <w:bottom w:type="dxa" w:w="80"/>
+              <w:right w:type="dxa" w:w="120"/>
+            </w:tcMar>
+          </w:tcPr>
+          <w:p>
+            <w:r>
+              <w:rPr>
+                <w:rFonts w:ascii="Arial" w:cs="Arial" w:eastAsia="Arial" w:hAnsi="Arial"/>
+                <w:sz w:val="20"/>
+                <w:szCs w:val="20"/>
+              </w:rPr>
+              <w:t xml:space="preserve">Google Drive (Google Workspace for Nonprofits) SELECTED. Already in stack, 100TB shared storage, role-based shared drives, zero additional cost.</w:t>
+            </w:r>
+          </w:p>
+        </w:tc>
+      </w:tr>
+      <w:tr>
+        <w:tc>
+          <w:tcPr>
+            <w:tcW w:type="dxa" w:w="800"/>
+            <w:tcBorders>
+              <w:top w:val="single" w:color="CCCCCC" w:sz="1"/>
+              <w:left w:val="single" w:color="CCCCCC" w:sz="1"/>
+              <w:bottom w:val="single" w:color="CCCCCC" w:sz="1"/>
+              <w:right w:val="single" w:color="CCCCCC" w:sz="1"/>
+            </w:tcBorders>
+            <w:shd w:fill="FFFFFF" w:val="clear"/>
+            <w:tcMar>
+              <w:top w:type="dxa" w:w="80"/>
+              <w:left w:type="dxa" w:w="120"/>
+              <w:bottom w:type="dxa" w:w="80"/>
+              <w:right w:type="dxa" w:w="120"/>
+            </w:tcMar>
+          </w:tcPr>
+          <w:p>
+            <w:r>
+              <w:rPr>
+                <w:rFonts w:ascii="Arial" w:cs="Arial" w:eastAsia="Arial" w:hAnsi="Arial"/>
+                <w:sz w:val="20"/>
+                <w:szCs w:val="20"/>
+              </w:rPr>
+              <w:t xml:space="preserve">D-033</w:t>
+            </w:r>
+          </w:p>
+        </w:tc>
+        <w:tc>
+          <w:tcPr>
+            <w:tcW w:type="dxa" w:w="1600"/>
+            <w:tcBorders>
+              <w:top w:val="single" w:color="CCCCCC" w:sz="1"/>
+              <w:left w:val="single" w:color="CCCCCC" w:sz="1"/>
+              <w:bottom w:val="single" w:color="CCCCCC" w:sz="1"/>
+              <w:right w:val="single" w:color="CCCCCC" w:sz="1"/>
+            </w:tcBorders>
+            <w:shd w:fill="FFFFFF" w:val="clear"/>
+            <w:tcMar>
+              <w:top w:type="dxa" w:w="80"/>
+              <w:left w:type="dxa" w:w="120"/>
+              <w:bottom w:type="dxa" w:w="80"/>
+              <w:right w:type="dxa" w:w="120"/>
+            </w:tcMar>
+          </w:tcPr>
+          <w:p>
+            <w:r>
+              <w:rPr>
+                <w:rFonts w:ascii="Arial" w:cs="Arial" w:eastAsia="Arial" w:hAnsi="Arial"/>
+                <w:sz w:val="20"/>
+                <w:szCs w:val="20"/>
+              </w:rPr>
+              <w:t xml:space="preserve">Reporting Tools</w:t>
+            </w:r>
+          </w:p>
+        </w:tc>
+        <w:tc>
+          <w:tcPr>
+            <w:tcW w:type="dxa" w:w="2000"/>
+            <w:tcBorders>
+              <w:top w:val="single" w:color="CCCCCC" w:sz="1"/>
+              <w:left w:val="single" w:color="CCCCCC" w:sz="1"/>
+              <w:bottom w:val="single" w:color="CCCCCC" w:sz="1"/>
+              <w:right w:val="single" w:color="CCCCCC" w:sz="1"/>
+            </w:tcBorders>
+            <w:shd w:fill="FFFFFF" w:val="clear"/>
+            <w:tcMar>
+              <w:top w:type="dxa" w:w="80"/>
+              <w:left w:type="dxa" w:w="120"/>
+              <w:bottom w:type="dxa" w:w="80"/>
+              <w:right w:type="dxa" w:w="120"/>
+            </w:tcMar>
+          </w:tcPr>
+          <w:p>
+            <w:r>
+              <w:rPr>
+                <w:rFonts w:ascii="Arial" w:cs="Arial" w:eastAsia="Arial" w:hAnsi="Arial"/>
+                <w:sz w:val="20"/>
+                <w:szCs w:val="20"/>
+              </w:rPr>
+              <w:t xml:space="preserve">EspoCRM native, Metabase, Google Looker Studio, Tableau</w:t>
+            </w:r>
+          </w:p>
+        </w:tc>
+        <w:tc>
+          <w:tcPr>
+            <w:tcW w:type="dxa" w:w="4960"/>
+            <w:tcBorders>
+              <w:top w:val="single" w:color="CCCCCC" w:sz="1"/>
+              <w:left w:val="single" w:color="CCCCCC" w:sz="1"/>
+              <w:bottom w:val="single" w:color="CCCCCC" w:sz="1"/>
+              <w:right w:val="single" w:color="CCCCCC" w:sz="1"/>
+            </w:tcBorders>
+            <w:shd w:fill="FFFFFF" w:val="clear"/>
+            <w:tcMar>
+              <w:top w:type="dxa" w:w="80"/>
+              <w:left w:type="dxa" w:w="120"/>
+              <w:bottom w:type="dxa" w:w="80"/>
+              <w:right w:type="dxa" w:w="120"/>
+            </w:tcMar>
+          </w:tcPr>
+          <w:p>
+            <w:r>
+              <w:rPr>
+                <w:rFonts w:ascii="Arial" w:cs="Arial" w:eastAsia="Arial" w:hAnsi="Arial"/>
+                <w:sz w:val="20"/>
+                <w:szCs w:val="20"/>
+              </w:rPr>
+              <w:t xml:space="preserve">EspoCRM native dashboards + Google Workspace (Slides, Docs, Sheets) for Year 1. Metabase (FOSS) designated upgrade path if needed.</w:t>
+            </w:r>
+          </w:p>
+        </w:tc>
+      </w:tr>
+      <w:tr>
+        <w:tc>
+          <w:tcPr>
+            <w:tcW w:type="dxa" w:w="800"/>
+            <w:tcBorders>
+              <w:top w:val="single" w:color="CCCCCC" w:sz="1"/>
+              <w:left w:val="single" w:color="CCCCCC" w:sz="1"/>
+              <w:bottom w:val="single" w:color="CCCCCC" w:sz="1"/>
+              <w:right w:val="single" w:color="CCCCCC" w:sz="1"/>
+            </w:tcBorders>
+            <w:shd w:fill="F2F2F2" w:val="clear"/>
+            <w:tcMar>
+              <w:top w:type="dxa" w:w="80"/>
+              <w:left w:type="dxa" w:w="120"/>
+              <w:bottom w:type="dxa" w:w="80"/>
+              <w:right w:type="dxa" w:w="120"/>
+            </w:tcMar>
+          </w:tcPr>
+          <w:p>
+            <w:r>
+              <w:rPr>
+                <w:rFonts w:ascii="Arial" w:cs="Arial" w:eastAsia="Arial" w:hAnsi="Arial"/>
+                <w:sz w:val="20"/>
+                <w:szCs w:val="20"/>
+              </w:rPr>
+              <w:t xml:space="preserve">D-034</w:t>
+            </w:r>
+          </w:p>
+        </w:tc>
+        <w:tc>
+          <w:tcPr>
+            <w:tcW w:type="dxa" w:w="1600"/>
+            <w:tcBorders>
+              <w:top w:val="single" w:color="CCCCCC" w:sz="1"/>
+              <w:left w:val="single" w:color="CCCCCC" w:sz="1"/>
+              <w:bottom w:val="single" w:color="CCCCCC" w:sz="1"/>
+              <w:right w:val="single" w:color="CCCCCC" w:sz="1"/>
+            </w:tcBorders>
+            <w:shd w:fill="F2F2F2" w:val="clear"/>
+            <w:tcMar>
+              <w:top w:type="dxa" w:w="80"/>
+              <w:left w:type="dxa" w:w="120"/>
+              <w:bottom w:type="dxa" w:w="80"/>
+              <w:right w:type="dxa" w:w="120"/>
+            </w:tcMar>
+          </w:tcPr>
+          <w:p>
+            <w:r>
+              <w:rPr>
+                <w:rFonts w:ascii="Arial" w:cs="Arial" w:eastAsia="Arial" w:hAnsi="Arial"/>
+                <w:sz w:val="20"/>
+                <w:szCs w:val="20"/>
+              </w:rPr>
+              <w:t xml:space="preserve">Data Retention Policy</w:t>
+            </w:r>
+          </w:p>
+        </w:tc>
+        <w:tc>
+          <w:tcPr>
+            <w:tcW w:type="dxa" w:w="2000"/>
+            <w:tcBorders>
+              <w:top w:val="single" w:color="CCCCCC" w:sz="1"/>
+              <w:left w:val="single" w:color="CCCCCC" w:sz="1"/>
+              <w:bottom w:val="single" w:color="CCCCCC" w:sz="1"/>
+              <w:right w:val="single" w:color="CCCCCC" w:sz="1"/>
+            </w:tcBorders>
+            <w:shd w:fill="F2F2F2" w:val="clear"/>
+            <w:tcMar>
+              <w:top w:type="dxa" w:w="80"/>
+              <w:left w:type="dxa" w:w="120"/>
+              <w:bottom w:type="dxa" w:w="80"/>
+              <w:right w:type="dxa" w:w="120"/>
+            </w:tcMar>
+          </w:tcPr>
+          <w:p>
+            <w:r>
+              <w:rPr>
+                <w:rFonts w:ascii="Arial" w:cs="Arial" w:eastAsia="Arial" w:hAnsi="Arial"/>
+                <w:sz w:val="20"/>
+                <w:szCs w:val="20"/>
+              </w:rPr>
+              <w:t xml:space="preserve">Custom periods, standard nonprofit practice</w:t>
+            </w:r>
+          </w:p>
+        </w:tc>
+        <w:tc>
+          <w:tcPr>
+            <w:tcW w:type="dxa" w:w="4960"/>
+            <w:tcBorders>
+              <w:top w:val="single" w:color="CCCCCC" w:sz="1"/>
+              <w:left w:val="single" w:color="CCCCCC" w:sz="1"/>
+              <w:bottom w:val="single" w:color="CCCCCC" w:sz="1"/>
+              <w:right w:val="single" w:color="CCCCCC" w:sz="1"/>
+            </w:tcBorders>
+            <w:shd w:fill="F2F2F2" w:val="clear"/>
+            <w:tcMar>
+              <w:top w:type="dxa" w:w="80"/>
+              <w:left w:type="dxa" w:w="120"/>
+              <w:bottom w:type="dxa" w:w="80"/>
+              <w:right w:type="dxa" w:w="120"/>
+            </w:tcMar>
+          </w:tcPr>
+          <w:p>
+            <w:r>
+              <w:rPr>
+                <w:rFonts w:ascii="Arial" w:cs="Arial" w:eastAsia="Arial" w:hAnsi="Arial"/>
+                <w:sz w:val="20"/>
+                <w:szCs w:val="20"/>
+              </w:rPr>
+              <w:t xml:space="preserve">Standard nonprofit practice SELECTED. Permanent: governance docs, 990s, board minutes. 7 years: financial, grant, donor, client, volunteer records. 3 years: workshop attendance. 2 years: general correspondence. Ohio legal review required before board adoption.</w:t>
+            </w:r>
+          </w:p>
+        </w:tc>
+      </w:tr>
+      <w:tr>
+        <w:tc>
+          <w:tcPr>
+            <w:tcW w:type="dxa" w:w="800"/>
+            <w:tcBorders>
+              <w:top w:val="single" w:color="CCCCCC" w:sz="1"/>
+              <w:left w:val="single" w:color="CCCCCC" w:sz="1"/>
+              <w:bottom w:val="single" w:color="CCCCCC" w:sz="1"/>
+              <w:right w:val="single" w:color="CCCCCC" w:sz="1"/>
+            </w:tcBorders>
+            <w:shd w:fill="FFFFFF" w:val="clear"/>
+            <w:tcMar>
+              <w:top w:type="dxa" w:w="80"/>
+              <w:left w:type="dxa" w:w="120"/>
+              <w:bottom w:type="dxa" w:w="80"/>
+              <w:right w:type="dxa" w:w="120"/>
+            </w:tcMar>
+          </w:tcPr>
+          <w:p>
+            <w:r>
+              <w:rPr>
+                <w:rFonts w:ascii="Arial" w:cs="Arial" w:eastAsia="Arial" w:hAnsi="Arial"/>
+                <w:sz w:val="20"/>
+                <w:szCs w:val="20"/>
+              </w:rPr>
+              <w:t xml:space="preserve">D-035</w:t>
+            </w:r>
+          </w:p>
+        </w:tc>
+        <w:tc>
+          <w:tcPr>
+            <w:tcW w:type="dxa" w:w="1600"/>
+            <w:tcBorders>
+              <w:top w:val="single" w:color="CCCCCC" w:sz="1"/>
+              <w:left w:val="single" w:color="CCCCCC" w:sz="1"/>
+              <w:bottom w:val="single" w:color="CCCCCC" w:sz="1"/>
+              <w:right w:val="single" w:color="CCCCCC" w:sz="1"/>
+            </w:tcBorders>
+            <w:shd w:fill="FFFFFF" w:val="clear"/>
+            <w:tcMar>
+              <w:top w:type="dxa" w:w="80"/>
+              <w:left w:type="dxa" w:w="120"/>
+              <w:bottom w:type="dxa" w:w="80"/>
+              <w:right w:type="dxa" w:w="120"/>
+            </w:tcMar>
+          </w:tcPr>
+          <w:p>
+            <w:r>
+              <w:rPr>
+                <w:rFonts w:ascii="Arial" w:cs="Arial" w:eastAsia="Arial" w:hAnsi="Arial"/>
+                <w:sz w:val="20"/>
+                <w:szCs w:val="20"/>
+              </w:rPr>
+              <w:t xml:space="preserve">Backup Strategy</w:t>
+            </w:r>
+          </w:p>
+        </w:tc>
+        <w:tc>
+          <w:tcPr>
+            <w:tcW w:type="dxa" w:w="2000"/>
+            <w:tcBorders>
+              <w:top w:val="single" w:color="CCCCCC" w:sz="1"/>
+              <w:left w:val="single" w:color="CCCCCC" w:sz="1"/>
+              <w:bottom w:val="single" w:color="CCCCCC" w:sz="1"/>
+              <w:right w:val="single" w:color="CCCCCC" w:sz="1"/>
+            </w:tcBorders>
+            <w:shd w:fill="FFFFFF" w:val="clear"/>
+            <w:tcMar>
+              <w:top w:type="dxa" w:w="80"/>
+              <w:left w:type="dxa" w:w="120"/>
+              <w:bottom w:type="dxa" w:w="80"/>
+              <w:right w:type="dxa" w:w="120"/>
+            </w:tcMar>
+          </w:tcPr>
+          <w:p>
+            <w:r>
+              <w:rPr>
+                <w:rFonts w:ascii="Arial" w:cs="Arial" w:eastAsia="Arial" w:hAnsi="Arial"/>
+                <w:sz w:val="20"/>
+                <w:szCs w:val="20"/>
+              </w:rPr>
+              <w:t xml:space="preserve">AWS snapshots only, offsite backup, third-party backup</w:t>
+            </w:r>
+          </w:p>
+        </w:tc>
+        <w:tc>
+          <w:tcPr>
+            <w:tcW w:type="dxa" w:w="4960"/>
+            <w:tcBorders>
+              <w:top w:val="single" w:color="CCCCCC" w:sz="1"/>
+              <w:left w:val="single" w:color="CCCCCC" w:sz="1"/>
+              <w:bottom w:val="single" w:color="CCCCCC" w:sz="1"/>
+              <w:right w:val="single" w:color="CCCCCC" w:sz="1"/>
+            </w:tcBorders>
+            <w:shd w:fill="FFFFFF" w:val="clear"/>
+            <w:tcMar>
+              <w:top w:type="dxa" w:w="80"/>
+              <w:left w:type="dxa" w:w="120"/>
+              <w:bottom w:type="dxa" w:w="80"/>
+              <w:right w:type="dxa" w:w="120"/>
+            </w:tcMar>
+          </w:tcPr>
+          <w:p>
+            <w:r>
+              <w:rPr>
+                <w:rFonts w:ascii="Arial" w:cs="Arial" w:eastAsia="Arial" w:hAnsi="Arial"/>
+                <w:sz w:val="20"/>
+                <w:szCs w:val="20"/>
+              </w:rPr>
+              <w:t xml:space="preserve">AWS daily snapshots (30-day retention) + monthly offsite export to separate AWS region + S3 versioning. RTO: 24 hours. RPO: 24 hours. Annual restoration test.</w:t>
+            </w:r>
+          </w:p>
+        </w:tc>
+      </w:tr>
+      <w:tr>
+        <w:tc>
+          <w:tcPr>
+            <w:tcW w:type="dxa" w:w="800"/>
+            <w:tcBorders>
+              <w:top w:val="single" w:color="CCCCCC" w:sz="1"/>
+              <w:left w:val="single" w:color="CCCCCC" w:sz="1"/>
+              <w:bottom w:val="single" w:color="CCCCCC" w:sz="1"/>
+              <w:right w:val="single" w:color="CCCCCC" w:sz="1"/>
+            </w:tcBorders>
+            <w:shd w:fill="F2F2F2" w:val="clear"/>
+            <w:tcMar>
+              <w:top w:type="dxa" w:w="80"/>
+              <w:left w:type="dxa" w:w="120"/>
+              <w:bottom w:type="dxa" w:w="80"/>
+              <w:right w:type="dxa" w:w="120"/>
+            </w:tcMar>
+          </w:tcPr>
+          <w:p>
+            <w:r>
+              <w:rPr>
+                <w:rFonts w:ascii="Arial" w:cs="Arial" w:eastAsia="Arial" w:hAnsi="Arial"/>
+                <w:sz w:val="20"/>
+                <w:szCs w:val="20"/>
+              </w:rPr>
+              <w:t xml:space="preserve">D-036</w:t>
+            </w:r>
+          </w:p>
+        </w:tc>
+        <w:tc>
+          <w:tcPr>
+            <w:tcW w:type="dxa" w:w="1600"/>
+            <w:tcBorders>
+              <w:top w:val="single" w:color="CCCCCC" w:sz="1"/>
+              <w:left w:val="single" w:color="CCCCCC" w:sz="1"/>
+              <w:bottom w:val="single" w:color="CCCCCC" w:sz="1"/>
+              <w:right w:val="single" w:color="CCCCCC" w:sz="1"/>
+            </w:tcBorders>
+            <w:shd w:fill="F2F2F2" w:val="clear"/>
+            <w:tcMar>
+              <w:top w:type="dxa" w:w="80"/>
+              <w:left w:type="dxa" w:w="120"/>
+              <w:bottom w:type="dxa" w:w="80"/>
+              <w:right w:type="dxa" w:w="120"/>
+            </w:tcMar>
+          </w:tcPr>
+          <w:p>
+            <w:r>
+              <w:rPr>
+                <w:rFonts w:ascii="Arial" w:cs="Arial" w:eastAsia="Arial" w:hAnsi="Arial"/>
+                <w:sz w:val="20"/>
+                <w:szCs w:val="20"/>
+              </w:rPr>
+              <w:t xml:space="preserve">Offboarding Process</w:t>
+            </w:r>
+          </w:p>
+        </w:tc>
+        <w:tc>
+          <w:tcPr>
+            <w:tcW w:type="dxa" w:w="2000"/>
+            <w:tcBorders>
+              <w:top w:val="single" w:color="CCCCCC" w:sz="1"/>
+              <w:left w:val="single" w:color="CCCCCC" w:sz="1"/>
+              <w:bottom w:val="single" w:color="CCCCCC" w:sz="1"/>
+              <w:right w:val="single" w:color="CCCCCC" w:sz="1"/>
+            </w:tcBorders>
+            <w:shd w:fill="F2F2F2" w:val="clear"/>
+            <w:tcMar>
+              <w:top w:type="dxa" w:w="80"/>
+              <w:left w:type="dxa" w:w="120"/>
+              <w:bottom w:type="dxa" w:w="80"/>
+              <w:right w:type="dxa" w:w="120"/>
+            </w:tcMar>
+          </w:tcPr>
+          <w:p>
+            <w:r>
+              <w:rPr>
+                <w:rFonts w:ascii="Arial" w:cs="Arial" w:eastAsia="Arial" w:hAnsi="Arial"/>
+                <w:sz w:val="20"/>
+                <w:szCs w:val="20"/>
+              </w:rPr>
+              <w:t xml:space="preserve">Manual ad hoc, formal checklist, automated</w:t>
+            </w:r>
+          </w:p>
+        </w:tc>
+        <w:tc>
+          <w:tcPr>
+            <w:tcW w:type="dxa" w:w="4960"/>
+            <w:tcBorders>
+              <w:top w:val="single" w:color="CCCCCC" w:sz="1"/>
+              <w:left w:val="single" w:color="CCCCCC" w:sz="1"/>
+              <w:bottom w:val="single" w:color="CCCCCC" w:sz="1"/>
+              <w:right w:val="single" w:color="CCCCCC" w:sz="1"/>
+            </w:tcBorders>
+            <w:shd w:fill="F2F2F2" w:val="clear"/>
+            <w:tcMar>
+              <w:top w:type="dxa" w:w="80"/>
+              <w:left w:type="dxa" w:w="120"/>
+              <w:bottom w:type="dxa" w:w="80"/>
+              <w:right w:type="dxa" w:w="120"/>
+            </w:tcMar>
+          </w:tcPr>
+          <w:p>
+            <w:r>
+              <w:rPr>
+                <w:rFonts w:ascii="Arial" w:cs="Arial" w:eastAsia="Arial" w:hAnsi="Arial"/>
+                <w:sz w:val="20"/>
+                <w:szCs w:val="20"/>
+              </w:rPr>
+              <w:t xml:space="preserve">Mandatory 24-hour offboarding checklist covering all systems. Stored in Google Drive. Board president notified for involuntary departures.</w:t>
+            </w:r>
+          </w:p>
+        </w:tc>
+      </w:tr>
+      <w:tr>
+        <w:tc>
+          <w:tcPr>
+            <w:tcW w:type="dxa" w:w="800"/>
+            <w:tcBorders>
+              <w:top w:val="single" w:color="CCCCCC" w:sz="1"/>
+              <w:left w:val="single" w:color="CCCCCC" w:sz="1"/>
+              <w:bottom w:val="single" w:color="CCCCCC" w:sz="1"/>
+              <w:right w:val="single" w:color="CCCCCC" w:sz="1"/>
+            </w:tcBorders>
+            <w:shd w:fill="FFFFFF" w:val="clear"/>
+            <w:tcMar>
+              <w:top w:type="dxa" w:w="80"/>
+              <w:left w:type="dxa" w:w="120"/>
+              <w:bottom w:type="dxa" w:w="80"/>
+              <w:right w:type="dxa" w:w="120"/>
+            </w:tcMar>
+          </w:tcPr>
+          <w:p>
+            <w:r>
+              <w:rPr>
+                <w:rFonts w:ascii="Arial" w:cs="Arial" w:eastAsia="Arial" w:hAnsi="Arial"/>
+                <w:sz w:val="20"/>
+                <w:szCs w:val="20"/>
+              </w:rPr>
+              <w:t xml:space="preserve">D-037</w:t>
+            </w:r>
+          </w:p>
+        </w:tc>
+        <w:tc>
+          <w:tcPr>
+            <w:tcW w:type="dxa" w:w="1600"/>
+            <w:tcBorders>
+              <w:top w:val="single" w:color="CCCCCC" w:sz="1"/>
+              <w:left w:val="single" w:color="CCCCCC" w:sz="1"/>
+              <w:bottom w:val="single" w:color="CCCCCC" w:sz="1"/>
+              <w:right w:val="single" w:color="CCCCCC" w:sz="1"/>
+            </w:tcBorders>
+            <w:shd w:fill="FFFFFF" w:val="clear"/>
+            <w:tcMar>
+              <w:top w:type="dxa" w:w="80"/>
+              <w:left w:type="dxa" w:w="120"/>
+              <w:bottom w:type="dxa" w:w="80"/>
+              <w:right w:type="dxa" w:w="120"/>
+            </w:tcMar>
+          </w:tcPr>
+          <w:p>
+            <w:r>
+              <w:rPr>
+                <w:rFonts w:ascii="Arial" w:cs="Arial" w:eastAsia="Arial" w:hAnsi="Arial"/>
+                <w:sz w:val="20"/>
+                <w:szCs w:val="20"/>
+              </w:rPr>
+              <w:t xml:space="preserve">Incident Response</w:t>
+            </w:r>
+          </w:p>
+        </w:tc>
+        <w:tc>
+          <w:tcPr>
+            <w:tcW w:type="dxa" w:w="2000"/>
+            <w:tcBorders>
+              <w:top w:val="single" w:color="CCCCCC" w:sz="1"/>
+              <w:left w:val="single" w:color="CCCCCC" w:sz="1"/>
+              <w:bottom w:val="single" w:color="CCCCCC" w:sz="1"/>
+              <w:right w:val="single" w:color="CCCCCC" w:sz="1"/>
+            </w:tcBorders>
+            <w:shd w:fill="FFFFFF" w:val="clear"/>
+            <w:tcMar>
+              <w:top w:type="dxa" w:w="80"/>
+              <w:left w:type="dxa" w:w="120"/>
+              <w:bottom w:type="dxa" w:w="80"/>
+              <w:right w:type="dxa" w:w="120"/>
+            </w:tcMar>
+          </w:tcPr>
+          <w:p>
+            <w:r>
+              <w:rPr>
+                <w:rFonts w:ascii="Arial" w:cs="Arial" w:eastAsia="Arial" w:hAnsi="Arial"/>
+                <w:sz w:val="20"/>
+                <w:szCs w:val="20"/>
+              </w:rPr>
+              <w:t xml:space="preserve">Ad hoc, formal documented process</w:t>
+            </w:r>
+          </w:p>
+        </w:tc>
+        <w:tc>
+          <w:tcPr>
+            <w:tcW w:type="dxa" w:w="4960"/>
+            <w:tcBorders>
+              <w:top w:val="single" w:color="CCCCCC" w:sz="1"/>
+              <w:left w:val="single" w:color="CCCCCC" w:sz="1"/>
+              <w:bottom w:val="single" w:color="CCCCCC" w:sz="1"/>
+              <w:right w:val="single" w:color="CCCCCC" w:sz="1"/>
+            </w:tcBorders>
+            <w:shd w:fill="FFFFFF" w:val="clear"/>
+            <w:tcMar>
+              <w:top w:type="dxa" w:w="80"/>
+              <w:left w:type="dxa" w:w="120"/>
+              <w:bottom w:type="dxa" w:w="80"/>
+              <w:right w:type="dxa" w:w="120"/>
+            </w:tcMar>
+          </w:tcPr>
+          <w:p>
+            <w:r>
+              <w:rPr>
+                <w:rFonts w:ascii="Arial" w:cs="Arial" w:eastAsia="Arial" w:hAnsi="Arial"/>
+                <w:sz w:val="20"/>
+                <w:szCs w:val="20"/>
+              </w:rPr>
+              <w:t xml:space="preserve">6-step process: Detect → Contain → Assess → Notify → Remediate → Review. Ohio 45-day breach notification law applies. Legal counsel engaged for client data breaches.</w:t>
             </w:r>
           </w:p>
         </w:tc>
@@ -3389,7 +4643,7 @@
                 <w:sz w:val="20"/>
                 <w:szCs w:val="20"/>
               </w:rPr>
-              <w:t xml:space="preserve">Volunteer Coordination Tools</w:t>
+              <w:t xml:space="preserve">Email Platform (Final)</w:t>
             </w:r>
           </w:p>
         </w:tc>
@@ -3417,7 +4671,7 @@
                 <w:sz w:val="20"/>
                 <w:szCs w:val="20"/>
               </w:rPr>
-              <w:t xml:space="preserve">Largely resolved by EspoCRM — confirm in Section 9 conversation</w:t>
+              <w:t xml:space="preserve">Provisional Google Workspace — pending CRM communication capability assessment</w:t>
             </w:r>
           </w:p>
         </w:tc>
@@ -3447,7 +4701,7 @@
                 <w:sz w:val="20"/>
                 <w:szCs w:val="20"/>
               </w:rPr>
-              <w:t xml:space="preserve">Donor Management</w:t>
+              <w:t xml:space="preserve">Google Meet Group Time Limit</w:t>
             </w:r>
           </w:p>
         </w:tc>
@@ -3475,7 +4729,7 @@
                 <w:sz w:val="20"/>
                 <w:szCs w:val="20"/>
               </w:rPr>
-              <w:t xml:space="preserve">Evaluate EspoCRM native capability — Section 10 conversation</w:t>
+              <w:t xml:space="preserve">Action required — verify free nonprofit tier removes 60-min group meeting limit</w:t>
             </w:r>
           </w:p>
         </w:tc>
@@ -3505,7 +4759,7 @@
                 <w:sz w:val="20"/>
                 <w:szCs w:val="20"/>
               </w:rPr>
-              <w:t xml:space="preserve">Document &amp; Resource Sharing</w:t>
+              <w:t xml:space="preserve">Dues Amount</w:t>
             </w:r>
           </w:p>
         </w:tc>
@@ -3533,7 +4787,7 @@
                 <w:sz w:val="20"/>
                 <w:szCs w:val="20"/>
               </w:rPr>
-              <w:t xml:space="preserve">Pending — Section 11 conversation</w:t>
+              <w:t xml:space="preserve">Open — board to determine annual dues level before system configuration</w:t>
             </w:r>
           </w:p>
         </w:tc>
@@ -3563,7 +4817,7 @@
                 <w:sz w:val="20"/>
                 <w:szCs w:val="20"/>
               </w:rPr>
-              <w:t xml:space="preserve">Reporting &amp; Analytics</w:t>
+              <w:t xml:space="preserve">Ohio Legal Review — Retention Policy</w:t>
             </w:r>
           </w:p>
         </w:tc>
@@ -3591,7 +4845,7 @@
                 <w:sz w:val="20"/>
                 <w:szCs w:val="20"/>
               </w:rPr>
-              <w:t xml:space="preserve">Largely resolved by EspoCRM — confirm in Section 12 conversation</w:t>
+              <w:t xml:space="preserve">Action required — verify retention schedule against Ohio state law before board adoption</w:t>
             </w:r>
           </w:p>
         </w:tc>
@@ -3621,7 +4875,7 @@
                 <w:sz w:val="20"/>
                 <w:szCs w:val="20"/>
               </w:rPr>
-              <w:t xml:space="preserve">Email Platform (Final)</w:t>
+              <w:t xml:space="preserve">Privacy Policy (Public)</w:t>
             </w:r>
           </w:p>
         </w:tc>
@@ -3649,7 +4903,7 @@
                 <w:sz w:val="20"/>
                 <w:szCs w:val="20"/>
               </w:rPr>
-              <w:t xml:space="preserve">Provisional — pending CRM communication capability assessment</w:t>
+              <w:t xml:space="preserve">Open — draft required before website launch</w:t>
             </w:r>
           </w:p>
         </w:tc>
@@ -3679,7 +4933,7 @@
                 <w:sz w:val="20"/>
                 <w:szCs w:val="20"/>
               </w:rPr>
-              <w:t xml:space="preserve">Google Meet Group Limit</w:t>
+              <w:t xml:space="preserve">Online Donations</w:t>
             </w:r>
           </w:p>
         </w:tc>
@@ -3707,7 +4961,7 @@
                 <w:sz w:val="20"/>
                 <w:szCs w:val="20"/>
               </w:rPr>
-              <w:t xml:space="preserve">Action required — verify free nonprofit tier removes 60-min group limit</w:t>
+              <w:t xml:space="preserve">Deferred to Phase 2 — Stripe designated</w:t>
             </w:r>
           </w:p>
         </w:tc>
@@ -3737,7 +4991,7 @@
                 <w:sz w:val="20"/>
                 <w:szCs w:val="20"/>
               </w:rPr>
-              <w:t xml:space="preserve">Dues Payment Processing</w:t>
+              <w:t xml:space="preserve">Phase 2: Automated Mentor Matching</w:t>
             </w:r>
           </w:p>
         </w:tc>
@@ -3765,7 +5019,7 @@
                 <w:sz w:val="20"/>
                 <w:szCs w:val="20"/>
               </w:rPr>
-              <w:t xml:space="preserve">Open — PCI-compliant payment integration needed</w:t>
+              <w:t xml:space="preserve">Planned — data model designed from day one</w:t>
             </w:r>
           </w:p>
         </w:tc>
@@ -3795,7 +5049,7 @@
                 <w:sz w:val="20"/>
                 <w:szCs w:val="20"/>
               </w:rPr>
-              <w:t xml:space="preserve">Backup &amp; Recovery Strategy</w:t>
+              <w:t xml:space="preserve">Phase 2: Digital Event Check-in</w:t>
             </w:r>
           </w:p>
         </w:tc>
@@ -3823,7 +5077,7 @@
                 <w:sz w:val="20"/>
                 <w:szCs w:val="20"/>
               </w:rPr>
-              <w:t xml:space="preserve">Open — self-hosted stack on AWS (EspoCRM, Moodle, Jitsi, Flarum, BigBlueButton)</w:t>
+              <w:t xml:space="preserve">Planned — QR/tablet check-in for in-person workshops</w:t>
             </w:r>
           </w:p>
         </w:tc>
@@ -3853,7 +5107,7 @@
                 <w:sz w:val="20"/>
                 <w:szCs w:val="20"/>
               </w:rPr>
-              <w:t xml:space="preserve">EspoCRM-Moodle Integration</w:t>
+              <w:t xml:space="preserve">Phase 2: Metabase Reporting</w:t>
             </w:r>
           </w:p>
         </w:tc>
@@ -3881,7 +5135,7 @@
                 <w:sz w:val="20"/>
                 <w:szCs w:val="20"/>
               </w:rPr>
-              <w:t xml:space="preserve">Open — automate enrollment trigger from EspoCRM to Moodle</w:t>
+              <w:t xml:space="preserve">Revisit trigger — if funder reporting exceeds EspoCRM native capability</w:t>
             </w:r>
           </w:p>
         </w:tc>
@@ -3911,7 +5165,7 @@
                 <w:sz w:val="20"/>
                 <w:szCs w:val="20"/>
               </w:rPr>
-              <w:t xml:space="preserve">Phase 2: Automated Mentor Matching</w:t>
+              <w:t xml:space="preserve">Section 14: Implementation Roadmap</w:t>
             </w:r>
           </w:p>
         </w:tc>
@@ -3939,65 +5193,7 @@
                 <w:sz w:val="20"/>
                 <w:szCs w:val="20"/>
               </w:rPr>
-              <w:t xml:space="preserve">Planned — data model designed to support from day one</w:t>
-            </w:r>
-          </w:p>
-        </w:tc>
-      </w:tr>
-      <w:tr>
-        <w:tc>
-          <w:tcPr>
-            <w:tcW w:type="dxa" w:w="3500"/>
-            <w:tcBorders>
-              <w:top w:val="single" w:color="CCCCCC" w:sz="1"/>
-              <w:left w:val="single" w:color="CCCCCC" w:sz="1"/>
-              <w:bottom w:val="single" w:color="CCCCCC" w:sz="1"/>
-              <w:right w:val="single" w:color="CCCCCC" w:sz="1"/>
-            </w:tcBorders>
-            <w:shd w:fill="F2F2F2" w:val="clear"/>
-            <w:tcMar>
-              <w:top w:type="dxa" w:w="80"/>
-              <w:left w:type="dxa" w:w="120"/>
-              <w:bottom w:type="dxa" w:w="80"/>
-              <w:right w:type="dxa" w:w="120"/>
-            </w:tcMar>
-          </w:tcPr>
-          <w:p>
-            <w:r>
-              <w:rPr>
-                <w:rFonts w:ascii="Arial" w:cs="Arial" w:eastAsia="Arial" w:hAnsi="Arial"/>
-                <w:sz w:val="20"/>
-                <w:szCs w:val="20"/>
-              </w:rPr>
-              <w:t xml:space="preserve">Phase 2: Digital Event Check-in</w:t>
-            </w:r>
-          </w:p>
-        </w:tc>
-        <w:tc>
-          <w:tcPr>
-            <w:tcW w:type="dxa" w:w="5860"/>
-            <w:tcBorders>
-              <w:top w:val="single" w:color="CCCCCC" w:sz="1"/>
-              <w:left w:val="single" w:color="CCCCCC" w:sz="1"/>
-              <w:bottom w:val="single" w:color="CCCCCC" w:sz="1"/>
-              <w:right w:val="single" w:color="CCCCCC" w:sz="1"/>
-            </w:tcBorders>
-            <w:shd w:fill="F2F2F2" w:val="clear"/>
-            <w:tcMar>
-              <w:top w:type="dxa" w:w="80"/>
-              <w:left w:type="dxa" w:w="120"/>
-              <w:bottom w:type="dxa" w:w="80"/>
-              <w:right w:type="dxa" w:w="120"/>
-            </w:tcMar>
-          </w:tcPr>
-          <w:p>
-            <w:r>
-              <w:rPr>
-                <w:rFonts w:ascii="Arial" w:cs="Arial" w:eastAsia="Arial" w:hAnsi="Arial"/>
-                <w:sz w:val="20"/>
-                <w:szCs w:val="20"/>
-              </w:rPr>
-              <w:t xml:space="preserve">Planned — QR/tablet check-in for in-person workshops</w:t>
+              <w:t xml:space="preserve">Pending — next planning session</w:t>
             </w:r>
           </w:p>
         </w:tc>

--- a/PRDs/CBM-Decisions-Log.docx
+++ b/PRDs/CBM-Decisions-Log.docx
@@ -46,7 +46,7 @@
           <w:sz w:val="22"/>
           <w:szCs w:val="22"/>
         </w:rPr>
-        <w:t xml:space="preserve">Version 0.5  |  Living Document  |  2025</w:t>
+        <w:t xml:space="preserve">Version 0.4  |  Living Document  |  March 15, 2026 at 03:25 PM UTC</w:t>
       </w:r>
     </w:p>
     <w:p>
@@ -90,6 +90,70 @@
         <w:pStyle w:val="Heading1"/>
       </w:pPr>
       <w:r>
+        <w:t xml:space="preserve">How to Use This Log</w:t>
+      </w:r>
+    </w:p>
+    <w:p>
+      <w:pPr>
+        <w:pStyle w:val="ListParagraph"/>
+        <w:numPr>
+          <w:ilvl w:val="0"/>
+          <w:numId w:val="2"/>
+        </w:numPr>
+        <w:spacing w:after="80"/>
+      </w:pPr>
+      <w:r>
+        <w:rPr>
+          <w:b w:val="false"/>
+          <w:bCs w:val="false"/>
+        </w:rPr>
+        <w:t xml:space="preserve">Add a new row whenever a significant technology decision is made</w:t>
+      </w:r>
+    </w:p>
+    <w:p>
+      <w:pPr>
+        <w:pStyle w:val="ListParagraph"/>
+        <w:numPr>
+          <w:ilvl w:val="0"/>
+          <w:numId w:val="2"/>
+        </w:numPr>
+        <w:spacing w:after="80"/>
+      </w:pPr>
+      <w:r>
+        <w:rPr>
+          <w:b w:val="false"/>
+          <w:bCs w:val="false"/>
+        </w:rPr>
+        <w:t xml:space="preserve">Mark decisions as PROVISIONAL if they are expected to be revisited</w:t>
+      </w:r>
+    </w:p>
+    <w:p>
+      <w:pPr>
+        <w:pStyle w:val="ListParagraph"/>
+        <w:numPr>
+          <w:ilvl w:val="0"/>
+          <w:numId w:val="2"/>
+        </w:numPr>
+        <w:spacing w:after="80"/>
+      </w:pPr>
+      <w:r>
+        <w:rPr>
+          <w:b w:val="false"/>
+          <w:bCs w:val="false"/>
+        </w:rPr>
+        <w:t xml:space="preserve">Add a REVISIT trigger — the condition under which the decision should be re-evaluated</w:t>
+      </w:r>
+    </w:p>
+    <w:p>
+      <w:r>
+        <w:t xml:space="preserve"/>
+      </w:r>
+    </w:p>
+    <w:p>
+      <w:pPr>
+        <w:pStyle w:val="Heading1"/>
+      </w:pPr>
+      <w:r>
         <w:t xml:space="preserve">Decision Log</w:t>
       </w:r>
     </w:p>
@@ -326,7 +390,7 @@
                 <w:sz w:val="20"/>
                 <w:szCs w:val="20"/>
               </w:rPr>
-              <w:t xml:space="preserve">AWS, GCP, Azure, DigitalOcean, VPS</w:t>
+              <w:t xml:space="preserve">AWS, GCP, Azure, DigitalOcean, self-hosted VPS</w:t>
             </w:r>
           </w:p>
         </w:tc>
@@ -354,7 +418,7 @@
                 <w:sz w:val="20"/>
                 <w:szCs w:val="20"/>
               </w:rPr>
-              <w:t xml:space="preserve">AWS SELECTED. Unified ecosystem, tech admin experienced, cost manageable at CBM scale.</w:t>
+              <w:t xml:space="preserve">AWS SELECTED. Unified ecosystem (domain, hosting, CI/CD, CDN). Tech admin AWS-comfortable. Cost manageable at CBM scale.</w:t>
             </w:r>
           </w:p>
         </w:tc>
@@ -440,7 +504,7 @@
                 <w:sz w:val="20"/>
                 <w:szCs w:val="20"/>
               </w:rPr>
-              <w:t xml:space="preserve">Namecheap, Cloudflare, Route 53</w:t>
+              <w:t xml:space="preserve">Namecheap, Cloudflare, AWS Route 53</w:t>
             </w:r>
           </w:p>
         </w:tc>
@@ -468,7 +532,7 @@
                 <w:sz w:val="20"/>
                 <w:szCs w:val="20"/>
               </w:rPr>
-              <w:t xml:space="preserve">AWS Route 53 SELECTED. Unified AWS ecosystem, integrated billing.</w:t>
+              <w:t xml:space="preserve">AWS Route 53 SELECTED. Stays within AWS ecosystem. Unified IAM. Integrated billing.</w:t>
             </w:r>
           </w:p>
         </w:tc>
@@ -526,7 +590,7 @@
                 <w:sz w:val="20"/>
                 <w:szCs w:val="20"/>
               </w:rPr>
-              <w:t xml:space="preserve">Email (PROVISIONAL)</w:t>
+              <w:t xml:space="preserve">Email Platform (PROVISIONAL)</w:t>
             </w:r>
           </w:p>
         </w:tc>
@@ -554,7 +618,7 @@
                 <w:sz w:val="20"/>
                 <w:szCs w:val="20"/>
               </w:rPr>
-              <w:t xml:space="preserve">Google Workspace, Proton, Mailcow</w:t>
+              <w:t xml:space="preserve">Google Workspace for Nonprofits, Proton Business, self-hosted Mailcow</w:t>
             </w:r>
           </w:p>
         </w:tc>
@@ -582,7 +646,7 @@
                 <w:sz w:val="20"/>
                 <w:szCs w:val="20"/>
               </w:rPr>
-              <w:t xml:space="preserve">Google Workspace for Nonprofits SELECTED (provisional). Free for 501(c)(3). May migrate if CRM centralizes mentor-client communication.</w:t>
+              <w:t xml:space="preserve">Google Workspace for Nonprofits SELECTED (provisional). Free for 501(c)(3), familiar UI. PROVISIONAL: May migrate if CRM centralizes all mentor-client communication.</w:t>
             </w:r>
           </w:p>
         </w:tc>
@@ -696,7 +760,7 @@
                 <w:sz w:val="20"/>
                 <w:szCs w:val="20"/>
               </w:rPr>
-              <w:t xml:space="preserve">Static HTML/CSS/JS SELECTED. Built with Claude Code. No CMS overhead, fast, cheap on S3.</w:t>
+              <w:t xml:space="preserve">Static HTML/CSS/JS SELECTED. Built with Claude Code. No CMS overhead, fast, cheap on S3, full control.</w:t>
             </w:r>
           </w:p>
         </w:tc>
@@ -782,7 +846,7 @@
                 <w:sz w:val="20"/>
                 <w:szCs w:val="20"/>
               </w:rPr>
-              <w:t xml:space="preserve">S3+CloudFront, Netlify, Vercel</w:t>
+              <w:t xml:space="preserve">AWS S3+CloudFront, Netlify, Vercel, GitHub Pages</w:t>
             </w:r>
           </w:p>
         </w:tc>
@@ -810,7 +874,7 @@
                 <w:sz w:val="20"/>
                 <w:szCs w:val="20"/>
               </w:rPr>
-              <w:t xml:space="preserve">AWS S3 + CloudFront SELECTED. Natural AWS fit. Negligible cost. SSL via CloudFront.</w:t>
+              <w:t xml:space="preserve">AWS S3 + CloudFront SELECTED. Natural AWS ecosystem fit. Negligible cost. CloudFront provides CDN and SSL.</w:t>
             </w:r>
           </w:p>
         </w:tc>
@@ -896,7 +960,7 @@
                 <w:sz w:val="20"/>
                 <w:szCs w:val="20"/>
               </w:rPr>
-              <w:t xml:space="preserve">CodePipeline+CodeCommit, GitHub Actions</w:t>
+              <w:t xml:space="preserve">AWS CodePipeline + CodeCommit, GitHub Actions, GitLab CI</w:t>
             </w:r>
           </w:p>
         </w:tc>
@@ -924,7 +988,7 @@
                 <w:sz w:val="20"/>
                 <w:szCs w:val="20"/>
               </w:rPr>
-              <w:t xml:space="preserve">AWS CodePipeline + CodeCommit SELECTED. Single AWS ecosystem, unified IAM.</w:t>
+              <w:t xml:space="preserve">AWS CodePipeline + CodeCommit SELECTED. Single AWS ecosystem. Unified IAM.</w:t>
             </w:r>
           </w:p>
         </w:tc>
@@ -982,7 +1046,7 @@
                 <w:sz w:val="20"/>
                 <w:szCs w:val="20"/>
               </w:rPr>
-              <w:t xml:space="preserve">Form &amp; Intake</w:t>
+              <w:t xml:space="preserve">Form &amp; Intake Strategy</w:t>
             </w:r>
           </w:p>
         </w:tc>
@@ -1010,7 +1074,7 @@
                 <w:sz w:val="20"/>
                 <w:szCs w:val="20"/>
               </w:rPr>
-              <w:t xml:space="preserve">Third-party tools, CRM-native, custom API</w:t>
+              <w:t xml:space="preserve">Third-party form tools, CRM-native forms, custom API</w:t>
             </w:r>
           </w:p>
         </w:tc>
@@ -1038,7 +1102,7 @@
                 <w:sz w:val="20"/>
                 <w:szCs w:val="20"/>
               </w:rPr>
-              <w:t xml:space="preserve">CRM-native forms SELECTED. All intake flows directly into CRM as records.</w:t>
+              <w:t xml:space="preserve">CRM-native forms SELECTED. All intake, volunteer signup, and event registration become CRM records automatically.</w:t>
             </w:r>
           </w:p>
         </w:tc>
@@ -1124,7 +1188,7 @@
                 <w:sz w:val="20"/>
                 <w:szCs w:val="20"/>
               </w:rPr>
-              <w:t xml:space="preserve">CodeCommit, GitHub, GitLab</w:t>
+              <w:t xml:space="preserve">AWS CodeCommit, GitHub, GitLab</w:t>
             </w:r>
           </w:p>
         </w:tc>
@@ -1152,7 +1216,7 @@
                 <w:sz w:val="20"/>
                 <w:szCs w:val="20"/>
               </w:rPr>
-              <w:t xml:space="preserve">GitHub SELECTED for planning docs. AWS CodeCommit reserved for website source code.</w:t>
+              <w:t xml:space="preserve">GitHub SELECTED for planning documents. Accessible to board without AWS credentials. AWS CodeCommit reserved for website source code.</w:t>
             </w:r>
           </w:p>
         </w:tc>
@@ -1266,7 +1330,7 @@
                 <w:sz w:val="20"/>
                 <w:szCs w:val="20"/>
               </w:rPr>
-              <w:t xml:space="preserve">EspoCRM SELECTED. FOSS, self-hosted, customizable, email threading, workflow automation, REST API, no per-seat costs. HubSpot not selected. Attio future fallback.</w:t>
+              <w:t xml:space="preserve">EspoCRM SELECTED. FOSS, self-hosted on AWS, fully customizable, native email threading, workflow automation, REST API, no per-seat costs. HubSpot evaluated but not selected. Attio retained as future fallback.</w:t>
             </w:r>
           </w:p>
         </w:tc>
@@ -1324,7 +1388,7 @@
                 <w:sz w:val="20"/>
                 <w:szCs w:val="20"/>
               </w:rPr>
-              <w:t xml:space="preserve">CRM Communication</w:t>
+              <w:t xml:space="preserve">CRM Communication Strategy</w:t>
             </w:r>
           </w:p>
         </w:tc>
@@ -1352,7 +1416,7 @@
                 <w:sz w:val="20"/>
                 <w:szCs w:val="20"/>
               </w:rPr>
-              <w:t xml:space="preserve">Personal email, org email, CRM-native</w:t>
+              <w:t xml:space="preserve">Personal email, organizational email, CRM-native</w:t>
             </w:r>
           </w:p>
         </w:tc>
@@ -1380,7 +1444,7 @@
                 <w:sz w:val="20"/>
                 <w:szCs w:val="20"/>
               </w:rPr>
-              <w:t xml:space="preserve">All mentor-client communication through CRM. Clients use email reply — no CRM login.</w:t>
+              <w:t xml:space="preserve">All mentor-client communication through CRM SELECTED. Enables inactivity tracking, maintains confidentiality. Clients interact via email reply — no CRM login required.</w:t>
             </w:r>
           </w:p>
         </w:tc>
@@ -1466,7 +1530,7 @@
                 <w:sz w:val="20"/>
                 <w:szCs w:val="20"/>
               </w:rPr>
-              <w:t xml:space="preserve">Single role, multiple profiles, multi-role profile</w:t>
+              <w:t xml:space="preserve">Single role per volunteer, multiple profiles, single profile multi-role</w:t>
             </w:r>
           </w:p>
         </w:tc>
@@ -1494,7 +1558,7 @@
                 <w:sz w:val="20"/>
                 <w:szCs w:val="20"/>
               </w:rPr>
-              <w:t xml:space="preserve">Single profile with additive roles. One profile supports mentor, co-mentor, and/or SME concurrently.</w:t>
+              <w:t xml:space="preserve">Single profile with additive roles SELECTED. One profile per volunteer supporting mentor, co-mentor, and/or SME roles concurrently.</w:t>
             </w:r>
           </w:p>
         </w:tc>
@@ -1552,7 +1616,7 @@
                 <w:sz w:val="20"/>
                 <w:szCs w:val="20"/>
               </w:rPr>
-              <w:t xml:space="preserve">Mentor Matching P1</w:t>
+              <w:t xml:space="preserve">Mentor Matching Phase 1</w:t>
             </w:r>
           </w:p>
         </w:tc>
@@ -1580,7 +1644,7 @@
                 <w:sz w:val="20"/>
                 <w:szCs w:val="20"/>
               </w:rPr>
-              <w:t xml:space="preserve">Automated, manual, admin-assisted manual</w:t>
+              <w:t xml:space="preserve">Fully automated, fully manual, admin-assisted manual</w:t>
             </w:r>
           </w:p>
         </w:tc>
@@ -1608,7 +1672,7 @@
                 <w:sz w:val="20"/>
                 <w:szCs w:val="20"/>
               </w:rPr>
-              <w:t xml:space="preserve">Admin-assisted manual for Phase 1. Automated suggestions planned Phase 2 — data model ready.</w:t>
+              <w:t xml:space="preserve">Admin-assisted manual matching SELECTED for Phase 1. Automated suggestion system planned for Phase 2 — data model supports it from day one.</w:t>
             </w:r>
           </w:p>
         </w:tc>
@@ -1722,7 +1786,7 @@
                 <w:sz w:val="20"/>
                 <w:szCs w:val="20"/>
               </w:rPr>
-              <w:t xml:space="preserve">Mentor-initiated. SME accepts or declines. Admin has visibility but not bottleneck.</w:t>
+              <w:t xml:space="preserve">Mentor-initiated request workflow SELECTED. SME accepts or declines. Admin has visibility but is not the bottleneck.</w:t>
             </w:r>
           </w:p>
         </w:tc>
@@ -1808,7 +1872,7 @@
                 <w:sz w:val="20"/>
                 <w:szCs w:val="20"/>
               </w:rPr>
-              <w:t xml:space="preserve">Manual, CRM-native, survey tool</w:t>
+              <w:t xml:space="preserve">Manual surveys, CRM-native, integrated survey tool</w:t>
             </w:r>
           </w:p>
         </w:tc>
@@ -1836,7 +1900,7 @@
                 <w:sz w:val="20"/>
                 <w:szCs w:val="20"/>
               </w:rPr>
-              <w:t xml:space="preserve">CRM-triggered NPS at engagement close. LimeSurvey integration if CRM-native insufficient.</w:t>
+              <w:t xml:space="preserve">CRM-triggered NPS SELECTED. Automated trigger at engagement close. Integrate LimeSurvey if CRM-native insufficient.</w:t>
             </w:r>
           </w:p>
         </w:tc>
@@ -1922,7 +1986,7 @@
                 <w:sz w:val="20"/>
                 <w:szCs w:val="20"/>
               </w:rPr>
-              <w:t xml:space="preserve">CRM-native only, dedicated tool, hybrid</w:t>
+              <w:t xml:space="preserve">CRM-native only, dedicated tool only, hybrid</w:t>
             </w:r>
           </w:p>
         </w:tc>
@@ -1950,7 +2014,7 @@
                 <w:sz w:val="20"/>
                 <w:szCs w:val="20"/>
               </w:rPr>
-              <w:t xml:space="preserve">Hybrid: EspoCRM native (mentor-proposed, default) + Cal.com self-hosted (client self-schedule, optional).</w:t>
+              <w:t xml:space="preserve">Hybrid SELECTED. EspoCRM native for mentor-proposed sessions (default). Cal.com self-hosted for optional client self-scheduling. Both log sessions back to EspoCRM.</w:t>
             </w:r>
           </w:p>
         </w:tc>
@@ -2008,7 +2072,7 @@
                 <w:sz w:val="20"/>
                 <w:szCs w:val="20"/>
               </w:rPr>
-              <w:t xml:space="preserve">Client Video</w:t>
+              <w:t xml:space="preserve">Client-Facing Video</w:t>
             </w:r>
           </w:p>
         </w:tc>
@@ -2036,7 +2100,7 @@
                 <w:sz w:val="20"/>
                 <w:szCs w:val="20"/>
               </w:rPr>
-              <w:t xml:space="preserve">Google Meet, Zoom, Jitsi, Teams</w:t>
+              <w:t xml:space="preserve">Google Meet, Zoom, Jitsi Meet, Microsoft Teams</w:t>
             </w:r>
           </w:p>
         </w:tc>
@@ -2064,7 +2128,7 @@
                 <w:sz w:val="20"/>
                 <w:szCs w:val="20"/>
               </w:rPr>
-              <w:t xml:space="preserve">Google Meet SELECTED. Included in Google Workspace for Nonprofits. No client login, no 1:1 time limit.</w:t>
+              <w:t xml:space="preserve">Google Meet SELECTED for client-facing sessions. Included in Google Workspace for Nonprofits. No client login required. Familiar to senior mentors. No time limit for 1:1 sessions.</w:t>
             </w:r>
           </w:p>
         </w:tc>
@@ -2122,7 +2186,7 @@
                 <w:sz w:val="20"/>
                 <w:szCs w:val="20"/>
               </w:rPr>
-              <w:t xml:space="preserve">Internal Video</w:t>
+              <w:t xml:space="preserve">Internal Meeting Video</w:t>
             </w:r>
           </w:p>
         </w:tc>
@@ -2150,7 +2214,7 @@
                 <w:sz w:val="20"/>
                 <w:szCs w:val="20"/>
               </w:rPr>
-              <w:t xml:space="preserve">Google Meet, Zoom, Jitsi, Teams</w:t>
+              <w:t xml:space="preserve">Google Meet, Zoom, Jitsi Meet, Microsoft Teams</w:t>
             </w:r>
           </w:p>
         </w:tc>
@@ -2178,2287 +2242,7 @@
                 <w:sz w:val="20"/>
                 <w:szCs w:val="20"/>
               </w:rPr>
-              <w:t xml:space="preserve">Jitsi Meet (self-hosted AWS) SELECTED. FOSS, no time limits, no per-seat costs, no participant caps.</w:t>
-            </w:r>
-          </w:p>
-        </w:tc>
-      </w:tr>
-      <w:tr>
-        <w:tc>
-          <w:tcPr>
-            <w:tcW w:type="dxa" w:w="800"/>
-            <w:tcBorders>
-              <w:top w:val="single" w:color="CCCCCC" w:sz="1"/>
-              <w:left w:val="single" w:color="CCCCCC" w:sz="1"/>
-              <w:bottom w:val="single" w:color="CCCCCC" w:sz="1"/>
-              <w:right w:val="single" w:color="CCCCCC" w:sz="1"/>
-            </w:tcBorders>
-            <w:shd w:fill="F2F2F2" w:val="clear"/>
-            <w:tcMar>
-              <w:top w:type="dxa" w:w="80"/>
-              <w:left w:type="dxa" w:w="120"/>
-              <w:bottom w:type="dxa" w:w="80"/>
-              <w:right w:type="dxa" w:w="120"/>
-            </w:tcMar>
-          </w:tcPr>
-          <w:p>
-            <w:r>
-              <w:rPr>
-                <w:rFonts w:ascii="Arial" w:cs="Arial" w:eastAsia="Arial" w:hAnsi="Arial"/>
-                <w:sz w:val="20"/>
-                <w:szCs w:val="20"/>
-              </w:rPr>
-              <w:t xml:space="preserve">D-018</w:t>
-            </w:r>
-          </w:p>
-        </w:tc>
-        <w:tc>
-          <w:tcPr>
-            <w:tcW w:type="dxa" w:w="1600"/>
-            <w:tcBorders>
-              <w:top w:val="single" w:color="CCCCCC" w:sz="1"/>
-              <w:left w:val="single" w:color="CCCCCC" w:sz="1"/>
-              <w:bottom w:val="single" w:color="CCCCCC" w:sz="1"/>
-              <w:right w:val="single" w:color="CCCCCC" w:sz="1"/>
-            </w:tcBorders>
-            <w:shd w:fill="F2F2F2" w:val="clear"/>
-            <w:tcMar>
-              <w:top w:type="dxa" w:w="80"/>
-              <w:left w:type="dxa" w:w="120"/>
-              <w:bottom w:type="dxa" w:w="80"/>
-              <w:right w:type="dxa" w:w="120"/>
-            </w:tcMar>
-          </w:tcPr>
-          <w:p>
-            <w:r>
-              <w:rPr>
-                <w:rFonts w:ascii="Arial" w:cs="Arial" w:eastAsia="Arial" w:hAnsi="Arial"/>
-                <w:sz w:val="20"/>
-                <w:szCs w:val="20"/>
-              </w:rPr>
-              <w:t xml:space="preserve">Community Forums</w:t>
-            </w:r>
-          </w:p>
-        </w:tc>
-        <w:tc>
-          <w:tcPr>
-            <w:tcW w:type="dxa" w:w="2000"/>
-            <w:tcBorders>
-              <w:top w:val="single" w:color="CCCCCC" w:sz="1"/>
-              <w:left w:val="single" w:color="CCCCCC" w:sz="1"/>
-              <w:bottom w:val="single" w:color="CCCCCC" w:sz="1"/>
-              <w:right w:val="single" w:color="CCCCCC" w:sz="1"/>
-            </w:tcBorders>
-            <w:shd w:fill="F2F2F2" w:val="clear"/>
-            <w:tcMar>
-              <w:top w:type="dxa" w:w="80"/>
-              <w:left w:type="dxa" w:w="120"/>
-              <w:bottom w:type="dxa" w:w="80"/>
-              <w:right w:type="dxa" w:w="120"/>
-            </w:tcMar>
-          </w:tcPr>
-          <w:p>
-            <w:r>
-              <w:rPr>
-                <w:rFonts w:ascii="Arial" w:cs="Arial" w:eastAsia="Arial" w:hAnsi="Arial"/>
-                <w:sz w:val="20"/>
-                <w:szCs w:val="20"/>
-              </w:rPr>
-              <w:t xml:space="preserve">Discourse, Mattermost, Flarum, NodeBB</w:t>
-            </w:r>
-          </w:p>
-        </w:tc>
-        <w:tc>
-          <w:tcPr>
-            <w:tcW w:type="dxa" w:w="4960"/>
-            <w:tcBorders>
-              <w:top w:val="single" w:color="CCCCCC" w:sz="1"/>
-              <w:left w:val="single" w:color="CCCCCC" w:sz="1"/>
-              <w:bottom w:val="single" w:color="CCCCCC" w:sz="1"/>
-              <w:right w:val="single" w:color="CCCCCC" w:sz="1"/>
-            </w:tcBorders>
-            <w:shd w:fill="F2F2F2" w:val="clear"/>
-            <w:tcMar>
-              <w:top w:type="dxa" w:w="80"/>
-              <w:left w:type="dxa" w:w="120"/>
-              <w:bottom w:type="dxa" w:w="80"/>
-              <w:right w:type="dxa" w:w="120"/>
-            </w:tcMar>
-          </w:tcPr>
-          <w:p>
-            <w:r>
-              <w:rPr>
-                <w:rFonts w:ascii="Arial" w:cs="Arial" w:eastAsia="Arial" w:hAnsi="Arial"/>
-                <w:sz w:val="20"/>
-                <w:szCs w:val="20"/>
-              </w:rPr>
-              <w:t xml:space="preserve">Flarum SELECTED (two separate self-hosted instances). Discourse ruled out — facial recognition/age verification policy conflicts with CBM privacy values.</w:t>
-            </w:r>
-          </w:p>
-        </w:tc>
-      </w:tr>
-      <w:tr>
-        <w:tc>
-          <w:tcPr>
-            <w:tcW w:type="dxa" w:w="800"/>
-            <w:tcBorders>
-              <w:top w:val="single" w:color="CCCCCC" w:sz="1"/>
-              <w:left w:val="single" w:color="CCCCCC" w:sz="1"/>
-              <w:bottom w:val="single" w:color="CCCCCC" w:sz="1"/>
-              <w:right w:val="single" w:color="CCCCCC" w:sz="1"/>
-            </w:tcBorders>
-            <w:shd w:fill="FFFFFF" w:val="clear"/>
-            <w:tcMar>
-              <w:top w:type="dxa" w:w="80"/>
-              <w:left w:type="dxa" w:w="120"/>
-              <w:bottom w:type="dxa" w:w="80"/>
-              <w:right w:type="dxa" w:w="120"/>
-            </w:tcMar>
-          </w:tcPr>
-          <w:p>
-            <w:r>
-              <w:rPr>
-                <w:rFonts w:ascii="Arial" w:cs="Arial" w:eastAsia="Arial" w:hAnsi="Arial"/>
-                <w:sz w:val="20"/>
-                <w:szCs w:val="20"/>
-              </w:rPr>
-              <w:t xml:space="preserve">D-019</w:t>
-            </w:r>
-          </w:p>
-        </w:tc>
-        <w:tc>
-          <w:tcPr>
-            <w:tcW w:type="dxa" w:w="1600"/>
-            <w:tcBorders>
-              <w:top w:val="single" w:color="CCCCCC" w:sz="1"/>
-              <w:left w:val="single" w:color="CCCCCC" w:sz="1"/>
-              <w:bottom w:val="single" w:color="CCCCCC" w:sz="1"/>
-              <w:right w:val="single" w:color="CCCCCC" w:sz="1"/>
-            </w:tcBorders>
-            <w:shd w:fill="FFFFFF" w:val="clear"/>
-            <w:tcMar>
-              <w:top w:type="dxa" w:w="80"/>
-              <w:left w:type="dxa" w:w="120"/>
-              <w:bottom w:type="dxa" w:w="80"/>
-              <w:right w:type="dxa" w:w="120"/>
-            </w:tcMar>
-          </w:tcPr>
-          <w:p>
-            <w:r>
-              <w:rPr>
-                <w:rFonts w:ascii="Arial" w:cs="Arial" w:eastAsia="Arial" w:hAnsi="Arial"/>
-                <w:sz w:val="20"/>
-                <w:szCs w:val="20"/>
-              </w:rPr>
-              <w:t xml:space="preserve">Forum Architecture</w:t>
-            </w:r>
-          </w:p>
-        </w:tc>
-        <w:tc>
-          <w:tcPr>
-            <w:tcW w:type="dxa" w:w="2000"/>
-            <w:tcBorders>
-              <w:top w:val="single" w:color="CCCCCC" w:sz="1"/>
-              <w:left w:val="single" w:color="CCCCCC" w:sz="1"/>
-              <w:bottom w:val="single" w:color="CCCCCC" w:sz="1"/>
-              <w:right w:val="single" w:color="CCCCCC" w:sz="1"/>
-            </w:tcBorders>
-            <w:shd w:fill="FFFFFF" w:val="clear"/>
-            <w:tcMar>
-              <w:top w:type="dxa" w:w="80"/>
-              <w:left w:type="dxa" w:w="120"/>
-              <w:bottom w:type="dxa" w:w="80"/>
-              <w:right w:type="dxa" w:w="120"/>
-            </w:tcMar>
-          </w:tcPr>
-          <w:p>
-            <w:r>
-              <w:rPr>
-                <w:rFonts w:ascii="Arial" w:cs="Arial" w:eastAsia="Arial" w:hAnsi="Arial"/>
-                <w:sz w:val="20"/>
-                <w:szCs w:val="20"/>
-              </w:rPr>
-              <w:t xml:space="preserve">Single instance with permissions, two instances</w:t>
-            </w:r>
-          </w:p>
-        </w:tc>
-        <w:tc>
-          <w:tcPr>
-            <w:tcW w:type="dxa" w:w="4960"/>
-            <w:tcBorders>
-              <w:top w:val="single" w:color="CCCCCC" w:sz="1"/>
-              <w:left w:val="single" w:color="CCCCCC" w:sz="1"/>
-              <w:bottom w:val="single" w:color="CCCCCC" w:sz="1"/>
-              <w:right w:val="single" w:color="CCCCCC" w:sz="1"/>
-            </w:tcBorders>
-            <w:shd w:fill="FFFFFF" w:val="clear"/>
-            <w:tcMar>
-              <w:top w:type="dxa" w:w="80"/>
-              <w:left w:type="dxa" w:w="120"/>
-              <w:bottom w:type="dxa" w:w="80"/>
-              <w:right w:type="dxa" w:w="120"/>
-            </w:tcMar>
-          </w:tcPr>
-          <w:p>
-            <w:r>
-              <w:rPr>
-                <w:rFonts w:ascii="Arial" w:cs="Arial" w:eastAsia="Arial" w:hAnsi="Arial"/>
-                <w:sz w:val="20"/>
-                <w:szCs w:val="20"/>
-              </w:rPr>
-              <w:t xml:space="preserve">Two separate Flarum instances SELECTED. Complete isolation: Instance 1 mentor community, Instance 2 client community. No public access.</w:t>
-            </w:r>
-          </w:p>
-        </w:tc>
-      </w:tr>
-      <w:tr>
-        <w:tc>
-          <w:tcPr>
-            <w:tcW w:type="dxa" w:w="800"/>
-            <w:tcBorders>
-              <w:top w:val="single" w:color="CCCCCC" w:sz="1"/>
-              <w:left w:val="single" w:color="CCCCCC" w:sz="1"/>
-              <w:bottom w:val="single" w:color="CCCCCC" w:sz="1"/>
-              <w:right w:val="single" w:color="CCCCCC" w:sz="1"/>
-            </w:tcBorders>
-            <w:shd w:fill="F2F2F2" w:val="clear"/>
-            <w:tcMar>
-              <w:top w:type="dxa" w:w="80"/>
-              <w:left w:type="dxa" w:w="120"/>
-              <w:bottom w:type="dxa" w:w="80"/>
-              <w:right w:type="dxa" w:w="120"/>
-            </w:tcMar>
-          </w:tcPr>
-          <w:p>
-            <w:r>
-              <w:rPr>
-                <w:rFonts w:ascii="Arial" w:cs="Arial" w:eastAsia="Arial" w:hAnsi="Arial"/>
-                <w:sz w:val="20"/>
-                <w:szCs w:val="20"/>
-              </w:rPr>
-              <w:t xml:space="preserve">D-020</w:t>
-            </w:r>
-          </w:p>
-        </w:tc>
-        <w:tc>
-          <w:tcPr>
-            <w:tcW w:type="dxa" w:w="1600"/>
-            <w:tcBorders>
-              <w:top w:val="single" w:color="CCCCCC" w:sz="1"/>
-              <w:left w:val="single" w:color="CCCCCC" w:sz="1"/>
-              <w:bottom w:val="single" w:color="CCCCCC" w:sz="1"/>
-              <w:right w:val="single" w:color="CCCCCC" w:sz="1"/>
-            </w:tcBorders>
-            <w:shd w:fill="F2F2F2" w:val="clear"/>
-            <w:tcMar>
-              <w:top w:type="dxa" w:w="80"/>
-              <w:left w:type="dxa" w:w="120"/>
-              <w:bottom w:type="dxa" w:w="80"/>
-              <w:right w:type="dxa" w:w="120"/>
-            </w:tcMar>
-          </w:tcPr>
-          <w:p>
-            <w:r>
-              <w:rPr>
-                <w:rFonts w:ascii="Arial" w:cs="Arial" w:eastAsia="Arial" w:hAnsi="Arial"/>
-                <w:sz w:val="20"/>
-                <w:szCs w:val="20"/>
-              </w:rPr>
-              <w:t xml:space="preserve">Virtual Workshops</w:t>
-            </w:r>
-          </w:p>
-        </w:tc>
-        <w:tc>
-          <w:tcPr>
-            <w:tcW w:type="dxa" w:w="2000"/>
-            <w:tcBorders>
-              <w:top w:val="single" w:color="CCCCCC" w:sz="1"/>
-              <w:left w:val="single" w:color="CCCCCC" w:sz="1"/>
-              <w:bottom w:val="single" w:color="CCCCCC" w:sz="1"/>
-              <w:right w:val="single" w:color="CCCCCC" w:sz="1"/>
-            </w:tcBorders>
-            <w:shd w:fill="F2F2F2" w:val="clear"/>
-            <w:tcMar>
-              <w:top w:type="dxa" w:w="80"/>
-              <w:left w:type="dxa" w:w="120"/>
-              <w:bottom w:type="dxa" w:w="80"/>
-              <w:right w:type="dxa" w:w="120"/>
-            </w:tcMar>
-          </w:tcPr>
-          <w:p>
-            <w:r>
-              <w:rPr>
-                <w:rFonts w:ascii="Arial" w:cs="Arial" w:eastAsia="Arial" w:hAnsi="Arial"/>
-                <w:sz w:val="20"/>
-                <w:szCs w:val="20"/>
-              </w:rPr>
-              <w:t xml:space="preserve">Google Meet, Zoom, BigBlueButton, Teams</w:t>
-            </w:r>
-          </w:p>
-        </w:tc>
-        <w:tc>
-          <w:tcPr>
-            <w:tcW w:type="dxa" w:w="4960"/>
-            <w:tcBorders>
-              <w:top w:val="single" w:color="CCCCCC" w:sz="1"/>
-              <w:left w:val="single" w:color="CCCCCC" w:sz="1"/>
-              <w:bottom w:val="single" w:color="CCCCCC" w:sz="1"/>
-              <w:right w:val="single" w:color="CCCCCC" w:sz="1"/>
-            </w:tcBorders>
-            <w:shd w:fill="F2F2F2" w:val="clear"/>
-            <w:tcMar>
-              <w:top w:type="dxa" w:w="80"/>
-              <w:left w:type="dxa" w:w="120"/>
-              <w:bottom w:type="dxa" w:w="80"/>
-              <w:right w:type="dxa" w:w="120"/>
-            </w:tcMar>
-          </w:tcPr>
-          <w:p>
-            <w:r>
-              <w:rPr>
-                <w:rFonts w:ascii="Arial" w:cs="Arial" w:eastAsia="Arial" w:hAnsi="Arial"/>
-                <w:sz w:val="20"/>
-                <w:szCs w:val="20"/>
-              </w:rPr>
-              <w:t xml:space="preserve">BigBlueButton (self-hosted AWS) SELECTED. Full webinar controls, native recording, native Moodle integration.</w:t>
-            </w:r>
-          </w:p>
-        </w:tc>
-      </w:tr>
-      <w:tr>
-        <w:tc>
-          <w:tcPr>
-            <w:tcW w:type="dxa" w:w="800"/>
-            <w:tcBorders>
-              <w:top w:val="single" w:color="CCCCCC" w:sz="1"/>
-              <w:left w:val="single" w:color="CCCCCC" w:sz="1"/>
-              <w:bottom w:val="single" w:color="CCCCCC" w:sz="1"/>
-              <w:right w:val="single" w:color="CCCCCC" w:sz="1"/>
-            </w:tcBorders>
-            <w:shd w:fill="FFFFFF" w:val="clear"/>
-            <w:tcMar>
-              <w:top w:type="dxa" w:w="80"/>
-              <w:left w:type="dxa" w:w="120"/>
-              <w:bottom w:type="dxa" w:w="80"/>
-              <w:right w:type="dxa" w:w="120"/>
-            </w:tcMar>
-          </w:tcPr>
-          <w:p>
-            <w:r>
-              <w:rPr>
-                <w:rFonts w:ascii="Arial" w:cs="Arial" w:eastAsia="Arial" w:hAnsi="Arial"/>
-                <w:sz w:val="20"/>
-                <w:szCs w:val="20"/>
-              </w:rPr>
-              <w:t xml:space="preserve">D-021</w:t>
-            </w:r>
-          </w:p>
-        </w:tc>
-        <w:tc>
-          <w:tcPr>
-            <w:tcW w:type="dxa" w:w="1600"/>
-            <w:tcBorders>
-              <w:top w:val="single" w:color="CCCCCC" w:sz="1"/>
-              <w:left w:val="single" w:color="CCCCCC" w:sz="1"/>
-              <w:bottom w:val="single" w:color="CCCCCC" w:sz="1"/>
-              <w:right w:val="single" w:color="CCCCCC" w:sz="1"/>
-            </w:tcBorders>
-            <w:shd w:fill="FFFFFF" w:val="clear"/>
-            <w:tcMar>
-              <w:top w:type="dxa" w:w="80"/>
-              <w:left w:type="dxa" w:w="120"/>
-              <w:bottom w:type="dxa" w:w="80"/>
-              <w:right w:type="dxa" w:w="120"/>
-            </w:tcMar>
-          </w:tcPr>
-          <w:p>
-            <w:r>
-              <w:rPr>
-                <w:rFonts w:ascii="Arial" w:cs="Arial" w:eastAsia="Arial" w:hAnsi="Arial"/>
-                <w:sz w:val="20"/>
-                <w:szCs w:val="20"/>
-              </w:rPr>
-              <w:t xml:space="preserve">In-Person Check-in</w:t>
-            </w:r>
-          </w:p>
-        </w:tc>
-        <w:tc>
-          <w:tcPr>
-            <w:tcW w:type="dxa" w:w="2000"/>
-            <w:tcBorders>
-              <w:top w:val="single" w:color="CCCCCC" w:sz="1"/>
-              <w:left w:val="single" w:color="CCCCCC" w:sz="1"/>
-              <w:bottom w:val="single" w:color="CCCCCC" w:sz="1"/>
-              <w:right w:val="single" w:color="CCCCCC" w:sz="1"/>
-            </w:tcBorders>
-            <w:shd w:fill="FFFFFF" w:val="clear"/>
-            <w:tcMar>
-              <w:top w:type="dxa" w:w="80"/>
-              <w:left w:type="dxa" w:w="120"/>
-              <w:bottom w:type="dxa" w:w="80"/>
-              <w:right w:type="dxa" w:w="120"/>
-            </w:tcMar>
-          </w:tcPr>
-          <w:p>
-            <w:r>
-              <w:rPr>
-                <w:rFonts w:ascii="Arial" w:cs="Arial" w:eastAsia="Arial" w:hAnsi="Arial"/>
-                <w:sz w:val="20"/>
-                <w:szCs w:val="20"/>
-              </w:rPr>
-              <w:t xml:space="preserve">Automated QR/tablet, manual EspoCRM entry</w:t>
-            </w:r>
-          </w:p>
-        </w:tc>
-        <w:tc>
-          <w:tcPr>
-            <w:tcW w:type="dxa" w:w="4960"/>
-            <w:tcBorders>
-              <w:top w:val="single" w:color="CCCCCC" w:sz="1"/>
-              <w:left w:val="single" w:color="CCCCCC" w:sz="1"/>
-              <w:bottom w:val="single" w:color="CCCCCC" w:sz="1"/>
-              <w:right w:val="single" w:color="CCCCCC" w:sz="1"/>
-            </w:tcBorders>
-            <w:shd w:fill="FFFFFF" w:val="clear"/>
-            <w:tcMar>
-              <w:top w:type="dxa" w:w="80"/>
-              <w:left w:type="dxa" w:w="120"/>
-              <w:bottom w:type="dxa" w:w="80"/>
-              <w:right w:type="dxa" w:w="120"/>
-            </w:tcMar>
-          </w:tcPr>
-          <w:p>
-            <w:r>
-              <w:rPr>
-                <w:rFonts w:ascii="Arial" w:cs="Arial" w:eastAsia="Arial" w:hAnsi="Arial"/>
-                <w:sz w:val="20"/>
-                <w:szCs w:val="20"/>
-              </w:rPr>
-              <w:t xml:space="preserve">Manual EspoCRM attendance entry for Phase 1. Automated digital check-in deferred to Phase 2.</w:t>
-            </w:r>
-          </w:p>
-        </w:tc>
-      </w:tr>
-      <w:tr>
-        <w:tc>
-          <w:tcPr>
-            <w:tcW w:type="dxa" w:w="800"/>
-            <w:tcBorders>
-              <w:top w:val="single" w:color="CCCCCC" w:sz="1"/>
-              <w:left w:val="single" w:color="CCCCCC" w:sz="1"/>
-              <w:bottom w:val="single" w:color="CCCCCC" w:sz="1"/>
-              <w:right w:val="single" w:color="CCCCCC" w:sz="1"/>
-            </w:tcBorders>
-            <w:shd w:fill="F2F2F2" w:val="clear"/>
-            <w:tcMar>
-              <w:top w:type="dxa" w:w="80"/>
-              <w:left w:type="dxa" w:w="120"/>
-              <w:bottom w:type="dxa" w:w="80"/>
-              <w:right w:type="dxa" w:w="120"/>
-            </w:tcMar>
-          </w:tcPr>
-          <w:p>
-            <w:r>
-              <w:rPr>
-                <w:rFonts w:ascii="Arial" w:cs="Arial" w:eastAsia="Arial" w:hAnsi="Arial"/>
-                <w:sz w:val="20"/>
-                <w:szCs w:val="20"/>
-              </w:rPr>
-              <w:t xml:space="preserve">D-022</w:t>
-            </w:r>
-          </w:p>
-        </w:tc>
-        <w:tc>
-          <w:tcPr>
-            <w:tcW w:type="dxa" w:w="1600"/>
-            <w:tcBorders>
-              <w:top w:val="single" w:color="CCCCCC" w:sz="1"/>
-              <w:left w:val="single" w:color="CCCCCC" w:sz="1"/>
-              <w:bottom w:val="single" w:color="CCCCCC" w:sz="1"/>
-              <w:right w:val="single" w:color="CCCCCC" w:sz="1"/>
-            </w:tcBorders>
-            <w:shd w:fill="F2F2F2" w:val="clear"/>
-            <w:tcMar>
-              <w:top w:type="dxa" w:w="80"/>
-              <w:left w:type="dxa" w:w="120"/>
-              <w:bottom w:type="dxa" w:w="80"/>
-              <w:right w:type="dxa" w:w="120"/>
-            </w:tcMar>
-          </w:tcPr>
-          <w:p>
-            <w:r>
-              <w:rPr>
-                <w:rFonts w:ascii="Arial" w:cs="Arial" w:eastAsia="Arial" w:hAnsi="Arial"/>
-                <w:sz w:val="20"/>
-                <w:szCs w:val="20"/>
-              </w:rPr>
-              <w:t xml:space="preserve">Learning Platform</w:t>
-            </w:r>
-          </w:p>
-        </w:tc>
-        <w:tc>
-          <w:tcPr>
-            <w:tcW w:type="dxa" w:w="2000"/>
-            <w:tcBorders>
-              <w:top w:val="single" w:color="CCCCCC" w:sz="1"/>
-              <w:left w:val="single" w:color="CCCCCC" w:sz="1"/>
-              <w:bottom w:val="single" w:color="CCCCCC" w:sz="1"/>
-              <w:right w:val="single" w:color="CCCCCC" w:sz="1"/>
-            </w:tcBorders>
-            <w:shd w:fill="F2F2F2" w:val="clear"/>
-            <w:tcMar>
-              <w:top w:type="dxa" w:w="80"/>
-              <w:left w:type="dxa" w:w="120"/>
-              <w:bottom w:type="dxa" w:w="80"/>
-              <w:right w:type="dxa" w:w="120"/>
-            </w:tcMar>
-          </w:tcPr>
-          <w:p>
-            <w:r>
-              <w:rPr>
-                <w:rFonts w:ascii="Arial" w:cs="Arial" w:eastAsia="Arial" w:hAnsi="Arial"/>
-                <w:sz w:val="20"/>
-                <w:szCs w:val="20"/>
-              </w:rPr>
-              <w:t xml:space="preserve">Moodle, Chamilo, Canvas OSS, Open edX</w:t>
-            </w:r>
-          </w:p>
-        </w:tc>
-        <w:tc>
-          <w:tcPr>
-            <w:tcW w:type="dxa" w:w="4960"/>
-            <w:tcBorders>
-              <w:top w:val="single" w:color="CCCCCC" w:sz="1"/>
-              <w:left w:val="single" w:color="CCCCCC" w:sz="1"/>
-              <w:bottom w:val="single" w:color="CCCCCC" w:sz="1"/>
-              <w:right w:val="single" w:color="CCCCCC" w:sz="1"/>
-            </w:tcBorders>
-            <w:shd w:fill="F2F2F2" w:val="clear"/>
-            <w:tcMar>
-              <w:top w:type="dxa" w:w="80"/>
-              <w:left w:type="dxa" w:w="120"/>
-              <w:bottom w:type="dxa" w:w="80"/>
-              <w:right w:type="dxa" w:w="120"/>
-            </w:tcMar>
-          </w:tcPr>
-          <w:p>
-            <w:r>
-              <w:rPr>
-                <w:rFonts w:ascii="Arial" w:cs="Arial" w:eastAsia="Arial" w:hAnsi="Arial"/>
-                <w:sz w:val="20"/>
-                <w:szCs w:val="20"/>
-              </w:rPr>
-              <w:t xml:space="preserve">Moodle (self-hosted AWS) SELECTED. Admin has existing Moodle experience. Native BigBlueButton integration in Moodle 4.0+ core.</w:t>
-            </w:r>
-          </w:p>
-        </w:tc>
-      </w:tr>
-      <w:tr>
-        <w:tc>
-          <w:tcPr>
-            <w:tcW w:type="dxa" w:w="800"/>
-            <w:tcBorders>
-              <w:top w:val="single" w:color="CCCCCC" w:sz="1"/>
-              <w:left w:val="single" w:color="CCCCCC" w:sz="1"/>
-              <w:bottom w:val="single" w:color="CCCCCC" w:sz="1"/>
-              <w:right w:val="single" w:color="CCCCCC" w:sz="1"/>
-            </w:tcBorders>
-            <w:shd w:fill="FFFFFF" w:val="clear"/>
-            <w:tcMar>
-              <w:top w:type="dxa" w:w="80"/>
-              <w:left w:type="dxa" w:w="120"/>
-              <w:bottom w:type="dxa" w:w="80"/>
-              <w:right w:type="dxa" w:w="120"/>
-            </w:tcMar>
-          </w:tcPr>
-          <w:p>
-            <w:r>
-              <w:rPr>
-                <w:rFonts w:ascii="Arial" w:cs="Arial" w:eastAsia="Arial" w:hAnsi="Arial"/>
-                <w:sz w:val="20"/>
-                <w:szCs w:val="20"/>
-              </w:rPr>
-              <w:t xml:space="preserve">D-023</w:t>
-            </w:r>
-          </w:p>
-        </w:tc>
-        <w:tc>
-          <w:tcPr>
-            <w:tcW w:type="dxa" w:w="1600"/>
-            <w:tcBorders>
-              <w:top w:val="single" w:color="CCCCCC" w:sz="1"/>
-              <w:left w:val="single" w:color="CCCCCC" w:sz="1"/>
-              <w:bottom w:val="single" w:color="CCCCCC" w:sz="1"/>
-              <w:right w:val="single" w:color="CCCCCC" w:sz="1"/>
-            </w:tcBorders>
-            <w:shd w:fill="FFFFFF" w:val="clear"/>
-            <w:tcMar>
-              <w:top w:type="dxa" w:w="80"/>
-              <w:left w:type="dxa" w:w="120"/>
-              <w:bottom w:type="dxa" w:w="80"/>
-              <w:right w:type="dxa" w:w="120"/>
-            </w:tcMar>
-          </w:tcPr>
-          <w:p>
-            <w:r>
-              <w:rPr>
-                <w:rFonts w:ascii="Arial" w:cs="Arial" w:eastAsia="Arial" w:hAnsi="Arial"/>
-                <w:sz w:val="20"/>
-                <w:szCs w:val="20"/>
-              </w:rPr>
-              <w:t xml:space="preserve">LMS Audience Model</w:t>
-            </w:r>
-          </w:p>
-        </w:tc>
-        <w:tc>
-          <w:tcPr>
-            <w:tcW w:type="dxa" w:w="2000"/>
-            <w:tcBorders>
-              <w:top w:val="single" w:color="CCCCCC" w:sz="1"/>
-              <w:left w:val="single" w:color="CCCCCC" w:sz="1"/>
-              <w:bottom w:val="single" w:color="CCCCCC" w:sz="1"/>
-              <w:right w:val="single" w:color="CCCCCC" w:sz="1"/>
-            </w:tcBorders>
-            <w:shd w:fill="FFFFFF" w:val="clear"/>
-            <w:tcMar>
-              <w:top w:type="dxa" w:w="80"/>
-              <w:left w:type="dxa" w:w="120"/>
-              <w:bottom w:type="dxa" w:w="80"/>
-              <w:right w:type="dxa" w:w="120"/>
-            </w:tcMar>
-          </w:tcPr>
-          <w:p>
-            <w:r>
-              <w:rPr>
-                <w:rFonts w:ascii="Arial" w:cs="Arial" w:eastAsia="Arial" w:hAnsi="Arial"/>
-                <w:sz w:val="20"/>
-                <w:szCs w:val="20"/>
-              </w:rPr>
-              <w:t xml:space="preserve">Client-only, mentor-only, dual-audience</w:t>
-            </w:r>
-          </w:p>
-        </w:tc>
-        <w:tc>
-          <w:tcPr>
-            <w:tcW w:type="dxa" w:w="4960"/>
-            <w:tcBorders>
-              <w:top w:val="single" w:color="CCCCCC" w:sz="1"/>
-              <w:left w:val="single" w:color="CCCCCC" w:sz="1"/>
-              <w:bottom w:val="single" w:color="CCCCCC" w:sz="1"/>
-              <w:right w:val="single" w:color="CCCCCC" w:sz="1"/>
-            </w:tcBorders>
-            <w:shd w:fill="FFFFFF" w:val="clear"/>
-            <w:tcMar>
-              <w:top w:type="dxa" w:w="80"/>
-              <w:left w:type="dxa" w:w="120"/>
-              <w:bottom w:type="dxa" w:w="80"/>
-              <w:right w:type="dxa" w:w="120"/>
-            </w:tcMar>
-          </w:tcPr>
-          <w:p>
-            <w:r>
-              <w:rPr>
-                <w:rFonts w:ascii="Arial" w:cs="Arial" w:eastAsia="Arial" w:hAnsi="Arial"/>
-                <w:sz w:val="20"/>
-                <w:szCs w:val="20"/>
-              </w:rPr>
-              <w:t xml:space="preserve">Dual-audience: separate content areas with distinct access controls — client business education and mentor onboarding/training.</w:t>
-            </w:r>
-          </w:p>
-        </w:tc>
-      </w:tr>
-      <w:tr>
-        <w:tc>
-          <w:tcPr>
-            <w:tcW w:type="dxa" w:w="800"/>
-            <w:tcBorders>
-              <w:top w:val="single" w:color="CCCCCC" w:sz="1"/>
-              <w:left w:val="single" w:color="CCCCCC" w:sz="1"/>
-              <w:bottom w:val="single" w:color="CCCCCC" w:sz="1"/>
-              <w:right w:val="single" w:color="CCCCCC" w:sz="1"/>
-            </w:tcBorders>
-            <w:shd w:fill="F2F2F2" w:val="clear"/>
-            <w:tcMar>
-              <w:top w:type="dxa" w:w="80"/>
-              <w:left w:type="dxa" w:w="120"/>
-              <w:bottom w:type="dxa" w:w="80"/>
-              <w:right w:type="dxa" w:w="120"/>
-            </w:tcMar>
-          </w:tcPr>
-          <w:p>
-            <w:r>
-              <w:rPr>
-                <w:rFonts w:ascii="Arial" w:cs="Arial" w:eastAsia="Arial" w:hAnsi="Arial"/>
-                <w:sz w:val="20"/>
-                <w:szCs w:val="20"/>
-              </w:rPr>
-              <w:t xml:space="preserve">D-024</w:t>
-            </w:r>
-          </w:p>
-        </w:tc>
-        <w:tc>
-          <w:tcPr>
-            <w:tcW w:type="dxa" w:w="1600"/>
-            <w:tcBorders>
-              <w:top w:val="single" w:color="CCCCCC" w:sz="1"/>
-              <w:left w:val="single" w:color="CCCCCC" w:sz="1"/>
-              <w:bottom w:val="single" w:color="CCCCCC" w:sz="1"/>
-              <w:right w:val="single" w:color="CCCCCC" w:sz="1"/>
-            </w:tcBorders>
-            <w:shd w:fill="F2F2F2" w:val="clear"/>
-            <w:tcMar>
-              <w:top w:type="dxa" w:w="80"/>
-              <w:left w:type="dxa" w:w="120"/>
-              <w:bottom w:type="dxa" w:w="80"/>
-              <w:right w:type="dxa" w:w="120"/>
-            </w:tcMar>
-          </w:tcPr>
-          <w:p>
-            <w:r>
-              <w:rPr>
-                <w:rFonts w:ascii="Arial" w:cs="Arial" w:eastAsia="Arial" w:hAnsi="Arial"/>
-                <w:sz w:val="20"/>
-                <w:szCs w:val="20"/>
-              </w:rPr>
-              <w:t xml:space="preserve">Mentor Onboarding</w:t>
-            </w:r>
-          </w:p>
-        </w:tc>
-        <w:tc>
-          <w:tcPr>
-            <w:tcW w:type="dxa" w:w="2000"/>
-            <w:tcBorders>
-              <w:top w:val="single" w:color="CCCCCC" w:sz="1"/>
-              <w:left w:val="single" w:color="CCCCCC" w:sz="1"/>
-              <w:bottom w:val="single" w:color="CCCCCC" w:sz="1"/>
-              <w:right w:val="single" w:color="CCCCCC" w:sz="1"/>
-            </w:tcBorders>
-            <w:shd w:fill="F2F2F2" w:val="clear"/>
-            <w:tcMar>
-              <w:top w:type="dxa" w:w="80"/>
-              <w:left w:type="dxa" w:w="120"/>
-              <w:bottom w:type="dxa" w:w="80"/>
-              <w:right w:type="dxa" w:w="120"/>
-            </w:tcMar>
-          </w:tcPr>
-          <w:p>
-            <w:r>
-              <w:rPr>
-                <w:rFonts w:ascii="Arial" w:cs="Arial" w:eastAsia="Arial" w:hAnsi="Arial"/>
-                <w:sz w:val="20"/>
-                <w:szCs w:val="20"/>
-              </w:rPr>
-              <w:t xml:space="preserve">Informal, Moodle curriculum, external tool</w:t>
-            </w:r>
-          </w:p>
-        </w:tc>
-        <w:tc>
-          <w:tcPr>
-            <w:tcW w:type="dxa" w:w="4960"/>
-            <w:tcBorders>
-              <w:top w:val="single" w:color="CCCCCC" w:sz="1"/>
-              <w:left w:val="single" w:color="CCCCCC" w:sz="1"/>
-              <w:bottom w:val="single" w:color="CCCCCC" w:sz="1"/>
-              <w:right w:val="single" w:color="CCCCCC" w:sz="1"/>
-            </w:tcBorders>
-            <w:shd w:fill="F2F2F2" w:val="clear"/>
-            <w:tcMar>
-              <w:top w:type="dxa" w:w="80"/>
-              <w:left w:type="dxa" w:w="120"/>
-              <w:bottom w:type="dxa" w:w="80"/>
-              <w:right w:type="dxa" w:w="120"/>
-            </w:tcMar>
-          </w:tcPr>
-          <w:p>
-            <w:r>
-              <w:rPr>
-                <w:rFonts w:ascii="Arial" w:cs="Arial" w:eastAsia="Arial" w:hAnsi="Arial"/>
-                <w:sz w:val="20"/>
-                <w:szCs w:val="20"/>
-              </w:rPr>
-              <w:t xml:space="preserve">Structured Moodle curriculum required before EspoCRM activation. Includes ethics checkbox sign-off. Completion triggers admin notification.</w:t>
-            </w:r>
-          </w:p>
-        </w:tc>
-      </w:tr>
-      <w:tr>
-        <w:tc>
-          <w:tcPr>
-            <w:tcW w:type="dxa" w:w="800"/>
-            <w:tcBorders>
-              <w:top w:val="single" w:color="CCCCCC" w:sz="1"/>
-              <w:left w:val="single" w:color="CCCCCC" w:sz="1"/>
-              <w:bottom w:val="single" w:color="CCCCCC" w:sz="1"/>
-              <w:right w:val="single" w:color="CCCCCC" w:sz="1"/>
-            </w:tcBorders>
-            <w:shd w:fill="FFFFFF" w:val="clear"/>
-            <w:tcMar>
-              <w:top w:type="dxa" w:w="80"/>
-              <w:left w:type="dxa" w:w="120"/>
-              <w:bottom w:type="dxa" w:w="80"/>
-              <w:right w:type="dxa" w:w="120"/>
-            </w:tcMar>
-          </w:tcPr>
-          <w:p>
-            <w:r>
-              <w:rPr>
-                <w:rFonts w:ascii="Arial" w:cs="Arial" w:eastAsia="Arial" w:hAnsi="Arial"/>
-                <w:sz w:val="20"/>
-                <w:szCs w:val="20"/>
-              </w:rPr>
-              <w:t xml:space="preserve">D-025</w:t>
-            </w:r>
-          </w:p>
-        </w:tc>
-        <w:tc>
-          <w:tcPr>
-            <w:tcW w:type="dxa" w:w="1600"/>
-            <w:tcBorders>
-              <w:top w:val="single" w:color="CCCCCC" w:sz="1"/>
-              <w:left w:val="single" w:color="CCCCCC" w:sz="1"/>
-              <w:bottom w:val="single" w:color="CCCCCC" w:sz="1"/>
-              <w:right w:val="single" w:color="CCCCCC" w:sz="1"/>
-            </w:tcBorders>
-            <w:shd w:fill="FFFFFF" w:val="clear"/>
-            <w:tcMar>
-              <w:top w:type="dxa" w:w="80"/>
-              <w:left w:type="dxa" w:w="120"/>
-              <w:bottom w:type="dxa" w:w="80"/>
-              <w:right w:type="dxa" w:w="120"/>
-            </w:tcMar>
-          </w:tcPr>
-          <w:p>
-            <w:r>
-              <w:rPr>
-                <w:rFonts w:ascii="Arial" w:cs="Arial" w:eastAsia="Arial" w:hAnsi="Arial"/>
-                <w:sz w:val="20"/>
-                <w:szCs w:val="20"/>
-              </w:rPr>
-              <w:t xml:space="preserve">Ethics Sign-Off</w:t>
-            </w:r>
-          </w:p>
-        </w:tc>
-        <w:tc>
-          <w:tcPr>
-            <w:tcW w:type="dxa" w:w="2000"/>
-            <w:tcBorders>
-              <w:top w:val="single" w:color="CCCCCC" w:sz="1"/>
-              <w:left w:val="single" w:color="CCCCCC" w:sz="1"/>
-              <w:bottom w:val="single" w:color="CCCCCC" w:sz="1"/>
-              <w:right w:val="single" w:color="CCCCCC" w:sz="1"/>
-            </w:tcBorders>
-            <w:shd w:fill="FFFFFF" w:val="clear"/>
-            <w:tcMar>
-              <w:top w:type="dxa" w:w="80"/>
-              <w:left w:type="dxa" w:w="120"/>
-              <w:bottom w:type="dxa" w:w="80"/>
-              <w:right w:type="dxa" w:w="120"/>
-            </w:tcMar>
-          </w:tcPr>
-          <w:p>
-            <w:r>
-              <w:rPr>
-                <w:rFonts w:ascii="Arial" w:cs="Arial" w:eastAsia="Arial" w:hAnsi="Arial"/>
-                <w:sz w:val="20"/>
-                <w:szCs w:val="20"/>
-              </w:rPr>
-              <w:t xml:space="preserve">Checkbox Moodle, digital signature, PDF</w:t>
-            </w:r>
-          </w:p>
-        </w:tc>
-        <w:tc>
-          <w:tcPr>
-            <w:tcW w:type="dxa" w:w="4960"/>
-            <w:tcBorders>
-              <w:top w:val="single" w:color="CCCCCC" w:sz="1"/>
-              <w:left w:val="single" w:color="CCCCCC" w:sz="1"/>
-              <w:bottom w:val="single" w:color="CCCCCC" w:sz="1"/>
-              <w:right w:val="single" w:color="CCCCCC" w:sz="1"/>
-            </w:tcBorders>
-            <w:shd w:fill="FFFFFF" w:val="clear"/>
-            <w:tcMar>
-              <w:top w:type="dxa" w:w="80"/>
-              <w:left w:type="dxa" w:w="120"/>
-              <w:bottom w:type="dxa" w:w="80"/>
-              <w:right w:type="dxa" w:w="120"/>
-            </w:tcMar>
-          </w:tcPr>
-          <w:p>
-            <w:r>
-              <w:rPr>
-                <w:rFonts w:ascii="Arial" w:cs="Arial" w:eastAsia="Arial" w:hAnsi="Arial"/>
-                <w:sz w:val="20"/>
-                <w:szCs w:val="20"/>
-              </w:rPr>
-              <w:t xml:space="preserve">Checkbox acknowledgment in Moodle SELECTED. Timestamped completion record sufficient. No external e-signature tool required.</w:t>
-            </w:r>
-          </w:p>
-        </w:tc>
-      </w:tr>
-      <w:tr>
-        <w:tc>
-          <w:tcPr>
-            <w:tcW w:type="dxa" w:w="800"/>
-            <w:tcBorders>
-              <w:top w:val="single" w:color="CCCCCC" w:sz="1"/>
-              <w:left w:val="single" w:color="CCCCCC" w:sz="1"/>
-              <w:bottom w:val="single" w:color="CCCCCC" w:sz="1"/>
-              <w:right w:val="single" w:color="CCCCCC" w:sz="1"/>
-            </w:tcBorders>
-            <w:shd w:fill="F2F2F2" w:val="clear"/>
-            <w:tcMar>
-              <w:top w:type="dxa" w:w="80"/>
-              <w:left w:type="dxa" w:w="120"/>
-              <w:bottom w:type="dxa" w:w="80"/>
-              <w:right w:type="dxa" w:w="120"/>
-            </w:tcMar>
-          </w:tcPr>
-          <w:p>
-            <w:r>
-              <w:rPr>
-                <w:rFonts w:ascii="Arial" w:cs="Arial" w:eastAsia="Arial" w:hAnsi="Arial"/>
-                <w:sz w:val="20"/>
-                <w:szCs w:val="20"/>
-              </w:rPr>
-              <w:t xml:space="preserve">D-026</w:t>
-            </w:r>
-          </w:p>
-        </w:tc>
-        <w:tc>
-          <w:tcPr>
-            <w:tcW w:type="dxa" w:w="1600"/>
-            <w:tcBorders>
-              <w:top w:val="single" w:color="CCCCCC" w:sz="1"/>
-              <w:left w:val="single" w:color="CCCCCC" w:sz="1"/>
-              <w:bottom w:val="single" w:color="CCCCCC" w:sz="1"/>
-              <w:right w:val="single" w:color="CCCCCC" w:sz="1"/>
-            </w:tcBorders>
-            <w:shd w:fill="F2F2F2" w:val="clear"/>
-            <w:tcMar>
-              <w:top w:type="dxa" w:w="80"/>
-              <w:left w:type="dxa" w:w="120"/>
-              <w:bottom w:type="dxa" w:w="80"/>
-              <w:right w:type="dxa" w:w="120"/>
-            </w:tcMar>
-          </w:tcPr>
-          <w:p>
-            <w:r>
-              <w:rPr>
-                <w:rFonts w:ascii="Arial" w:cs="Arial" w:eastAsia="Arial" w:hAnsi="Arial"/>
-                <w:sz w:val="20"/>
-                <w:szCs w:val="20"/>
-              </w:rPr>
-              <w:t xml:space="preserve">Bulk Email (DEFERRED)</w:t>
-            </w:r>
-          </w:p>
-        </w:tc>
-        <w:tc>
-          <w:tcPr>
-            <w:tcW w:type="dxa" w:w="2000"/>
-            <w:tcBorders>
-              <w:top w:val="single" w:color="CCCCCC" w:sz="1"/>
-              <w:left w:val="single" w:color="CCCCCC" w:sz="1"/>
-              <w:bottom w:val="single" w:color="CCCCCC" w:sz="1"/>
-              <w:right w:val="single" w:color="CCCCCC" w:sz="1"/>
-            </w:tcBorders>
-            <w:shd w:fill="F2F2F2" w:val="clear"/>
-            <w:tcMar>
-              <w:top w:type="dxa" w:w="80"/>
-              <w:left w:type="dxa" w:w="120"/>
-              <w:bottom w:type="dxa" w:w="80"/>
-              <w:right w:type="dxa" w:w="120"/>
-            </w:tcMar>
-          </w:tcPr>
-          <w:p>
-            <w:r>
-              <w:rPr>
-                <w:rFonts w:ascii="Arial" w:cs="Arial" w:eastAsia="Arial" w:hAnsi="Arial"/>
-                <w:sz w:val="20"/>
-                <w:szCs w:val="20"/>
-              </w:rPr>
-              <w:t xml:space="preserve">EspoCRM native, Mautic, Mailchimp</w:t>
-            </w:r>
-          </w:p>
-        </w:tc>
-        <w:tc>
-          <w:tcPr>
-            <w:tcW w:type="dxa" w:w="4960"/>
-            <w:tcBorders>
-              <w:top w:val="single" w:color="CCCCCC" w:sz="1"/>
-              <w:left w:val="single" w:color="CCCCCC" w:sz="1"/>
-              <w:bottom w:val="single" w:color="CCCCCC" w:sz="1"/>
-              <w:right w:val="single" w:color="CCCCCC" w:sz="1"/>
-            </w:tcBorders>
-            <w:shd w:fill="F2F2F2" w:val="clear"/>
-            <w:tcMar>
-              <w:top w:type="dxa" w:w="80"/>
-              <w:left w:type="dxa" w:w="120"/>
-              <w:bottom w:type="dxa" w:w="80"/>
-              <w:right w:type="dxa" w:w="120"/>
-            </w:tcMar>
-          </w:tcPr>
-          <w:p>
-            <w:r>
-              <w:rPr>
-                <w:rFonts w:ascii="Arial" w:cs="Arial" w:eastAsia="Arial" w:hAnsi="Arial"/>
-                <w:sz w:val="20"/>
-                <w:szCs w:val="20"/>
-              </w:rPr>
-              <w:t xml:space="preserve">DEFERRED. Evaluate EspoCRM native mass email first. Mautic (FOSS, self-hosted) designated upgrade path.</w:t>
-            </w:r>
-          </w:p>
-        </w:tc>
-      </w:tr>
-      <w:tr>
-        <w:tc>
-          <w:tcPr>
-            <w:tcW w:type="dxa" w:w="800"/>
-            <w:tcBorders>
-              <w:top w:val="single" w:color="CCCCCC" w:sz="1"/>
-              <w:left w:val="single" w:color="CCCCCC" w:sz="1"/>
-              <w:bottom w:val="single" w:color="CCCCCC" w:sz="1"/>
-              <w:right w:val="single" w:color="CCCCCC" w:sz="1"/>
-            </w:tcBorders>
-            <w:shd w:fill="FFFFFF" w:val="clear"/>
-            <w:tcMar>
-              <w:top w:type="dxa" w:w="80"/>
-              <w:left w:type="dxa" w:w="120"/>
-              <w:bottom w:type="dxa" w:w="80"/>
-              <w:right w:type="dxa" w:w="120"/>
-            </w:tcMar>
-          </w:tcPr>
-          <w:p>
-            <w:r>
-              <w:rPr>
-                <w:rFonts w:ascii="Arial" w:cs="Arial" w:eastAsia="Arial" w:hAnsi="Arial"/>
-                <w:sz w:val="20"/>
-                <w:szCs w:val="20"/>
-              </w:rPr>
-              <w:t xml:space="preserve">D-027</w:t>
-            </w:r>
-          </w:p>
-        </w:tc>
-        <w:tc>
-          <w:tcPr>
-            <w:tcW w:type="dxa" w:w="1600"/>
-            <w:tcBorders>
-              <w:top w:val="single" w:color="CCCCCC" w:sz="1"/>
-              <w:left w:val="single" w:color="CCCCCC" w:sz="1"/>
-              <w:bottom w:val="single" w:color="CCCCCC" w:sz="1"/>
-              <w:right w:val="single" w:color="CCCCCC" w:sz="1"/>
-            </w:tcBorders>
-            <w:shd w:fill="FFFFFF" w:val="clear"/>
-            <w:tcMar>
-              <w:top w:type="dxa" w:w="80"/>
-              <w:left w:type="dxa" w:w="120"/>
-              <w:bottom w:type="dxa" w:w="80"/>
-              <w:right w:type="dxa" w:w="120"/>
-            </w:tcMar>
-          </w:tcPr>
-          <w:p>
-            <w:r>
-              <w:rPr>
-                <w:rFonts w:ascii="Arial" w:cs="Arial" w:eastAsia="Arial" w:hAnsi="Arial"/>
-                <w:sz w:val="20"/>
-                <w:szCs w:val="20"/>
-              </w:rPr>
-              <w:t xml:space="preserve">Dues Collection</w:t>
-            </w:r>
-          </w:p>
-        </w:tc>
-        <w:tc>
-          <w:tcPr>
-            <w:tcW w:type="dxa" w:w="2000"/>
-            <w:tcBorders>
-              <w:top w:val="single" w:color="CCCCCC" w:sz="1"/>
-              <w:left w:val="single" w:color="CCCCCC" w:sz="1"/>
-              <w:bottom w:val="single" w:color="CCCCCC" w:sz="1"/>
-              <w:right w:val="single" w:color="CCCCCC" w:sz="1"/>
-            </w:tcBorders>
-            <w:shd w:fill="FFFFFF" w:val="clear"/>
-            <w:tcMar>
-              <w:top w:type="dxa" w:w="80"/>
-              <w:left w:type="dxa" w:w="120"/>
-              <w:bottom w:type="dxa" w:w="80"/>
-              <w:right w:type="dxa" w:w="120"/>
-            </w:tcMar>
-          </w:tcPr>
-          <w:p>
-            <w:r>
-              <w:rPr>
-                <w:rFonts w:ascii="Arial" w:cs="Arial" w:eastAsia="Arial" w:hAnsi="Arial"/>
-                <w:sz w:val="20"/>
-                <w:szCs w:val="20"/>
-              </w:rPr>
-              <w:t xml:space="preserve">Stripe, PayPal, check only, Square</w:t>
-            </w:r>
-          </w:p>
-        </w:tc>
-        <w:tc>
-          <w:tcPr>
-            <w:tcW w:type="dxa" w:w="4960"/>
-            <w:tcBorders>
-              <w:top w:val="single" w:color="CCCCCC" w:sz="1"/>
-              <w:left w:val="single" w:color="CCCCCC" w:sz="1"/>
-              <w:bottom w:val="single" w:color="CCCCCC" w:sz="1"/>
-              <w:right w:val="single" w:color="CCCCCC" w:sz="1"/>
-            </w:tcBorders>
-            <w:shd w:fill="FFFFFF" w:val="clear"/>
-            <w:tcMar>
-              <w:top w:type="dxa" w:w="80"/>
-              <w:left w:type="dxa" w:w="120"/>
-              <w:bottom w:type="dxa" w:w="80"/>
-              <w:right w:type="dxa" w:w="120"/>
-            </w:tcMar>
-          </w:tcPr>
-          <w:p>
-            <w:r>
-              <w:rPr>
-                <w:rFonts w:ascii="Arial" w:cs="Arial" w:eastAsia="Arial" w:hAnsi="Arial"/>
-                <w:sz w:val="20"/>
-                <w:szCs w:val="20"/>
-              </w:rPr>
-              <w:t xml:space="preserve">Stripe (online) + manual EspoCRM entry (check/cash) SELECTED. Annual payment. Note: dues not eligible for Stripe nonprofit donation rate — standard rate applies.</w:t>
-            </w:r>
-          </w:p>
-        </w:tc>
-      </w:tr>
-      <w:tr>
-        <w:tc>
-          <w:tcPr>
-            <w:tcW w:type="dxa" w:w="800"/>
-            <w:tcBorders>
-              <w:top w:val="single" w:color="CCCCCC" w:sz="1"/>
-              <w:left w:val="single" w:color="CCCCCC" w:sz="1"/>
-              <w:bottom w:val="single" w:color="CCCCCC" w:sz="1"/>
-              <w:right w:val="single" w:color="CCCCCC" w:sz="1"/>
-            </w:tcBorders>
-            <w:shd w:fill="F2F2F2" w:val="clear"/>
-            <w:tcMar>
-              <w:top w:type="dxa" w:w="80"/>
-              <w:left w:type="dxa" w:w="120"/>
-              <w:bottom w:type="dxa" w:w="80"/>
-              <w:right w:type="dxa" w:w="120"/>
-            </w:tcMar>
-          </w:tcPr>
-          <w:p>
-            <w:r>
-              <w:rPr>
-                <w:rFonts w:ascii="Arial" w:cs="Arial" w:eastAsia="Arial" w:hAnsi="Arial"/>
-                <w:sz w:val="20"/>
-                <w:szCs w:val="20"/>
-              </w:rPr>
-              <w:t xml:space="preserve">D-028</w:t>
-            </w:r>
-          </w:p>
-        </w:tc>
-        <w:tc>
-          <w:tcPr>
-            <w:tcW w:type="dxa" w:w="1600"/>
-            <w:tcBorders>
-              <w:top w:val="single" w:color="CCCCCC" w:sz="1"/>
-              <w:left w:val="single" w:color="CCCCCC" w:sz="1"/>
-              <w:bottom w:val="single" w:color="CCCCCC" w:sz="1"/>
-              <w:right w:val="single" w:color="CCCCCC" w:sz="1"/>
-            </w:tcBorders>
-            <w:shd w:fill="F2F2F2" w:val="clear"/>
-            <w:tcMar>
-              <w:top w:type="dxa" w:w="80"/>
-              <w:left w:type="dxa" w:w="120"/>
-              <w:bottom w:type="dxa" w:w="80"/>
-              <w:right w:type="dxa" w:w="120"/>
-            </w:tcMar>
-          </w:tcPr>
-          <w:p>
-            <w:r>
-              <w:rPr>
-                <w:rFonts w:ascii="Arial" w:cs="Arial" w:eastAsia="Arial" w:hAnsi="Arial"/>
-                <w:sz w:val="20"/>
-                <w:szCs w:val="20"/>
-              </w:rPr>
-              <w:t xml:space="preserve">Volunteer KPIs</w:t>
-            </w:r>
-          </w:p>
-        </w:tc>
-        <w:tc>
-          <w:tcPr>
-            <w:tcW w:type="dxa" w:w="2000"/>
-            <w:tcBorders>
-              <w:top w:val="single" w:color="CCCCCC" w:sz="1"/>
-              <w:left w:val="single" w:color="CCCCCC" w:sz="1"/>
-              <w:bottom w:val="single" w:color="CCCCCC" w:sz="1"/>
-              <w:right w:val="single" w:color="CCCCCC" w:sz="1"/>
-            </w:tcBorders>
-            <w:shd w:fill="F2F2F2" w:val="clear"/>
-            <w:tcMar>
-              <w:top w:type="dxa" w:w="80"/>
-              <w:left w:type="dxa" w:w="120"/>
-              <w:bottom w:type="dxa" w:w="80"/>
-              <w:right w:type="dxa" w:w="120"/>
-            </w:tcMar>
-          </w:tcPr>
-          <w:p>
-            <w:r>
-              <w:rPr>
-                <w:rFonts w:ascii="Arial" w:cs="Arial" w:eastAsia="Arial" w:hAnsi="Arial"/>
-                <w:sz w:val="20"/>
-                <w:szCs w:val="20"/>
-              </w:rPr>
-              <w:t xml:space="preserve">Manual tracking, EspoCRM native, external tool</w:t>
-            </w:r>
-          </w:p>
-        </w:tc>
-        <w:tc>
-          <w:tcPr>
-            <w:tcW w:type="dxa" w:w="4960"/>
-            <w:tcBorders>
-              <w:top w:val="single" w:color="CCCCCC" w:sz="1"/>
-              <w:left w:val="single" w:color="CCCCCC" w:sz="1"/>
-              <w:bottom w:val="single" w:color="CCCCCC" w:sz="1"/>
-              <w:right w:val="single" w:color="CCCCCC" w:sz="1"/>
-            </w:tcBorders>
-            <w:shd w:fill="F2F2F2" w:val="clear"/>
-            <w:tcMar>
-              <w:top w:type="dxa" w:w="80"/>
-              <w:left w:type="dxa" w:w="120"/>
-              <w:bottom w:type="dxa" w:w="80"/>
-              <w:right w:type="dxa" w:w="120"/>
-            </w:tcMar>
-          </w:tcPr>
-          <w:p>
-            <w:r>
-              <w:rPr>
-                <w:rFonts w:ascii="Arial" w:cs="Arial" w:eastAsia="Arial" w:hAnsi="Arial"/>
-                <w:sz w:val="20"/>
-                <w:szCs w:val="20"/>
-              </w:rPr>
-              <w:t xml:space="preserve">EspoCRM native tracking SELECTED. Activity, outcome, tenure, and recognition trigger metrics. Dual purpose: internal recognition and funder/grant reporting.</w:t>
-            </w:r>
-          </w:p>
-        </w:tc>
-      </w:tr>
-      <w:tr>
-        <w:tc>
-          <w:tcPr>
-            <w:tcW w:type="dxa" w:w="800"/>
-            <w:tcBorders>
-              <w:top w:val="single" w:color="CCCCCC" w:sz="1"/>
-              <w:left w:val="single" w:color="CCCCCC" w:sz="1"/>
-              <w:bottom w:val="single" w:color="CCCCCC" w:sz="1"/>
-              <w:right w:val="single" w:color="CCCCCC" w:sz="1"/>
-            </w:tcBorders>
-            <w:shd w:fill="FFFFFF" w:val="clear"/>
-            <w:tcMar>
-              <w:top w:type="dxa" w:w="80"/>
-              <w:left w:type="dxa" w:w="120"/>
-              <w:bottom w:type="dxa" w:w="80"/>
-              <w:right w:type="dxa" w:w="120"/>
-            </w:tcMar>
-          </w:tcPr>
-          <w:p>
-            <w:r>
-              <w:rPr>
-                <w:rFonts w:ascii="Arial" w:cs="Arial" w:eastAsia="Arial" w:hAnsi="Arial"/>
-                <w:sz w:val="20"/>
-                <w:szCs w:val="20"/>
-              </w:rPr>
-              <w:t xml:space="preserve">D-029</w:t>
-            </w:r>
-          </w:p>
-        </w:tc>
-        <w:tc>
-          <w:tcPr>
-            <w:tcW w:type="dxa" w:w="1600"/>
-            <w:tcBorders>
-              <w:top w:val="single" w:color="CCCCCC" w:sz="1"/>
-              <w:left w:val="single" w:color="CCCCCC" w:sz="1"/>
-              <w:bottom w:val="single" w:color="CCCCCC" w:sz="1"/>
-              <w:right w:val="single" w:color="CCCCCC" w:sz="1"/>
-            </w:tcBorders>
-            <w:shd w:fill="FFFFFF" w:val="clear"/>
-            <w:tcMar>
-              <w:top w:type="dxa" w:w="80"/>
-              <w:left w:type="dxa" w:w="120"/>
-              <w:bottom w:type="dxa" w:w="80"/>
-              <w:right w:type="dxa" w:w="120"/>
-            </w:tcMar>
-          </w:tcPr>
-          <w:p>
-            <w:r>
-              <w:rPr>
-                <w:rFonts w:ascii="Arial" w:cs="Arial" w:eastAsia="Arial" w:hAnsi="Arial"/>
-                <w:sz w:val="20"/>
-                <w:szCs w:val="20"/>
-              </w:rPr>
-              <w:t xml:space="preserve">Background Checks</w:t>
-            </w:r>
-          </w:p>
-        </w:tc>
-        <w:tc>
-          <w:tcPr>
-            <w:tcW w:type="dxa" w:w="2000"/>
-            <w:tcBorders>
-              <w:top w:val="single" w:color="CCCCCC" w:sz="1"/>
-              <w:left w:val="single" w:color="CCCCCC" w:sz="1"/>
-              <w:bottom w:val="single" w:color="CCCCCC" w:sz="1"/>
-              <w:right w:val="single" w:color="CCCCCC" w:sz="1"/>
-            </w:tcBorders>
-            <w:shd w:fill="FFFFFF" w:val="clear"/>
-            <w:tcMar>
-              <w:top w:type="dxa" w:w="80"/>
-              <w:left w:type="dxa" w:w="120"/>
-              <w:bottom w:type="dxa" w:w="80"/>
-              <w:right w:type="dxa" w:w="120"/>
-            </w:tcMar>
-          </w:tcPr>
-          <w:p>
-            <w:r>
-              <w:rPr>
-                <w:rFonts w:ascii="Arial" w:cs="Arial" w:eastAsia="Arial" w:hAnsi="Arial"/>
-                <w:sz w:val="20"/>
-                <w:szCs w:val="20"/>
-              </w:rPr>
-              <w:t xml:space="preserve">Required, not required</w:t>
-            </w:r>
-          </w:p>
-        </w:tc>
-        <w:tc>
-          <w:tcPr>
-            <w:tcW w:type="dxa" w:w="4960"/>
-            <w:tcBorders>
-              <w:top w:val="single" w:color="CCCCCC" w:sz="1"/>
-              <w:left w:val="single" w:color="CCCCCC" w:sz="1"/>
-              <w:bottom w:val="single" w:color="CCCCCC" w:sz="1"/>
-              <w:right w:val="single" w:color="CCCCCC" w:sz="1"/>
-            </w:tcBorders>
-            <w:shd w:fill="FFFFFF" w:val="clear"/>
-            <w:tcMar>
-              <w:top w:type="dxa" w:w="80"/>
-              <w:left w:type="dxa" w:w="120"/>
-              <w:bottom w:type="dxa" w:w="80"/>
-              <w:right w:type="dxa" w:w="120"/>
-            </w:tcMar>
-          </w:tcPr>
-          <w:p>
-            <w:r>
-              <w:rPr>
-                <w:rFonts w:ascii="Arial" w:cs="Arial" w:eastAsia="Arial" w:hAnsi="Arial"/>
-                <w:sz w:val="20"/>
-                <w:szCs w:val="20"/>
-              </w:rPr>
-              <w:t xml:space="preserve">Not required. No background check process needed.</w:t>
-            </w:r>
-          </w:p>
-        </w:tc>
-      </w:tr>
-      <w:tr>
-        <w:tc>
-          <w:tcPr>
-            <w:tcW w:type="dxa" w:w="800"/>
-            <w:tcBorders>
-              <w:top w:val="single" w:color="CCCCCC" w:sz="1"/>
-              <w:left w:val="single" w:color="CCCCCC" w:sz="1"/>
-              <w:bottom w:val="single" w:color="CCCCCC" w:sz="1"/>
-              <w:right w:val="single" w:color="CCCCCC" w:sz="1"/>
-            </w:tcBorders>
-            <w:shd w:fill="F2F2F2" w:val="clear"/>
-            <w:tcMar>
-              <w:top w:type="dxa" w:w="80"/>
-              <w:left w:type="dxa" w:w="120"/>
-              <w:bottom w:type="dxa" w:w="80"/>
-              <w:right w:type="dxa" w:w="120"/>
-            </w:tcMar>
-          </w:tcPr>
-          <w:p>
-            <w:r>
-              <w:rPr>
-                <w:rFonts w:ascii="Arial" w:cs="Arial" w:eastAsia="Arial" w:hAnsi="Arial"/>
-                <w:sz w:val="20"/>
-                <w:szCs w:val="20"/>
-              </w:rPr>
-              <w:t xml:space="preserve">D-030</w:t>
-            </w:r>
-          </w:p>
-        </w:tc>
-        <w:tc>
-          <w:tcPr>
-            <w:tcW w:type="dxa" w:w="1600"/>
-            <w:tcBorders>
-              <w:top w:val="single" w:color="CCCCCC" w:sz="1"/>
-              <w:left w:val="single" w:color="CCCCCC" w:sz="1"/>
-              <w:bottom w:val="single" w:color="CCCCCC" w:sz="1"/>
-              <w:right w:val="single" w:color="CCCCCC" w:sz="1"/>
-            </w:tcBorders>
-            <w:shd w:fill="F2F2F2" w:val="clear"/>
-            <w:tcMar>
-              <w:top w:type="dxa" w:w="80"/>
-              <w:left w:type="dxa" w:w="120"/>
-              <w:bottom w:type="dxa" w:w="80"/>
-              <w:right w:type="dxa" w:w="120"/>
-            </w:tcMar>
-          </w:tcPr>
-          <w:p>
-            <w:r>
-              <w:rPr>
-                <w:rFonts w:ascii="Arial" w:cs="Arial" w:eastAsia="Arial" w:hAnsi="Arial"/>
-                <w:sz w:val="20"/>
-                <w:szCs w:val="20"/>
-              </w:rPr>
-              <w:t xml:space="preserve">Donor Management</w:t>
-            </w:r>
-          </w:p>
-        </w:tc>
-        <w:tc>
-          <w:tcPr>
-            <w:tcW w:type="dxa" w:w="2000"/>
-            <w:tcBorders>
-              <w:top w:val="single" w:color="CCCCCC" w:sz="1"/>
-              <w:left w:val="single" w:color="CCCCCC" w:sz="1"/>
-              <w:bottom w:val="single" w:color="CCCCCC" w:sz="1"/>
-              <w:right w:val="single" w:color="CCCCCC" w:sz="1"/>
-            </w:tcBorders>
-            <w:shd w:fill="F2F2F2" w:val="clear"/>
-            <w:tcMar>
-              <w:top w:type="dxa" w:w="80"/>
-              <w:left w:type="dxa" w:w="120"/>
-              <w:bottom w:type="dxa" w:w="80"/>
-              <w:right w:type="dxa" w:w="120"/>
-            </w:tcMar>
-          </w:tcPr>
-          <w:p>
-            <w:r>
-              <w:rPr>
-                <w:rFonts w:ascii="Arial" w:cs="Arial" w:eastAsia="Arial" w:hAnsi="Arial"/>
-                <w:sz w:val="20"/>
-                <w:szCs w:val="20"/>
-              </w:rPr>
-              <w:t xml:space="preserve">EspoCRM native, CiviCRM, Salesforce NPSP, Bloomerang</w:t>
-            </w:r>
-          </w:p>
-        </w:tc>
-        <w:tc>
-          <w:tcPr>
-            <w:tcW w:type="dxa" w:w="4960"/>
-            <w:tcBorders>
-              <w:top w:val="single" w:color="CCCCCC" w:sz="1"/>
-              <w:left w:val="single" w:color="CCCCCC" w:sz="1"/>
-              <w:bottom w:val="single" w:color="CCCCCC" w:sz="1"/>
-              <w:right w:val="single" w:color="CCCCCC" w:sz="1"/>
-            </w:tcBorders>
-            <w:shd w:fill="F2F2F2" w:val="clear"/>
-            <w:tcMar>
-              <w:top w:type="dxa" w:w="80"/>
-              <w:left w:type="dxa" w:w="120"/>
-              <w:bottom w:type="dxa" w:w="80"/>
-              <w:right w:type="dxa" w:w="120"/>
-            </w:tcMar>
-          </w:tcPr>
-          <w:p>
-            <w:r>
-              <w:rPr>
-                <w:rFonts w:ascii="Arial" w:cs="Arial" w:eastAsia="Arial" w:hAnsi="Arial"/>
-                <w:sz w:val="20"/>
-                <w:szCs w:val="20"/>
-              </w:rPr>
-              <w:t xml:space="preserve">EspoCRM native SELECTED for Year 1. Simple fundraising needs met natively. Revisit if donor base grows or grant portfolio becomes complex.</w:t>
-            </w:r>
-          </w:p>
-        </w:tc>
-      </w:tr>
-      <w:tr>
-        <w:tc>
-          <w:tcPr>
-            <w:tcW w:type="dxa" w:w="800"/>
-            <w:tcBorders>
-              <w:top w:val="single" w:color="CCCCCC" w:sz="1"/>
-              <w:left w:val="single" w:color="CCCCCC" w:sz="1"/>
-              <w:bottom w:val="single" w:color="CCCCCC" w:sz="1"/>
-              <w:right w:val="single" w:color="CCCCCC" w:sz="1"/>
-            </w:tcBorders>
-            <w:shd w:fill="FFFFFF" w:val="clear"/>
-            <w:tcMar>
-              <w:top w:type="dxa" w:w="80"/>
-              <w:left w:type="dxa" w:w="120"/>
-              <w:bottom w:type="dxa" w:w="80"/>
-              <w:right w:type="dxa" w:w="120"/>
-            </w:tcMar>
-          </w:tcPr>
-          <w:p>
-            <w:r>
-              <w:rPr>
-                <w:rFonts w:ascii="Arial" w:cs="Arial" w:eastAsia="Arial" w:hAnsi="Arial"/>
-                <w:sz w:val="20"/>
-                <w:szCs w:val="20"/>
-              </w:rPr>
-              <w:t xml:space="preserve">D-031</w:t>
-            </w:r>
-          </w:p>
-        </w:tc>
-        <w:tc>
-          <w:tcPr>
-            <w:tcW w:type="dxa" w:w="1600"/>
-            <w:tcBorders>
-              <w:top w:val="single" w:color="CCCCCC" w:sz="1"/>
-              <w:left w:val="single" w:color="CCCCCC" w:sz="1"/>
-              <w:bottom w:val="single" w:color="CCCCCC" w:sz="1"/>
-              <w:right w:val="single" w:color="CCCCCC" w:sz="1"/>
-            </w:tcBorders>
-            <w:shd w:fill="FFFFFF" w:val="clear"/>
-            <w:tcMar>
-              <w:top w:type="dxa" w:w="80"/>
-              <w:left w:type="dxa" w:w="120"/>
-              <w:bottom w:type="dxa" w:w="80"/>
-              <w:right w:type="dxa" w:w="120"/>
-            </w:tcMar>
-          </w:tcPr>
-          <w:p>
-            <w:r>
-              <w:rPr>
-                <w:rFonts w:ascii="Arial" w:cs="Arial" w:eastAsia="Arial" w:hAnsi="Arial"/>
-                <w:sz w:val="20"/>
-                <w:szCs w:val="20"/>
-              </w:rPr>
-              <w:t xml:space="preserve">Online Donations (Phase 2)</w:t>
-            </w:r>
-          </w:p>
-        </w:tc>
-        <w:tc>
-          <w:tcPr>
-            <w:tcW w:type="dxa" w:w="2000"/>
-            <w:tcBorders>
-              <w:top w:val="single" w:color="CCCCCC" w:sz="1"/>
-              <w:left w:val="single" w:color="CCCCCC" w:sz="1"/>
-              <w:bottom w:val="single" w:color="CCCCCC" w:sz="1"/>
-              <w:right w:val="single" w:color="CCCCCC" w:sz="1"/>
-            </w:tcBorders>
-            <w:shd w:fill="FFFFFF" w:val="clear"/>
-            <w:tcMar>
-              <w:top w:type="dxa" w:w="80"/>
-              <w:left w:type="dxa" w:w="120"/>
-              <w:bottom w:type="dxa" w:w="80"/>
-              <w:right w:type="dxa" w:w="120"/>
-            </w:tcMar>
-          </w:tcPr>
-          <w:p>
-            <w:r>
-              <w:rPr>
-                <w:rFonts w:ascii="Arial" w:cs="Arial" w:eastAsia="Arial" w:hAnsi="Arial"/>
-                <w:sz w:val="20"/>
-                <w:szCs w:val="20"/>
-              </w:rPr>
-              <w:t xml:space="preserve">Stripe, PayPal, Zeffy</w:t>
-            </w:r>
-          </w:p>
-        </w:tc>
-        <w:tc>
-          <w:tcPr>
-            <w:tcW w:type="dxa" w:w="4960"/>
-            <w:tcBorders>
-              <w:top w:val="single" w:color="CCCCCC" w:sz="1"/>
-              <w:left w:val="single" w:color="CCCCCC" w:sz="1"/>
-              <w:bottom w:val="single" w:color="CCCCCC" w:sz="1"/>
-              <w:right w:val="single" w:color="CCCCCC" w:sz="1"/>
-            </w:tcBorders>
-            <w:shd w:fill="FFFFFF" w:val="clear"/>
-            <w:tcMar>
-              <w:top w:type="dxa" w:w="80"/>
-              <w:left w:type="dxa" w:w="120"/>
-              <w:bottom w:type="dxa" w:w="80"/>
-              <w:right w:type="dxa" w:w="120"/>
-            </w:tcMar>
-          </w:tcPr>
-          <w:p>
-            <w:r>
-              <w:rPr>
-                <w:rFonts w:ascii="Arial" w:cs="Arial" w:eastAsia="Arial" w:hAnsi="Arial"/>
-                <w:sz w:val="20"/>
-                <w:szCs w:val="20"/>
-              </w:rPr>
-              <w:t xml:space="preserve">DEFERRED to Phase 2. Stripe designated (nonprofit donation rate 2.2% + $0.30 applies to charitable gifts). Simple form on website.</w:t>
-            </w:r>
-          </w:p>
-        </w:tc>
-      </w:tr>
-      <w:tr>
-        <w:tc>
-          <w:tcPr>
-            <w:tcW w:type="dxa" w:w="800"/>
-            <w:tcBorders>
-              <w:top w:val="single" w:color="CCCCCC" w:sz="1"/>
-              <w:left w:val="single" w:color="CCCCCC" w:sz="1"/>
-              <w:bottom w:val="single" w:color="CCCCCC" w:sz="1"/>
-              <w:right w:val="single" w:color="CCCCCC" w:sz="1"/>
-            </w:tcBorders>
-            <w:shd w:fill="F2F2F2" w:val="clear"/>
-            <w:tcMar>
-              <w:top w:type="dxa" w:w="80"/>
-              <w:left w:type="dxa" w:w="120"/>
-              <w:bottom w:type="dxa" w:w="80"/>
-              <w:right w:type="dxa" w:w="120"/>
-            </w:tcMar>
-          </w:tcPr>
-          <w:p>
-            <w:r>
-              <w:rPr>
-                <w:rFonts w:ascii="Arial" w:cs="Arial" w:eastAsia="Arial" w:hAnsi="Arial"/>
-                <w:sz w:val="20"/>
-                <w:szCs w:val="20"/>
-              </w:rPr>
-              <w:t xml:space="preserve">D-032</w:t>
-            </w:r>
-          </w:p>
-        </w:tc>
-        <w:tc>
-          <w:tcPr>
-            <w:tcW w:type="dxa" w:w="1600"/>
-            <w:tcBorders>
-              <w:top w:val="single" w:color="CCCCCC" w:sz="1"/>
-              <w:left w:val="single" w:color="CCCCCC" w:sz="1"/>
-              <w:bottom w:val="single" w:color="CCCCCC" w:sz="1"/>
-              <w:right w:val="single" w:color="CCCCCC" w:sz="1"/>
-            </w:tcBorders>
-            <w:shd w:fill="F2F2F2" w:val="clear"/>
-            <w:tcMar>
-              <w:top w:type="dxa" w:w="80"/>
-              <w:left w:type="dxa" w:w="120"/>
-              <w:bottom w:type="dxa" w:w="80"/>
-              <w:right w:type="dxa" w:w="120"/>
-            </w:tcMar>
-          </w:tcPr>
-          <w:p>
-            <w:r>
-              <w:rPr>
-                <w:rFonts w:ascii="Arial" w:cs="Arial" w:eastAsia="Arial" w:hAnsi="Arial"/>
-                <w:sz w:val="20"/>
-                <w:szCs w:val="20"/>
-              </w:rPr>
-              <w:t xml:space="preserve">Document Sharing</w:t>
-            </w:r>
-          </w:p>
-        </w:tc>
-        <w:tc>
-          <w:tcPr>
-            <w:tcW w:type="dxa" w:w="2000"/>
-            <w:tcBorders>
-              <w:top w:val="single" w:color="CCCCCC" w:sz="1"/>
-              <w:left w:val="single" w:color="CCCCCC" w:sz="1"/>
-              <w:bottom w:val="single" w:color="CCCCCC" w:sz="1"/>
-              <w:right w:val="single" w:color="CCCCCC" w:sz="1"/>
-            </w:tcBorders>
-            <w:shd w:fill="F2F2F2" w:val="clear"/>
-            <w:tcMar>
-              <w:top w:type="dxa" w:w="80"/>
-              <w:left w:type="dxa" w:w="120"/>
-              <w:bottom w:type="dxa" w:w="80"/>
-              <w:right w:type="dxa" w:w="120"/>
-            </w:tcMar>
-          </w:tcPr>
-          <w:p>
-            <w:r>
-              <w:rPr>
-                <w:rFonts w:ascii="Arial" w:cs="Arial" w:eastAsia="Arial" w:hAnsi="Arial"/>
-                <w:sz w:val="20"/>
-                <w:szCs w:val="20"/>
-              </w:rPr>
-              <w:t xml:space="preserve">Google Drive, Nextcloud, SharePoint, OneDrive</w:t>
-            </w:r>
-          </w:p>
-        </w:tc>
-        <w:tc>
-          <w:tcPr>
-            <w:tcW w:type="dxa" w:w="4960"/>
-            <w:tcBorders>
-              <w:top w:val="single" w:color="CCCCCC" w:sz="1"/>
-              <w:left w:val="single" w:color="CCCCCC" w:sz="1"/>
-              <w:bottom w:val="single" w:color="CCCCCC" w:sz="1"/>
-              <w:right w:val="single" w:color="CCCCCC" w:sz="1"/>
-            </w:tcBorders>
-            <w:shd w:fill="F2F2F2" w:val="clear"/>
-            <w:tcMar>
-              <w:top w:type="dxa" w:w="80"/>
-              <w:left w:type="dxa" w:w="120"/>
-              <w:bottom w:type="dxa" w:w="80"/>
-              <w:right w:type="dxa" w:w="120"/>
-            </w:tcMar>
-          </w:tcPr>
-          <w:p>
-            <w:r>
-              <w:rPr>
-                <w:rFonts w:ascii="Arial" w:cs="Arial" w:eastAsia="Arial" w:hAnsi="Arial"/>
-                <w:sz w:val="20"/>
-                <w:szCs w:val="20"/>
-              </w:rPr>
-              <w:t xml:space="preserve">Google Drive (Google Workspace for Nonprofits) SELECTED. Already in stack, 100TB shared storage, role-based shared drives, zero additional cost.</w:t>
-            </w:r>
-          </w:p>
-        </w:tc>
-      </w:tr>
-      <w:tr>
-        <w:tc>
-          <w:tcPr>
-            <w:tcW w:type="dxa" w:w="800"/>
-            <w:tcBorders>
-              <w:top w:val="single" w:color="CCCCCC" w:sz="1"/>
-              <w:left w:val="single" w:color="CCCCCC" w:sz="1"/>
-              <w:bottom w:val="single" w:color="CCCCCC" w:sz="1"/>
-              <w:right w:val="single" w:color="CCCCCC" w:sz="1"/>
-            </w:tcBorders>
-            <w:shd w:fill="FFFFFF" w:val="clear"/>
-            <w:tcMar>
-              <w:top w:type="dxa" w:w="80"/>
-              <w:left w:type="dxa" w:w="120"/>
-              <w:bottom w:type="dxa" w:w="80"/>
-              <w:right w:type="dxa" w:w="120"/>
-            </w:tcMar>
-          </w:tcPr>
-          <w:p>
-            <w:r>
-              <w:rPr>
-                <w:rFonts w:ascii="Arial" w:cs="Arial" w:eastAsia="Arial" w:hAnsi="Arial"/>
-                <w:sz w:val="20"/>
-                <w:szCs w:val="20"/>
-              </w:rPr>
-              <w:t xml:space="preserve">D-033</w:t>
-            </w:r>
-          </w:p>
-        </w:tc>
-        <w:tc>
-          <w:tcPr>
-            <w:tcW w:type="dxa" w:w="1600"/>
-            <w:tcBorders>
-              <w:top w:val="single" w:color="CCCCCC" w:sz="1"/>
-              <w:left w:val="single" w:color="CCCCCC" w:sz="1"/>
-              <w:bottom w:val="single" w:color="CCCCCC" w:sz="1"/>
-              <w:right w:val="single" w:color="CCCCCC" w:sz="1"/>
-            </w:tcBorders>
-            <w:shd w:fill="FFFFFF" w:val="clear"/>
-            <w:tcMar>
-              <w:top w:type="dxa" w:w="80"/>
-              <w:left w:type="dxa" w:w="120"/>
-              <w:bottom w:type="dxa" w:w="80"/>
-              <w:right w:type="dxa" w:w="120"/>
-            </w:tcMar>
-          </w:tcPr>
-          <w:p>
-            <w:r>
-              <w:rPr>
-                <w:rFonts w:ascii="Arial" w:cs="Arial" w:eastAsia="Arial" w:hAnsi="Arial"/>
-                <w:sz w:val="20"/>
-                <w:szCs w:val="20"/>
-              </w:rPr>
-              <w:t xml:space="preserve">Reporting Tools</w:t>
-            </w:r>
-          </w:p>
-        </w:tc>
-        <w:tc>
-          <w:tcPr>
-            <w:tcW w:type="dxa" w:w="2000"/>
-            <w:tcBorders>
-              <w:top w:val="single" w:color="CCCCCC" w:sz="1"/>
-              <w:left w:val="single" w:color="CCCCCC" w:sz="1"/>
-              <w:bottom w:val="single" w:color="CCCCCC" w:sz="1"/>
-              <w:right w:val="single" w:color="CCCCCC" w:sz="1"/>
-            </w:tcBorders>
-            <w:shd w:fill="FFFFFF" w:val="clear"/>
-            <w:tcMar>
-              <w:top w:type="dxa" w:w="80"/>
-              <w:left w:type="dxa" w:w="120"/>
-              <w:bottom w:type="dxa" w:w="80"/>
-              <w:right w:type="dxa" w:w="120"/>
-            </w:tcMar>
-          </w:tcPr>
-          <w:p>
-            <w:r>
-              <w:rPr>
-                <w:rFonts w:ascii="Arial" w:cs="Arial" w:eastAsia="Arial" w:hAnsi="Arial"/>
-                <w:sz w:val="20"/>
-                <w:szCs w:val="20"/>
-              </w:rPr>
-              <w:t xml:space="preserve">EspoCRM native, Metabase, Google Looker Studio, Tableau</w:t>
-            </w:r>
-          </w:p>
-        </w:tc>
-        <w:tc>
-          <w:tcPr>
-            <w:tcW w:type="dxa" w:w="4960"/>
-            <w:tcBorders>
-              <w:top w:val="single" w:color="CCCCCC" w:sz="1"/>
-              <w:left w:val="single" w:color="CCCCCC" w:sz="1"/>
-              <w:bottom w:val="single" w:color="CCCCCC" w:sz="1"/>
-              <w:right w:val="single" w:color="CCCCCC" w:sz="1"/>
-            </w:tcBorders>
-            <w:shd w:fill="FFFFFF" w:val="clear"/>
-            <w:tcMar>
-              <w:top w:type="dxa" w:w="80"/>
-              <w:left w:type="dxa" w:w="120"/>
-              <w:bottom w:type="dxa" w:w="80"/>
-              <w:right w:type="dxa" w:w="120"/>
-            </w:tcMar>
-          </w:tcPr>
-          <w:p>
-            <w:r>
-              <w:rPr>
-                <w:rFonts w:ascii="Arial" w:cs="Arial" w:eastAsia="Arial" w:hAnsi="Arial"/>
-                <w:sz w:val="20"/>
-                <w:szCs w:val="20"/>
-              </w:rPr>
-              <w:t xml:space="preserve">EspoCRM native dashboards + Google Workspace (Slides, Docs, Sheets) for Year 1. Metabase (FOSS) designated upgrade path if needed.</w:t>
-            </w:r>
-          </w:p>
-        </w:tc>
-      </w:tr>
-      <w:tr>
-        <w:tc>
-          <w:tcPr>
-            <w:tcW w:type="dxa" w:w="800"/>
-            <w:tcBorders>
-              <w:top w:val="single" w:color="CCCCCC" w:sz="1"/>
-              <w:left w:val="single" w:color="CCCCCC" w:sz="1"/>
-              <w:bottom w:val="single" w:color="CCCCCC" w:sz="1"/>
-              <w:right w:val="single" w:color="CCCCCC" w:sz="1"/>
-            </w:tcBorders>
-            <w:shd w:fill="F2F2F2" w:val="clear"/>
-            <w:tcMar>
-              <w:top w:type="dxa" w:w="80"/>
-              <w:left w:type="dxa" w:w="120"/>
-              <w:bottom w:type="dxa" w:w="80"/>
-              <w:right w:type="dxa" w:w="120"/>
-            </w:tcMar>
-          </w:tcPr>
-          <w:p>
-            <w:r>
-              <w:rPr>
-                <w:rFonts w:ascii="Arial" w:cs="Arial" w:eastAsia="Arial" w:hAnsi="Arial"/>
-                <w:sz w:val="20"/>
-                <w:szCs w:val="20"/>
-              </w:rPr>
-              <w:t xml:space="preserve">D-034</w:t>
-            </w:r>
-          </w:p>
-        </w:tc>
-        <w:tc>
-          <w:tcPr>
-            <w:tcW w:type="dxa" w:w="1600"/>
-            <w:tcBorders>
-              <w:top w:val="single" w:color="CCCCCC" w:sz="1"/>
-              <w:left w:val="single" w:color="CCCCCC" w:sz="1"/>
-              <w:bottom w:val="single" w:color="CCCCCC" w:sz="1"/>
-              <w:right w:val="single" w:color="CCCCCC" w:sz="1"/>
-            </w:tcBorders>
-            <w:shd w:fill="F2F2F2" w:val="clear"/>
-            <w:tcMar>
-              <w:top w:type="dxa" w:w="80"/>
-              <w:left w:type="dxa" w:w="120"/>
-              <w:bottom w:type="dxa" w:w="80"/>
-              <w:right w:type="dxa" w:w="120"/>
-            </w:tcMar>
-          </w:tcPr>
-          <w:p>
-            <w:r>
-              <w:rPr>
-                <w:rFonts w:ascii="Arial" w:cs="Arial" w:eastAsia="Arial" w:hAnsi="Arial"/>
-                <w:sz w:val="20"/>
-                <w:szCs w:val="20"/>
-              </w:rPr>
-              <w:t xml:space="preserve">Data Retention Policy</w:t>
-            </w:r>
-          </w:p>
-        </w:tc>
-        <w:tc>
-          <w:tcPr>
-            <w:tcW w:type="dxa" w:w="2000"/>
-            <w:tcBorders>
-              <w:top w:val="single" w:color="CCCCCC" w:sz="1"/>
-              <w:left w:val="single" w:color="CCCCCC" w:sz="1"/>
-              <w:bottom w:val="single" w:color="CCCCCC" w:sz="1"/>
-              <w:right w:val="single" w:color="CCCCCC" w:sz="1"/>
-            </w:tcBorders>
-            <w:shd w:fill="F2F2F2" w:val="clear"/>
-            <w:tcMar>
-              <w:top w:type="dxa" w:w="80"/>
-              <w:left w:type="dxa" w:w="120"/>
-              <w:bottom w:type="dxa" w:w="80"/>
-              <w:right w:type="dxa" w:w="120"/>
-            </w:tcMar>
-          </w:tcPr>
-          <w:p>
-            <w:r>
-              <w:rPr>
-                <w:rFonts w:ascii="Arial" w:cs="Arial" w:eastAsia="Arial" w:hAnsi="Arial"/>
-                <w:sz w:val="20"/>
-                <w:szCs w:val="20"/>
-              </w:rPr>
-              <w:t xml:space="preserve">Custom periods, standard nonprofit practice</w:t>
-            </w:r>
-          </w:p>
-        </w:tc>
-        <w:tc>
-          <w:tcPr>
-            <w:tcW w:type="dxa" w:w="4960"/>
-            <w:tcBorders>
-              <w:top w:val="single" w:color="CCCCCC" w:sz="1"/>
-              <w:left w:val="single" w:color="CCCCCC" w:sz="1"/>
-              <w:bottom w:val="single" w:color="CCCCCC" w:sz="1"/>
-              <w:right w:val="single" w:color="CCCCCC" w:sz="1"/>
-            </w:tcBorders>
-            <w:shd w:fill="F2F2F2" w:val="clear"/>
-            <w:tcMar>
-              <w:top w:type="dxa" w:w="80"/>
-              <w:left w:type="dxa" w:w="120"/>
-              <w:bottom w:type="dxa" w:w="80"/>
-              <w:right w:type="dxa" w:w="120"/>
-            </w:tcMar>
-          </w:tcPr>
-          <w:p>
-            <w:r>
-              <w:rPr>
-                <w:rFonts w:ascii="Arial" w:cs="Arial" w:eastAsia="Arial" w:hAnsi="Arial"/>
-                <w:sz w:val="20"/>
-                <w:szCs w:val="20"/>
-              </w:rPr>
-              <w:t xml:space="preserve">Standard nonprofit practice SELECTED. Permanent: governance docs, 990s, board minutes. 7 years: financial, grant, donor, client, volunteer records. 3 years: workshop attendance. 2 years: general correspondence. Ohio legal review required before board adoption.</w:t>
-            </w:r>
-          </w:p>
-        </w:tc>
-      </w:tr>
-      <w:tr>
-        <w:tc>
-          <w:tcPr>
-            <w:tcW w:type="dxa" w:w="800"/>
-            <w:tcBorders>
-              <w:top w:val="single" w:color="CCCCCC" w:sz="1"/>
-              <w:left w:val="single" w:color="CCCCCC" w:sz="1"/>
-              <w:bottom w:val="single" w:color="CCCCCC" w:sz="1"/>
-              <w:right w:val="single" w:color="CCCCCC" w:sz="1"/>
-            </w:tcBorders>
-            <w:shd w:fill="FFFFFF" w:val="clear"/>
-            <w:tcMar>
-              <w:top w:type="dxa" w:w="80"/>
-              <w:left w:type="dxa" w:w="120"/>
-              <w:bottom w:type="dxa" w:w="80"/>
-              <w:right w:type="dxa" w:w="120"/>
-            </w:tcMar>
-          </w:tcPr>
-          <w:p>
-            <w:r>
-              <w:rPr>
-                <w:rFonts w:ascii="Arial" w:cs="Arial" w:eastAsia="Arial" w:hAnsi="Arial"/>
-                <w:sz w:val="20"/>
-                <w:szCs w:val="20"/>
-              </w:rPr>
-              <w:t xml:space="preserve">D-035</w:t>
-            </w:r>
-          </w:p>
-        </w:tc>
-        <w:tc>
-          <w:tcPr>
-            <w:tcW w:type="dxa" w:w="1600"/>
-            <w:tcBorders>
-              <w:top w:val="single" w:color="CCCCCC" w:sz="1"/>
-              <w:left w:val="single" w:color="CCCCCC" w:sz="1"/>
-              <w:bottom w:val="single" w:color="CCCCCC" w:sz="1"/>
-              <w:right w:val="single" w:color="CCCCCC" w:sz="1"/>
-            </w:tcBorders>
-            <w:shd w:fill="FFFFFF" w:val="clear"/>
-            <w:tcMar>
-              <w:top w:type="dxa" w:w="80"/>
-              <w:left w:type="dxa" w:w="120"/>
-              <w:bottom w:type="dxa" w:w="80"/>
-              <w:right w:type="dxa" w:w="120"/>
-            </w:tcMar>
-          </w:tcPr>
-          <w:p>
-            <w:r>
-              <w:rPr>
-                <w:rFonts w:ascii="Arial" w:cs="Arial" w:eastAsia="Arial" w:hAnsi="Arial"/>
-                <w:sz w:val="20"/>
-                <w:szCs w:val="20"/>
-              </w:rPr>
-              <w:t xml:space="preserve">Backup Strategy</w:t>
-            </w:r>
-          </w:p>
-        </w:tc>
-        <w:tc>
-          <w:tcPr>
-            <w:tcW w:type="dxa" w:w="2000"/>
-            <w:tcBorders>
-              <w:top w:val="single" w:color="CCCCCC" w:sz="1"/>
-              <w:left w:val="single" w:color="CCCCCC" w:sz="1"/>
-              <w:bottom w:val="single" w:color="CCCCCC" w:sz="1"/>
-              <w:right w:val="single" w:color="CCCCCC" w:sz="1"/>
-            </w:tcBorders>
-            <w:shd w:fill="FFFFFF" w:val="clear"/>
-            <w:tcMar>
-              <w:top w:type="dxa" w:w="80"/>
-              <w:left w:type="dxa" w:w="120"/>
-              <w:bottom w:type="dxa" w:w="80"/>
-              <w:right w:type="dxa" w:w="120"/>
-            </w:tcMar>
-          </w:tcPr>
-          <w:p>
-            <w:r>
-              <w:rPr>
-                <w:rFonts w:ascii="Arial" w:cs="Arial" w:eastAsia="Arial" w:hAnsi="Arial"/>
-                <w:sz w:val="20"/>
-                <w:szCs w:val="20"/>
-              </w:rPr>
-              <w:t xml:space="preserve">AWS snapshots only, offsite backup, third-party backup</w:t>
-            </w:r>
-          </w:p>
-        </w:tc>
-        <w:tc>
-          <w:tcPr>
-            <w:tcW w:type="dxa" w:w="4960"/>
-            <w:tcBorders>
-              <w:top w:val="single" w:color="CCCCCC" w:sz="1"/>
-              <w:left w:val="single" w:color="CCCCCC" w:sz="1"/>
-              <w:bottom w:val="single" w:color="CCCCCC" w:sz="1"/>
-              <w:right w:val="single" w:color="CCCCCC" w:sz="1"/>
-            </w:tcBorders>
-            <w:shd w:fill="FFFFFF" w:val="clear"/>
-            <w:tcMar>
-              <w:top w:type="dxa" w:w="80"/>
-              <w:left w:type="dxa" w:w="120"/>
-              <w:bottom w:type="dxa" w:w="80"/>
-              <w:right w:type="dxa" w:w="120"/>
-            </w:tcMar>
-          </w:tcPr>
-          <w:p>
-            <w:r>
-              <w:rPr>
-                <w:rFonts w:ascii="Arial" w:cs="Arial" w:eastAsia="Arial" w:hAnsi="Arial"/>
-                <w:sz w:val="20"/>
-                <w:szCs w:val="20"/>
-              </w:rPr>
-              <w:t xml:space="preserve">AWS daily snapshots (30-day retention) + monthly offsite export to separate AWS region + S3 versioning. RTO: 24 hours. RPO: 24 hours. Annual restoration test.</w:t>
-            </w:r>
-          </w:p>
-        </w:tc>
-      </w:tr>
-      <w:tr>
-        <w:tc>
-          <w:tcPr>
-            <w:tcW w:type="dxa" w:w="800"/>
-            <w:tcBorders>
-              <w:top w:val="single" w:color="CCCCCC" w:sz="1"/>
-              <w:left w:val="single" w:color="CCCCCC" w:sz="1"/>
-              <w:bottom w:val="single" w:color="CCCCCC" w:sz="1"/>
-              <w:right w:val="single" w:color="CCCCCC" w:sz="1"/>
-            </w:tcBorders>
-            <w:shd w:fill="F2F2F2" w:val="clear"/>
-            <w:tcMar>
-              <w:top w:type="dxa" w:w="80"/>
-              <w:left w:type="dxa" w:w="120"/>
-              <w:bottom w:type="dxa" w:w="80"/>
-              <w:right w:type="dxa" w:w="120"/>
-            </w:tcMar>
-          </w:tcPr>
-          <w:p>
-            <w:r>
-              <w:rPr>
-                <w:rFonts w:ascii="Arial" w:cs="Arial" w:eastAsia="Arial" w:hAnsi="Arial"/>
-                <w:sz w:val="20"/>
-                <w:szCs w:val="20"/>
-              </w:rPr>
-              <w:t xml:space="preserve">D-036</w:t>
-            </w:r>
-          </w:p>
-        </w:tc>
-        <w:tc>
-          <w:tcPr>
-            <w:tcW w:type="dxa" w:w="1600"/>
-            <w:tcBorders>
-              <w:top w:val="single" w:color="CCCCCC" w:sz="1"/>
-              <w:left w:val="single" w:color="CCCCCC" w:sz="1"/>
-              <w:bottom w:val="single" w:color="CCCCCC" w:sz="1"/>
-              <w:right w:val="single" w:color="CCCCCC" w:sz="1"/>
-            </w:tcBorders>
-            <w:shd w:fill="F2F2F2" w:val="clear"/>
-            <w:tcMar>
-              <w:top w:type="dxa" w:w="80"/>
-              <w:left w:type="dxa" w:w="120"/>
-              <w:bottom w:type="dxa" w:w="80"/>
-              <w:right w:type="dxa" w:w="120"/>
-            </w:tcMar>
-          </w:tcPr>
-          <w:p>
-            <w:r>
-              <w:rPr>
-                <w:rFonts w:ascii="Arial" w:cs="Arial" w:eastAsia="Arial" w:hAnsi="Arial"/>
-                <w:sz w:val="20"/>
-                <w:szCs w:val="20"/>
-              </w:rPr>
-              <w:t xml:space="preserve">Offboarding Process</w:t>
-            </w:r>
-          </w:p>
-        </w:tc>
-        <w:tc>
-          <w:tcPr>
-            <w:tcW w:type="dxa" w:w="2000"/>
-            <w:tcBorders>
-              <w:top w:val="single" w:color="CCCCCC" w:sz="1"/>
-              <w:left w:val="single" w:color="CCCCCC" w:sz="1"/>
-              <w:bottom w:val="single" w:color="CCCCCC" w:sz="1"/>
-              <w:right w:val="single" w:color="CCCCCC" w:sz="1"/>
-            </w:tcBorders>
-            <w:shd w:fill="F2F2F2" w:val="clear"/>
-            <w:tcMar>
-              <w:top w:type="dxa" w:w="80"/>
-              <w:left w:type="dxa" w:w="120"/>
-              <w:bottom w:type="dxa" w:w="80"/>
-              <w:right w:type="dxa" w:w="120"/>
-            </w:tcMar>
-          </w:tcPr>
-          <w:p>
-            <w:r>
-              <w:rPr>
-                <w:rFonts w:ascii="Arial" w:cs="Arial" w:eastAsia="Arial" w:hAnsi="Arial"/>
-                <w:sz w:val="20"/>
-                <w:szCs w:val="20"/>
-              </w:rPr>
-              <w:t xml:space="preserve">Manual ad hoc, formal checklist, automated</w:t>
-            </w:r>
-          </w:p>
-        </w:tc>
-        <w:tc>
-          <w:tcPr>
-            <w:tcW w:type="dxa" w:w="4960"/>
-            <w:tcBorders>
-              <w:top w:val="single" w:color="CCCCCC" w:sz="1"/>
-              <w:left w:val="single" w:color="CCCCCC" w:sz="1"/>
-              <w:bottom w:val="single" w:color="CCCCCC" w:sz="1"/>
-              <w:right w:val="single" w:color="CCCCCC" w:sz="1"/>
-            </w:tcBorders>
-            <w:shd w:fill="F2F2F2" w:val="clear"/>
-            <w:tcMar>
-              <w:top w:type="dxa" w:w="80"/>
-              <w:left w:type="dxa" w:w="120"/>
-              <w:bottom w:type="dxa" w:w="80"/>
-              <w:right w:type="dxa" w:w="120"/>
-            </w:tcMar>
-          </w:tcPr>
-          <w:p>
-            <w:r>
-              <w:rPr>
-                <w:rFonts w:ascii="Arial" w:cs="Arial" w:eastAsia="Arial" w:hAnsi="Arial"/>
-                <w:sz w:val="20"/>
-                <w:szCs w:val="20"/>
-              </w:rPr>
-              <w:t xml:space="preserve">Mandatory 24-hour offboarding checklist covering all systems. Stored in Google Drive. Board president notified for involuntary departures.</w:t>
-            </w:r>
-          </w:p>
-        </w:tc>
-      </w:tr>
-      <w:tr>
-        <w:tc>
-          <w:tcPr>
-            <w:tcW w:type="dxa" w:w="800"/>
-            <w:tcBorders>
-              <w:top w:val="single" w:color="CCCCCC" w:sz="1"/>
-              <w:left w:val="single" w:color="CCCCCC" w:sz="1"/>
-              <w:bottom w:val="single" w:color="CCCCCC" w:sz="1"/>
-              <w:right w:val="single" w:color="CCCCCC" w:sz="1"/>
-            </w:tcBorders>
-            <w:shd w:fill="FFFFFF" w:val="clear"/>
-            <w:tcMar>
-              <w:top w:type="dxa" w:w="80"/>
-              <w:left w:type="dxa" w:w="120"/>
-              <w:bottom w:type="dxa" w:w="80"/>
-              <w:right w:type="dxa" w:w="120"/>
-            </w:tcMar>
-          </w:tcPr>
-          <w:p>
-            <w:r>
-              <w:rPr>
-                <w:rFonts w:ascii="Arial" w:cs="Arial" w:eastAsia="Arial" w:hAnsi="Arial"/>
-                <w:sz w:val="20"/>
-                <w:szCs w:val="20"/>
-              </w:rPr>
-              <w:t xml:space="preserve">D-037</w:t>
-            </w:r>
-          </w:p>
-        </w:tc>
-        <w:tc>
-          <w:tcPr>
-            <w:tcW w:type="dxa" w:w="1600"/>
-            <w:tcBorders>
-              <w:top w:val="single" w:color="CCCCCC" w:sz="1"/>
-              <w:left w:val="single" w:color="CCCCCC" w:sz="1"/>
-              <w:bottom w:val="single" w:color="CCCCCC" w:sz="1"/>
-              <w:right w:val="single" w:color="CCCCCC" w:sz="1"/>
-            </w:tcBorders>
-            <w:shd w:fill="FFFFFF" w:val="clear"/>
-            <w:tcMar>
-              <w:top w:type="dxa" w:w="80"/>
-              <w:left w:type="dxa" w:w="120"/>
-              <w:bottom w:type="dxa" w:w="80"/>
-              <w:right w:type="dxa" w:w="120"/>
-            </w:tcMar>
-          </w:tcPr>
-          <w:p>
-            <w:r>
-              <w:rPr>
-                <w:rFonts w:ascii="Arial" w:cs="Arial" w:eastAsia="Arial" w:hAnsi="Arial"/>
-                <w:sz w:val="20"/>
-                <w:szCs w:val="20"/>
-              </w:rPr>
-              <w:t xml:space="preserve">Incident Response</w:t>
-            </w:r>
-          </w:p>
-        </w:tc>
-        <w:tc>
-          <w:tcPr>
-            <w:tcW w:type="dxa" w:w="2000"/>
-            <w:tcBorders>
-              <w:top w:val="single" w:color="CCCCCC" w:sz="1"/>
-              <w:left w:val="single" w:color="CCCCCC" w:sz="1"/>
-              <w:bottom w:val="single" w:color="CCCCCC" w:sz="1"/>
-              <w:right w:val="single" w:color="CCCCCC" w:sz="1"/>
-            </w:tcBorders>
-            <w:shd w:fill="FFFFFF" w:val="clear"/>
-            <w:tcMar>
-              <w:top w:type="dxa" w:w="80"/>
-              <w:left w:type="dxa" w:w="120"/>
-              <w:bottom w:type="dxa" w:w="80"/>
-              <w:right w:type="dxa" w:w="120"/>
-            </w:tcMar>
-          </w:tcPr>
-          <w:p>
-            <w:r>
-              <w:rPr>
-                <w:rFonts w:ascii="Arial" w:cs="Arial" w:eastAsia="Arial" w:hAnsi="Arial"/>
-                <w:sz w:val="20"/>
-                <w:szCs w:val="20"/>
-              </w:rPr>
-              <w:t xml:space="preserve">Ad hoc, formal documented process</w:t>
-            </w:r>
-          </w:p>
-        </w:tc>
-        <w:tc>
-          <w:tcPr>
-            <w:tcW w:type="dxa" w:w="4960"/>
-            <w:tcBorders>
-              <w:top w:val="single" w:color="CCCCCC" w:sz="1"/>
-              <w:left w:val="single" w:color="CCCCCC" w:sz="1"/>
-              <w:bottom w:val="single" w:color="CCCCCC" w:sz="1"/>
-              <w:right w:val="single" w:color="CCCCCC" w:sz="1"/>
-            </w:tcBorders>
-            <w:shd w:fill="FFFFFF" w:val="clear"/>
-            <w:tcMar>
-              <w:top w:type="dxa" w:w="80"/>
-              <w:left w:type="dxa" w:w="120"/>
-              <w:bottom w:type="dxa" w:w="80"/>
-              <w:right w:type="dxa" w:w="120"/>
-            </w:tcMar>
-          </w:tcPr>
-          <w:p>
-            <w:r>
-              <w:rPr>
-                <w:rFonts w:ascii="Arial" w:cs="Arial" w:eastAsia="Arial" w:hAnsi="Arial"/>
-                <w:sz w:val="20"/>
-                <w:szCs w:val="20"/>
-              </w:rPr>
-              <w:t xml:space="preserve">6-step process: Detect → Contain → Assess → Notify → Remediate → Review. Ohio 45-day breach notification law applies. Legal counsel engaged for client data breaches.</w:t>
+              <w:t xml:space="preserve">Jitsi Meet (self-hosted on AWS) SELECTED for internal meetings. Fully FOSS. No time limits. No per-seat costs. No participant caps. Internal audience can be coached to use it. Solves group meeting duration concern without cost.</w:t>
             </w:r>
           </w:p>
         </w:tc>
@@ -4585,7 +2369,7 @@
                 <w:sz w:val="20"/>
                 <w:szCs w:val="20"/>
               </w:rPr>
-              <w:t xml:space="preserve">Bulk Email Tool</w:t>
+              <w:t xml:space="preserve">Online Learning Platform</w:t>
             </w:r>
           </w:p>
         </w:tc>
@@ -4613,7 +2397,7 @@
                 <w:sz w:val="20"/>
                 <w:szCs w:val="20"/>
               </w:rPr>
-              <w:t xml:space="preserve">Deferred — evaluate EspoCRM native capability first; Mautic as upgrade path</w:t>
+              <w:t xml:space="preserve">Pending — Section 8 conversation pending</w:t>
             </w:r>
           </w:p>
         </w:tc>
@@ -4643,7 +2427,7 @@
                 <w:sz w:val="20"/>
                 <w:szCs w:val="20"/>
               </w:rPr>
-              <w:t xml:space="preserve">Email Platform (Final)</w:t>
+              <w:t xml:space="preserve">Volunteer Coordination Tools</w:t>
             </w:r>
           </w:p>
         </w:tc>
@@ -4671,7 +2455,7 @@
                 <w:sz w:val="20"/>
                 <w:szCs w:val="20"/>
               </w:rPr>
-              <w:t xml:space="preserve">Provisional Google Workspace — pending CRM communication capability assessment</w:t>
+              <w:t xml:space="preserve">Largely resolved by EspoCRM — confirm in section conversation</w:t>
             </w:r>
           </w:p>
         </w:tc>
@@ -4701,7 +2485,7 @@
                 <w:sz w:val="20"/>
                 <w:szCs w:val="20"/>
               </w:rPr>
-              <w:t xml:space="preserve">Google Meet Group Time Limit</w:t>
+              <w:t xml:space="preserve">Donor Management</w:t>
             </w:r>
           </w:p>
         </w:tc>
@@ -4729,7 +2513,7 @@
                 <w:sz w:val="20"/>
                 <w:szCs w:val="20"/>
               </w:rPr>
-              <w:t xml:space="preserve">Action required — verify free nonprofit tier removes 60-min group meeting limit</w:t>
+              <w:t xml:space="preserve">Evaluate EspoCRM native capability first</w:t>
             </w:r>
           </w:p>
         </w:tc>
@@ -4759,7 +2543,7 @@
                 <w:sz w:val="20"/>
                 <w:szCs w:val="20"/>
               </w:rPr>
-              <w:t xml:space="preserve">Dues Amount</w:t>
+              <w:t xml:space="preserve">Document &amp; Resource Sharing</w:t>
             </w:r>
           </w:p>
         </w:tc>
@@ -4787,7 +2571,7 @@
                 <w:sz w:val="20"/>
                 <w:szCs w:val="20"/>
               </w:rPr>
-              <w:t xml:space="preserve">Open — board to determine annual dues level before system configuration</w:t>
+              <w:t xml:space="preserve">Pending — evaluate Google Drive vs FOSS alternatives</w:t>
             </w:r>
           </w:p>
         </w:tc>
@@ -4817,7 +2601,7 @@
                 <w:sz w:val="20"/>
                 <w:szCs w:val="20"/>
               </w:rPr>
-              <w:t xml:space="preserve">Ohio Legal Review — Retention Policy</w:t>
+              <w:t xml:space="preserve">Reporting &amp; Analytics</w:t>
             </w:r>
           </w:p>
         </w:tc>
@@ -4845,7 +2629,7 @@
                 <w:sz w:val="20"/>
                 <w:szCs w:val="20"/>
               </w:rPr>
-              <w:t xml:space="preserve">Action required — verify retention schedule against Ohio state law before board adoption</w:t>
+              <w:t xml:space="preserve">Largely resolved by EspoCRM — confirm dashboards adequate</w:t>
             </w:r>
           </w:p>
         </w:tc>
@@ -4875,7 +2659,7 @@
                 <w:sz w:val="20"/>
                 <w:szCs w:val="20"/>
               </w:rPr>
-              <w:t xml:space="preserve">Privacy Policy (Public)</w:t>
+              <w:t xml:space="preserve">Email Platform (Final)</w:t>
             </w:r>
           </w:p>
         </w:tc>
@@ -4903,7 +2687,7 @@
                 <w:sz w:val="20"/>
                 <w:szCs w:val="20"/>
               </w:rPr>
-              <w:t xml:space="preserve">Open — draft required before website launch</w:t>
+              <w:t xml:space="preserve">Provisional — pending CRM communication capability assessment</w:t>
             </w:r>
           </w:p>
         </w:tc>
@@ -4933,7 +2717,7 @@
                 <w:sz w:val="20"/>
                 <w:szCs w:val="20"/>
               </w:rPr>
-              <w:t xml:space="preserve">Online Donations</w:t>
+              <w:t xml:space="preserve">Google Meet Group Limit Verification</w:t>
             </w:r>
           </w:p>
         </w:tc>
@@ -4961,7 +2745,7 @@
                 <w:sz w:val="20"/>
                 <w:szCs w:val="20"/>
               </w:rPr>
-              <w:t xml:space="preserve">Deferred to Phase 2 — Stripe designated</w:t>
+              <w:t xml:space="preserve">Action required — verify free nonprofit tier removes 60-min group limit</w:t>
             </w:r>
           </w:p>
         </w:tc>
@@ -4991,7 +2775,7 @@
                 <w:sz w:val="20"/>
                 <w:szCs w:val="20"/>
               </w:rPr>
-              <w:t xml:space="preserve">Phase 2: Automated Mentor Matching</w:t>
+              <w:t xml:space="preserve">Dues Payment Processing</w:t>
             </w:r>
           </w:p>
         </w:tc>
@@ -5019,7 +2803,7 @@
                 <w:sz w:val="20"/>
                 <w:szCs w:val="20"/>
               </w:rPr>
-              <w:t xml:space="preserve">Planned — data model designed from day one</w:t>
+              <w:t xml:space="preserve">Open — PCI-compliant payment integration needed</w:t>
             </w:r>
           </w:p>
         </w:tc>
@@ -5049,7 +2833,7 @@
                 <w:sz w:val="20"/>
                 <w:szCs w:val="20"/>
               </w:rPr>
-              <w:t xml:space="preserve">Phase 2: Digital Event Check-in</w:t>
+              <w:t xml:space="preserve">Backup &amp; Recovery Strategy</w:t>
             </w:r>
           </w:p>
         </w:tc>
@@ -5077,123 +2861,7 @@
                 <w:sz w:val="20"/>
                 <w:szCs w:val="20"/>
               </w:rPr>
-              <w:t xml:space="preserve">Planned — QR/tablet check-in for in-person workshops</w:t>
-            </w:r>
-          </w:p>
-        </w:tc>
-      </w:tr>
-      <w:tr>
-        <w:tc>
-          <w:tcPr>
-            <w:tcW w:type="dxa" w:w="3500"/>
-            <w:tcBorders>
-              <w:top w:val="single" w:color="CCCCCC" w:sz="1"/>
-              <w:left w:val="single" w:color="CCCCCC" w:sz="1"/>
-              <w:bottom w:val="single" w:color="CCCCCC" w:sz="1"/>
-              <w:right w:val="single" w:color="CCCCCC" w:sz="1"/>
-            </w:tcBorders>
-            <w:shd w:fill="F2F2F2" w:val="clear"/>
-            <w:tcMar>
-              <w:top w:type="dxa" w:w="80"/>
-              <w:left w:type="dxa" w:w="120"/>
-              <w:bottom w:type="dxa" w:w="80"/>
-              <w:right w:type="dxa" w:w="120"/>
-            </w:tcMar>
-          </w:tcPr>
-          <w:p>
-            <w:r>
-              <w:rPr>
-                <w:rFonts w:ascii="Arial" w:cs="Arial" w:eastAsia="Arial" w:hAnsi="Arial"/>
-                <w:sz w:val="20"/>
-                <w:szCs w:val="20"/>
-              </w:rPr>
-              <w:t xml:space="preserve">Phase 2: Metabase Reporting</w:t>
-            </w:r>
-          </w:p>
-        </w:tc>
-        <w:tc>
-          <w:tcPr>
-            <w:tcW w:type="dxa" w:w="5860"/>
-            <w:tcBorders>
-              <w:top w:val="single" w:color="CCCCCC" w:sz="1"/>
-              <w:left w:val="single" w:color="CCCCCC" w:sz="1"/>
-              <w:bottom w:val="single" w:color="CCCCCC" w:sz="1"/>
-              <w:right w:val="single" w:color="CCCCCC" w:sz="1"/>
-            </w:tcBorders>
-            <w:shd w:fill="F2F2F2" w:val="clear"/>
-            <w:tcMar>
-              <w:top w:type="dxa" w:w="80"/>
-              <w:left w:type="dxa" w:w="120"/>
-              <w:bottom w:type="dxa" w:w="80"/>
-              <w:right w:type="dxa" w:w="120"/>
-            </w:tcMar>
-          </w:tcPr>
-          <w:p>
-            <w:r>
-              <w:rPr>
-                <w:rFonts w:ascii="Arial" w:cs="Arial" w:eastAsia="Arial" w:hAnsi="Arial"/>
-                <w:sz w:val="20"/>
-                <w:szCs w:val="20"/>
-              </w:rPr>
-              <w:t xml:space="preserve">Revisit trigger — if funder reporting exceeds EspoCRM native capability</w:t>
-            </w:r>
-          </w:p>
-        </w:tc>
-      </w:tr>
-      <w:tr>
-        <w:tc>
-          <w:tcPr>
-            <w:tcW w:type="dxa" w:w="3500"/>
-            <w:tcBorders>
-              <w:top w:val="single" w:color="CCCCCC" w:sz="1"/>
-              <w:left w:val="single" w:color="CCCCCC" w:sz="1"/>
-              <w:bottom w:val="single" w:color="CCCCCC" w:sz="1"/>
-              <w:right w:val="single" w:color="CCCCCC" w:sz="1"/>
-            </w:tcBorders>
-            <w:shd w:fill="FFFFFF" w:val="clear"/>
-            <w:tcMar>
-              <w:top w:type="dxa" w:w="80"/>
-              <w:left w:type="dxa" w:w="120"/>
-              <w:bottom w:type="dxa" w:w="80"/>
-              <w:right w:type="dxa" w:w="120"/>
-            </w:tcMar>
-          </w:tcPr>
-          <w:p>
-            <w:r>
-              <w:rPr>
-                <w:rFonts w:ascii="Arial" w:cs="Arial" w:eastAsia="Arial" w:hAnsi="Arial"/>
-                <w:sz w:val="20"/>
-                <w:szCs w:val="20"/>
-              </w:rPr>
-              <w:t xml:space="preserve">Section 14: Implementation Roadmap</w:t>
-            </w:r>
-          </w:p>
-        </w:tc>
-        <w:tc>
-          <w:tcPr>
-            <w:tcW w:type="dxa" w:w="5860"/>
-            <w:tcBorders>
-              <w:top w:val="single" w:color="CCCCCC" w:sz="1"/>
-              <w:left w:val="single" w:color="CCCCCC" w:sz="1"/>
-              <w:bottom w:val="single" w:color="CCCCCC" w:sz="1"/>
-              <w:right w:val="single" w:color="CCCCCC" w:sz="1"/>
-            </w:tcBorders>
-            <w:shd w:fill="FFFFFF" w:val="clear"/>
-            <w:tcMar>
-              <w:top w:type="dxa" w:w="80"/>
-              <w:left w:type="dxa" w:w="120"/>
-              <w:bottom w:type="dxa" w:w="80"/>
-              <w:right w:type="dxa" w:w="120"/>
-            </w:tcMar>
-          </w:tcPr>
-          <w:p>
-            <w:r>
-              <w:rPr>
-                <w:rFonts w:ascii="Arial" w:cs="Arial" w:eastAsia="Arial" w:hAnsi="Arial"/>
-                <w:sz w:val="20"/>
-                <w:szCs w:val="20"/>
-              </w:rPr>
-              <w:t xml:space="preserve">Pending — next planning session</w:t>
+              <w:t xml:space="preserve">Open — self-hosted EspoCRM and Jitsi on AWS</w:t>
             </w:r>
           </w:p>
         </w:tc>
@@ -5482,6 +3150,12 @@
       <w:startOverride w:val="1"/>
     </w:lvlOverride>
   </w:num>
+  <w:num w:numId="2">
+    <w:abstractNumId w:val="2"/>
+    <w:lvlOverride w:ilvl="0">
+      <w:startOverride w:val="1"/>
+    </w:lvlOverride>
+  </w:num>
 </w:numbering>
 </file>
 

--- a/PRDs/CBM-Decisions-Log.docx
+++ b/PRDs/CBM-Decisions-Log.docx
@@ -46,7 +46,7 @@
           <w:sz w:val="22"/>
           <w:szCs w:val="22"/>
         </w:rPr>
-        <w:t xml:space="preserve">Version 0.4  |  Living Document  |  March 15, 2026 at 03:25 PM UTC</w:t>
+        <w:t xml:space="preserve">Version 0.4  |  Living Document  |  March 15, 2026 at 03:54 PM UTC</w:t>
       </w:r>
     </w:p>
     <w:p>
